--- a/public/assets/files/niestacjonarne/ANG1-3.docx
+++ b/public/assets/files/niestacjonarne/ANG1-3.docx
@@ -522,6 +522,7 @@
                 <w:i w:val="0"/>
                 <w:sz w:val="22"/>
               </w:rPr>
+              <w:t>I</w:t>
             </w:r>
           </w:p>
         </w:tc>
@@ -559,6 +560,7 @@
                 <w:i w:val="0"/>
                 <w:sz w:val="22"/>
               </w:rPr>
+              <w:t>obligatoryjny</w:t>
             </w:r>
           </w:p>
         </w:tc>

--- a/public/assets/files/niestacjonarne/ANG1-3.docx
+++ b/public/assets/files/niestacjonarne/ANG1-3.docx
@@ -679,12 +679,22 @@
         <w:tblW w:w="5000" w:type="pct"/>
       </w:tblPr>
       <w:tblGrid>
-        <w:gridCol w:w="9972"/>
+        <w:gridCol w:w="997"/>
+        <w:gridCol w:w="997"/>
+        <w:gridCol w:w="997"/>
+        <w:gridCol w:w="997"/>
+        <w:gridCol w:w="997"/>
+        <w:gridCol w:w="997"/>
+        <w:gridCol w:w="997"/>
+        <w:gridCol w:w="997"/>
+        <w:gridCol w:w="997"/>
+        <w:gridCol w:w="997"/>
       </w:tblGrid>
       <w:tr>
         <w:tc>
           <w:tcPr>
-            <w:tcW w:type="dxa" w:w="9972"/>
+            <w:tcW w:type="dxa" w:w="9970"/>
+            <w:gridSpan w:val="10"/>
             <w:shd w:val="clear" w:color="auto" w:fill="D9D9D9"/>
           </w:tcPr>
           <w:p>
@@ -699,109 +709,6 @@
                 <w:sz w:val="22"/>
               </w:rPr>
               <w:t>9.  Formy zajęć, sposób ich realizacji i przypisana im liczba godzin:</w:t>
-            </w:r>
-          </w:p>
-        </w:tc>
-      </w:tr>
-    </w:tbl>
-    <w:tbl>
-      <w:tblPr>
-        <w:tblW w:type="auto" w:w="0"/>
-        <w:tblLook w:firstColumn="1" w:firstRow="1" w:lastColumn="0" w:lastRow="0" w:noHBand="0" w:noVBand="1" w:val="04A0"/>
-        <w:tblBorders>
-          <w:top w:val="single" w:sz="4" w:space="0" w:color="000000"/>
-          <w:left w:val="single" w:sz="4" w:space="0" w:color="000000"/>
-          <w:bottom w:val="single" w:sz="4" w:space="0" w:color="000000"/>
-          <w:right w:val="single" w:sz="4" w:space="0" w:color="000000"/>
-          <w:insideH w:val="single" w:sz="4" w:space="0" w:color="000000"/>
-          <w:insideV w:val="single" w:sz="4" w:space="0" w:color="000000"/>
-        </w:tblBorders>
-        <w:tblW w:w="5000" w:type="pct"/>
-      </w:tblPr>
-      <w:tblGrid>
-        <w:gridCol w:w="2493"/>
-        <w:gridCol w:w="2493"/>
-        <w:gridCol w:w="2493"/>
-        <w:gridCol w:w="2493"/>
-      </w:tblGrid>
-      <w:tr>
-        <w:tc>
-          <w:tcPr>
-            <w:tcW w:type="dxa" w:w="2493"/>
-            <w:shd w:val="clear" w:color="auto" w:fill="D9D9D9"/>
-          </w:tcPr>
-          <w:p>
-            <w:pPr>
-              <w:spacing w:before="20" w:after="20"/>
-            </w:pPr>
-            <w:r>
-              <w:rPr>
-                <w:rFonts w:ascii="Aptos" w:hAnsi="Aptos"/>
-                <w:b/>
-                <w:i w:val="0"/>
-                <w:sz w:val="16"/>
-              </w:rPr>
-              <w:t>wykład</w:t>
-            </w:r>
-          </w:p>
-        </w:tc>
-        <w:tc>
-          <w:tcPr>
-            <w:tcW w:type="dxa" w:w="2493"/>
-            <w:shd w:val="clear" w:color="auto" w:fill="D9D9D9"/>
-          </w:tcPr>
-          <w:p>
-            <w:pPr>
-              <w:spacing w:before="20" w:after="20"/>
-            </w:pPr>
-            <w:r>
-              <w:rPr>
-                <w:rFonts w:ascii="Aptos" w:hAnsi="Aptos"/>
-                <w:b/>
-                <w:i w:val="0"/>
-                <w:sz w:val="16"/>
-              </w:rPr>
-              <w:t>ćwiczenia/laboratorium/pracownia</w:t>
-            </w:r>
-          </w:p>
-        </w:tc>
-        <w:tc>
-          <w:tcPr>
-            <w:tcW w:type="dxa" w:w="2493"/>
-            <w:shd w:val="clear" w:color="auto" w:fill="D9D9D9"/>
-          </w:tcPr>
-          <w:p>
-            <w:pPr>
-              <w:spacing w:before="20" w:after="20"/>
-            </w:pPr>
-            <w:r>
-              <w:rPr>
-                <w:rFonts w:ascii="Aptos" w:hAnsi="Aptos"/>
-                <w:b/>
-                <w:i w:val="0"/>
-                <w:sz w:val="16"/>
-              </w:rPr>
-              <w:t>wykład internetowo</w:t>
-            </w:r>
-          </w:p>
-        </w:tc>
-        <w:tc>
-          <w:tcPr>
-            <w:tcW w:type="dxa" w:w="2493"/>
-            <w:shd w:val="clear" w:color="auto" w:fill="D9D9D9"/>
-          </w:tcPr>
-          <w:p>
-            <w:pPr>
-              <w:spacing w:before="20" w:after="20"/>
-            </w:pPr>
-            <w:r>
-              <w:rPr>
-                <w:rFonts w:ascii="Aptos" w:hAnsi="Aptos"/>
-                <w:b/>
-                <w:i w:val="0"/>
-                <w:sz w:val="16"/>
-              </w:rPr>
-              <w:t>ćw./lab./prac. internetowo</w:t>
             </w:r>
           </w:p>
         </w:tc>
@@ -809,7 +716,9 @@
       <w:tr>
         <w:tc>
           <w:tcPr>
-            <w:tcW w:type="dxa" w:w="2493"/>
+            <w:tcW w:type="dxa" w:w="9970"/>
+            <w:gridSpan w:val="10"/>
+            <w:shd w:val="clear" w:color="auto" w:fill="D9D9D9"/>
           </w:tcPr>
           <w:p>
             <w:pPr>
@@ -820,148 +729,9 @@
                 <w:rFonts w:ascii="Aptos" w:hAnsi="Aptos"/>
                 <w:b w:val="0"/>
                 <w:i w:val="0"/>
-                <w:sz w:val="22"/>
-              </w:rPr>
-              <w:t>—</w:t>
-            </w:r>
-          </w:p>
-        </w:tc>
-        <w:tc>
-          <w:tcPr>
-            <w:tcW w:type="dxa" w:w="2493"/>
-          </w:tcPr>
-          <w:p>
-            <w:pPr>
-              <w:spacing w:before="20" w:after="20"/>
-            </w:pPr>
-            <w:r>
-              <w:rPr>
-                <w:rFonts w:ascii="Aptos" w:hAnsi="Aptos"/>
-                <w:b w:val="0"/>
-                <w:i w:val="0"/>
-                <w:sz w:val="22"/>
-              </w:rPr>
-              <w:t>16</w:t>
-            </w:r>
-          </w:p>
-        </w:tc>
-        <w:tc>
-          <w:tcPr>
-            <w:tcW w:type="dxa" w:w="2493"/>
-          </w:tcPr>
-          <w:p>
-            <w:pPr>
-              <w:spacing w:before="20" w:after="20"/>
-            </w:pPr>
-            <w:r>
-              <w:rPr>
-                <w:rFonts w:ascii="Aptos" w:hAnsi="Aptos"/>
-                <w:b w:val="0"/>
-                <w:i w:val="0"/>
-                <w:sz w:val="22"/>
-              </w:rPr>
-              <w:t>—</w:t>
-            </w:r>
-          </w:p>
-        </w:tc>
-        <w:tc>
-          <w:tcPr>
-            <w:tcW w:type="dxa" w:w="2493"/>
-          </w:tcPr>
-          <w:p>
-            <w:pPr>
-              <w:spacing w:before="20" w:after="20"/>
-            </w:pPr>
-            <w:r>
-              <w:rPr>
-                <w:rFonts w:ascii="Aptos" w:hAnsi="Aptos"/>
-                <w:b w:val="0"/>
-                <w:i w:val="0"/>
-                <w:sz w:val="22"/>
-              </w:rPr>
-              <w:t>—</w:t>
-            </w:r>
-          </w:p>
-        </w:tc>
-      </w:tr>
-    </w:tbl>
-    <w:tbl>
-      <w:tblPr>
-        <w:tblW w:type="auto" w:w="0"/>
-        <w:tblLook w:firstColumn="1" w:firstRow="1" w:lastColumn="0" w:lastRow="0" w:noHBand="0" w:noVBand="1" w:val="04A0"/>
-        <w:tblBorders>
-          <w:top w:val="single" w:sz="4" w:space="0" w:color="000000"/>
-          <w:left w:val="single" w:sz="4" w:space="0" w:color="000000"/>
-          <w:bottom w:val="single" w:sz="4" w:space="0" w:color="000000"/>
-          <w:right w:val="single" w:sz="4" w:space="0" w:color="000000"/>
-          <w:insideH w:val="single" w:sz="4" w:space="0" w:color="000000"/>
-          <w:insideV w:val="single" w:sz="4" w:space="0" w:color="000000"/>
-        </w:tblBorders>
-        <w:tblW w:w="5000" w:type="pct"/>
-      </w:tblPr>
-      <w:tblGrid>
-        <w:gridCol w:w="3324"/>
-        <w:gridCol w:w="3324"/>
-        <w:gridCol w:w="3324"/>
-      </w:tblGrid>
-      <w:tr>
-        <w:tc>
-          <w:tcPr>
-            <w:tcW w:type="dxa" w:w="3324"/>
-            <w:shd w:val="clear" w:color="auto" w:fill="D9D9D9"/>
-          </w:tcPr>
-          <w:p>
-            <w:pPr>
-              <w:spacing w:before="20" w:after="20"/>
-            </w:pPr>
-            <w:r>
-              <w:rPr>
-                <w:rFonts w:ascii="Aptos" w:hAnsi="Aptos"/>
-                <w:b/>
-                <w:i w:val="0"/>
                 <w:sz w:val="16"/>
               </w:rPr>
-              <w:t>Rodzaj nakładu pracy:</w:t>
-            </w:r>
-          </w:p>
-        </w:tc>
-        <w:tc>
-          <w:tcPr>
-            <w:tcW w:type="dxa" w:w="3324"/>
-            <w:shd w:val="clear" w:color="auto" w:fill="D9D9D9"/>
-          </w:tcPr>
-          <w:p>
-            <w:pPr>
-              <w:spacing w:before="20" w:after="20"/>
-            </w:pPr>
-            <w:r>
-              <w:rPr>
-                <w:rFonts w:ascii="Aptos" w:hAnsi="Aptos"/>
-                <w:b/>
-                <w:i w:val="0"/>
-                <w:sz w:val="16"/>
-              </w:rPr>
-              <w:t>Liczba godzin</w:t>
-            </w:r>
-          </w:p>
-        </w:tc>
-        <w:tc>
-          <w:tcPr>
-            <w:tcW w:type="dxa" w:w="3324"/>
-            <w:shd w:val="clear" w:color="auto" w:fill="D9D9D9"/>
-          </w:tcPr>
-          <w:p>
-            <w:pPr>
-              <w:spacing w:before="20" w:after="20"/>
-            </w:pPr>
-            <w:r>
-              <w:rPr>
-                <w:rFonts w:ascii="Aptos" w:hAnsi="Aptos"/>
-                <w:b/>
-                <w:i w:val="0"/>
-                <w:sz w:val="16"/>
-              </w:rPr>
-              <w:t>ECTS</w:t>
+              <w:t>Wymiar godzinowy (liczba godzin w semestrze)</w:t>
             </w:r>
           </w:p>
         </w:tc>
@@ -969,7 +739,9 @@
       <w:tr>
         <w:tc>
           <w:tcPr>
-            <w:tcW w:type="dxa" w:w="3324"/>
+            <w:tcW w:type="dxa" w:w="1994"/>
+            <w:gridSpan w:val="2"/>
+            <w:shd w:val="clear" w:color="auto" w:fill="D9D9D9"/>
           </w:tcPr>
           <w:p>
             <w:pPr>
@@ -978,17 +750,19 @@
             <w:r>
               <w:rPr>
                 <w:rFonts w:ascii="Aptos" w:hAnsi="Aptos"/>
-                <w:b w:val="0"/>
+                <w:b/>
                 <w:i w:val="0"/>
-                <w:sz w:val="22"/>
-              </w:rPr>
-              <w:t>Zajęcia z bezpośrednim udziałem nauczyciela</w:t>
+                <w:sz w:val="16"/>
+              </w:rPr>
+              <w:t>wykład</w:t>
             </w:r>
           </w:p>
         </w:tc>
         <w:tc>
           <w:tcPr>
-            <w:tcW w:type="dxa" w:w="3324"/>
+            <w:tcW w:type="dxa" w:w="2991"/>
+            <w:gridSpan w:val="3"/>
+            <w:shd w:val="clear" w:color="auto" w:fill="D9D9D9"/>
           </w:tcPr>
           <w:p>
             <w:pPr>
@@ -997,17 +771,19 @@
             <w:r>
               <w:rPr>
                 <w:rFonts w:ascii="Aptos" w:hAnsi="Aptos"/>
-                <w:b w:val="0"/>
+                <w:b/>
                 <w:i w:val="0"/>
-                <w:sz w:val="22"/>
-              </w:rPr>
-              <w:t>16</w:t>
+                <w:sz w:val="16"/>
+              </w:rPr>
+              <w:t>ćwiczenia/laboratorium/pracownia</w:t>
             </w:r>
           </w:p>
         </w:tc>
         <w:tc>
           <w:tcPr>
-            <w:tcW w:type="dxa" w:w="3324"/>
+            <w:tcW w:type="dxa" w:w="2991"/>
+            <w:gridSpan w:val="3"/>
+            <w:shd w:val="clear" w:color="auto" w:fill="D9D9D9"/>
           </w:tcPr>
           <w:p>
             <w:pPr>
@@ -1016,11 +792,32 @@
             <w:r>
               <w:rPr>
                 <w:rFonts w:ascii="Aptos" w:hAnsi="Aptos"/>
-                <w:b w:val="0"/>
+                <w:b/>
                 <w:i w:val="0"/>
-                <w:sz w:val="22"/>
-              </w:rPr>
-              <w:t>0.6</w:t>
+                <w:sz w:val="16"/>
+              </w:rPr>
+              <w:t>wykład internetowo</w:t>
+            </w:r>
+          </w:p>
+        </w:tc>
+        <w:tc>
+          <w:tcPr>
+            <w:tcW w:type="dxa" w:w="1994"/>
+            <w:gridSpan w:val="2"/>
+            <w:shd w:val="clear" w:color="auto" w:fill="D9D9D9"/>
+          </w:tcPr>
+          <w:p>
+            <w:pPr>
+              <w:spacing w:before="20" w:after="20"/>
+            </w:pPr>
+            <w:r>
+              <w:rPr>
+                <w:rFonts w:ascii="Aptos" w:hAnsi="Aptos"/>
+                <w:b/>
+                <w:i w:val="0"/>
+                <w:sz w:val="16"/>
+              </w:rPr>
+              <w:t>ćw./lab./prac. internetowo</w:t>
             </w:r>
           </w:p>
         </w:tc>
@@ -1028,7 +825,8 @@
       <w:tr>
         <w:tc>
           <w:tcPr>
-            <w:tcW w:type="dxa" w:w="3324"/>
+            <w:tcW w:type="dxa" w:w="1994"/>
+            <w:gridSpan w:val="2"/>
           </w:tcPr>
           <w:p>
             <w:pPr>
@@ -1041,13 +839,14 @@
                 <w:i w:val="0"/>
                 <w:sz w:val="22"/>
               </w:rPr>
-              <w:t>Samodzielna praca studenta</w:t>
+              <w:t>—</w:t>
             </w:r>
           </w:p>
         </w:tc>
         <w:tc>
           <w:tcPr>
-            <w:tcW w:type="dxa" w:w="3324"/>
+            <w:tcW w:type="dxa" w:w="2991"/>
+            <w:gridSpan w:val="3"/>
           </w:tcPr>
           <w:p>
             <w:pPr>
@@ -1060,13 +859,14 @@
                 <w:i w:val="0"/>
                 <w:sz w:val="22"/>
               </w:rPr>
-              <w:t>59</w:t>
+              <w:t>16</w:t>
             </w:r>
           </w:p>
         </w:tc>
         <w:tc>
           <w:tcPr>
-            <w:tcW w:type="dxa" w:w="3324"/>
+            <w:tcW w:type="dxa" w:w="2991"/>
+            <w:gridSpan w:val="3"/>
           </w:tcPr>
           <w:p>
             <w:pPr>
@@ -1079,7 +879,27 @@
                 <w:i w:val="0"/>
                 <w:sz w:val="22"/>
               </w:rPr>
-              <w:t>2.4</w:t>
+              <w:t>—</w:t>
+            </w:r>
+          </w:p>
+        </w:tc>
+        <w:tc>
+          <w:tcPr>
+            <w:tcW w:type="dxa" w:w="1994"/>
+            <w:gridSpan w:val="2"/>
+          </w:tcPr>
+          <w:p>
+            <w:pPr>
+              <w:spacing w:before="20" w:after="20"/>
+            </w:pPr>
+            <w:r>
+              <w:rPr>
+                <w:rFonts w:ascii="Aptos" w:hAnsi="Aptos"/>
+                <w:b w:val="0"/>
+                <w:i w:val="0"/>
+                <w:sz w:val="22"/>
+              </w:rPr>
+              <w:t>—</w:t>
             </w:r>
           </w:p>
         </w:tc>
@@ -1087,7 +907,9 @@
       <w:tr>
         <w:tc>
           <w:tcPr>
-            <w:tcW w:type="dxa" w:w="3324"/>
+            <w:tcW w:type="dxa" w:w="9970"/>
+            <w:gridSpan w:val="10"/>
+            <w:shd w:val="clear" w:color="auto" w:fill="D9D9D9"/>
           </w:tcPr>
           <w:p>
             <w:pPr>
@@ -1096,17 +918,42 @@
             <w:r>
               <w:rPr>
                 <w:rFonts w:ascii="Aptos" w:hAnsi="Aptos"/>
-                <w:b w:val="0"/>
+                <w:b/>
                 <w:i w:val="0"/>
                 <w:sz w:val="22"/>
               </w:rPr>
-              <w:t>Suma</w:t>
+              <w:t>Bilans ECTS</w:t>
+            </w:r>
+          </w:p>
+        </w:tc>
+      </w:tr>
+      <w:tr>
+        <w:tc>
+          <w:tcPr>
+            <w:tcW w:type="dxa" w:w="4985"/>
+            <w:gridSpan w:val="5"/>
+            <w:shd w:val="clear" w:color="auto" w:fill="D9D9D9"/>
+          </w:tcPr>
+          <w:p>
+            <w:pPr>
+              <w:spacing w:before="20" w:after="20"/>
+            </w:pPr>
+            <w:r>
+              <w:rPr>
+                <w:rFonts w:ascii="Aptos" w:hAnsi="Aptos"/>
+                <w:b/>
+                <w:i w:val="0"/>
+                <w:sz w:val="16"/>
+              </w:rPr>
+              <w:t>Rodzaj nakładu pracy:</w:t>
             </w:r>
           </w:p>
         </w:tc>
         <w:tc>
           <w:tcPr>
-            <w:tcW w:type="dxa" w:w="3324"/>
+            <w:tcW w:type="dxa" w:w="2991"/>
+            <w:gridSpan w:val="3"/>
+            <w:shd w:val="clear" w:color="auto" w:fill="D9D9D9"/>
           </w:tcPr>
           <w:p>
             <w:pPr>
@@ -1115,17 +962,41 @@
             <w:r>
               <w:rPr>
                 <w:rFonts w:ascii="Aptos" w:hAnsi="Aptos"/>
-                <w:b w:val="0"/>
+                <w:b/>
                 <w:i w:val="0"/>
-                <w:sz w:val="22"/>
-              </w:rPr>
-              <w:t>75</w:t>
+                <w:sz w:val="16"/>
+              </w:rPr>
+              <w:t>Liczba godzin</w:t>
             </w:r>
           </w:p>
         </w:tc>
         <w:tc>
           <w:tcPr>
-            <w:tcW w:type="dxa" w:w="3324"/>
+            <w:tcW w:type="dxa" w:w="1994"/>
+            <w:gridSpan w:val="2"/>
+            <w:shd w:val="clear" w:color="auto" w:fill="D9D9D9"/>
+          </w:tcPr>
+          <w:p>
+            <w:pPr>
+              <w:spacing w:before="20" w:after="20"/>
+            </w:pPr>
+            <w:r>
+              <w:rPr>
+                <w:rFonts w:ascii="Aptos" w:hAnsi="Aptos"/>
+                <w:b/>
+                <w:i w:val="0"/>
+                <w:sz w:val="16"/>
+              </w:rPr>
+              <w:t>ECTS</w:t>
+            </w:r>
+          </w:p>
+        </w:tc>
+      </w:tr>
+      <w:tr>
+        <w:tc>
+          <w:tcPr>
+            <w:tcW w:type="dxa" w:w="4985"/>
+            <w:gridSpan w:val="5"/>
           </w:tcPr>
           <w:p>
             <w:pPr>
@@ -1138,7 +1009,151 @@
                 <w:i w:val="0"/>
                 <w:sz w:val="22"/>
               </w:rPr>
-              <w:t>3</w:t>
+              <w:t>Zajęcia z bezpośrednim udziałem nauczyciela</w:t>
+            </w:r>
+          </w:p>
+        </w:tc>
+        <w:tc>
+          <w:tcPr>
+            <w:tcW w:type="dxa" w:w="2991"/>
+            <w:gridSpan w:val="3"/>
+          </w:tcPr>
+          <w:p>
+            <w:pPr>
+              <w:spacing w:before="20" w:after="20"/>
+            </w:pPr>
+            <w:r>
+              <w:rPr>
+                <w:rFonts w:ascii="Aptos" w:hAnsi="Aptos"/>
+                <w:b w:val="0"/>
+                <w:i w:val="0"/>
+                <w:sz w:val="22"/>
+              </w:rPr>
+              <w:t>16</w:t>
+            </w:r>
+          </w:p>
+        </w:tc>
+        <w:tc>
+          <w:tcPr>
+            <w:tcW w:type="dxa" w:w="1994"/>
+            <w:gridSpan w:val="2"/>
+          </w:tcPr>
+          <w:p>
+            <w:pPr>
+              <w:spacing w:before="20" w:after="20"/>
+            </w:pPr>
+            <w:r>
+              <w:rPr>
+                <w:rFonts w:ascii="Aptos" w:hAnsi="Aptos"/>
+                <w:b w:val="0"/>
+                <w:i w:val="0"/>
+                <w:sz w:val="22"/>
+              </w:rPr>
+              <w:t>0.6</w:t>
+            </w:r>
+          </w:p>
+        </w:tc>
+      </w:tr>
+      <w:tr>
+        <w:tc>
+          <w:tcPr>
+            <w:tcW w:type="dxa" w:w="4985"/>
+            <w:gridSpan w:val="5"/>
+          </w:tcPr>
+          <w:p>
+            <w:pPr>
+              <w:spacing w:before="20" w:after="20"/>
+            </w:pPr>
+            <w:r>
+              <w:rPr>
+                <w:rFonts w:ascii="Aptos" w:hAnsi="Aptos"/>
+                <w:b w:val="0"/>
+                <w:i w:val="0"/>
+                <w:sz w:val="22"/>
+              </w:rPr>
+              <w:t>Samodzielna praca studenta</w:t>
+            </w:r>
+          </w:p>
+        </w:tc>
+        <w:tc>
+          <w:tcPr>
+            <w:tcW w:type="dxa" w:w="2991"/>
+            <w:gridSpan w:val="3"/>
+          </w:tcPr>
+          <w:p>
+            <w:pPr>
+              <w:spacing w:before="20" w:after="20"/>
+            </w:pPr>
+            <w:r>
+              <w:rPr>
+                <w:rFonts w:ascii="Aptos" w:hAnsi="Aptos"/>
+                <w:b w:val="0"/>
+                <w:i w:val="0"/>
+                <w:sz w:val="22"/>
+              </w:rPr>
+              <w:t>59</w:t>
+            </w:r>
+          </w:p>
+        </w:tc>
+        <w:tc>
+          <w:tcPr>
+            <w:tcW w:type="dxa" w:w="1994"/>
+            <w:gridSpan w:val="2"/>
+          </w:tcPr>
+          <w:p>
+            <w:pPr>
+              <w:spacing w:before="20" w:after="20"/>
+            </w:pPr>
+            <w:r>
+              <w:rPr>
+                <w:rFonts w:ascii="Aptos" w:hAnsi="Aptos"/>
+                <w:b w:val="0"/>
+                <w:i w:val="0"/>
+                <w:sz w:val="22"/>
+              </w:rPr>
+              <w:t>2.4</w:t>
+            </w:r>
+          </w:p>
+        </w:tc>
+      </w:tr>
+      <w:tr>
+        <w:tc>
+          <w:tcPr>
+            <w:tcW w:type="dxa" w:w="4985"/>
+            <w:gridSpan w:val="5"/>
+            <w:shd w:val="clear" w:color="auto" w:fill="D9D9D9"/>
+          </w:tcPr>
+          <w:p>
+            <w:pPr>
+              <w:spacing w:before="20" w:after="20"/>
+            </w:pPr>
+            <w:r>
+              <w:rPr>
+                <w:rFonts w:ascii="Aptos" w:hAnsi="Aptos"/>
+                <w:b/>
+                <w:i w:val="0"/>
+                <w:sz w:val="16"/>
+              </w:rPr>
+              <w:t>Opis samodzielnej pracy studenta</w:t>
+            </w:r>
+          </w:p>
+        </w:tc>
+        <w:tc>
+          <w:tcPr>
+            <w:tcW w:type="dxa" w:w="4985"/>
+            <w:gridSpan w:val="5"/>
+          </w:tcPr>
+          <w:p>
+            <w:pPr>
+              <w:spacing w:before="20" w:after="20"/>
+            </w:pPr>
+            <w:r>
+              <w:rPr>
+                <w:rFonts w:ascii="Aptos" w:hAnsi="Aptos"/>
+                <w:b w:val="0"/>
+                <w:i w:val="0"/>
+                <w:sz w:val="22"/>
+              </w:rPr>
             </w:r>
           </w:p>
         </w:tc>
@@ -1427,7 +1442,7 @@
                 <w:rFonts w:ascii="Aptos" w:hAnsi="Aptos"/>
                 <w:sz w:val="22"/>
               </w:rPr>
-              <w:t>☐ Zaliczenie z oceną</w:t>
+              <w:t>☑ Zaliczenie z oceną</w:t>
             </w:r>
           </w:p>
           <w:p>
@@ -2436,6 +2451,3322 @@
                 <w:sz w:val="22"/>
               </w:rPr>
               <w:t>The aim of the course is to teach students general English supplemented with elements of specialist language, i.e. business, graphics, new media arts, and typically academic content, at the target B2 level. Students entering the course with at least B2 proficiency achieve C1 or C2 level. The course includes specialist vocabulary, communication skills in business, especially the ability to prepare and deliver a professional presentation, as well as the development of basic communication skills, particularly rapid reading of specialist texts, especially in the field of graphics (press articles, books, websites devoted to the subject), and listening to texts of increasing difficulty. During the course, students become familiar with graphics-related terminology and prepare to communicate on professional topics at work. Abstract in English: The aim of the course is to develop students’ knowledge by expanding their general English vocabulary with elements specific to business and the field of study (graphic design), to teach communication skills, and to raise awareness of cross-cultural aspects of business communication, as well as to revise and expand general language competence to the B2–C2 level, depending on the students’ initial proficiency. Business communication skills are transferable to one’s native language. Secondary-school graduates are usually deficient in this area. These skills and abilities are indispensable in the modern work environment, regardless of sector and field of specialization.</w:t>
+            </w:r>
+          </w:p>
+        </w:tc>
+      </w:tr>
+    </w:tbl>
+    <w:tbl>
+      <w:tblPr>
+        <w:tblW w:type="auto" w:w="0"/>
+        <w:tblLook w:firstColumn="1" w:firstRow="1" w:lastColumn="0" w:lastRow="0" w:noHBand="0" w:noVBand="1" w:val="04A0"/>
+        <w:tblBorders>
+          <w:top w:val="single" w:sz="4" w:space="0" w:color="000000"/>
+          <w:left w:val="single" w:sz="4" w:space="0" w:color="000000"/>
+          <w:bottom w:val="single" w:sz="4" w:space="0" w:color="000000"/>
+          <w:right w:val="single" w:sz="4" w:space="0" w:color="000000"/>
+          <w:insideH w:val="single" w:sz="4" w:space="0" w:color="000000"/>
+          <w:insideV w:val="single" w:sz="4" w:space="0" w:color="000000"/>
+        </w:tblBorders>
+        <w:tblW w:w="5000" w:type="pct"/>
+      </w:tblPr>
+      <w:tblGrid>
+        <w:gridCol w:w="680"/>
+        <w:gridCol w:w="4536"/>
+        <w:gridCol w:w="4252"/>
+      </w:tblGrid>
+      <w:tr>
+        <w:tc>
+          <w:tcPr>
+            <w:tcW w:type="dxa" w:w="9468"/>
+            <w:gridSpan w:val="3"/>
+            <w:shd w:val="clear" w:color="auto" w:fill="D9D9D9"/>
+          </w:tcPr>
+          <w:p>
+            <w:pPr>
+              <w:spacing w:before="20" w:after="20"/>
+            </w:pPr>
+            <w:r>
+              <w:rPr>
+                <w:rFonts w:ascii="Aptos" w:hAnsi="Aptos"/>
+                <w:b/>
+                <w:i w:val="0"/>
+                <w:sz w:val="22"/>
+              </w:rPr>
+              <w:t>15.  Treści programowe poszczególnych zajęć:</w:t>
+            </w:r>
+          </w:p>
+        </w:tc>
+      </w:tr>
+      <w:tr>
+        <w:tc>
+          <w:tcPr>
+            <w:tcW w:type="dxa" w:w="680"/>
+            <w:shd w:val="clear" w:color="auto" w:fill="D9D9D9"/>
+          </w:tcPr>
+          <w:p>
+            <w:pPr>
+              <w:spacing w:before="20" w:after="20"/>
+            </w:pPr>
+            <w:r>
+              <w:rPr>
+                <w:rFonts w:ascii="Aptos" w:hAnsi="Aptos"/>
+                <w:b/>
+                <w:i w:val="0"/>
+                <w:sz w:val="16"/>
+              </w:rPr>
+              <w:t>Nr zajęć</w:t>
+            </w:r>
+          </w:p>
+        </w:tc>
+        <w:tc>
+          <w:tcPr>
+            <w:tcW w:type="dxa" w:w="4536"/>
+            <w:shd w:val="clear" w:color="auto" w:fill="D9D9D9"/>
+          </w:tcPr>
+          <w:p>
+            <w:pPr>
+              <w:spacing w:before="20" w:after="20"/>
+            </w:pPr>
+            <w:r>
+              <w:rPr>
+                <w:rFonts w:ascii="Aptos" w:hAnsi="Aptos"/>
+                <w:b/>
+                <w:i w:val="0"/>
+                <w:sz w:val="16"/>
+              </w:rPr>
+              <w:t>Wykład</w:t>
+            </w:r>
+          </w:p>
+        </w:tc>
+        <w:tc>
+          <w:tcPr>
+            <w:tcW w:type="dxa" w:w="4252"/>
+            <w:shd w:val="clear" w:color="auto" w:fill="D9D9D9"/>
+          </w:tcPr>
+          <w:p>
+            <w:pPr>
+              <w:spacing w:before="20" w:after="20"/>
+            </w:pPr>
+            <w:r>
+              <w:rPr>
+                <w:rFonts w:ascii="Aptos" w:hAnsi="Aptos"/>
+                <w:b/>
+                <w:i w:val="0"/>
+                <w:sz w:val="16"/>
+              </w:rPr>
+              <w:t>Ćwiczenia / Laboratorium / Pracownia</w:t>
+            </w:r>
+          </w:p>
+        </w:tc>
+      </w:tr>
+      <w:tr>
+        <w:tc>
+          <w:tcPr>
+            <w:tcW w:type="dxa" w:w="680"/>
+          </w:tcPr>
+          <w:p>
+            <w:pPr>
+              <w:spacing w:before="20" w:after="20"/>
+            </w:pPr>
+            <w:r>
+              <w:rPr>
+                <w:rFonts w:ascii="Aptos" w:hAnsi="Aptos"/>
+                <w:b w:val="0"/>
+                <w:i w:val="0"/>
+                <w:sz w:val="22"/>
+              </w:rPr>
+              <w:t>1.</w:t>
+            </w:r>
+          </w:p>
+        </w:tc>
+        <w:tc>
+          <w:tcPr>
+            <w:tcW w:type="dxa" w:w="4536"/>
+          </w:tcPr>
+          <w:p>
+            <w:pPr>
+              <w:spacing w:before="20" w:after="20"/>
+            </w:pPr>
+            <w:r>
+              <w:rPr>
+                <w:rFonts w:ascii="Aptos" w:hAnsi="Aptos"/>
+                <w:b w:val="0"/>
+                <w:i w:val="0"/>
+                <w:sz w:val="22"/>
+              </w:rPr>
+              <w:t>1. Zagadnienia z matematyki np.</w:t>
+            </w:r>
+          </w:p>
+        </w:tc>
+        <w:tc>
+          <w:tcPr>
+            <w:tcW w:type="dxa" w:w="4252"/>
+          </w:tcPr>
+          <w:p>
+            <w:pPr>
+              <w:spacing w:before="20" w:after="20"/>
+            </w:pPr>
+            <w:r>
+              <w:rPr>
+                <w:rFonts w:ascii="Aptos" w:hAnsi="Aptos"/>
+                <w:b w:val="0"/>
+                <w:i w:val="0"/>
+                <w:sz w:val="22"/>
+              </w:rPr>
+            </w:r>
+          </w:p>
+        </w:tc>
+      </w:tr>
+      <w:tr>
+        <w:tc>
+          <w:tcPr>
+            <w:tcW w:type="dxa" w:w="680"/>
+          </w:tcPr>
+          <w:p>
+            <w:pPr>
+              <w:spacing w:before="20" w:after="20"/>
+            </w:pPr>
+            <w:r>
+              <w:rPr>
+                <w:rFonts w:ascii="Aptos" w:hAnsi="Aptos"/>
+                <w:b w:val="0"/>
+                <w:i w:val="0"/>
+                <w:sz w:val="22"/>
+              </w:rPr>
+              <w:t>2.</w:t>
+            </w:r>
+          </w:p>
+        </w:tc>
+        <w:tc>
+          <w:tcPr>
+            <w:tcW w:type="dxa" w:w="4536"/>
+          </w:tcPr>
+          <w:p>
+            <w:pPr>
+              <w:spacing w:before="20" w:after="20"/>
+            </w:pPr>
+            <w:r>
+              <w:rPr>
+                <w:rFonts w:ascii="Aptos" w:hAnsi="Aptos"/>
+                <w:b w:val="0"/>
+                <w:i w:val="0"/>
+                <w:sz w:val="22"/>
+              </w:rPr>
+              <w:t>algebra,</w:t>
+            </w:r>
+          </w:p>
+        </w:tc>
+        <w:tc>
+          <w:tcPr>
+            <w:tcW w:type="dxa" w:w="4252"/>
+          </w:tcPr>
+          <w:p>
+            <w:pPr>
+              <w:spacing w:before="20" w:after="20"/>
+            </w:pPr>
+            <w:r>
+              <w:rPr>
+                <w:rFonts w:ascii="Aptos" w:hAnsi="Aptos"/>
+                <w:b w:val="0"/>
+                <w:i w:val="0"/>
+                <w:sz w:val="22"/>
+              </w:rPr>
+            </w:r>
+          </w:p>
+        </w:tc>
+      </w:tr>
+      <w:tr>
+        <w:tc>
+          <w:tcPr>
+            <w:tcW w:type="dxa" w:w="680"/>
+          </w:tcPr>
+          <w:p>
+            <w:pPr>
+              <w:spacing w:before="20" w:after="20"/>
+            </w:pPr>
+            <w:r>
+              <w:rPr>
+                <w:rFonts w:ascii="Aptos" w:hAnsi="Aptos"/>
+                <w:b w:val="0"/>
+                <w:i w:val="0"/>
+                <w:sz w:val="22"/>
+              </w:rPr>
+              <w:t>3.</w:t>
+            </w:r>
+          </w:p>
+        </w:tc>
+        <w:tc>
+          <w:tcPr>
+            <w:tcW w:type="dxa" w:w="4536"/>
+          </w:tcPr>
+          <w:p>
+            <w:pPr>
+              <w:spacing w:before="20" w:after="20"/>
+            </w:pPr>
+            <w:r>
+              <w:rPr>
+                <w:rFonts w:ascii="Aptos" w:hAnsi="Aptos"/>
+                <w:b w:val="0"/>
+                <w:i w:val="0"/>
+                <w:sz w:val="22"/>
+              </w:rPr>
+              <w:t>liczby naturalne,</w:t>
+            </w:r>
+          </w:p>
+        </w:tc>
+        <w:tc>
+          <w:tcPr>
+            <w:tcW w:type="dxa" w:w="4252"/>
+          </w:tcPr>
+          <w:p>
+            <w:pPr>
+              <w:spacing w:before="20" w:after="20"/>
+            </w:pPr>
+            <w:r>
+              <w:rPr>
+                <w:rFonts w:ascii="Aptos" w:hAnsi="Aptos"/>
+                <w:b w:val="0"/>
+                <w:i w:val="0"/>
+                <w:sz w:val="22"/>
+              </w:rPr>
+            </w:r>
+          </w:p>
+        </w:tc>
+      </w:tr>
+      <w:tr>
+        <w:tc>
+          <w:tcPr>
+            <w:tcW w:type="dxa" w:w="680"/>
+          </w:tcPr>
+          <w:p>
+            <w:pPr>
+              <w:spacing w:before="20" w:after="20"/>
+            </w:pPr>
+            <w:r>
+              <w:rPr>
+                <w:rFonts w:ascii="Aptos" w:hAnsi="Aptos"/>
+                <w:b w:val="0"/>
+                <w:i w:val="0"/>
+                <w:sz w:val="22"/>
+              </w:rPr>
+              <w:t>4.</w:t>
+            </w:r>
+          </w:p>
+        </w:tc>
+        <w:tc>
+          <w:tcPr>
+            <w:tcW w:type="dxa" w:w="4536"/>
+          </w:tcPr>
+          <w:p>
+            <w:pPr>
+              <w:spacing w:before="20" w:after="20"/>
+            </w:pPr>
+            <w:r>
+              <w:rPr>
+                <w:rFonts w:ascii="Aptos" w:hAnsi="Aptos"/>
+                <w:b w:val="0"/>
+                <w:i w:val="0"/>
+                <w:sz w:val="22"/>
+              </w:rPr>
+              <w:t>liczby rzeczywiste,</w:t>
+            </w:r>
+          </w:p>
+        </w:tc>
+        <w:tc>
+          <w:tcPr>
+            <w:tcW w:type="dxa" w:w="4252"/>
+          </w:tcPr>
+          <w:p>
+            <w:pPr>
+              <w:spacing w:before="20" w:after="20"/>
+            </w:pPr>
+            <w:r>
+              <w:rPr>
+                <w:rFonts w:ascii="Aptos" w:hAnsi="Aptos"/>
+                <w:b w:val="0"/>
+                <w:i w:val="0"/>
+                <w:sz w:val="22"/>
+              </w:rPr>
+            </w:r>
+          </w:p>
+        </w:tc>
+      </w:tr>
+      <w:tr>
+        <w:tc>
+          <w:tcPr>
+            <w:tcW w:type="dxa" w:w="680"/>
+          </w:tcPr>
+          <w:p>
+            <w:pPr>
+              <w:spacing w:before="20" w:after="20"/>
+            </w:pPr>
+            <w:r>
+              <w:rPr>
+                <w:rFonts w:ascii="Aptos" w:hAnsi="Aptos"/>
+                <w:b w:val="0"/>
+                <w:i w:val="0"/>
+                <w:sz w:val="22"/>
+              </w:rPr>
+              <w:t>5.</w:t>
+            </w:r>
+          </w:p>
+        </w:tc>
+        <w:tc>
+          <w:tcPr>
+            <w:tcW w:type="dxa" w:w="4536"/>
+          </w:tcPr>
+          <w:p>
+            <w:pPr>
+              <w:spacing w:before="20" w:after="20"/>
+            </w:pPr>
+            <w:r>
+              <w:rPr>
+                <w:rFonts w:ascii="Aptos" w:hAnsi="Aptos"/>
+                <w:b w:val="0"/>
+                <w:i w:val="0"/>
+                <w:sz w:val="22"/>
+              </w:rPr>
+              <w:t>liczby całkowite,</w:t>
+            </w:r>
+          </w:p>
+        </w:tc>
+        <w:tc>
+          <w:tcPr>
+            <w:tcW w:type="dxa" w:w="4252"/>
+          </w:tcPr>
+          <w:p>
+            <w:pPr>
+              <w:spacing w:before="20" w:after="20"/>
+            </w:pPr>
+            <w:r>
+              <w:rPr>
+                <w:rFonts w:ascii="Aptos" w:hAnsi="Aptos"/>
+                <w:b w:val="0"/>
+                <w:i w:val="0"/>
+                <w:sz w:val="22"/>
+              </w:rPr>
+            </w:r>
+          </w:p>
+        </w:tc>
+      </w:tr>
+      <w:tr>
+        <w:tc>
+          <w:tcPr>
+            <w:tcW w:type="dxa" w:w="680"/>
+          </w:tcPr>
+          <w:p>
+            <w:pPr>
+              <w:spacing w:before="20" w:after="20"/>
+            </w:pPr>
+            <w:r>
+              <w:rPr>
+                <w:rFonts w:ascii="Aptos" w:hAnsi="Aptos"/>
+                <w:b w:val="0"/>
+                <w:i w:val="0"/>
+                <w:sz w:val="22"/>
+              </w:rPr>
+              <w:t>6.</w:t>
+            </w:r>
+          </w:p>
+        </w:tc>
+        <w:tc>
+          <w:tcPr>
+            <w:tcW w:type="dxa" w:w="4536"/>
+          </w:tcPr>
+          <w:p>
+            <w:pPr>
+              <w:spacing w:before="20" w:after="20"/>
+            </w:pPr>
+            <w:r>
+              <w:rPr>
+                <w:rFonts w:ascii="Aptos" w:hAnsi="Aptos"/>
+                <w:b w:val="0"/>
+                <w:i w:val="0"/>
+                <w:sz w:val="22"/>
+              </w:rPr>
+              <w:t>liczby wymierne,</w:t>
+            </w:r>
+          </w:p>
+        </w:tc>
+        <w:tc>
+          <w:tcPr>
+            <w:tcW w:type="dxa" w:w="4252"/>
+          </w:tcPr>
+          <w:p>
+            <w:pPr>
+              <w:spacing w:before="20" w:after="20"/>
+            </w:pPr>
+            <w:r>
+              <w:rPr>
+                <w:rFonts w:ascii="Aptos" w:hAnsi="Aptos"/>
+                <w:b w:val="0"/>
+                <w:i w:val="0"/>
+                <w:sz w:val="22"/>
+              </w:rPr>
+            </w:r>
+          </w:p>
+        </w:tc>
+      </w:tr>
+      <w:tr>
+        <w:tc>
+          <w:tcPr>
+            <w:tcW w:type="dxa" w:w="680"/>
+          </w:tcPr>
+          <w:p>
+            <w:pPr>
+              <w:spacing w:before="20" w:after="20"/>
+            </w:pPr>
+            <w:r>
+              <w:rPr>
+                <w:rFonts w:ascii="Aptos" w:hAnsi="Aptos"/>
+                <w:b w:val="0"/>
+                <w:i w:val="0"/>
+                <w:sz w:val="22"/>
+              </w:rPr>
+              <w:t>7.</w:t>
+            </w:r>
+          </w:p>
+        </w:tc>
+        <w:tc>
+          <w:tcPr>
+            <w:tcW w:type="dxa" w:w="4536"/>
+          </w:tcPr>
+          <w:p>
+            <w:pPr>
+              <w:spacing w:before="20" w:after="20"/>
+            </w:pPr>
+            <w:r>
+              <w:rPr>
+                <w:rFonts w:ascii="Aptos" w:hAnsi="Aptos"/>
+                <w:b w:val="0"/>
+                <w:i w:val="0"/>
+                <w:sz w:val="22"/>
+              </w:rPr>
+              <w:t>działania wykonywane na liczbach,</w:t>
+            </w:r>
+          </w:p>
+        </w:tc>
+        <w:tc>
+          <w:tcPr>
+            <w:tcW w:type="dxa" w:w="4252"/>
+          </w:tcPr>
+          <w:p>
+            <w:pPr>
+              <w:spacing w:before="20" w:after="20"/>
+            </w:pPr>
+            <w:r>
+              <w:rPr>
+                <w:rFonts w:ascii="Aptos" w:hAnsi="Aptos"/>
+                <w:b w:val="0"/>
+                <w:i w:val="0"/>
+                <w:sz w:val="22"/>
+              </w:rPr>
+            </w:r>
+          </w:p>
+        </w:tc>
+      </w:tr>
+      <w:tr>
+        <w:tc>
+          <w:tcPr>
+            <w:tcW w:type="dxa" w:w="680"/>
+          </w:tcPr>
+          <w:p>
+            <w:pPr>
+              <w:spacing w:before="20" w:after="20"/>
+            </w:pPr>
+            <w:r>
+              <w:rPr>
+                <w:rFonts w:ascii="Aptos" w:hAnsi="Aptos"/>
+                <w:b w:val="0"/>
+                <w:i w:val="0"/>
+                <w:sz w:val="22"/>
+              </w:rPr>
+              <w:t>8.</w:t>
+            </w:r>
+          </w:p>
+        </w:tc>
+        <w:tc>
+          <w:tcPr>
+            <w:tcW w:type="dxa" w:w="4536"/>
+          </w:tcPr>
+          <w:p>
+            <w:pPr>
+              <w:spacing w:before="20" w:after="20"/>
+            </w:pPr>
+            <w:r>
+              <w:rPr>
+                <w:rFonts w:ascii="Aptos" w:hAnsi="Aptos"/>
+                <w:b w:val="0"/>
+                <w:i w:val="0"/>
+                <w:sz w:val="22"/>
+              </w:rPr>
+              <w:t>notacja pozycyjna,</w:t>
+            </w:r>
+          </w:p>
+        </w:tc>
+        <w:tc>
+          <w:tcPr>
+            <w:tcW w:type="dxa" w:w="4252"/>
+          </w:tcPr>
+          <w:p>
+            <w:pPr>
+              <w:spacing w:before="20" w:after="20"/>
+            </w:pPr>
+            <w:r>
+              <w:rPr>
+                <w:rFonts w:ascii="Aptos" w:hAnsi="Aptos"/>
+                <w:b w:val="0"/>
+                <w:i w:val="0"/>
+                <w:sz w:val="22"/>
+              </w:rPr>
+            </w:r>
+          </w:p>
+        </w:tc>
+      </w:tr>
+      <w:tr>
+        <w:tc>
+          <w:tcPr>
+            <w:tcW w:type="dxa" w:w="680"/>
+          </w:tcPr>
+          <w:p>
+            <w:pPr>
+              <w:spacing w:before="20" w:after="20"/>
+            </w:pPr>
+            <w:r>
+              <w:rPr>
+                <w:rFonts w:ascii="Aptos" w:hAnsi="Aptos"/>
+                <w:b w:val="0"/>
+                <w:i w:val="0"/>
+                <w:sz w:val="22"/>
+              </w:rPr>
+              <w:t>9.</w:t>
+            </w:r>
+          </w:p>
+        </w:tc>
+        <w:tc>
+          <w:tcPr>
+            <w:tcW w:type="dxa" w:w="4536"/>
+          </w:tcPr>
+          <w:p>
+            <w:pPr>
+              <w:spacing w:before="20" w:after="20"/>
+            </w:pPr>
+            <w:r>
+              <w:rPr>
+                <w:rFonts w:ascii="Aptos" w:hAnsi="Aptos"/>
+                <w:b w:val="0"/>
+                <w:i w:val="0"/>
+                <w:sz w:val="22"/>
+              </w:rPr>
+              <w:t>figury geometryczne,</w:t>
+            </w:r>
+          </w:p>
+        </w:tc>
+        <w:tc>
+          <w:tcPr>
+            <w:tcW w:type="dxa" w:w="4252"/>
+          </w:tcPr>
+          <w:p>
+            <w:pPr>
+              <w:spacing w:before="20" w:after="20"/>
+            </w:pPr>
+            <w:r>
+              <w:rPr>
+                <w:rFonts w:ascii="Aptos" w:hAnsi="Aptos"/>
+                <w:b w:val="0"/>
+                <w:i w:val="0"/>
+                <w:sz w:val="22"/>
+              </w:rPr>
+            </w:r>
+          </w:p>
+        </w:tc>
+      </w:tr>
+      <w:tr>
+        <w:tc>
+          <w:tcPr>
+            <w:tcW w:type="dxa" w:w="680"/>
+          </w:tcPr>
+          <w:p>
+            <w:pPr>
+              <w:spacing w:before="20" w:after="20"/>
+            </w:pPr>
+            <w:r>
+              <w:rPr>
+                <w:rFonts w:ascii="Aptos" w:hAnsi="Aptos"/>
+                <w:b w:val="0"/>
+                <w:i w:val="0"/>
+                <w:sz w:val="22"/>
+              </w:rPr>
+              <w:t>10.</w:t>
+            </w:r>
+          </w:p>
+        </w:tc>
+        <w:tc>
+          <w:tcPr>
+            <w:tcW w:type="dxa" w:w="4536"/>
+          </w:tcPr>
+          <w:p>
+            <w:pPr>
+              <w:spacing w:before="20" w:after="20"/>
+            </w:pPr>
+            <w:r>
+              <w:rPr>
+                <w:rFonts w:ascii="Aptos" w:hAnsi="Aptos"/>
+                <w:b w:val="0"/>
+                <w:i w:val="0"/>
+                <w:sz w:val="22"/>
+              </w:rPr>
+              <w:t>macierze,</w:t>
+            </w:r>
+          </w:p>
+        </w:tc>
+        <w:tc>
+          <w:tcPr>
+            <w:tcW w:type="dxa" w:w="4252"/>
+          </w:tcPr>
+          <w:p>
+            <w:pPr>
+              <w:spacing w:before="20" w:after="20"/>
+            </w:pPr>
+            <w:r>
+              <w:rPr>
+                <w:rFonts w:ascii="Aptos" w:hAnsi="Aptos"/>
+                <w:b w:val="0"/>
+                <w:i w:val="0"/>
+                <w:sz w:val="22"/>
+              </w:rPr>
+            </w:r>
+          </w:p>
+        </w:tc>
+      </w:tr>
+      <w:tr>
+        <w:tc>
+          <w:tcPr>
+            <w:tcW w:type="dxa" w:w="680"/>
+          </w:tcPr>
+          <w:p>
+            <w:pPr>
+              <w:spacing w:before="20" w:after="20"/>
+            </w:pPr>
+            <w:r>
+              <w:rPr>
+                <w:rFonts w:ascii="Aptos" w:hAnsi="Aptos"/>
+                <w:b w:val="0"/>
+                <w:i w:val="0"/>
+                <w:sz w:val="22"/>
+              </w:rPr>
+              <w:t>11.</w:t>
+            </w:r>
+          </w:p>
+        </w:tc>
+        <w:tc>
+          <w:tcPr>
+            <w:tcW w:type="dxa" w:w="4536"/>
+          </w:tcPr>
+          <w:p>
+            <w:pPr>
+              <w:spacing w:before="20" w:after="20"/>
+            </w:pPr>
+            <w:r>
+              <w:rPr>
+                <w:rFonts w:ascii="Aptos" w:hAnsi="Aptos"/>
+                <w:b w:val="0"/>
+                <w:i w:val="0"/>
+                <w:sz w:val="22"/>
+              </w:rPr>
+              <w:t>typy danych,</w:t>
+            </w:r>
+          </w:p>
+        </w:tc>
+        <w:tc>
+          <w:tcPr>
+            <w:tcW w:type="dxa" w:w="4252"/>
+          </w:tcPr>
+          <w:p>
+            <w:pPr>
+              <w:spacing w:before="20" w:after="20"/>
+            </w:pPr>
+            <w:r>
+              <w:rPr>
+                <w:rFonts w:ascii="Aptos" w:hAnsi="Aptos"/>
+                <w:b w:val="0"/>
+                <w:i w:val="0"/>
+                <w:sz w:val="22"/>
+              </w:rPr>
+            </w:r>
+          </w:p>
+        </w:tc>
+      </w:tr>
+      <w:tr>
+        <w:tc>
+          <w:tcPr>
+            <w:tcW w:type="dxa" w:w="680"/>
+          </w:tcPr>
+          <w:p>
+            <w:pPr>
+              <w:spacing w:before="20" w:after="20"/>
+            </w:pPr>
+            <w:r>
+              <w:rPr>
+                <w:rFonts w:ascii="Aptos" w:hAnsi="Aptos"/>
+                <w:b w:val="0"/>
+                <w:i w:val="0"/>
+                <w:sz w:val="22"/>
+              </w:rPr>
+              <w:t>12.</w:t>
+            </w:r>
+          </w:p>
+        </w:tc>
+        <w:tc>
+          <w:tcPr>
+            <w:tcW w:type="dxa" w:w="4536"/>
+          </w:tcPr>
+          <w:p>
+            <w:pPr>
+              <w:spacing w:before="20" w:after="20"/>
+            </w:pPr>
+            <w:r>
+              <w:rPr>
+                <w:rFonts w:ascii="Aptos" w:hAnsi="Aptos"/>
+                <w:b w:val="0"/>
+                <w:i w:val="0"/>
+                <w:sz w:val="22"/>
+              </w:rPr>
+              <w:t>tryb całkowitoliczbowy,</w:t>
+            </w:r>
+          </w:p>
+        </w:tc>
+        <w:tc>
+          <w:tcPr>
+            <w:tcW w:type="dxa" w:w="4252"/>
+          </w:tcPr>
+          <w:p>
+            <w:pPr>
+              <w:spacing w:before="20" w:after="20"/>
+            </w:pPr>
+            <w:r>
+              <w:rPr>
+                <w:rFonts w:ascii="Aptos" w:hAnsi="Aptos"/>
+                <w:b w:val="0"/>
+                <w:i w:val="0"/>
+                <w:sz w:val="22"/>
+              </w:rPr>
+            </w:r>
+          </w:p>
+        </w:tc>
+      </w:tr>
+      <w:tr>
+        <w:tc>
+          <w:tcPr>
+            <w:tcW w:type="dxa" w:w="680"/>
+          </w:tcPr>
+          <w:p>
+            <w:pPr>
+              <w:spacing w:before="20" w:after="20"/>
+            </w:pPr>
+            <w:r>
+              <w:rPr>
+                <w:rFonts w:ascii="Aptos" w:hAnsi="Aptos"/>
+                <w:b w:val="0"/>
+                <w:i w:val="0"/>
+                <w:sz w:val="22"/>
+              </w:rPr>
+              <w:t>13.</w:t>
+            </w:r>
+          </w:p>
+        </w:tc>
+        <w:tc>
+          <w:tcPr>
+            <w:tcW w:type="dxa" w:w="4536"/>
+          </w:tcPr>
+          <w:p>
+            <w:pPr>
+              <w:spacing w:before="20" w:after="20"/>
+            </w:pPr>
+            <w:r>
+              <w:rPr>
+                <w:rFonts w:ascii="Aptos" w:hAnsi="Aptos"/>
+                <w:b w:val="0"/>
+                <w:i w:val="0"/>
+                <w:sz w:val="22"/>
+              </w:rPr>
+              <w:t>tryb zmiennoprzecinkowy,</w:t>
+            </w:r>
+          </w:p>
+        </w:tc>
+        <w:tc>
+          <w:tcPr>
+            <w:tcW w:type="dxa" w:w="4252"/>
+          </w:tcPr>
+          <w:p>
+            <w:pPr>
+              <w:spacing w:before="20" w:after="20"/>
+            </w:pPr>
+            <w:r>
+              <w:rPr>
+                <w:rFonts w:ascii="Aptos" w:hAnsi="Aptos"/>
+                <w:b w:val="0"/>
+                <w:i w:val="0"/>
+                <w:sz w:val="22"/>
+              </w:rPr>
+            </w:r>
+          </w:p>
+        </w:tc>
+      </w:tr>
+      <w:tr>
+        <w:tc>
+          <w:tcPr>
+            <w:tcW w:type="dxa" w:w="680"/>
+          </w:tcPr>
+          <w:p>
+            <w:pPr>
+              <w:spacing w:before="20" w:after="20"/>
+            </w:pPr>
+            <w:r>
+              <w:rPr>
+                <w:rFonts w:ascii="Aptos" w:hAnsi="Aptos"/>
+                <w:b w:val="0"/>
+                <w:i w:val="0"/>
+                <w:sz w:val="22"/>
+              </w:rPr>
+              <w:t>14.</w:t>
+            </w:r>
+          </w:p>
+        </w:tc>
+        <w:tc>
+          <w:tcPr>
+            <w:tcW w:type="dxa" w:w="4536"/>
+          </w:tcPr>
+          <w:p>
+            <w:pPr>
+              <w:spacing w:before="20" w:after="20"/>
+            </w:pPr>
+            <w:r>
+              <w:rPr>
+                <w:rFonts w:ascii="Aptos" w:hAnsi="Aptos"/>
+                <w:b w:val="0"/>
+                <w:i w:val="0"/>
+                <w:sz w:val="22"/>
+              </w:rPr>
+              <w:t>tekstowe typy danych etc.</w:t>
+            </w:r>
+          </w:p>
+        </w:tc>
+        <w:tc>
+          <w:tcPr>
+            <w:tcW w:type="dxa" w:w="4252"/>
+          </w:tcPr>
+          <w:p>
+            <w:pPr>
+              <w:spacing w:before="20" w:after="20"/>
+            </w:pPr>
+            <w:r>
+              <w:rPr>
+                <w:rFonts w:ascii="Aptos" w:hAnsi="Aptos"/>
+                <w:b w:val="0"/>
+                <w:i w:val="0"/>
+                <w:sz w:val="22"/>
+              </w:rPr>
+            </w:r>
+          </w:p>
+        </w:tc>
+      </w:tr>
+      <w:tr>
+        <w:tc>
+          <w:tcPr>
+            <w:tcW w:type="dxa" w:w="680"/>
+          </w:tcPr>
+          <w:p>
+            <w:pPr>
+              <w:spacing w:before="20" w:after="20"/>
+            </w:pPr>
+            <w:r>
+              <w:rPr>
+                <w:rFonts w:ascii="Aptos" w:hAnsi="Aptos"/>
+                <w:b w:val="0"/>
+                <w:i w:val="0"/>
+                <w:sz w:val="22"/>
+              </w:rPr>
+              <w:t>15.</w:t>
+            </w:r>
+          </w:p>
+        </w:tc>
+        <w:tc>
+          <w:tcPr>
+            <w:tcW w:type="dxa" w:w="4536"/>
+          </w:tcPr>
+          <w:p>
+            <w:pPr>
+              <w:spacing w:before="20" w:after="20"/>
+            </w:pPr>
+            <w:r>
+              <w:rPr>
+                <w:rFonts w:ascii="Aptos" w:hAnsi="Aptos"/>
+                <w:b w:val="0"/>
+                <w:i w:val="0"/>
+                <w:sz w:val="22"/>
+              </w:rPr>
+              <w:t>2.Zagadnienia biznesowe (w zależności od poziomu zaawansowania grupy) np.</w:t>
+            </w:r>
+          </w:p>
+        </w:tc>
+        <w:tc>
+          <w:tcPr>
+            <w:tcW w:type="dxa" w:w="4252"/>
+          </w:tcPr>
+          <w:p>
+            <w:pPr>
+              <w:spacing w:before="20" w:after="20"/>
+            </w:pPr>
+            <w:r>
+              <w:rPr>
+                <w:rFonts w:ascii="Aptos" w:hAnsi="Aptos"/>
+                <w:b w:val="0"/>
+                <w:i w:val="0"/>
+                <w:sz w:val="22"/>
+              </w:rPr>
+            </w:r>
+          </w:p>
+        </w:tc>
+      </w:tr>
+      <w:tr>
+        <w:tc>
+          <w:tcPr>
+            <w:tcW w:type="dxa" w:w="680"/>
+          </w:tcPr>
+          <w:p>
+            <w:pPr>
+              <w:spacing w:before="20" w:after="20"/>
+            </w:pPr>
+            <w:r>
+              <w:rPr>
+                <w:rFonts w:ascii="Aptos" w:hAnsi="Aptos"/>
+                <w:b w:val="0"/>
+                <w:i w:val="0"/>
+                <w:sz w:val="22"/>
+              </w:rPr>
+              <w:t>16.</w:t>
+            </w:r>
+          </w:p>
+        </w:tc>
+        <w:tc>
+          <w:tcPr>
+            <w:tcW w:type="dxa" w:w="4536"/>
+          </w:tcPr>
+          <w:p>
+            <w:pPr>
+              <w:spacing w:before="20" w:after="20"/>
+            </w:pPr>
+            <w:r>
+              <w:rPr>
+                <w:rFonts w:ascii="Aptos" w:hAnsi="Aptos"/>
+                <w:b w:val="0"/>
+                <w:i w:val="0"/>
+                <w:sz w:val="22"/>
+              </w:rPr>
+              <w:t>debatowanie,</w:t>
+            </w:r>
+          </w:p>
+        </w:tc>
+        <w:tc>
+          <w:tcPr>
+            <w:tcW w:type="dxa" w:w="4252"/>
+          </w:tcPr>
+          <w:p>
+            <w:pPr>
+              <w:spacing w:before="20" w:after="20"/>
+            </w:pPr>
+            <w:r>
+              <w:rPr>
+                <w:rFonts w:ascii="Aptos" w:hAnsi="Aptos"/>
+                <w:b w:val="0"/>
+                <w:i w:val="0"/>
+                <w:sz w:val="22"/>
+              </w:rPr>
+            </w:r>
+          </w:p>
+        </w:tc>
+      </w:tr>
+      <w:tr>
+        <w:tc>
+          <w:tcPr>
+            <w:tcW w:type="dxa" w:w="680"/>
+          </w:tcPr>
+          <w:p>
+            <w:pPr>
+              <w:spacing w:before="20" w:after="20"/>
+            </w:pPr>
+            <w:r>
+              <w:rPr>
+                <w:rFonts w:ascii="Aptos" w:hAnsi="Aptos"/>
+                <w:b w:val="0"/>
+                <w:i w:val="0"/>
+                <w:sz w:val="22"/>
+              </w:rPr>
+              <w:t>17.</w:t>
+            </w:r>
+          </w:p>
+        </w:tc>
+        <w:tc>
+          <w:tcPr>
+            <w:tcW w:type="dxa" w:w="4536"/>
+          </w:tcPr>
+          <w:p>
+            <w:pPr>
+              <w:spacing w:before="20" w:after="20"/>
+            </w:pPr>
+            <w:r>
+              <w:rPr>
+                <w:rFonts w:ascii="Aptos" w:hAnsi="Aptos"/>
+                <w:b w:val="0"/>
+                <w:i w:val="0"/>
+                <w:sz w:val="22"/>
+              </w:rPr>
+              <w:t>wywieranie wpływu,</w:t>
+            </w:r>
+          </w:p>
+        </w:tc>
+        <w:tc>
+          <w:tcPr>
+            <w:tcW w:type="dxa" w:w="4252"/>
+          </w:tcPr>
+          <w:p>
+            <w:pPr>
+              <w:spacing w:before="20" w:after="20"/>
+            </w:pPr>
+            <w:r>
+              <w:rPr>
+                <w:rFonts w:ascii="Aptos" w:hAnsi="Aptos"/>
+                <w:b w:val="0"/>
+                <w:i w:val="0"/>
+                <w:sz w:val="22"/>
+              </w:rPr>
+            </w:r>
+          </w:p>
+        </w:tc>
+      </w:tr>
+      <w:tr>
+        <w:tc>
+          <w:tcPr>
+            <w:tcW w:type="dxa" w:w="680"/>
+          </w:tcPr>
+          <w:p>
+            <w:pPr>
+              <w:spacing w:before="20" w:after="20"/>
+            </w:pPr>
+            <w:r>
+              <w:rPr>
+                <w:rFonts w:ascii="Aptos" w:hAnsi="Aptos"/>
+                <w:b w:val="0"/>
+                <w:i w:val="0"/>
+                <w:sz w:val="22"/>
+              </w:rPr>
+              <w:t>18.</w:t>
+            </w:r>
+          </w:p>
+        </w:tc>
+        <w:tc>
+          <w:tcPr>
+            <w:tcW w:type="dxa" w:w="4536"/>
+          </w:tcPr>
+          <w:p>
+            <w:pPr>
+              <w:spacing w:before="20" w:after="20"/>
+            </w:pPr>
+            <w:r>
+              <w:rPr>
+                <w:rFonts w:ascii="Aptos" w:hAnsi="Aptos"/>
+                <w:b w:val="0"/>
+                <w:i w:val="0"/>
+                <w:sz w:val="22"/>
+              </w:rPr>
+              <w:t>podejmowanie decyzji,</w:t>
+            </w:r>
+          </w:p>
+        </w:tc>
+        <w:tc>
+          <w:tcPr>
+            <w:tcW w:type="dxa" w:w="4252"/>
+          </w:tcPr>
+          <w:p>
+            <w:pPr>
+              <w:spacing w:before="20" w:after="20"/>
+            </w:pPr>
+            <w:r>
+              <w:rPr>
+                <w:rFonts w:ascii="Aptos" w:hAnsi="Aptos"/>
+                <w:b w:val="0"/>
+                <w:i w:val="0"/>
+                <w:sz w:val="22"/>
+              </w:rPr>
+            </w:r>
+          </w:p>
+        </w:tc>
+      </w:tr>
+      <w:tr>
+        <w:tc>
+          <w:tcPr>
+            <w:tcW w:type="dxa" w:w="680"/>
+          </w:tcPr>
+          <w:p>
+            <w:pPr>
+              <w:spacing w:before="20" w:after="20"/>
+            </w:pPr>
+            <w:r>
+              <w:rPr>
+                <w:rFonts w:ascii="Aptos" w:hAnsi="Aptos"/>
+                <w:b w:val="0"/>
+                <w:i w:val="0"/>
+                <w:sz w:val="22"/>
+              </w:rPr>
+              <w:t>19.</w:t>
+            </w:r>
+          </w:p>
+        </w:tc>
+        <w:tc>
+          <w:tcPr>
+            <w:tcW w:type="dxa" w:w="4536"/>
+          </w:tcPr>
+          <w:p>
+            <w:pPr>
+              <w:spacing w:before="20" w:after="20"/>
+            </w:pPr>
+            <w:r>
+              <w:rPr>
+                <w:rFonts w:ascii="Aptos" w:hAnsi="Aptos"/>
+                <w:b w:val="0"/>
+                <w:i w:val="0"/>
+                <w:sz w:val="22"/>
+              </w:rPr>
+              <w:t>komunikacja w biznesie,</w:t>
+            </w:r>
+          </w:p>
+        </w:tc>
+        <w:tc>
+          <w:tcPr>
+            <w:tcW w:type="dxa" w:w="4252"/>
+          </w:tcPr>
+          <w:p>
+            <w:pPr>
+              <w:spacing w:before="20" w:after="20"/>
+            </w:pPr>
+            <w:r>
+              <w:rPr>
+                <w:rFonts w:ascii="Aptos" w:hAnsi="Aptos"/>
+                <w:b w:val="0"/>
+                <w:i w:val="0"/>
+                <w:sz w:val="22"/>
+              </w:rPr>
+            </w:r>
+          </w:p>
+        </w:tc>
+      </w:tr>
+      <w:tr>
+        <w:tc>
+          <w:tcPr>
+            <w:tcW w:type="dxa" w:w="680"/>
+          </w:tcPr>
+          <w:p>
+            <w:pPr>
+              <w:spacing w:before="20" w:after="20"/>
+            </w:pPr>
+            <w:r>
+              <w:rPr>
+                <w:rFonts w:ascii="Aptos" w:hAnsi="Aptos"/>
+                <w:b w:val="0"/>
+                <w:i w:val="0"/>
+                <w:sz w:val="22"/>
+              </w:rPr>
+              <w:t>20.</w:t>
+            </w:r>
+          </w:p>
+        </w:tc>
+        <w:tc>
+          <w:tcPr>
+            <w:tcW w:type="dxa" w:w="4536"/>
+          </w:tcPr>
+          <w:p>
+            <w:pPr>
+              <w:spacing w:before="20" w:after="20"/>
+            </w:pPr>
+            <w:r>
+              <w:rPr>
+                <w:rFonts w:ascii="Aptos" w:hAnsi="Aptos"/>
+                <w:b w:val="0"/>
+                <w:i w:val="0"/>
+                <w:sz w:val="22"/>
+              </w:rPr>
+              <w:t>marki,</w:t>
+            </w:r>
+          </w:p>
+        </w:tc>
+        <w:tc>
+          <w:tcPr>
+            <w:tcW w:type="dxa" w:w="4252"/>
+          </w:tcPr>
+          <w:p>
+            <w:pPr>
+              <w:spacing w:before="20" w:after="20"/>
+            </w:pPr>
+            <w:r>
+              <w:rPr>
+                <w:rFonts w:ascii="Aptos" w:hAnsi="Aptos"/>
+                <w:b w:val="0"/>
+                <w:i w:val="0"/>
+                <w:sz w:val="22"/>
+              </w:rPr>
+            </w:r>
+          </w:p>
+        </w:tc>
+      </w:tr>
+      <w:tr>
+        <w:tc>
+          <w:tcPr>
+            <w:tcW w:type="dxa" w:w="680"/>
+          </w:tcPr>
+          <w:p>
+            <w:pPr>
+              <w:spacing w:before="20" w:after="20"/>
+            </w:pPr>
+            <w:r>
+              <w:rPr>
+                <w:rFonts w:ascii="Aptos" w:hAnsi="Aptos"/>
+                <w:b w:val="0"/>
+                <w:i w:val="0"/>
+                <w:sz w:val="22"/>
+              </w:rPr>
+              <w:t>21.</w:t>
+            </w:r>
+          </w:p>
+        </w:tc>
+        <w:tc>
+          <w:tcPr>
+            <w:tcW w:type="dxa" w:w="4536"/>
+          </w:tcPr>
+          <w:p>
+            <w:pPr>
+              <w:spacing w:before="20" w:after="20"/>
+            </w:pPr>
+            <w:r>
+              <w:rPr>
+                <w:rFonts w:ascii="Aptos" w:hAnsi="Aptos"/>
+                <w:b w:val="0"/>
+                <w:i w:val="0"/>
+                <w:sz w:val="22"/>
+              </w:rPr>
+              <w:t>zatrudnienie,</w:t>
+            </w:r>
+          </w:p>
+        </w:tc>
+        <w:tc>
+          <w:tcPr>
+            <w:tcW w:type="dxa" w:w="4252"/>
+          </w:tcPr>
+          <w:p>
+            <w:pPr>
+              <w:spacing w:before="20" w:after="20"/>
+            </w:pPr>
+            <w:r>
+              <w:rPr>
+                <w:rFonts w:ascii="Aptos" w:hAnsi="Aptos"/>
+                <w:b w:val="0"/>
+                <w:i w:val="0"/>
+                <w:sz w:val="22"/>
+              </w:rPr>
+            </w:r>
+          </w:p>
+        </w:tc>
+      </w:tr>
+      <w:tr>
+        <w:tc>
+          <w:tcPr>
+            <w:tcW w:type="dxa" w:w="680"/>
+          </w:tcPr>
+          <w:p>
+            <w:pPr>
+              <w:spacing w:before="20" w:after="20"/>
+            </w:pPr>
+            <w:r>
+              <w:rPr>
+                <w:rFonts w:ascii="Aptos" w:hAnsi="Aptos"/>
+                <w:b w:val="0"/>
+                <w:i w:val="0"/>
+                <w:sz w:val="22"/>
+              </w:rPr>
+              <w:t>22.</w:t>
+            </w:r>
+          </w:p>
+        </w:tc>
+        <w:tc>
+          <w:tcPr>
+            <w:tcW w:type="dxa" w:w="4536"/>
+          </w:tcPr>
+          <w:p>
+            <w:pPr>
+              <w:spacing w:before="20" w:after="20"/>
+            </w:pPr>
+            <w:r>
+              <w:rPr>
+                <w:rFonts w:ascii="Aptos" w:hAnsi="Aptos"/>
+                <w:b w:val="0"/>
+                <w:i w:val="0"/>
+                <w:sz w:val="22"/>
+              </w:rPr>
+              <w:t>etyka zawodowa,</w:t>
+            </w:r>
+          </w:p>
+        </w:tc>
+        <w:tc>
+          <w:tcPr>
+            <w:tcW w:type="dxa" w:w="4252"/>
+          </w:tcPr>
+          <w:p>
+            <w:pPr>
+              <w:spacing w:before="20" w:after="20"/>
+            </w:pPr>
+            <w:r>
+              <w:rPr>
+                <w:rFonts w:ascii="Aptos" w:hAnsi="Aptos"/>
+                <w:b w:val="0"/>
+                <w:i w:val="0"/>
+                <w:sz w:val="22"/>
+              </w:rPr>
+            </w:r>
+          </w:p>
+        </w:tc>
+      </w:tr>
+      <w:tr>
+        <w:tc>
+          <w:tcPr>
+            <w:tcW w:type="dxa" w:w="680"/>
+          </w:tcPr>
+          <w:p>
+            <w:pPr>
+              <w:spacing w:before="20" w:after="20"/>
+            </w:pPr>
+            <w:r>
+              <w:rPr>
+                <w:rFonts w:ascii="Aptos" w:hAnsi="Aptos"/>
+                <w:b w:val="0"/>
+                <w:i w:val="0"/>
+                <w:sz w:val="22"/>
+              </w:rPr>
+              <w:t>23.</w:t>
+            </w:r>
+          </w:p>
+        </w:tc>
+        <w:tc>
+          <w:tcPr>
+            <w:tcW w:type="dxa" w:w="4536"/>
+          </w:tcPr>
+          <w:p>
+            <w:pPr>
+              <w:spacing w:before="20" w:after="20"/>
+            </w:pPr>
+            <w:r>
+              <w:rPr>
+                <w:rFonts w:ascii="Aptos" w:hAnsi="Aptos"/>
+                <w:b w:val="0"/>
+                <w:i w:val="0"/>
+                <w:sz w:val="22"/>
+              </w:rPr>
+              <w:t>team building,</w:t>
+            </w:r>
+          </w:p>
+        </w:tc>
+        <w:tc>
+          <w:tcPr>
+            <w:tcW w:type="dxa" w:w="4252"/>
+          </w:tcPr>
+          <w:p>
+            <w:pPr>
+              <w:spacing w:before="20" w:after="20"/>
+            </w:pPr>
+            <w:r>
+              <w:rPr>
+                <w:rFonts w:ascii="Aptos" w:hAnsi="Aptos"/>
+                <w:b w:val="0"/>
+                <w:i w:val="0"/>
+                <w:sz w:val="22"/>
+              </w:rPr>
+            </w:r>
+          </w:p>
+        </w:tc>
+      </w:tr>
+      <w:tr>
+        <w:tc>
+          <w:tcPr>
+            <w:tcW w:type="dxa" w:w="680"/>
+          </w:tcPr>
+          <w:p>
+            <w:pPr>
+              <w:spacing w:before="20" w:after="20"/>
+            </w:pPr>
+            <w:r>
+              <w:rPr>
+                <w:rFonts w:ascii="Aptos" w:hAnsi="Aptos"/>
+                <w:b w:val="0"/>
+                <w:i w:val="0"/>
+                <w:sz w:val="22"/>
+              </w:rPr>
+              <w:t>24.</w:t>
+            </w:r>
+          </w:p>
+        </w:tc>
+        <w:tc>
+          <w:tcPr>
+            <w:tcW w:type="dxa" w:w="4536"/>
+          </w:tcPr>
+          <w:p>
+            <w:pPr>
+              <w:spacing w:before="20" w:after="20"/>
+            </w:pPr>
+            <w:r>
+              <w:rPr>
+                <w:rFonts w:ascii="Aptos" w:hAnsi="Aptos"/>
+                <w:b w:val="0"/>
+                <w:i w:val="0"/>
+                <w:sz w:val="22"/>
+              </w:rPr>
+              <w:t>style zarządzania,  rynki międzynarodowe etc.</w:t>
+            </w:r>
+          </w:p>
+        </w:tc>
+        <w:tc>
+          <w:tcPr>
+            <w:tcW w:type="dxa" w:w="4252"/>
+          </w:tcPr>
+          <w:p>
+            <w:pPr>
+              <w:spacing w:before="20" w:after="20"/>
+            </w:pPr>
+            <w:r>
+              <w:rPr>
+                <w:rFonts w:ascii="Aptos" w:hAnsi="Aptos"/>
+                <w:b w:val="0"/>
+                <w:i w:val="0"/>
+                <w:sz w:val="22"/>
+              </w:rPr>
+            </w:r>
+          </w:p>
+        </w:tc>
+      </w:tr>
+      <w:tr>
+        <w:tc>
+          <w:tcPr>
+            <w:tcW w:type="dxa" w:w="680"/>
+          </w:tcPr>
+          <w:p>
+            <w:pPr>
+              <w:spacing w:before="20" w:after="20"/>
+            </w:pPr>
+            <w:r>
+              <w:rPr>
+                <w:rFonts w:ascii="Aptos" w:hAnsi="Aptos"/>
+                <w:b w:val="0"/>
+                <w:i w:val="0"/>
+                <w:sz w:val="22"/>
+              </w:rPr>
+              <w:t>25.</w:t>
+            </w:r>
+          </w:p>
+        </w:tc>
+        <w:tc>
+          <w:tcPr>
+            <w:tcW w:type="dxa" w:w="4536"/>
+          </w:tcPr>
+          <w:p>
+            <w:pPr>
+              <w:spacing w:before="20" w:after="20"/>
+            </w:pPr>
+            <w:r>
+              <w:rPr>
+                <w:rFonts w:ascii="Aptos" w:hAnsi="Aptos"/>
+                <w:b w:val="0"/>
+                <w:i w:val="0"/>
+                <w:sz w:val="22"/>
+              </w:rPr>
+              <w:t>3. Teksty specjalistyczne o tematyce związanej z informatyką, technologią.  Pogłębianie umiejętności czytania ze zrozumieniem tekstów bazujących na oryginalnych materiałach źródłowych.</w:t>
+            </w:r>
+          </w:p>
+        </w:tc>
+        <w:tc>
+          <w:tcPr>
+            <w:tcW w:type="dxa" w:w="4252"/>
+          </w:tcPr>
+          <w:p>
+            <w:pPr>
+              <w:spacing w:before="20" w:after="20"/>
+            </w:pPr>
+            <w:r>
+              <w:rPr>
+                <w:rFonts w:ascii="Aptos" w:hAnsi="Aptos"/>
+                <w:b w:val="0"/>
+                <w:i w:val="0"/>
+                <w:sz w:val="22"/>
+              </w:rPr>
+            </w:r>
+          </w:p>
+        </w:tc>
+      </w:tr>
+      <w:tr>
+        <w:tc>
+          <w:tcPr>
+            <w:tcW w:type="dxa" w:w="680"/>
+          </w:tcPr>
+          <w:p>
+            <w:pPr>
+              <w:spacing w:before="20" w:after="20"/>
+            </w:pPr>
+            <w:r>
+              <w:rPr>
+                <w:rFonts w:ascii="Aptos" w:hAnsi="Aptos"/>
+                <w:b w:val="0"/>
+                <w:i w:val="0"/>
+                <w:sz w:val="22"/>
+              </w:rPr>
+              <w:t>26.</w:t>
+            </w:r>
+          </w:p>
+        </w:tc>
+        <w:tc>
+          <w:tcPr>
+            <w:tcW w:type="dxa" w:w="4536"/>
+          </w:tcPr>
+          <w:p>
+            <w:pPr>
+              <w:spacing w:before="20" w:after="20"/>
+            </w:pPr>
+            <w:r>
+              <w:rPr>
+                <w:rFonts w:ascii="Aptos" w:hAnsi="Aptos"/>
+                <w:b w:val="0"/>
+                <w:i w:val="0"/>
+                <w:sz w:val="22"/>
+              </w:rPr>
+              <w:t>4. Zagadnienia z zakresu informatyki (w zależności od poziomu zaawansowania grupy np).</w:t>
+            </w:r>
+          </w:p>
+        </w:tc>
+        <w:tc>
+          <w:tcPr>
+            <w:tcW w:type="dxa" w:w="4252"/>
+          </w:tcPr>
+          <w:p>
+            <w:pPr>
+              <w:spacing w:before="20" w:after="20"/>
+            </w:pPr>
+            <w:r>
+              <w:rPr>
+                <w:rFonts w:ascii="Aptos" w:hAnsi="Aptos"/>
+                <w:b w:val="0"/>
+                <w:i w:val="0"/>
+                <w:sz w:val="22"/>
+              </w:rPr>
+            </w:r>
+          </w:p>
+        </w:tc>
+      </w:tr>
+      <w:tr>
+        <w:tc>
+          <w:tcPr>
+            <w:tcW w:type="dxa" w:w="680"/>
+          </w:tcPr>
+          <w:p>
+            <w:pPr>
+              <w:spacing w:before="20" w:after="20"/>
+            </w:pPr>
+            <w:r>
+              <w:rPr>
+                <w:rFonts w:ascii="Aptos" w:hAnsi="Aptos"/>
+                <w:b w:val="0"/>
+                <w:i w:val="0"/>
+                <w:sz w:val="22"/>
+              </w:rPr>
+              <w:t>27.</w:t>
+            </w:r>
+          </w:p>
+        </w:tc>
+        <w:tc>
+          <w:tcPr>
+            <w:tcW w:type="dxa" w:w="4536"/>
+          </w:tcPr>
+          <w:p>
+            <w:pPr>
+              <w:spacing w:before="20" w:after="20"/>
+            </w:pPr>
+            <w:r>
+              <w:rPr>
+                <w:rFonts w:ascii="Aptos" w:hAnsi="Aptos"/>
+                <w:b w:val="0"/>
+                <w:i w:val="0"/>
+                <w:sz w:val="22"/>
+              </w:rPr>
+              <w:t>zastosowanie komputerów w życiu codziennym,</w:t>
+            </w:r>
+          </w:p>
+        </w:tc>
+        <w:tc>
+          <w:tcPr>
+            <w:tcW w:type="dxa" w:w="4252"/>
+          </w:tcPr>
+          <w:p>
+            <w:pPr>
+              <w:spacing w:before="20" w:after="20"/>
+            </w:pPr>
+            <w:r>
+              <w:rPr>
+                <w:rFonts w:ascii="Aptos" w:hAnsi="Aptos"/>
+                <w:b w:val="0"/>
+                <w:i w:val="0"/>
+                <w:sz w:val="22"/>
+              </w:rPr>
+            </w:r>
+          </w:p>
+        </w:tc>
+      </w:tr>
+      <w:tr>
+        <w:tc>
+          <w:tcPr>
+            <w:tcW w:type="dxa" w:w="680"/>
+          </w:tcPr>
+          <w:p>
+            <w:pPr>
+              <w:spacing w:before="20" w:after="20"/>
+            </w:pPr>
+            <w:r>
+              <w:rPr>
+                <w:rFonts w:ascii="Aptos" w:hAnsi="Aptos"/>
+                <w:b w:val="0"/>
+                <w:i w:val="0"/>
+                <w:sz w:val="22"/>
+              </w:rPr>
+              <w:t>28.</w:t>
+            </w:r>
+          </w:p>
+        </w:tc>
+        <w:tc>
+          <w:tcPr>
+            <w:tcW w:type="dxa" w:w="4536"/>
+          </w:tcPr>
+          <w:p>
+            <w:pPr>
+              <w:spacing w:before="20" w:after="20"/>
+            </w:pPr>
+            <w:r>
+              <w:rPr>
+                <w:rFonts w:ascii="Aptos" w:hAnsi="Aptos"/>
+                <w:b w:val="0"/>
+                <w:i w:val="0"/>
+                <w:sz w:val="22"/>
+              </w:rPr>
+              <w:t>systemy operacyjne,</w:t>
+            </w:r>
+          </w:p>
+        </w:tc>
+        <w:tc>
+          <w:tcPr>
+            <w:tcW w:type="dxa" w:w="4252"/>
+          </w:tcPr>
+          <w:p>
+            <w:pPr>
+              <w:spacing w:before="20" w:after="20"/>
+            </w:pPr>
+            <w:r>
+              <w:rPr>
+                <w:rFonts w:ascii="Aptos" w:hAnsi="Aptos"/>
+                <w:b w:val="0"/>
+                <w:i w:val="0"/>
+                <w:sz w:val="22"/>
+              </w:rPr>
+            </w:r>
+          </w:p>
+        </w:tc>
+      </w:tr>
+      <w:tr>
+        <w:tc>
+          <w:tcPr>
+            <w:tcW w:type="dxa" w:w="680"/>
+          </w:tcPr>
+          <w:p>
+            <w:pPr>
+              <w:spacing w:before="20" w:after="20"/>
+            </w:pPr>
+            <w:r>
+              <w:rPr>
+                <w:rFonts w:ascii="Aptos" w:hAnsi="Aptos"/>
+                <w:b w:val="0"/>
+                <w:i w:val="0"/>
+                <w:sz w:val="22"/>
+              </w:rPr>
+              <w:t>29.</w:t>
+            </w:r>
+          </w:p>
+        </w:tc>
+        <w:tc>
+          <w:tcPr>
+            <w:tcW w:type="dxa" w:w="4536"/>
+          </w:tcPr>
+          <w:p>
+            <w:pPr>
+              <w:spacing w:before="20" w:after="20"/>
+            </w:pPr>
+            <w:r>
+              <w:rPr>
+                <w:rFonts w:ascii="Aptos" w:hAnsi="Aptos"/>
+                <w:b w:val="0"/>
+                <w:i w:val="0"/>
+                <w:sz w:val="22"/>
+              </w:rPr>
+              <w:t>mikroprocesory,</w:t>
+            </w:r>
+          </w:p>
+        </w:tc>
+        <w:tc>
+          <w:tcPr>
+            <w:tcW w:type="dxa" w:w="4252"/>
+          </w:tcPr>
+          <w:p>
+            <w:pPr>
+              <w:spacing w:before="20" w:after="20"/>
+            </w:pPr>
+            <w:r>
+              <w:rPr>
+                <w:rFonts w:ascii="Aptos" w:hAnsi="Aptos"/>
+                <w:b w:val="0"/>
+                <w:i w:val="0"/>
+                <w:sz w:val="22"/>
+              </w:rPr>
+            </w:r>
+          </w:p>
+        </w:tc>
+      </w:tr>
+      <w:tr>
+        <w:tc>
+          <w:tcPr>
+            <w:tcW w:type="dxa" w:w="680"/>
+          </w:tcPr>
+          <w:p>
+            <w:pPr>
+              <w:spacing w:before="20" w:after="20"/>
+            </w:pPr>
+            <w:r>
+              <w:rPr>
+                <w:rFonts w:ascii="Aptos" w:hAnsi="Aptos"/>
+                <w:b w:val="0"/>
+                <w:i w:val="0"/>
+                <w:sz w:val="22"/>
+              </w:rPr>
+              <w:t>30.</w:t>
+            </w:r>
+          </w:p>
+        </w:tc>
+        <w:tc>
+          <w:tcPr>
+            <w:tcW w:type="dxa" w:w="4536"/>
+          </w:tcPr>
+          <w:p>
+            <w:pPr>
+              <w:spacing w:before="20" w:after="20"/>
+            </w:pPr>
+            <w:r>
+              <w:rPr>
+                <w:rFonts w:ascii="Aptos" w:hAnsi="Aptos"/>
+                <w:b w:val="0"/>
+                <w:i w:val="0"/>
+                <w:sz w:val="22"/>
+              </w:rPr>
+              <w:t>bazy danych,</w:t>
+            </w:r>
+          </w:p>
+        </w:tc>
+        <w:tc>
+          <w:tcPr>
+            <w:tcW w:type="dxa" w:w="4252"/>
+          </w:tcPr>
+          <w:p>
+            <w:pPr>
+              <w:spacing w:before="20" w:after="20"/>
+            </w:pPr>
+            <w:r>
+              <w:rPr>
+                <w:rFonts w:ascii="Aptos" w:hAnsi="Aptos"/>
+                <w:b w:val="0"/>
+                <w:i w:val="0"/>
+                <w:sz w:val="22"/>
+              </w:rPr>
+            </w:r>
+          </w:p>
+        </w:tc>
+      </w:tr>
+      <w:tr>
+        <w:tc>
+          <w:tcPr>
+            <w:tcW w:type="dxa" w:w="680"/>
+          </w:tcPr>
+          <w:p>
+            <w:pPr>
+              <w:spacing w:before="20" w:after="20"/>
+            </w:pPr>
+            <w:r>
+              <w:rPr>
+                <w:rFonts w:ascii="Aptos" w:hAnsi="Aptos"/>
+                <w:b w:val="0"/>
+                <w:i w:val="0"/>
+                <w:sz w:val="22"/>
+              </w:rPr>
+              <w:t>31.</w:t>
+            </w:r>
+          </w:p>
+        </w:tc>
+        <w:tc>
+          <w:tcPr>
+            <w:tcW w:type="dxa" w:w="4536"/>
+          </w:tcPr>
+          <w:p>
+            <w:pPr>
+              <w:spacing w:before="20" w:after="20"/>
+            </w:pPr>
+            <w:r>
+              <w:rPr>
+                <w:rFonts w:ascii="Aptos" w:hAnsi="Aptos"/>
+                <w:b w:val="0"/>
+                <w:i w:val="0"/>
+                <w:sz w:val="22"/>
+              </w:rPr>
+              <w:t>Internet,</w:t>
+            </w:r>
+          </w:p>
+        </w:tc>
+        <w:tc>
+          <w:tcPr>
+            <w:tcW w:type="dxa" w:w="4252"/>
+          </w:tcPr>
+          <w:p>
+            <w:pPr>
+              <w:spacing w:before="20" w:after="20"/>
+            </w:pPr>
+            <w:r>
+              <w:rPr>
+                <w:rFonts w:ascii="Aptos" w:hAnsi="Aptos"/>
+                <w:b w:val="0"/>
+                <w:i w:val="0"/>
+                <w:sz w:val="22"/>
+              </w:rPr>
+            </w:r>
+          </w:p>
+        </w:tc>
+      </w:tr>
+      <w:tr>
+        <w:tc>
+          <w:tcPr>
+            <w:tcW w:type="dxa" w:w="680"/>
+          </w:tcPr>
+          <w:p>
+            <w:pPr>
+              <w:spacing w:before="20" w:after="20"/>
+            </w:pPr>
+            <w:r>
+              <w:rPr>
+                <w:rFonts w:ascii="Aptos" w:hAnsi="Aptos"/>
+                <w:b w:val="0"/>
+                <w:i w:val="0"/>
+                <w:sz w:val="22"/>
+              </w:rPr>
+              <w:t>32.</w:t>
+            </w:r>
+          </w:p>
+        </w:tc>
+        <w:tc>
+          <w:tcPr>
+            <w:tcW w:type="dxa" w:w="4536"/>
+          </w:tcPr>
+          <w:p>
+            <w:pPr>
+              <w:spacing w:before="20" w:after="20"/>
+            </w:pPr>
+            <w:r>
+              <w:rPr>
+                <w:rFonts w:ascii="Aptos" w:hAnsi="Aptos"/>
+                <w:b w:val="0"/>
+                <w:i w:val="0"/>
+                <w:sz w:val="22"/>
+              </w:rPr>
+              <w:t>wirusy komputerowe,</w:t>
+            </w:r>
+          </w:p>
+        </w:tc>
+        <w:tc>
+          <w:tcPr>
+            <w:tcW w:type="dxa" w:w="4252"/>
+          </w:tcPr>
+          <w:p>
+            <w:pPr>
+              <w:spacing w:before="20" w:after="20"/>
+            </w:pPr>
+            <w:r>
+              <w:rPr>
+                <w:rFonts w:ascii="Aptos" w:hAnsi="Aptos"/>
+                <w:b w:val="0"/>
+                <w:i w:val="0"/>
+                <w:sz w:val="22"/>
+              </w:rPr>
+            </w:r>
+          </w:p>
+        </w:tc>
+      </w:tr>
+      <w:tr>
+        <w:tc>
+          <w:tcPr>
+            <w:tcW w:type="dxa" w:w="680"/>
+          </w:tcPr>
+          <w:p>
+            <w:pPr>
+              <w:spacing w:before="20" w:after="20"/>
+            </w:pPr>
+            <w:r>
+              <w:rPr>
+                <w:rFonts w:ascii="Aptos" w:hAnsi="Aptos"/>
+                <w:b w:val="0"/>
+                <w:i w:val="0"/>
+                <w:sz w:val="22"/>
+              </w:rPr>
+              <w:t>33.</w:t>
+            </w:r>
+          </w:p>
+        </w:tc>
+        <w:tc>
+          <w:tcPr>
+            <w:tcW w:type="dxa" w:w="4536"/>
+          </w:tcPr>
+          <w:p>
+            <w:pPr>
+              <w:spacing w:before="20" w:after="20"/>
+            </w:pPr>
+            <w:r>
+              <w:rPr>
+                <w:rFonts w:ascii="Aptos" w:hAnsi="Aptos"/>
+                <w:b w:val="0"/>
+                <w:i w:val="0"/>
+                <w:sz w:val="22"/>
+              </w:rPr>
+              <w:t>gry komputerowe, sieci komputerowe,</w:t>
+            </w:r>
+          </w:p>
+        </w:tc>
+        <w:tc>
+          <w:tcPr>
+            <w:tcW w:type="dxa" w:w="4252"/>
+          </w:tcPr>
+          <w:p>
+            <w:pPr>
+              <w:spacing w:before="20" w:after="20"/>
+            </w:pPr>
+            <w:r>
+              <w:rPr>
+                <w:rFonts w:ascii="Aptos" w:hAnsi="Aptos"/>
+                <w:b w:val="0"/>
+                <w:i w:val="0"/>
+                <w:sz w:val="22"/>
+              </w:rPr>
+            </w:r>
+          </w:p>
+        </w:tc>
+      </w:tr>
+      <w:tr>
+        <w:tc>
+          <w:tcPr>
+            <w:tcW w:type="dxa" w:w="680"/>
+          </w:tcPr>
+          <w:p>
+            <w:pPr>
+              <w:spacing w:before="20" w:after="20"/>
+            </w:pPr>
+            <w:r>
+              <w:rPr>
+                <w:rFonts w:ascii="Aptos" w:hAnsi="Aptos"/>
+                <w:b w:val="0"/>
+                <w:i w:val="0"/>
+                <w:sz w:val="22"/>
+              </w:rPr>
+              <w:t>34.</w:t>
+            </w:r>
+          </w:p>
+        </w:tc>
+        <w:tc>
+          <w:tcPr>
+            <w:tcW w:type="dxa" w:w="4536"/>
+          </w:tcPr>
+          <w:p>
+            <w:pPr>
+              <w:spacing w:before="20" w:after="20"/>
+            </w:pPr>
+            <w:r>
+              <w:rPr>
+                <w:rFonts w:ascii="Aptos" w:hAnsi="Aptos"/>
+                <w:b w:val="0"/>
+                <w:i w:val="0"/>
+                <w:sz w:val="22"/>
+              </w:rPr>
+              <w:t>nowe technologie,</w:t>
+            </w:r>
+          </w:p>
+        </w:tc>
+        <w:tc>
+          <w:tcPr>
+            <w:tcW w:type="dxa" w:w="4252"/>
+          </w:tcPr>
+          <w:p>
+            <w:pPr>
+              <w:spacing w:before="20" w:after="20"/>
+            </w:pPr>
+            <w:r>
+              <w:rPr>
+                <w:rFonts w:ascii="Aptos" w:hAnsi="Aptos"/>
+                <w:b w:val="0"/>
+                <w:i w:val="0"/>
+                <w:sz w:val="22"/>
+              </w:rPr>
+            </w:r>
+          </w:p>
+        </w:tc>
+      </w:tr>
+      <w:tr>
+        <w:tc>
+          <w:tcPr>
+            <w:tcW w:type="dxa" w:w="680"/>
+          </w:tcPr>
+          <w:p>
+            <w:pPr>
+              <w:spacing w:before="20" w:after="20"/>
+            </w:pPr>
+            <w:r>
+              <w:rPr>
+                <w:rFonts w:ascii="Aptos" w:hAnsi="Aptos"/>
+                <w:b w:val="0"/>
+                <w:i w:val="0"/>
+                <w:sz w:val="22"/>
+              </w:rPr>
+              <w:t>35.</w:t>
+            </w:r>
+          </w:p>
+        </w:tc>
+        <w:tc>
+          <w:tcPr>
+            <w:tcW w:type="dxa" w:w="4536"/>
+          </w:tcPr>
+          <w:p>
+            <w:pPr>
+              <w:spacing w:before="20" w:after="20"/>
+            </w:pPr>
+            <w:r>
+              <w:rPr>
+                <w:rFonts w:ascii="Aptos" w:hAnsi="Aptos"/>
+                <w:b w:val="0"/>
+                <w:i w:val="0"/>
+                <w:sz w:val="22"/>
+              </w:rPr>
+              <w:t>języki programowania,</w:t>
+            </w:r>
+          </w:p>
+        </w:tc>
+        <w:tc>
+          <w:tcPr>
+            <w:tcW w:type="dxa" w:w="4252"/>
+          </w:tcPr>
+          <w:p>
+            <w:pPr>
+              <w:spacing w:before="20" w:after="20"/>
+            </w:pPr>
+            <w:r>
+              <w:rPr>
+                <w:rFonts w:ascii="Aptos" w:hAnsi="Aptos"/>
+                <w:b w:val="0"/>
+                <w:i w:val="0"/>
+                <w:sz w:val="22"/>
+              </w:rPr>
+            </w:r>
+          </w:p>
+        </w:tc>
+      </w:tr>
+      <w:tr>
+        <w:tc>
+          <w:tcPr>
+            <w:tcW w:type="dxa" w:w="680"/>
+          </w:tcPr>
+          <w:p>
+            <w:pPr>
+              <w:spacing w:before="20" w:after="20"/>
+            </w:pPr>
+            <w:r>
+              <w:rPr>
+                <w:rFonts w:ascii="Aptos" w:hAnsi="Aptos"/>
+                <w:b w:val="0"/>
+                <w:i w:val="0"/>
+                <w:sz w:val="22"/>
+              </w:rPr>
+              <w:t>36.</w:t>
+            </w:r>
+          </w:p>
+        </w:tc>
+        <w:tc>
+          <w:tcPr>
+            <w:tcW w:type="dxa" w:w="4536"/>
+          </w:tcPr>
+          <w:p>
+            <w:pPr>
+              <w:spacing w:before="20" w:after="20"/>
+            </w:pPr>
+            <w:r>
+              <w:rPr>
+                <w:rFonts w:ascii="Aptos" w:hAnsi="Aptos"/>
+                <w:b w:val="0"/>
+                <w:i w:val="0"/>
+                <w:sz w:val="22"/>
+              </w:rPr>
+              <w:t>oprogramowanie komputerowe etc.)</w:t>
+            </w:r>
+          </w:p>
+        </w:tc>
+        <w:tc>
+          <w:tcPr>
+            <w:tcW w:type="dxa" w:w="4252"/>
+          </w:tcPr>
+          <w:p>
+            <w:pPr>
+              <w:spacing w:before="20" w:after="20"/>
+            </w:pPr>
+            <w:r>
+              <w:rPr>
+                <w:rFonts w:ascii="Aptos" w:hAnsi="Aptos"/>
+                <w:b w:val="0"/>
+                <w:i w:val="0"/>
+                <w:sz w:val="22"/>
+              </w:rPr>
+            </w:r>
+          </w:p>
+        </w:tc>
+      </w:tr>
+      <w:tr>
+        <w:tc>
+          <w:tcPr>
+            <w:tcW w:type="dxa" w:w="680"/>
+          </w:tcPr>
+          <w:p>
+            <w:pPr>
+              <w:spacing w:before="20" w:after="20"/>
+            </w:pPr>
+            <w:r>
+              <w:rPr>
+                <w:rFonts w:ascii="Aptos" w:hAnsi="Aptos"/>
+                <w:b w:val="0"/>
+                <w:i w:val="0"/>
+                <w:sz w:val="22"/>
+              </w:rPr>
+              <w:t>37.</w:t>
+            </w:r>
+          </w:p>
+        </w:tc>
+        <w:tc>
+          <w:tcPr>
+            <w:tcW w:type="dxa" w:w="4536"/>
+          </w:tcPr>
+          <w:p>
+            <w:pPr>
+              <w:spacing w:before="20" w:after="20"/>
+            </w:pPr>
+            <w:r>
+              <w:rPr>
+                <w:rFonts w:ascii="Aptos" w:hAnsi="Aptos"/>
+                <w:b w:val="0"/>
+                <w:i w:val="0"/>
+                <w:sz w:val="22"/>
+              </w:rPr>
+              <w:t>5. Pogłębianie znajomości podstawowych oraz specjalistycznych wyrażeń i zwrotów z zakresu języka technicznego, akademickiego i świata pracy.</w:t>
+            </w:r>
+          </w:p>
+        </w:tc>
+        <w:tc>
+          <w:tcPr>
+            <w:tcW w:type="dxa" w:w="4252"/>
+          </w:tcPr>
+          <w:p>
+            <w:pPr>
+              <w:spacing w:before="20" w:after="20"/>
+            </w:pPr>
+            <w:r>
+              <w:rPr>
+                <w:rFonts w:ascii="Aptos" w:hAnsi="Aptos"/>
+                <w:b w:val="0"/>
+                <w:i w:val="0"/>
+                <w:sz w:val="22"/>
+              </w:rPr>
+            </w:r>
+          </w:p>
+        </w:tc>
+      </w:tr>
+      <w:tr>
+        <w:tc>
+          <w:tcPr>
+            <w:tcW w:type="dxa" w:w="680"/>
+          </w:tcPr>
+          <w:p>
+            <w:pPr>
+              <w:spacing w:before="20" w:after="20"/>
+            </w:pPr>
+            <w:r>
+              <w:rPr>
+                <w:rFonts w:ascii="Aptos" w:hAnsi="Aptos"/>
+                <w:b w:val="0"/>
+                <w:i w:val="0"/>
+                <w:sz w:val="22"/>
+              </w:rPr>
+              <w:t>38.</w:t>
+            </w:r>
+          </w:p>
+        </w:tc>
+        <w:tc>
+          <w:tcPr>
+            <w:tcW w:type="dxa" w:w="4536"/>
+          </w:tcPr>
+          <w:p>
+            <w:pPr>
+              <w:spacing w:before="20" w:after="20"/>
+            </w:pPr>
+            <w:r>
+              <w:rPr>
+                <w:rFonts w:ascii="Aptos" w:hAnsi="Aptos"/>
+                <w:b w:val="0"/>
+                <w:i w:val="0"/>
+                <w:sz w:val="22"/>
+              </w:rPr>
+              <w:t>6.Ćwiczenie złożonych struktur leksykalnych, omówienie właściwości fizycznych materii, kształtów, wprowadzenie terminologii matematycznej, interpretacja rysunków, diagramów, opis procesu. Wprowadzenie słownictwa specjalistycznego z dziedziny informatyki.</w:t>
+            </w:r>
+          </w:p>
+        </w:tc>
+        <w:tc>
+          <w:tcPr>
+            <w:tcW w:type="dxa" w:w="4252"/>
+          </w:tcPr>
+          <w:p>
+            <w:pPr>
+              <w:spacing w:before="20" w:after="20"/>
+            </w:pPr>
+            <w:r>
+              <w:rPr>
+                <w:rFonts w:ascii="Aptos" w:hAnsi="Aptos"/>
+                <w:b w:val="0"/>
+                <w:i w:val="0"/>
+                <w:sz w:val="22"/>
+              </w:rPr>
+            </w:r>
+          </w:p>
+        </w:tc>
+      </w:tr>
+      <w:tr>
+        <w:tc>
+          <w:tcPr>
+            <w:tcW w:type="dxa" w:w="680"/>
+          </w:tcPr>
+          <w:p>
+            <w:pPr>
+              <w:spacing w:before="20" w:after="20"/>
+            </w:pPr>
+            <w:r>
+              <w:rPr>
+                <w:rFonts w:ascii="Aptos" w:hAnsi="Aptos"/>
+                <w:b w:val="0"/>
+                <w:i w:val="0"/>
+                <w:sz w:val="22"/>
+              </w:rPr>
+              <w:t>39.</w:t>
+            </w:r>
+          </w:p>
+        </w:tc>
+        <w:tc>
+          <w:tcPr>
+            <w:tcW w:type="dxa" w:w="4536"/>
+          </w:tcPr>
+          <w:p>
+            <w:pPr>
+              <w:spacing w:before="20" w:after="20"/>
+            </w:pPr>
+            <w:r>
+              <w:rPr>
+                <w:rFonts w:ascii="Aptos" w:hAnsi="Aptos"/>
+                <w:b w:val="0"/>
+                <w:i w:val="0"/>
+                <w:sz w:val="22"/>
+              </w:rPr>
+              <w:t>7.Realizowanie gramatyki w zakresie wymaganym dla danego poziomu znajomości języka. Nauczanie struktur niezbędnych do komunikacji werbalnej i pisemnej w środowisku akademickim i świata pracy.</w:t>
+            </w:r>
+          </w:p>
+        </w:tc>
+        <w:tc>
+          <w:tcPr>
+            <w:tcW w:type="dxa" w:w="4252"/>
+          </w:tcPr>
+          <w:p>
+            <w:pPr>
+              <w:spacing w:before="20" w:after="20"/>
+            </w:pPr>
+            <w:r>
+              <w:rPr>
+                <w:rFonts w:ascii="Aptos" w:hAnsi="Aptos"/>
+                <w:b w:val="0"/>
+                <w:i w:val="0"/>
+                <w:sz w:val="22"/>
+              </w:rPr>
+            </w:r>
+          </w:p>
+        </w:tc>
+      </w:tr>
+      <w:tr>
+        <w:tc>
+          <w:tcPr>
+            <w:tcW w:type="dxa" w:w="680"/>
+          </w:tcPr>
+          <w:p>
+            <w:pPr>
+              <w:spacing w:before="20" w:after="20"/>
+            </w:pPr>
+            <w:r>
+              <w:rPr>
+                <w:rFonts w:ascii="Aptos" w:hAnsi="Aptos"/>
+                <w:b w:val="0"/>
+                <w:i w:val="0"/>
+                <w:sz w:val="22"/>
+              </w:rPr>
+              <w:t>40.</w:t>
+            </w:r>
+          </w:p>
+        </w:tc>
+        <w:tc>
+          <w:tcPr>
+            <w:tcW w:type="dxa" w:w="4536"/>
+          </w:tcPr>
+          <w:p>
+            <w:pPr>
+              <w:spacing w:before="20" w:after="20"/>
+            </w:pPr>
+            <w:r>
+              <w:rPr>
+                <w:rFonts w:ascii="Aptos" w:hAnsi="Aptos"/>
+                <w:b w:val="0"/>
+                <w:i w:val="0"/>
+                <w:sz w:val="22"/>
+              </w:rPr>
+              <w:t>8.Pisanie różnorodnych tekstów, niezbędnych w pracy i na uczelni, np.: raportu, życiorysu zawodowego, wiadomości email, streszczenia, notatki, abstraktu, instrukcji, objaśnienia procesu.</w:t>
+            </w:r>
+          </w:p>
+        </w:tc>
+        <w:tc>
+          <w:tcPr>
+            <w:tcW w:type="dxa" w:w="4252"/>
+          </w:tcPr>
+          <w:p>
+            <w:pPr>
+              <w:spacing w:before="20" w:after="20"/>
+            </w:pPr>
+            <w:r>
+              <w:rPr>
+                <w:rFonts w:ascii="Aptos" w:hAnsi="Aptos"/>
+                <w:b w:val="0"/>
+                <w:i w:val="0"/>
+                <w:sz w:val="22"/>
+              </w:rPr>
+            </w:r>
+          </w:p>
+        </w:tc>
+      </w:tr>
+      <w:tr>
+        <w:tc>
+          <w:tcPr>
+            <w:tcW w:type="dxa" w:w="680"/>
+          </w:tcPr>
+          <w:p>
+            <w:pPr>
+              <w:spacing w:before="20" w:after="20"/>
+            </w:pPr>
+            <w:r>
+              <w:rPr>
+                <w:rFonts w:ascii="Aptos" w:hAnsi="Aptos"/>
+                <w:b w:val="0"/>
+                <w:i w:val="0"/>
+                <w:sz w:val="22"/>
+              </w:rPr>
+              <w:t>41.</w:t>
+            </w:r>
+          </w:p>
+        </w:tc>
+        <w:tc>
+          <w:tcPr>
+            <w:tcW w:type="dxa" w:w="4536"/>
+          </w:tcPr>
+          <w:p>
+            <w:pPr>
+              <w:spacing w:before="20" w:after="20"/>
+            </w:pPr>
+            <w:r>
+              <w:rPr>
+                <w:rFonts w:ascii="Aptos" w:hAnsi="Aptos"/>
+                <w:b w:val="0"/>
+                <w:i w:val="0"/>
+                <w:sz w:val="22"/>
+              </w:rPr>
+              <w:t>9. Słuchanie w oparciu o materiały przedstawiające sytuacje związane ze</w:t>
+            </w:r>
+          </w:p>
+        </w:tc>
+        <w:tc>
+          <w:tcPr>
+            <w:tcW w:type="dxa" w:w="4252"/>
+          </w:tcPr>
+          <w:p>
+            <w:pPr>
+              <w:spacing w:before="20" w:after="20"/>
+            </w:pPr>
+            <w:r>
+              <w:rPr>
+                <w:rFonts w:ascii="Aptos" w:hAnsi="Aptos"/>
+                <w:b w:val="0"/>
+                <w:i w:val="0"/>
+                <w:sz w:val="22"/>
+              </w:rPr>
+            </w:r>
+          </w:p>
+        </w:tc>
+      </w:tr>
+      <w:tr>
+        <w:tc>
+          <w:tcPr>
+            <w:tcW w:type="dxa" w:w="680"/>
+          </w:tcPr>
+          <w:p>
+            <w:pPr>
+              <w:spacing w:before="20" w:after="20"/>
+            </w:pPr>
+            <w:r>
+              <w:rPr>
+                <w:rFonts w:ascii="Aptos" w:hAnsi="Aptos"/>
+                <w:b w:val="0"/>
+                <w:i w:val="0"/>
+                <w:sz w:val="22"/>
+              </w:rPr>
+              <w:t>42.</w:t>
+            </w:r>
+          </w:p>
+        </w:tc>
+        <w:tc>
+          <w:tcPr>
+            <w:tcW w:type="dxa" w:w="4536"/>
+          </w:tcPr>
+          <w:p>
+            <w:pPr>
+              <w:spacing w:before="20" w:after="20"/>
+            </w:pPr>
+            <w:r>
+              <w:rPr>
+                <w:rFonts w:ascii="Aptos" w:hAnsi="Aptos"/>
+                <w:b w:val="0"/>
+                <w:i w:val="0"/>
+                <w:sz w:val="22"/>
+              </w:rPr>
+              <w:t>środowiskiem pracy, akademickim i życiem codziennym, np.: rozmowy telefoniczne, wywiady, sytuacje związane z obsługą klienta, wykłady oraz prezentacje.</w:t>
+            </w:r>
+          </w:p>
+        </w:tc>
+        <w:tc>
+          <w:tcPr>
+            <w:tcW w:type="dxa" w:w="4252"/>
+          </w:tcPr>
+          <w:p>
+            <w:pPr>
+              <w:spacing w:before="20" w:after="20"/>
+            </w:pPr>
+            <w:r>
+              <w:rPr>
+                <w:rFonts w:ascii="Aptos" w:hAnsi="Aptos"/>
+                <w:b w:val="0"/>
+                <w:i w:val="0"/>
+                <w:sz w:val="22"/>
+              </w:rPr>
+            </w:r>
+          </w:p>
+        </w:tc>
+      </w:tr>
+      <w:tr>
+        <w:tc>
+          <w:tcPr>
+            <w:tcW w:type="dxa" w:w="680"/>
+          </w:tcPr>
+          <w:p>
+            <w:pPr>
+              <w:spacing w:before="20" w:after="20"/>
+            </w:pPr>
+            <w:r>
+              <w:rPr>
+                <w:rFonts w:ascii="Aptos" w:hAnsi="Aptos"/>
+                <w:b w:val="0"/>
+                <w:i w:val="0"/>
+                <w:sz w:val="22"/>
+              </w:rPr>
+              <w:t>43.</w:t>
+            </w:r>
+          </w:p>
+        </w:tc>
+        <w:tc>
+          <w:tcPr>
+            <w:tcW w:type="dxa" w:w="4536"/>
+          </w:tcPr>
+          <w:p>
+            <w:pPr>
+              <w:spacing w:before="20" w:after="20"/>
+            </w:pPr>
+            <w:r>
+              <w:rPr>
+                <w:rFonts w:ascii="Aptos" w:hAnsi="Aptos"/>
+                <w:b w:val="0"/>
+                <w:i w:val="0"/>
+                <w:sz w:val="22"/>
+              </w:rPr>
+              <w:t>10. Komunikacja w świecie pracy i społeczności akademickiej, np: prezentacje, rozmowa kwalifikacyjna, rozmowy formalne i nieformalne, negocjacje, przedstawianie argumentów, rozwiązywanie problemów, case studies, prowadzenie spotkań formalnych, itp. Ćwiczenie wymowy i prawidłowego akcentowania wyrazów.</w:t>
+            </w:r>
+          </w:p>
+        </w:tc>
+        <w:tc>
+          <w:tcPr>
+            <w:tcW w:type="dxa" w:w="4252"/>
+          </w:tcPr>
+          <w:p>
+            <w:pPr>
+              <w:spacing w:before="20" w:after="20"/>
+            </w:pPr>
+            <w:r>
+              <w:rPr>
+                <w:rFonts w:ascii="Aptos" w:hAnsi="Aptos"/>
+                <w:b w:val="0"/>
+                <w:i w:val="0"/>
+                <w:sz w:val="22"/>
+              </w:rPr>
+            </w:r>
+          </w:p>
+        </w:tc>
+      </w:tr>
+      <w:tr>
+        <w:tc>
+          <w:tcPr>
+            <w:tcW w:type="dxa" w:w="680"/>
+          </w:tcPr>
+          <w:p>
+            <w:pPr>
+              <w:spacing w:before="20" w:after="20"/>
+            </w:pPr>
+            <w:r>
+              <w:rPr>
+                <w:rFonts w:ascii="Aptos" w:hAnsi="Aptos"/>
+                <w:b w:val="0"/>
+                <w:i w:val="0"/>
+                <w:sz w:val="22"/>
+              </w:rPr>
+              <w:t>44.</w:t>
+            </w:r>
+          </w:p>
+        </w:tc>
+        <w:tc>
+          <w:tcPr>
+            <w:tcW w:type="dxa" w:w="4536"/>
+          </w:tcPr>
+          <w:p>
+            <w:pPr>
+              <w:spacing w:before="20" w:after="20"/>
+            </w:pPr>
+            <w:r>
+              <w:rPr>
+                <w:rFonts w:ascii="Aptos" w:hAnsi="Aptos"/>
+                <w:b w:val="0"/>
+                <w:i w:val="0"/>
+                <w:sz w:val="22"/>
+              </w:rPr>
+              <w:t>11. Analiza i rozumienie języka specjalistycznego oraz tłumaczenie krótkich tekstów technicznych. K_U01</w:t>
+            </w:r>
+          </w:p>
+        </w:tc>
+        <w:tc>
+          <w:tcPr>
+            <w:tcW w:type="dxa" w:w="4252"/>
+          </w:tcPr>
+          <w:p>
+            <w:pPr>
+              <w:spacing w:before="20" w:after="20"/>
+            </w:pPr>
+            <w:r>
+              <w:rPr>
+                <w:rFonts w:ascii="Aptos" w:hAnsi="Aptos"/>
+                <w:b w:val="0"/>
+                <w:i w:val="0"/>
+                <w:sz w:val="22"/>
+              </w:rPr>
+            </w:r>
+          </w:p>
+        </w:tc>
+      </w:tr>
+      <w:tr>
+        <w:tc>
+          <w:tcPr>
+            <w:tcW w:type="dxa" w:w="680"/>
+          </w:tcPr>
+          <w:p>
+            <w:pPr>
+              <w:spacing w:before="20" w:after="20"/>
+            </w:pPr>
+            <w:r>
+              <w:rPr>
+                <w:rFonts w:ascii="Aptos" w:hAnsi="Aptos"/>
+                <w:b w:val="0"/>
+                <w:i w:val="0"/>
+                <w:sz w:val="22"/>
+              </w:rPr>
+              <w:t>45.</w:t>
+            </w:r>
+          </w:p>
+        </w:tc>
+        <w:tc>
+          <w:tcPr>
+            <w:tcW w:type="dxa" w:w="4536"/>
+          </w:tcPr>
+          <w:p>
+            <w:pPr>
+              <w:spacing w:before="20" w:after="20"/>
+            </w:pPr>
+            <w:r>
+              <w:rPr>
+                <w:rFonts w:ascii="Aptos" w:hAnsi="Aptos"/>
+                <w:b w:val="0"/>
+                <w:i w:val="0"/>
+                <w:sz w:val="22"/>
+              </w:rPr>
+              <w:t>12. Nauka prezentowania w języku angielskim, w tym używania adekwatnych konstrukcji językowych i odpowiedniego słownictwa, analiza technik prezentowania, zapoznanie się z prawidłową strukturą prezentacji i odpowiednim włączaniem materiałów wizualnych, przygotowanie kilkuminutowej prezentacji o tematyce związanej z kierunkiem studiów, wybraną specjalizacją i zainteresowaniami.(</w:t>
+            </w:r>
+          </w:p>
+        </w:tc>
+        <w:tc>
+          <w:tcPr>
+            <w:tcW w:type="dxa" w:w="4252"/>
+          </w:tcPr>
+          <w:p>
+            <w:pPr>
+              <w:spacing w:before="20" w:after="20"/>
+            </w:pPr>
+            <w:r>
+              <w:rPr>
+                <w:rFonts w:ascii="Aptos" w:hAnsi="Aptos"/>
+                <w:b w:val="0"/>
+                <w:i w:val="0"/>
+                <w:sz w:val="22"/>
+              </w:rPr>
+            </w:r>
+          </w:p>
+        </w:tc>
+      </w:tr>
+      <w:tr>
+        <w:tc>
+          <w:tcPr>
+            <w:tcW w:type="dxa" w:w="680"/>
+          </w:tcPr>
+          <w:p>
+            <w:pPr>
+              <w:spacing w:before="20" w:after="20"/>
+            </w:pPr>
+            <w:r>
+              <w:rPr>
+                <w:rFonts w:ascii="Aptos" w:hAnsi="Aptos"/>
+                <w:b w:val="0"/>
+                <w:i w:val="0"/>
+                <w:sz w:val="22"/>
+              </w:rPr>
+              <w:t>46.</w:t>
+            </w:r>
+          </w:p>
+        </w:tc>
+        <w:tc>
+          <w:tcPr>
+            <w:tcW w:type="dxa" w:w="4536"/>
+          </w:tcPr>
+          <w:p>
+            <w:pPr>
+              <w:spacing w:before="20" w:after="20"/>
+            </w:pPr>
+            <w:r>
+              <w:rPr>
+                <w:rFonts w:ascii="Aptos" w:hAnsi="Aptos"/>
+                <w:b w:val="0"/>
+                <w:i w:val="0"/>
+                <w:sz w:val="22"/>
+              </w:rPr>
+              <w:t>13. Ćwiczenie umiejętności językowych (mówienie, słuchania, pisania i czytania oraz wzbogacanie słownictwa i gramatyki pod kątem przygotowania studentów do egzaminów międzynarodowych Cambridge ESOL (BEC, FCE, CAE, CPE, IELTS) oraz TOEIC Reading&amp;Listening.</w:t>
+            </w:r>
+          </w:p>
+        </w:tc>
+        <w:tc>
+          <w:tcPr>
+            <w:tcW w:type="dxa" w:w="4252"/>
+          </w:tcPr>
+          <w:p>
+            <w:pPr>
+              <w:spacing w:before="20" w:after="20"/>
+            </w:pPr>
+            <w:r>
+              <w:rPr>
+                <w:rFonts w:ascii="Aptos" w:hAnsi="Aptos"/>
+                <w:b w:val="0"/>
+                <w:i w:val="0"/>
+                <w:sz w:val="22"/>
+              </w:rPr>
+            </w:r>
+          </w:p>
+        </w:tc>
+      </w:tr>
+      <w:tr>
+        <w:tc>
+          <w:tcPr>
+            <w:tcW w:type="dxa" w:w="680"/>
+          </w:tcPr>
+          <w:p>
+            <w:pPr>
+              <w:spacing w:before="20" w:after="20"/>
+            </w:pPr>
+            <w:r>
+              <w:rPr>
+                <w:rFonts w:ascii="Aptos" w:hAnsi="Aptos"/>
+                <w:b w:val="0"/>
+                <w:i w:val="0"/>
+                <w:sz w:val="22"/>
+              </w:rPr>
+              <w:t>47.</w:t>
+            </w:r>
+          </w:p>
+        </w:tc>
+        <w:tc>
+          <w:tcPr>
+            <w:tcW w:type="dxa" w:w="4536"/>
+          </w:tcPr>
+          <w:p>
+            <w:pPr>
+              <w:spacing w:before="20" w:after="20"/>
+            </w:pPr>
+            <w:r>
+              <w:rPr>
+                <w:rFonts w:ascii="Aptos" w:hAnsi="Aptos"/>
+                <w:b w:val="0"/>
+                <w:i w:val="0"/>
+                <w:sz w:val="22"/>
+              </w:rPr>
+              <w:t>14. Wypowiedzi ustne studentów (prezentacje multimedialne, artykuły prasowe,  prezentacje projektów etc.)</w:t>
+            </w:r>
+          </w:p>
+        </w:tc>
+        <w:tc>
+          <w:tcPr>
+            <w:tcW w:type="dxa" w:w="4252"/>
+          </w:tcPr>
+          <w:p>
+            <w:pPr>
+              <w:spacing w:before="20" w:after="20"/>
+            </w:pPr>
+            <w:r>
+              <w:rPr>
+                <w:rFonts w:ascii="Aptos" w:hAnsi="Aptos"/>
+                <w:b w:val="0"/>
+                <w:i w:val="0"/>
+                <w:sz w:val="22"/>
+              </w:rPr>
+            </w:r>
+          </w:p>
+        </w:tc>
+      </w:tr>
+      <w:tr>
+        <w:tc>
+          <w:tcPr>
+            <w:tcW w:type="dxa" w:w="680"/>
+          </w:tcPr>
+          <w:p>
+            <w:pPr>
+              <w:spacing w:before="20" w:after="20"/>
+            </w:pPr>
+            <w:r>
+              <w:rPr>
+                <w:rFonts w:ascii="Aptos" w:hAnsi="Aptos"/>
+                <w:b w:val="0"/>
+                <w:i w:val="0"/>
+                <w:sz w:val="22"/>
+              </w:rPr>
+              <w:t>48.</w:t>
+            </w:r>
+          </w:p>
+        </w:tc>
+        <w:tc>
+          <w:tcPr>
+            <w:tcW w:type="dxa" w:w="4536"/>
+          </w:tcPr>
+          <w:p>
+            <w:pPr>
+              <w:spacing w:before="20" w:after="20"/>
+            </w:pPr>
+            <w:r>
+              <w:rPr>
+                <w:rFonts w:ascii="Aptos" w:hAnsi="Aptos"/>
+                <w:b w:val="0"/>
+                <w:i w:val="0"/>
+                <w:sz w:val="22"/>
+              </w:rPr>
+              <w:t>15. Colloquium / Podsumowanie semestru.</w:t>
+            </w:r>
+          </w:p>
+        </w:tc>
+        <w:tc>
+          <w:tcPr>
+            <w:tcW w:type="dxa" w:w="4252"/>
+          </w:tcPr>
+          <w:p>
+            <w:pPr>
+              <w:spacing w:before="20" w:after="20"/>
+            </w:pPr>
+            <w:r>
+              <w:rPr>
+                <w:rFonts w:ascii="Aptos" w:hAnsi="Aptos"/>
+                <w:b w:val="0"/>
+                <w:i w:val="0"/>
+                <w:sz w:val="22"/>
+              </w:rPr>
+            </w:r>
+          </w:p>
+        </w:tc>
+      </w:tr>
+    </w:tbl>
+    <w:tbl>
+      <w:tblPr>
+        <w:tblW w:type="auto" w:w="0"/>
+        <w:tblLook w:firstColumn="1" w:firstRow="1" w:lastColumn="0" w:lastRow="0" w:noHBand="0" w:noVBand="1" w:val="04A0"/>
+        <w:tblBorders>
+          <w:top w:val="single" w:sz="4" w:space="0" w:color="000000"/>
+          <w:left w:val="single" w:sz="4" w:space="0" w:color="000000"/>
+          <w:bottom w:val="single" w:sz="4" w:space="0" w:color="000000"/>
+          <w:right w:val="single" w:sz="4" w:space="0" w:color="000000"/>
+          <w:insideH w:val="single" w:sz="4" w:space="0" w:color="000000"/>
+          <w:insideV w:val="single" w:sz="4" w:space="0" w:color="000000"/>
+        </w:tblBorders>
+        <w:tblW w:w="5000" w:type="pct"/>
+      </w:tblPr>
+      <w:tblGrid>
+        <w:gridCol w:w="9972"/>
+      </w:tblGrid>
+      <w:tr>
+        <w:tc>
+          <w:tcPr>
+            <w:tcW w:type="dxa" w:w="9972"/>
+            <w:shd w:val="clear" w:color="auto" w:fill="D9D9D9"/>
+          </w:tcPr>
+          <w:p>
+            <w:pPr>
+              <w:spacing w:before="20" w:after="20"/>
+            </w:pPr>
+            <w:r>
+              <w:rPr>
+                <w:rFonts w:ascii="Aptos" w:hAnsi="Aptos"/>
+                <w:b/>
+                <w:i w:val="0"/>
+                <w:sz w:val="22"/>
+              </w:rPr>
+              <w:t>16.  Elektroniczne materiały dydaktyczne</w:t>
+            </w:r>
+          </w:p>
+        </w:tc>
+      </w:tr>
+      <w:tr>
+        <w:tc>
+          <w:tcPr>
+            <w:tcW w:type="dxa" w:w="9972"/>
+          </w:tcPr>
+          <w:p>
+            <w:pPr>
+              <w:spacing w:before="20" w:after="20"/>
+            </w:pPr>
+            <w:r>
+              <w:rPr>
+                <w:rFonts w:ascii="Aptos" w:hAnsi="Aptos"/>
+                <w:b w:val="0"/>
+                <w:i w:val="0"/>
+                <w:sz w:val="22"/>
+              </w:rPr>
+            </w:r>
+          </w:p>
+        </w:tc>
+      </w:tr>
+    </w:tbl>
+    <w:tbl>
+      <w:tblPr>
+        <w:tblW w:type="auto" w:w="0"/>
+        <w:tblLook w:firstColumn="1" w:firstRow="1" w:lastColumn="0" w:lastRow="0" w:noHBand="0" w:noVBand="1" w:val="04A0"/>
+        <w:tblBorders>
+          <w:top w:val="single" w:sz="4" w:space="0" w:color="000000"/>
+          <w:left w:val="single" w:sz="4" w:space="0" w:color="000000"/>
+          <w:bottom w:val="single" w:sz="4" w:space="0" w:color="000000"/>
+          <w:right w:val="single" w:sz="4" w:space="0" w:color="000000"/>
+          <w:insideH w:val="single" w:sz="4" w:space="0" w:color="000000"/>
+          <w:insideV w:val="single" w:sz="4" w:space="0" w:color="000000"/>
+        </w:tblBorders>
+        <w:tblW w:w="5000" w:type="pct"/>
+      </w:tblPr>
+      <w:tblGrid>
+        <w:gridCol w:w="9972"/>
+      </w:tblGrid>
+      <w:tr>
+        <w:tc>
+          <w:tcPr>
+            <w:tcW w:type="dxa" w:w="9972"/>
+            <w:shd w:val="clear" w:color="auto" w:fill="D9D9D9"/>
+          </w:tcPr>
+          <w:p>
+            <w:pPr>
+              <w:spacing w:before="20" w:after="20"/>
+            </w:pPr>
+            <w:r>
+              <w:rPr>
+                <w:rFonts w:ascii="Aptos" w:hAnsi="Aptos"/>
+                <w:b/>
+                <w:i w:val="0"/>
+                <w:sz w:val="22"/>
+              </w:rPr>
+              <w:t>17.  Wykaz literatury</w:t>
+            </w:r>
+          </w:p>
+        </w:tc>
+      </w:tr>
+      <w:tr>
+        <w:tc>
+          <w:tcPr>
+            <w:tcW w:type="dxa" w:w="9972"/>
+            <w:shd w:val="clear" w:color="auto" w:fill="D9D9D9"/>
+          </w:tcPr>
+          <w:p>
+            <w:pPr>
+              <w:spacing w:before="20" w:after="20"/>
+            </w:pPr>
+            <w:r>
+              <w:rPr>
+                <w:rFonts w:ascii="Aptos" w:hAnsi="Aptos"/>
+                <w:b w:val="0"/>
+                <w:i w:val="0"/>
+                <w:sz w:val="16"/>
+              </w:rPr>
+              <w:t>Literatura wymagana do ostatecznego zaliczenia zajęć, wykorzystywana podczas zajęć oraz studiowana samodzielnie przez studenta:</w:t>
+            </w:r>
+          </w:p>
+        </w:tc>
+      </w:tr>
+      <w:tr>
+        <w:tc>
+          <w:tcPr>
+            <w:tcW w:type="dxa" w:w="9972"/>
+          </w:tcPr>
+          <w:p>
+            <w:pPr>
+              <w:spacing w:before="20" w:after="20"/>
+            </w:pPr>
+            <w:r>
+              <w:rPr>
+                <w:rFonts w:ascii="Aptos" w:hAnsi="Aptos"/>
+                <w:sz w:val="22"/>
+              </w:rPr>
+              <w:t>1. 1.Margaret O’Keeffee, Iwonna Dubicka, Bob Dignem, Mike Hogan, Business Partner A2+-C1; Wydawnictwo PEARSON, 2018</w:t>
+            </w:r>
+          </w:p>
+          <w:p>
+            <w:pPr>
+              <w:spacing w:before="20" w:after="20"/>
+            </w:pPr>
+            <w:r>
+              <w:rPr>
+                <w:rFonts w:ascii="Aptos" w:hAnsi="Aptos"/>
+                <w:sz w:val="22"/>
+              </w:rPr>
+              <w:t>2. Cotton D, Falvey D, Kent S, Rogers J, Market Leader 3rd edition (pre-intermediate/ intermediate/ upper-intermediate / advanced), PEARSON 2015.</w:t>
+            </w:r>
+          </w:p>
+          <w:p>
+            <w:pPr>
+              <w:spacing w:before="20" w:after="20"/>
+            </w:pPr>
+            <w:r>
+              <w:rPr>
+                <w:rFonts w:ascii="Aptos" w:hAnsi="Aptos"/>
+                <w:sz w:val="22"/>
+              </w:rPr>
+              <w:t>3. 2. Maksymowicz Roman, Język angielski dla elektroników i informatyków. Wydawnictwo Oświatowe FOSZE.</w:t>
+            </w:r>
+          </w:p>
+          <w:p>
+            <w:pPr>
+              <w:spacing w:before="20" w:after="20"/>
+            </w:pPr>
+            <w:r>
+              <w:rPr>
+                <w:rFonts w:ascii="Aptos" w:hAnsi="Aptos"/>
+                <w:sz w:val="22"/>
+              </w:rPr>
+              <w:t>4. 3. Błaszczyk Beata, English 4 IT. Praktyczny kurs języka angielskiego dla specjalistów i nie tylko. Helion, 2017.</w:t>
+            </w:r>
+          </w:p>
+          <w:p>
+            <w:pPr>
+              <w:spacing w:before="20" w:after="20"/>
+            </w:pPr>
+            <w:r>
+              <w:rPr>
+                <w:rFonts w:ascii="Aptos" w:hAnsi="Aptos"/>
+                <w:sz w:val="22"/>
+              </w:rPr>
+              <w:t>5. 4. Maciejewska J, Kucharska-Raczunas A, Information Technology for students of technical studies. Wydawnictwo Politechniki Gdańskiej.</w:t>
+            </w:r>
+          </w:p>
+          <w:p>
+            <w:pPr>
+              <w:spacing w:before="20" w:after="20"/>
+            </w:pPr>
+            <w:r>
+              <w:rPr>
+                <w:rFonts w:ascii="Aptos" w:hAnsi="Aptos"/>
+                <w:sz w:val="22"/>
+              </w:rPr>
+              <w:t>6. 5. Esteras, S.R. i Fabre, E. M. Professional English in Use, ICT. Cambridge, 2007.</w:t>
+            </w:r>
+          </w:p>
+          <w:p>
+            <w:pPr>
+              <w:spacing w:before="20" w:after="20"/>
+            </w:pPr>
+            <w:r>
+              <w:rPr>
+                <w:rFonts w:ascii="Aptos" w:hAnsi="Aptos"/>
+                <w:sz w:val="22"/>
+              </w:rPr>
+              <w:t>7. 6. Esteras, S. R. Infotech,  English for computer users. Cambridge, 2008.</w:t>
+            </w:r>
+          </w:p>
+          <w:p>
+            <w:pPr>
+              <w:spacing w:before="20" w:after="20"/>
+            </w:pPr>
+            <w:r>
+              <w:rPr>
+                <w:rFonts w:ascii="Aptos" w:hAnsi="Aptos"/>
+                <w:sz w:val="22"/>
+              </w:rPr>
+              <w:t>8. 7. Maciejewska, J, Kucharska-Raczunas A, English for Information Technology, Wydawnictwo Politechniki Gdańskiej, 2012.</w:t>
+            </w:r>
+          </w:p>
+          <w:p>
+            <w:pPr>
+              <w:spacing w:before="20" w:after="20"/>
+            </w:pPr>
+            <w:r>
+              <w:rPr>
+                <w:rFonts w:ascii="Aptos" w:hAnsi="Aptos"/>
+                <w:sz w:val="22"/>
+              </w:rPr>
+              <w:t>9. 8. Mascull Bill, Business Vocabulary in Use, Cambridge University Press, 2004.</w:t>
+            </w:r>
+          </w:p>
+          <w:p>
+            <w:pPr>
+              <w:spacing w:before="20" w:after="20"/>
+            </w:pPr>
+            <w:r>
+              <w:rPr>
+                <w:rFonts w:ascii="Aptos" w:hAnsi="Aptos"/>
+                <w:sz w:val="22"/>
+              </w:rPr>
+              <w:t>10. 9. Glendinning Eric H, Oxford English for Information Technology 2nd ed, Oxford Univeristy Press, 2006.</w:t>
+            </w:r>
+          </w:p>
+        </w:tc>
+      </w:tr>
+      <w:tr>
+        <w:tc>
+          <w:tcPr>
+            <w:tcW w:type="dxa" w:w="9972"/>
+            <w:shd w:val="clear" w:color="auto" w:fill="D9D9D9"/>
+          </w:tcPr>
+          <w:p>
+            <w:pPr>
+              <w:spacing w:before="20" w:after="20"/>
+            </w:pPr>
+            <w:r>
+              <w:rPr>
+                <w:rFonts w:ascii="Aptos" w:hAnsi="Aptos"/>
+                <w:b w:val="0"/>
+                <w:i w:val="0"/>
+                <w:sz w:val="16"/>
+              </w:rPr>
+              <w:t>Literatura uzupełniająca:</w:t>
+            </w:r>
+          </w:p>
+        </w:tc>
+      </w:tr>
+      <w:tr>
+        <w:tc>
+          <w:tcPr>
+            <w:tcW w:type="dxa" w:w="9972"/>
+          </w:tcPr>
+          <w:p>
+            <w:pPr>
+              <w:spacing w:before="20" w:after="20"/>
+            </w:pPr>
+            <w:r>
+              <w:rPr>
+                <w:rFonts w:ascii="Aptos" w:hAnsi="Aptos"/>
+                <w:sz w:val="22"/>
+              </w:rPr>
+              <w:t>1. 1. R. Murphy, English Grammar in Use, Cambridge University Press, Cambridge 2011.</w:t>
+            </w:r>
+          </w:p>
+          <w:p>
+            <w:pPr>
+              <w:spacing w:before="20" w:after="20"/>
+            </w:pPr>
+            <w:r>
+              <w:rPr>
+                <w:rFonts w:ascii="Aptos" w:hAnsi="Aptos"/>
+                <w:sz w:val="22"/>
+              </w:rPr>
+              <w:t>2. 2. G. Gójska, Technical English Grammar, Wydawnictwo Politechniki Gdańskiej, Gdańsk 2000.</w:t>
+            </w:r>
+          </w:p>
+          <w:p>
+            <w:pPr>
+              <w:spacing w:before="20" w:after="20"/>
+            </w:pPr>
+            <w:r>
+              <w:rPr>
+                <w:rFonts w:ascii="Aptos" w:hAnsi="Aptos"/>
+                <w:sz w:val="22"/>
+              </w:rPr>
+              <w:t>3. 3. I. Mokwa - Tarnowska, Technical Writing in English, Wydawnictwo Politechniki Gdańskiej, Gdańsk 2006.</w:t>
+            </w:r>
+          </w:p>
+          <w:p>
+            <w:pPr>
+              <w:spacing w:before="20" w:after="20"/>
+            </w:pPr>
+            <w:r>
+              <w:rPr>
+                <w:rFonts w:ascii="Aptos" w:hAnsi="Aptos"/>
+                <w:sz w:val="22"/>
+              </w:rPr>
+              <w:t>4. 4. Badger, I. ed. English for Work, Everyday Technical English. Pearson Longman: Harlow, 2003.</w:t>
+            </w:r>
+          </w:p>
+          <w:p>
+            <w:pPr>
+              <w:spacing w:before="20" w:after="20"/>
+            </w:pPr>
+            <w:r>
+              <w:rPr>
+                <w:rFonts w:ascii="Aptos" w:hAnsi="Aptos"/>
+                <w:sz w:val="22"/>
+              </w:rPr>
+              <w:t>5. 5. Bonamy, D. Technical English. Pearson Longman: Harlow, 2011.</w:t>
+            </w:r>
+          </w:p>
+          <w:p>
+            <w:pPr>
+              <w:spacing w:before="20" w:after="20"/>
+            </w:pPr>
+            <w:r>
+              <w:rPr>
+                <w:rFonts w:ascii="Aptos" w:hAnsi="Aptos"/>
+                <w:sz w:val="22"/>
+              </w:rPr>
+              <w:t>6. 6. Brieger, N. i Pohl, A. Technical English Vocabulary and Grammar, Summertown Publishing: Oxford, 2007.</w:t>
+            </w:r>
+          </w:p>
+          <w:p>
+            <w:pPr>
+              <w:spacing w:before="20" w:after="20"/>
+            </w:pPr>
+            <w:r>
+              <w:rPr>
+                <w:rFonts w:ascii="Aptos" w:hAnsi="Aptos"/>
+                <w:sz w:val="22"/>
+              </w:rPr>
+              <w:t>7. 7.Fitzgerald P, McCullagh M, Tabor C, English for ICT Studies in Higher Education Studies, Garnet Education, 2011.</w:t>
+            </w:r>
+          </w:p>
+          <w:p>
+            <w:pPr>
+              <w:spacing w:before="20" w:after="20"/>
+            </w:pPr>
+            <w:r>
+              <w:rPr>
+                <w:rFonts w:ascii="Aptos" w:hAnsi="Aptos"/>
+                <w:sz w:val="22"/>
+              </w:rPr>
+              <w:t>8. 8. Comfort J, Effective Presentations, Oxford University Press - kurs video na poziomie średnim plus.</w:t>
+            </w:r>
+          </w:p>
+          <w:p>
+            <w:pPr>
+              <w:spacing w:before="20" w:after="20"/>
+            </w:pPr>
+            <w:r>
+              <w:rPr>
+                <w:rFonts w:ascii="Aptos" w:hAnsi="Aptos"/>
+                <w:sz w:val="22"/>
+              </w:rPr>
+              <w:t>9. 9. Skrypty, artykuły popularnonaukowe i naukowe</w:t>
+            </w:r>
+          </w:p>
+        </w:tc>
+      </w:tr>
+      <w:tr>
+        <w:tc>
+          <w:tcPr>
+            <w:tcW w:type="dxa" w:w="9972"/>
+            <w:shd w:val="clear" w:color="auto" w:fill="D9D9D9"/>
+          </w:tcPr>
+          <w:p>
+            <w:pPr>
+              <w:spacing w:before="20" w:after="20"/>
+            </w:pPr>
+            <w:r>
+              <w:rPr>
+                <w:rFonts w:ascii="Aptos" w:hAnsi="Aptos"/>
+                <w:b w:val="0"/>
+                <w:i w:val="0"/>
+                <w:sz w:val="16"/>
+              </w:rPr>
+              <w:t>Dokumentacja internetowa:</w:t>
+            </w:r>
+          </w:p>
+        </w:tc>
+      </w:tr>
+      <w:tr>
+        <w:tc>
+          <w:tcPr>
+            <w:tcW w:type="dxa" w:w="9972"/>
+          </w:tcPr>
+          <w:p>
+            <w:pPr>
+              <w:spacing w:before="20" w:after="20"/>
+            </w:pPr>
+            <w:r>
+              <w:rPr>
+                <w:rFonts w:ascii="Aptos" w:hAnsi="Aptos"/>
+                <w:sz w:val="22"/>
+              </w:rPr>
+              <w:t>• 10. http://shebang.pl/</w:t>
             </w:r>
           </w:p>
         </w:tc>
@@ -2478,7 +5809,7 @@
                 <w:i w:val="0"/>
                 <w:sz w:val="22"/>
               </w:rPr>
-              <w:t>15.  Treści programowe poszczególnych zajęć:</w:t>
+              <w:t>18.  Wiedza nabywana / dostarczana uczestnikom w trakcie realizacji przedmiotu</w:t>
             </w:r>
           </w:p>
         </w:tc>
@@ -2498,9 +5829,9 @@
                 <w:rFonts w:ascii="Aptos" w:hAnsi="Aptos"/>
                 <w:b/>
                 <w:i w:val="0"/>
-                <w:sz w:val="16"/>
-              </w:rPr>
-              <w:t>Nr zajęć</w:t>
+                <w:sz w:val="18"/>
+              </w:rPr>
+              <w:t>Kierunkowe efekty uczenia się (kody)</w:t>
             </w:r>
           </w:p>
         </w:tc>
@@ -2518,9 +5849,9 @@
                 <w:rFonts w:ascii="Aptos" w:hAnsi="Aptos"/>
                 <w:b/>
                 <w:i w:val="0"/>
-                <w:sz w:val="16"/>
-              </w:rPr>
-              <w:t>Wykład</w:t>
+                <w:sz w:val="18"/>
+              </w:rPr>
+              <w:t>Przedmiotowy efekt uczenia się</w:t>
             </w:r>
           </w:p>
         </w:tc>
@@ -2538,9 +5869,9 @@
                 <w:rFonts w:ascii="Aptos" w:hAnsi="Aptos"/>
                 <w:b/>
                 <w:i w:val="0"/>
-                <w:sz w:val="16"/>
-              </w:rPr>
-              <w:t>Ćwiczenia / Laboratorium / Pracownia</w:t>
+                <w:sz w:val="18"/>
+              </w:rPr>
+              <w:t>Metody weryfikacji osiągnięcia efektu uczenia się</w:t>
             </w:r>
           </w:p>
         </w:tc>
@@ -2561,7 +5892,6 @@
                 <w:i w:val="0"/>
                 <w:sz w:val="22"/>
               </w:rPr>
-              <w:t>1.</w:t>
             </w:r>
           </w:p>
         </w:tc>
@@ -2580,7 +5910,6 @@
                 <w:i w:val="0"/>
                 <w:sz w:val="22"/>
               </w:rPr>
-              <w:t>1. Zagadnienia z matematyki np.</w:t>
             </w:r>
           </w:p>
         </w:tc>
@@ -2599,6 +5928,7 @@
                 <w:i w:val="0"/>
                 <w:sz w:val="22"/>
               </w:rPr>
+              <w:t>analiza tekstów z dyskusją; rozwiązywanie zadań; burza mózgów; mind map; praca grupowa nad projektem z wykorzystaniem nowoczesnych technik informatycznych; warsztaty; Kryteria oceny; obecność na zajęciach- max. 4  nieusprawiedliwione nieobecności w czasie semestru (zwolnienia lekarskie przedstawiane na bieżąco); prace pisemne- min. jedna praca na semestr-w zależności od poziomu i tempa pracy grupy; formal/ informal letter/ e-mail; covering letter; CV; report; memo; discursive essay; postcard; note; portfolio; kolokwia/ test/ kartkówki na podstawie opracowanego materiału - min. 2 na semestr; wypowiedź ustna- (o rodzaju decyduje lektor); news report; newspaper article presentation; multimedia presentation; group projects; przygotowywanie prac domowych; aktywne uczestnictwo w zajęciach; bieżąca obserwacja pracy studenta; Kryteria zaliczenia:; uzyskanie przynajmniej 51% możliwych punktów za prace pisemne/ testy; pozytywna (min. 3.0) ocena łączna za pozostałe formy</w:t>
             </w:r>
           </w:p>
         </w:tc>
@@ -2619,7 +5949,6 @@
                 <w:i w:val="0"/>
                 <w:sz w:val="22"/>
               </w:rPr>
-              <w:t>2.</w:t>
             </w:r>
           </w:p>
         </w:tc>
@@ -2638,7 +5967,6 @@
                 <w:i w:val="0"/>
                 <w:sz w:val="22"/>
               </w:rPr>
-              <w:t>algebra,</w:t>
             </w:r>
           </w:p>
         </w:tc>
@@ -2657,6 +5985,7 @@
                 <w:i w:val="0"/>
                 <w:sz w:val="22"/>
               </w:rPr>
+              <w:t>analiza tekstów z dyskusją; rozwiązywanie zadań; burza mózgów; mind map; praca grupowa nad projektem z wykorzystaniem nowoczesnych technik informatycznych; warsztaty; Kryteria oceny; obecność na zajęciach- max. 4  nieusprawiedliwione nieobecności w czasie semestru (zwolnienia lekarskie przedstawiane na bieżąco); prace pisemne- min. jedna praca na semestr-w zależności od poziomu i tempa pracy grupy; formal/ informal letter/ e-mail; covering letter; CV; report; memo; discursive essay; postcard; note; portfolio; kolokwia/ test/ kartkówki na podstawie opracowanego materiału - min. 2 na semestr; wypowiedź ustna- (o rodzaju decyduje lektor); news report; newspaper article presentation; multimedia presentation; group projects; przygotowywanie prac domowych; aktywne uczestnictwo w zajęciach; bieżąca obserwacja pracy studenta; Kryteria zaliczenia:; uzyskanie przynajmniej 51% możliwych punktów za prace pisemne/ testy; pozytywna (min. 3.0) ocena łączna za pozostałe formy</w:t>
             </w:r>
           </w:p>
         </w:tc>
@@ -2677,7 +6006,6 @@
                 <w:i w:val="0"/>
                 <w:sz w:val="22"/>
               </w:rPr>
-              <w:t>3.</w:t>
             </w:r>
           </w:p>
         </w:tc>
@@ -2696,7 +6024,6 @@
                 <w:i w:val="0"/>
                 <w:sz w:val="22"/>
               </w:rPr>
-              <w:t>liczby naturalne,</w:t>
             </w:r>
           </w:p>
         </w:tc>
@@ -2715,3043 +6042,7 @@
                 <w:i w:val="0"/>
                 <w:sz w:val="22"/>
               </w:rPr>
-            </w:r>
-          </w:p>
-        </w:tc>
-      </w:tr>
-      <w:tr>
-        <w:tc>
-          <w:tcPr>
-            <w:tcW w:type="dxa" w:w="3324"/>
-          </w:tcPr>
-          <w:p>
-            <w:pPr>
-              <w:spacing w:before="20" w:after="20"/>
-            </w:pPr>
-            <w:r>
-              <w:rPr>
-                <w:rFonts w:ascii="Aptos" w:hAnsi="Aptos"/>
-                <w:b w:val="0"/>
-                <w:i w:val="0"/>
-                <w:sz w:val="22"/>
-              </w:rPr>
-              <w:t>4.</w:t>
-            </w:r>
-          </w:p>
-        </w:tc>
-        <w:tc>
-          <w:tcPr>
-            <w:tcW w:type="dxa" w:w="3324"/>
-          </w:tcPr>
-          <w:p>
-            <w:pPr>
-              <w:spacing w:before="20" w:after="20"/>
-            </w:pPr>
-            <w:r>
-              <w:rPr>
-                <w:rFonts w:ascii="Aptos" w:hAnsi="Aptos"/>
-                <w:b w:val="0"/>
-                <w:i w:val="0"/>
-                <w:sz w:val="22"/>
-              </w:rPr>
-              <w:t>liczby rzeczywiste,</w:t>
-            </w:r>
-          </w:p>
-        </w:tc>
-        <w:tc>
-          <w:tcPr>
-            <w:tcW w:type="dxa" w:w="3324"/>
-          </w:tcPr>
-          <w:p>
-            <w:pPr>
-              <w:spacing w:before="20" w:after="20"/>
-            </w:pPr>
-            <w:r>
-              <w:rPr>
-                <w:rFonts w:ascii="Aptos" w:hAnsi="Aptos"/>
-                <w:b w:val="0"/>
-                <w:i w:val="0"/>
-                <w:sz w:val="22"/>
-              </w:rPr>
-            </w:r>
-          </w:p>
-        </w:tc>
-      </w:tr>
-      <w:tr>
-        <w:tc>
-          <w:tcPr>
-            <w:tcW w:type="dxa" w:w="3324"/>
-          </w:tcPr>
-          <w:p>
-            <w:pPr>
-              <w:spacing w:before="20" w:after="20"/>
-            </w:pPr>
-            <w:r>
-              <w:rPr>
-                <w:rFonts w:ascii="Aptos" w:hAnsi="Aptos"/>
-                <w:b w:val="0"/>
-                <w:i w:val="0"/>
-                <w:sz w:val="22"/>
-              </w:rPr>
-              <w:t>5.</w:t>
-            </w:r>
-          </w:p>
-        </w:tc>
-        <w:tc>
-          <w:tcPr>
-            <w:tcW w:type="dxa" w:w="3324"/>
-          </w:tcPr>
-          <w:p>
-            <w:pPr>
-              <w:spacing w:before="20" w:after="20"/>
-            </w:pPr>
-            <w:r>
-              <w:rPr>
-                <w:rFonts w:ascii="Aptos" w:hAnsi="Aptos"/>
-                <w:b w:val="0"/>
-                <w:i w:val="0"/>
-                <w:sz w:val="22"/>
-              </w:rPr>
-              <w:t>liczby całkowite,</w:t>
-            </w:r>
-          </w:p>
-        </w:tc>
-        <w:tc>
-          <w:tcPr>
-            <w:tcW w:type="dxa" w:w="3324"/>
-          </w:tcPr>
-          <w:p>
-            <w:pPr>
-              <w:spacing w:before="20" w:after="20"/>
-            </w:pPr>
-            <w:r>
-              <w:rPr>
-                <w:rFonts w:ascii="Aptos" w:hAnsi="Aptos"/>
-                <w:b w:val="0"/>
-                <w:i w:val="0"/>
-                <w:sz w:val="22"/>
-              </w:rPr>
-            </w:r>
-          </w:p>
-        </w:tc>
-      </w:tr>
-      <w:tr>
-        <w:tc>
-          <w:tcPr>
-            <w:tcW w:type="dxa" w:w="3324"/>
-          </w:tcPr>
-          <w:p>
-            <w:pPr>
-              <w:spacing w:before="20" w:after="20"/>
-            </w:pPr>
-            <w:r>
-              <w:rPr>
-                <w:rFonts w:ascii="Aptos" w:hAnsi="Aptos"/>
-                <w:b w:val="0"/>
-                <w:i w:val="0"/>
-                <w:sz w:val="22"/>
-              </w:rPr>
-              <w:t>6.</w:t>
-            </w:r>
-          </w:p>
-        </w:tc>
-        <w:tc>
-          <w:tcPr>
-            <w:tcW w:type="dxa" w:w="3324"/>
-          </w:tcPr>
-          <w:p>
-            <w:pPr>
-              <w:spacing w:before="20" w:after="20"/>
-            </w:pPr>
-            <w:r>
-              <w:rPr>
-                <w:rFonts w:ascii="Aptos" w:hAnsi="Aptos"/>
-                <w:b w:val="0"/>
-                <w:i w:val="0"/>
-                <w:sz w:val="22"/>
-              </w:rPr>
-              <w:t>liczby wymierne,</w:t>
-            </w:r>
-          </w:p>
-        </w:tc>
-        <w:tc>
-          <w:tcPr>
-            <w:tcW w:type="dxa" w:w="3324"/>
-          </w:tcPr>
-          <w:p>
-            <w:pPr>
-              <w:spacing w:before="20" w:after="20"/>
-            </w:pPr>
-            <w:r>
-              <w:rPr>
-                <w:rFonts w:ascii="Aptos" w:hAnsi="Aptos"/>
-                <w:b w:val="0"/>
-                <w:i w:val="0"/>
-                <w:sz w:val="22"/>
-              </w:rPr>
-            </w:r>
-          </w:p>
-        </w:tc>
-      </w:tr>
-      <w:tr>
-        <w:tc>
-          <w:tcPr>
-            <w:tcW w:type="dxa" w:w="3324"/>
-          </w:tcPr>
-          <w:p>
-            <w:pPr>
-              <w:spacing w:before="20" w:after="20"/>
-            </w:pPr>
-            <w:r>
-              <w:rPr>
-                <w:rFonts w:ascii="Aptos" w:hAnsi="Aptos"/>
-                <w:b w:val="0"/>
-                <w:i w:val="0"/>
-                <w:sz w:val="22"/>
-              </w:rPr>
-              <w:t>7.</w:t>
-            </w:r>
-          </w:p>
-        </w:tc>
-        <w:tc>
-          <w:tcPr>
-            <w:tcW w:type="dxa" w:w="3324"/>
-          </w:tcPr>
-          <w:p>
-            <w:pPr>
-              <w:spacing w:before="20" w:after="20"/>
-            </w:pPr>
-            <w:r>
-              <w:rPr>
-                <w:rFonts w:ascii="Aptos" w:hAnsi="Aptos"/>
-                <w:b w:val="0"/>
-                <w:i w:val="0"/>
-                <w:sz w:val="22"/>
-              </w:rPr>
-              <w:t>działania wykonywane na liczbach,</w:t>
-            </w:r>
-          </w:p>
-        </w:tc>
-        <w:tc>
-          <w:tcPr>
-            <w:tcW w:type="dxa" w:w="3324"/>
-          </w:tcPr>
-          <w:p>
-            <w:pPr>
-              <w:spacing w:before="20" w:after="20"/>
-            </w:pPr>
-            <w:r>
-              <w:rPr>
-                <w:rFonts w:ascii="Aptos" w:hAnsi="Aptos"/>
-                <w:b w:val="0"/>
-                <w:i w:val="0"/>
-                <w:sz w:val="22"/>
-              </w:rPr>
-            </w:r>
-          </w:p>
-        </w:tc>
-      </w:tr>
-      <w:tr>
-        <w:tc>
-          <w:tcPr>
-            <w:tcW w:type="dxa" w:w="3324"/>
-          </w:tcPr>
-          <w:p>
-            <w:pPr>
-              <w:spacing w:before="20" w:after="20"/>
-            </w:pPr>
-            <w:r>
-              <w:rPr>
-                <w:rFonts w:ascii="Aptos" w:hAnsi="Aptos"/>
-                <w:b w:val="0"/>
-                <w:i w:val="0"/>
-                <w:sz w:val="22"/>
-              </w:rPr>
-              <w:t>8.</w:t>
-            </w:r>
-          </w:p>
-        </w:tc>
-        <w:tc>
-          <w:tcPr>
-            <w:tcW w:type="dxa" w:w="3324"/>
-          </w:tcPr>
-          <w:p>
-            <w:pPr>
-              <w:spacing w:before="20" w:after="20"/>
-            </w:pPr>
-            <w:r>
-              <w:rPr>
-                <w:rFonts w:ascii="Aptos" w:hAnsi="Aptos"/>
-                <w:b w:val="0"/>
-                <w:i w:val="0"/>
-                <w:sz w:val="22"/>
-              </w:rPr>
-              <w:t>notacja pozycyjna,</w:t>
-            </w:r>
-          </w:p>
-        </w:tc>
-        <w:tc>
-          <w:tcPr>
-            <w:tcW w:type="dxa" w:w="3324"/>
-          </w:tcPr>
-          <w:p>
-            <w:pPr>
-              <w:spacing w:before="20" w:after="20"/>
-            </w:pPr>
-            <w:r>
-              <w:rPr>
-                <w:rFonts w:ascii="Aptos" w:hAnsi="Aptos"/>
-                <w:b w:val="0"/>
-                <w:i w:val="0"/>
-                <w:sz w:val="22"/>
-              </w:rPr>
-            </w:r>
-          </w:p>
-        </w:tc>
-      </w:tr>
-      <w:tr>
-        <w:tc>
-          <w:tcPr>
-            <w:tcW w:type="dxa" w:w="3324"/>
-          </w:tcPr>
-          <w:p>
-            <w:pPr>
-              <w:spacing w:before="20" w:after="20"/>
-            </w:pPr>
-            <w:r>
-              <w:rPr>
-                <w:rFonts w:ascii="Aptos" w:hAnsi="Aptos"/>
-                <w:b w:val="0"/>
-                <w:i w:val="0"/>
-                <w:sz w:val="22"/>
-              </w:rPr>
-              <w:t>9.</w:t>
-            </w:r>
-          </w:p>
-        </w:tc>
-        <w:tc>
-          <w:tcPr>
-            <w:tcW w:type="dxa" w:w="3324"/>
-          </w:tcPr>
-          <w:p>
-            <w:pPr>
-              <w:spacing w:before="20" w:after="20"/>
-            </w:pPr>
-            <w:r>
-              <w:rPr>
-                <w:rFonts w:ascii="Aptos" w:hAnsi="Aptos"/>
-                <w:b w:val="0"/>
-                <w:i w:val="0"/>
-                <w:sz w:val="22"/>
-              </w:rPr>
-              <w:t>figury geometryczne,</w:t>
-            </w:r>
-          </w:p>
-        </w:tc>
-        <w:tc>
-          <w:tcPr>
-            <w:tcW w:type="dxa" w:w="3324"/>
-          </w:tcPr>
-          <w:p>
-            <w:pPr>
-              <w:spacing w:before="20" w:after="20"/>
-            </w:pPr>
-            <w:r>
-              <w:rPr>
-                <w:rFonts w:ascii="Aptos" w:hAnsi="Aptos"/>
-                <w:b w:val="0"/>
-                <w:i w:val="0"/>
-                <w:sz w:val="22"/>
-              </w:rPr>
-            </w:r>
-          </w:p>
-        </w:tc>
-      </w:tr>
-      <w:tr>
-        <w:tc>
-          <w:tcPr>
-            <w:tcW w:type="dxa" w:w="3324"/>
-          </w:tcPr>
-          <w:p>
-            <w:pPr>
-              <w:spacing w:before="20" w:after="20"/>
-            </w:pPr>
-            <w:r>
-              <w:rPr>
-                <w:rFonts w:ascii="Aptos" w:hAnsi="Aptos"/>
-                <w:b w:val="0"/>
-                <w:i w:val="0"/>
-                <w:sz w:val="22"/>
-              </w:rPr>
-              <w:t>10.</w:t>
-            </w:r>
-          </w:p>
-        </w:tc>
-        <w:tc>
-          <w:tcPr>
-            <w:tcW w:type="dxa" w:w="3324"/>
-          </w:tcPr>
-          <w:p>
-            <w:pPr>
-              <w:spacing w:before="20" w:after="20"/>
-            </w:pPr>
-            <w:r>
-              <w:rPr>
-                <w:rFonts w:ascii="Aptos" w:hAnsi="Aptos"/>
-                <w:b w:val="0"/>
-                <w:i w:val="0"/>
-                <w:sz w:val="22"/>
-              </w:rPr>
-              <w:t>macierze,</w:t>
-            </w:r>
-          </w:p>
-        </w:tc>
-        <w:tc>
-          <w:tcPr>
-            <w:tcW w:type="dxa" w:w="3324"/>
-          </w:tcPr>
-          <w:p>
-            <w:pPr>
-              <w:spacing w:before="20" w:after="20"/>
-            </w:pPr>
-            <w:r>
-              <w:rPr>
-                <w:rFonts w:ascii="Aptos" w:hAnsi="Aptos"/>
-                <w:b w:val="0"/>
-                <w:i w:val="0"/>
-                <w:sz w:val="22"/>
-              </w:rPr>
-            </w:r>
-          </w:p>
-        </w:tc>
-      </w:tr>
-      <w:tr>
-        <w:tc>
-          <w:tcPr>
-            <w:tcW w:type="dxa" w:w="3324"/>
-          </w:tcPr>
-          <w:p>
-            <w:pPr>
-              <w:spacing w:before="20" w:after="20"/>
-            </w:pPr>
-            <w:r>
-              <w:rPr>
-                <w:rFonts w:ascii="Aptos" w:hAnsi="Aptos"/>
-                <w:b w:val="0"/>
-                <w:i w:val="0"/>
-                <w:sz w:val="22"/>
-              </w:rPr>
-              <w:t>11.</w:t>
-            </w:r>
-          </w:p>
-        </w:tc>
-        <w:tc>
-          <w:tcPr>
-            <w:tcW w:type="dxa" w:w="3324"/>
-          </w:tcPr>
-          <w:p>
-            <w:pPr>
-              <w:spacing w:before="20" w:after="20"/>
-            </w:pPr>
-            <w:r>
-              <w:rPr>
-                <w:rFonts w:ascii="Aptos" w:hAnsi="Aptos"/>
-                <w:b w:val="0"/>
-                <w:i w:val="0"/>
-                <w:sz w:val="22"/>
-              </w:rPr>
-              <w:t>typy danych,</w:t>
-            </w:r>
-          </w:p>
-        </w:tc>
-        <w:tc>
-          <w:tcPr>
-            <w:tcW w:type="dxa" w:w="3324"/>
-          </w:tcPr>
-          <w:p>
-            <w:pPr>
-              <w:spacing w:before="20" w:after="20"/>
-            </w:pPr>
-            <w:r>
-              <w:rPr>
-                <w:rFonts w:ascii="Aptos" w:hAnsi="Aptos"/>
-                <w:b w:val="0"/>
-                <w:i w:val="0"/>
-                <w:sz w:val="22"/>
-              </w:rPr>
-            </w:r>
-          </w:p>
-        </w:tc>
-      </w:tr>
-      <w:tr>
-        <w:tc>
-          <w:tcPr>
-            <w:tcW w:type="dxa" w:w="3324"/>
-          </w:tcPr>
-          <w:p>
-            <w:pPr>
-              <w:spacing w:before="20" w:after="20"/>
-            </w:pPr>
-            <w:r>
-              <w:rPr>
-                <w:rFonts w:ascii="Aptos" w:hAnsi="Aptos"/>
-                <w:b w:val="0"/>
-                <w:i w:val="0"/>
-                <w:sz w:val="22"/>
-              </w:rPr>
-              <w:t>12.</w:t>
-            </w:r>
-          </w:p>
-        </w:tc>
-        <w:tc>
-          <w:tcPr>
-            <w:tcW w:type="dxa" w:w="3324"/>
-          </w:tcPr>
-          <w:p>
-            <w:pPr>
-              <w:spacing w:before="20" w:after="20"/>
-            </w:pPr>
-            <w:r>
-              <w:rPr>
-                <w:rFonts w:ascii="Aptos" w:hAnsi="Aptos"/>
-                <w:b w:val="0"/>
-                <w:i w:val="0"/>
-                <w:sz w:val="22"/>
-              </w:rPr>
-              <w:t>tryb całkowitoliczbowy,</w:t>
-            </w:r>
-          </w:p>
-        </w:tc>
-        <w:tc>
-          <w:tcPr>
-            <w:tcW w:type="dxa" w:w="3324"/>
-          </w:tcPr>
-          <w:p>
-            <w:pPr>
-              <w:spacing w:before="20" w:after="20"/>
-            </w:pPr>
-            <w:r>
-              <w:rPr>
-                <w:rFonts w:ascii="Aptos" w:hAnsi="Aptos"/>
-                <w:b w:val="0"/>
-                <w:i w:val="0"/>
-                <w:sz w:val="22"/>
-              </w:rPr>
-            </w:r>
-          </w:p>
-        </w:tc>
-      </w:tr>
-      <w:tr>
-        <w:tc>
-          <w:tcPr>
-            <w:tcW w:type="dxa" w:w="3324"/>
-          </w:tcPr>
-          <w:p>
-            <w:pPr>
-              <w:spacing w:before="20" w:after="20"/>
-            </w:pPr>
-            <w:r>
-              <w:rPr>
-                <w:rFonts w:ascii="Aptos" w:hAnsi="Aptos"/>
-                <w:b w:val="0"/>
-                <w:i w:val="0"/>
-                <w:sz w:val="22"/>
-              </w:rPr>
-              <w:t>13.</w:t>
-            </w:r>
-          </w:p>
-        </w:tc>
-        <w:tc>
-          <w:tcPr>
-            <w:tcW w:type="dxa" w:w="3324"/>
-          </w:tcPr>
-          <w:p>
-            <w:pPr>
-              <w:spacing w:before="20" w:after="20"/>
-            </w:pPr>
-            <w:r>
-              <w:rPr>
-                <w:rFonts w:ascii="Aptos" w:hAnsi="Aptos"/>
-                <w:b w:val="0"/>
-                <w:i w:val="0"/>
-                <w:sz w:val="22"/>
-              </w:rPr>
-              <w:t>tryb zmiennoprzecinkowy,</w:t>
-            </w:r>
-          </w:p>
-        </w:tc>
-        <w:tc>
-          <w:tcPr>
-            <w:tcW w:type="dxa" w:w="3324"/>
-          </w:tcPr>
-          <w:p>
-            <w:pPr>
-              <w:spacing w:before="20" w:after="20"/>
-            </w:pPr>
-            <w:r>
-              <w:rPr>
-                <w:rFonts w:ascii="Aptos" w:hAnsi="Aptos"/>
-                <w:b w:val="0"/>
-                <w:i w:val="0"/>
-                <w:sz w:val="22"/>
-              </w:rPr>
-            </w:r>
-          </w:p>
-        </w:tc>
-      </w:tr>
-      <w:tr>
-        <w:tc>
-          <w:tcPr>
-            <w:tcW w:type="dxa" w:w="3324"/>
-          </w:tcPr>
-          <w:p>
-            <w:pPr>
-              <w:spacing w:before="20" w:after="20"/>
-            </w:pPr>
-            <w:r>
-              <w:rPr>
-                <w:rFonts w:ascii="Aptos" w:hAnsi="Aptos"/>
-                <w:b w:val="0"/>
-                <w:i w:val="0"/>
-                <w:sz w:val="22"/>
-              </w:rPr>
-              <w:t>14.</w:t>
-            </w:r>
-          </w:p>
-        </w:tc>
-        <w:tc>
-          <w:tcPr>
-            <w:tcW w:type="dxa" w:w="3324"/>
-          </w:tcPr>
-          <w:p>
-            <w:pPr>
-              <w:spacing w:before="20" w:after="20"/>
-            </w:pPr>
-            <w:r>
-              <w:rPr>
-                <w:rFonts w:ascii="Aptos" w:hAnsi="Aptos"/>
-                <w:b w:val="0"/>
-                <w:i w:val="0"/>
-                <w:sz w:val="22"/>
-              </w:rPr>
-              <w:t>tekstowe typy danych etc.</w:t>
-            </w:r>
-          </w:p>
-        </w:tc>
-        <w:tc>
-          <w:tcPr>
-            <w:tcW w:type="dxa" w:w="3324"/>
-          </w:tcPr>
-          <w:p>
-            <w:pPr>
-              <w:spacing w:before="20" w:after="20"/>
-            </w:pPr>
-            <w:r>
-              <w:rPr>
-                <w:rFonts w:ascii="Aptos" w:hAnsi="Aptos"/>
-                <w:b w:val="0"/>
-                <w:i w:val="0"/>
-                <w:sz w:val="22"/>
-              </w:rPr>
-            </w:r>
-          </w:p>
-        </w:tc>
-      </w:tr>
-      <w:tr>
-        <w:tc>
-          <w:tcPr>
-            <w:tcW w:type="dxa" w:w="3324"/>
-          </w:tcPr>
-          <w:p>
-            <w:pPr>
-              <w:spacing w:before="20" w:after="20"/>
-            </w:pPr>
-            <w:r>
-              <w:rPr>
-                <w:rFonts w:ascii="Aptos" w:hAnsi="Aptos"/>
-                <w:b w:val="0"/>
-                <w:i w:val="0"/>
-                <w:sz w:val="22"/>
-              </w:rPr>
-              <w:t>15.</w:t>
-            </w:r>
-          </w:p>
-        </w:tc>
-        <w:tc>
-          <w:tcPr>
-            <w:tcW w:type="dxa" w:w="3324"/>
-          </w:tcPr>
-          <w:p>
-            <w:pPr>
-              <w:spacing w:before="20" w:after="20"/>
-            </w:pPr>
-            <w:r>
-              <w:rPr>
-                <w:rFonts w:ascii="Aptos" w:hAnsi="Aptos"/>
-                <w:b w:val="0"/>
-                <w:i w:val="0"/>
-                <w:sz w:val="22"/>
-              </w:rPr>
-              <w:t>2.Zagadnienia biznesowe (w zależności od poziomu zaawansowania grupy) np.</w:t>
-            </w:r>
-          </w:p>
-        </w:tc>
-        <w:tc>
-          <w:tcPr>
-            <w:tcW w:type="dxa" w:w="3324"/>
-          </w:tcPr>
-          <w:p>
-            <w:pPr>
-              <w:spacing w:before="20" w:after="20"/>
-            </w:pPr>
-            <w:r>
-              <w:rPr>
-                <w:rFonts w:ascii="Aptos" w:hAnsi="Aptos"/>
-                <w:b w:val="0"/>
-                <w:i w:val="0"/>
-                <w:sz w:val="22"/>
-              </w:rPr>
-            </w:r>
-          </w:p>
-        </w:tc>
-      </w:tr>
-      <w:tr>
-        <w:tc>
-          <w:tcPr>
-            <w:tcW w:type="dxa" w:w="3324"/>
-          </w:tcPr>
-          <w:p>
-            <w:pPr>
-              <w:spacing w:before="20" w:after="20"/>
-            </w:pPr>
-            <w:r>
-              <w:rPr>
-                <w:rFonts w:ascii="Aptos" w:hAnsi="Aptos"/>
-                <w:b w:val="0"/>
-                <w:i w:val="0"/>
-                <w:sz w:val="22"/>
-              </w:rPr>
-              <w:t>16.</w:t>
-            </w:r>
-          </w:p>
-        </w:tc>
-        <w:tc>
-          <w:tcPr>
-            <w:tcW w:type="dxa" w:w="3324"/>
-          </w:tcPr>
-          <w:p>
-            <w:pPr>
-              <w:spacing w:before="20" w:after="20"/>
-            </w:pPr>
-            <w:r>
-              <w:rPr>
-                <w:rFonts w:ascii="Aptos" w:hAnsi="Aptos"/>
-                <w:b w:val="0"/>
-                <w:i w:val="0"/>
-                <w:sz w:val="22"/>
-              </w:rPr>
-              <w:t>debatowanie,</w:t>
-            </w:r>
-          </w:p>
-        </w:tc>
-        <w:tc>
-          <w:tcPr>
-            <w:tcW w:type="dxa" w:w="3324"/>
-          </w:tcPr>
-          <w:p>
-            <w:pPr>
-              <w:spacing w:before="20" w:after="20"/>
-            </w:pPr>
-            <w:r>
-              <w:rPr>
-                <w:rFonts w:ascii="Aptos" w:hAnsi="Aptos"/>
-                <w:b w:val="0"/>
-                <w:i w:val="0"/>
-                <w:sz w:val="22"/>
-              </w:rPr>
-            </w:r>
-          </w:p>
-        </w:tc>
-      </w:tr>
-      <w:tr>
-        <w:tc>
-          <w:tcPr>
-            <w:tcW w:type="dxa" w:w="3324"/>
-          </w:tcPr>
-          <w:p>
-            <w:pPr>
-              <w:spacing w:before="20" w:after="20"/>
-            </w:pPr>
-            <w:r>
-              <w:rPr>
-                <w:rFonts w:ascii="Aptos" w:hAnsi="Aptos"/>
-                <w:b w:val="0"/>
-                <w:i w:val="0"/>
-                <w:sz w:val="22"/>
-              </w:rPr>
-              <w:t>17.</w:t>
-            </w:r>
-          </w:p>
-        </w:tc>
-        <w:tc>
-          <w:tcPr>
-            <w:tcW w:type="dxa" w:w="3324"/>
-          </w:tcPr>
-          <w:p>
-            <w:pPr>
-              <w:spacing w:before="20" w:after="20"/>
-            </w:pPr>
-            <w:r>
-              <w:rPr>
-                <w:rFonts w:ascii="Aptos" w:hAnsi="Aptos"/>
-                <w:b w:val="0"/>
-                <w:i w:val="0"/>
-                <w:sz w:val="22"/>
-              </w:rPr>
-              <w:t>wywieranie wpływu,</w:t>
-            </w:r>
-          </w:p>
-        </w:tc>
-        <w:tc>
-          <w:tcPr>
-            <w:tcW w:type="dxa" w:w="3324"/>
-          </w:tcPr>
-          <w:p>
-            <w:pPr>
-              <w:spacing w:before="20" w:after="20"/>
-            </w:pPr>
-            <w:r>
-              <w:rPr>
-                <w:rFonts w:ascii="Aptos" w:hAnsi="Aptos"/>
-                <w:b w:val="0"/>
-                <w:i w:val="0"/>
-                <w:sz w:val="22"/>
-              </w:rPr>
-            </w:r>
-          </w:p>
-        </w:tc>
-      </w:tr>
-      <w:tr>
-        <w:tc>
-          <w:tcPr>
-            <w:tcW w:type="dxa" w:w="3324"/>
-          </w:tcPr>
-          <w:p>
-            <w:pPr>
-              <w:spacing w:before="20" w:after="20"/>
-            </w:pPr>
-            <w:r>
-              <w:rPr>
-                <w:rFonts w:ascii="Aptos" w:hAnsi="Aptos"/>
-                <w:b w:val="0"/>
-                <w:i w:val="0"/>
-                <w:sz w:val="22"/>
-              </w:rPr>
-              <w:t>18.</w:t>
-            </w:r>
-          </w:p>
-        </w:tc>
-        <w:tc>
-          <w:tcPr>
-            <w:tcW w:type="dxa" w:w="3324"/>
-          </w:tcPr>
-          <w:p>
-            <w:pPr>
-              <w:spacing w:before="20" w:after="20"/>
-            </w:pPr>
-            <w:r>
-              <w:rPr>
-                <w:rFonts w:ascii="Aptos" w:hAnsi="Aptos"/>
-                <w:b w:val="0"/>
-                <w:i w:val="0"/>
-                <w:sz w:val="22"/>
-              </w:rPr>
-              <w:t>podejmowanie decyzji,</w:t>
-            </w:r>
-          </w:p>
-        </w:tc>
-        <w:tc>
-          <w:tcPr>
-            <w:tcW w:type="dxa" w:w="3324"/>
-          </w:tcPr>
-          <w:p>
-            <w:pPr>
-              <w:spacing w:before="20" w:after="20"/>
-            </w:pPr>
-            <w:r>
-              <w:rPr>
-                <w:rFonts w:ascii="Aptos" w:hAnsi="Aptos"/>
-                <w:b w:val="0"/>
-                <w:i w:val="0"/>
-                <w:sz w:val="22"/>
-              </w:rPr>
-            </w:r>
-          </w:p>
-        </w:tc>
-      </w:tr>
-      <w:tr>
-        <w:tc>
-          <w:tcPr>
-            <w:tcW w:type="dxa" w:w="3324"/>
-          </w:tcPr>
-          <w:p>
-            <w:pPr>
-              <w:spacing w:before="20" w:after="20"/>
-            </w:pPr>
-            <w:r>
-              <w:rPr>
-                <w:rFonts w:ascii="Aptos" w:hAnsi="Aptos"/>
-                <w:b w:val="0"/>
-                <w:i w:val="0"/>
-                <w:sz w:val="22"/>
-              </w:rPr>
-              <w:t>19.</w:t>
-            </w:r>
-          </w:p>
-        </w:tc>
-        <w:tc>
-          <w:tcPr>
-            <w:tcW w:type="dxa" w:w="3324"/>
-          </w:tcPr>
-          <w:p>
-            <w:pPr>
-              <w:spacing w:before="20" w:after="20"/>
-            </w:pPr>
-            <w:r>
-              <w:rPr>
-                <w:rFonts w:ascii="Aptos" w:hAnsi="Aptos"/>
-                <w:b w:val="0"/>
-                <w:i w:val="0"/>
-                <w:sz w:val="22"/>
-              </w:rPr>
-              <w:t>komunikacja w biznesie,</w:t>
-            </w:r>
-          </w:p>
-        </w:tc>
-        <w:tc>
-          <w:tcPr>
-            <w:tcW w:type="dxa" w:w="3324"/>
-          </w:tcPr>
-          <w:p>
-            <w:pPr>
-              <w:spacing w:before="20" w:after="20"/>
-            </w:pPr>
-            <w:r>
-              <w:rPr>
-                <w:rFonts w:ascii="Aptos" w:hAnsi="Aptos"/>
-                <w:b w:val="0"/>
-                <w:i w:val="0"/>
-                <w:sz w:val="22"/>
-              </w:rPr>
-            </w:r>
-          </w:p>
-        </w:tc>
-      </w:tr>
-      <w:tr>
-        <w:tc>
-          <w:tcPr>
-            <w:tcW w:type="dxa" w:w="3324"/>
-          </w:tcPr>
-          <w:p>
-            <w:pPr>
-              <w:spacing w:before="20" w:after="20"/>
-            </w:pPr>
-            <w:r>
-              <w:rPr>
-                <w:rFonts w:ascii="Aptos" w:hAnsi="Aptos"/>
-                <w:b w:val="0"/>
-                <w:i w:val="0"/>
-                <w:sz w:val="22"/>
-              </w:rPr>
-              <w:t>20.</w:t>
-            </w:r>
-          </w:p>
-        </w:tc>
-        <w:tc>
-          <w:tcPr>
-            <w:tcW w:type="dxa" w:w="3324"/>
-          </w:tcPr>
-          <w:p>
-            <w:pPr>
-              <w:spacing w:before="20" w:after="20"/>
-            </w:pPr>
-            <w:r>
-              <w:rPr>
-                <w:rFonts w:ascii="Aptos" w:hAnsi="Aptos"/>
-                <w:b w:val="0"/>
-                <w:i w:val="0"/>
-                <w:sz w:val="22"/>
-              </w:rPr>
-              <w:t>marki,</w:t>
-            </w:r>
-          </w:p>
-        </w:tc>
-        <w:tc>
-          <w:tcPr>
-            <w:tcW w:type="dxa" w:w="3324"/>
-          </w:tcPr>
-          <w:p>
-            <w:pPr>
-              <w:spacing w:before="20" w:after="20"/>
-            </w:pPr>
-            <w:r>
-              <w:rPr>
-                <w:rFonts w:ascii="Aptos" w:hAnsi="Aptos"/>
-                <w:b w:val="0"/>
-                <w:i w:val="0"/>
-                <w:sz w:val="22"/>
-              </w:rPr>
-            </w:r>
-          </w:p>
-        </w:tc>
-      </w:tr>
-      <w:tr>
-        <w:tc>
-          <w:tcPr>
-            <w:tcW w:type="dxa" w:w="3324"/>
-          </w:tcPr>
-          <w:p>
-            <w:pPr>
-              <w:spacing w:before="20" w:after="20"/>
-            </w:pPr>
-            <w:r>
-              <w:rPr>
-                <w:rFonts w:ascii="Aptos" w:hAnsi="Aptos"/>
-                <w:b w:val="0"/>
-                <w:i w:val="0"/>
-                <w:sz w:val="22"/>
-              </w:rPr>
-              <w:t>21.</w:t>
-            </w:r>
-          </w:p>
-        </w:tc>
-        <w:tc>
-          <w:tcPr>
-            <w:tcW w:type="dxa" w:w="3324"/>
-          </w:tcPr>
-          <w:p>
-            <w:pPr>
-              <w:spacing w:before="20" w:after="20"/>
-            </w:pPr>
-            <w:r>
-              <w:rPr>
-                <w:rFonts w:ascii="Aptos" w:hAnsi="Aptos"/>
-                <w:b w:val="0"/>
-                <w:i w:val="0"/>
-                <w:sz w:val="22"/>
-              </w:rPr>
-              <w:t>zatrudnienie,</w:t>
-            </w:r>
-          </w:p>
-        </w:tc>
-        <w:tc>
-          <w:tcPr>
-            <w:tcW w:type="dxa" w:w="3324"/>
-          </w:tcPr>
-          <w:p>
-            <w:pPr>
-              <w:spacing w:before="20" w:after="20"/>
-            </w:pPr>
-            <w:r>
-              <w:rPr>
-                <w:rFonts w:ascii="Aptos" w:hAnsi="Aptos"/>
-                <w:b w:val="0"/>
-                <w:i w:val="0"/>
-                <w:sz w:val="22"/>
-              </w:rPr>
-            </w:r>
-          </w:p>
-        </w:tc>
-      </w:tr>
-      <w:tr>
-        <w:tc>
-          <w:tcPr>
-            <w:tcW w:type="dxa" w:w="3324"/>
-          </w:tcPr>
-          <w:p>
-            <w:pPr>
-              <w:spacing w:before="20" w:after="20"/>
-            </w:pPr>
-            <w:r>
-              <w:rPr>
-                <w:rFonts w:ascii="Aptos" w:hAnsi="Aptos"/>
-                <w:b w:val="0"/>
-                <w:i w:val="0"/>
-                <w:sz w:val="22"/>
-              </w:rPr>
-              <w:t>22.</w:t>
-            </w:r>
-          </w:p>
-        </w:tc>
-        <w:tc>
-          <w:tcPr>
-            <w:tcW w:type="dxa" w:w="3324"/>
-          </w:tcPr>
-          <w:p>
-            <w:pPr>
-              <w:spacing w:before="20" w:after="20"/>
-            </w:pPr>
-            <w:r>
-              <w:rPr>
-                <w:rFonts w:ascii="Aptos" w:hAnsi="Aptos"/>
-                <w:b w:val="0"/>
-                <w:i w:val="0"/>
-                <w:sz w:val="22"/>
-              </w:rPr>
-              <w:t>etyka zawodowa,</w:t>
-            </w:r>
-          </w:p>
-        </w:tc>
-        <w:tc>
-          <w:tcPr>
-            <w:tcW w:type="dxa" w:w="3324"/>
-          </w:tcPr>
-          <w:p>
-            <w:pPr>
-              <w:spacing w:before="20" w:after="20"/>
-            </w:pPr>
-            <w:r>
-              <w:rPr>
-                <w:rFonts w:ascii="Aptos" w:hAnsi="Aptos"/>
-                <w:b w:val="0"/>
-                <w:i w:val="0"/>
-                <w:sz w:val="22"/>
-              </w:rPr>
-            </w:r>
-          </w:p>
-        </w:tc>
-      </w:tr>
-      <w:tr>
-        <w:tc>
-          <w:tcPr>
-            <w:tcW w:type="dxa" w:w="3324"/>
-          </w:tcPr>
-          <w:p>
-            <w:pPr>
-              <w:spacing w:before="20" w:after="20"/>
-            </w:pPr>
-            <w:r>
-              <w:rPr>
-                <w:rFonts w:ascii="Aptos" w:hAnsi="Aptos"/>
-                <w:b w:val="0"/>
-                <w:i w:val="0"/>
-                <w:sz w:val="22"/>
-              </w:rPr>
-              <w:t>23.</w:t>
-            </w:r>
-          </w:p>
-        </w:tc>
-        <w:tc>
-          <w:tcPr>
-            <w:tcW w:type="dxa" w:w="3324"/>
-          </w:tcPr>
-          <w:p>
-            <w:pPr>
-              <w:spacing w:before="20" w:after="20"/>
-            </w:pPr>
-            <w:r>
-              <w:rPr>
-                <w:rFonts w:ascii="Aptos" w:hAnsi="Aptos"/>
-                <w:b w:val="0"/>
-                <w:i w:val="0"/>
-                <w:sz w:val="22"/>
-              </w:rPr>
-              <w:t>team building,</w:t>
-            </w:r>
-          </w:p>
-        </w:tc>
-        <w:tc>
-          <w:tcPr>
-            <w:tcW w:type="dxa" w:w="3324"/>
-          </w:tcPr>
-          <w:p>
-            <w:pPr>
-              <w:spacing w:before="20" w:after="20"/>
-            </w:pPr>
-            <w:r>
-              <w:rPr>
-                <w:rFonts w:ascii="Aptos" w:hAnsi="Aptos"/>
-                <w:b w:val="0"/>
-                <w:i w:val="0"/>
-                <w:sz w:val="22"/>
-              </w:rPr>
-            </w:r>
-          </w:p>
-        </w:tc>
-      </w:tr>
-      <w:tr>
-        <w:tc>
-          <w:tcPr>
-            <w:tcW w:type="dxa" w:w="3324"/>
-          </w:tcPr>
-          <w:p>
-            <w:pPr>
-              <w:spacing w:before="20" w:after="20"/>
-            </w:pPr>
-            <w:r>
-              <w:rPr>
-                <w:rFonts w:ascii="Aptos" w:hAnsi="Aptos"/>
-                <w:b w:val="0"/>
-                <w:i w:val="0"/>
-                <w:sz w:val="22"/>
-              </w:rPr>
-              <w:t>24.</w:t>
-            </w:r>
-          </w:p>
-        </w:tc>
-        <w:tc>
-          <w:tcPr>
-            <w:tcW w:type="dxa" w:w="3324"/>
-          </w:tcPr>
-          <w:p>
-            <w:pPr>
-              <w:spacing w:before="20" w:after="20"/>
-            </w:pPr>
-            <w:r>
-              <w:rPr>
-                <w:rFonts w:ascii="Aptos" w:hAnsi="Aptos"/>
-                <w:b w:val="0"/>
-                <w:i w:val="0"/>
-                <w:sz w:val="22"/>
-              </w:rPr>
-              <w:t>style zarządzania,  rynki międzynarodowe etc.</w:t>
-            </w:r>
-          </w:p>
-        </w:tc>
-        <w:tc>
-          <w:tcPr>
-            <w:tcW w:type="dxa" w:w="3324"/>
-          </w:tcPr>
-          <w:p>
-            <w:pPr>
-              <w:spacing w:before="20" w:after="20"/>
-            </w:pPr>
-            <w:r>
-              <w:rPr>
-                <w:rFonts w:ascii="Aptos" w:hAnsi="Aptos"/>
-                <w:b w:val="0"/>
-                <w:i w:val="0"/>
-                <w:sz w:val="22"/>
-              </w:rPr>
-            </w:r>
-          </w:p>
-        </w:tc>
-      </w:tr>
-      <w:tr>
-        <w:tc>
-          <w:tcPr>
-            <w:tcW w:type="dxa" w:w="3324"/>
-          </w:tcPr>
-          <w:p>
-            <w:pPr>
-              <w:spacing w:before="20" w:after="20"/>
-            </w:pPr>
-            <w:r>
-              <w:rPr>
-                <w:rFonts w:ascii="Aptos" w:hAnsi="Aptos"/>
-                <w:b w:val="0"/>
-                <w:i w:val="0"/>
-                <w:sz w:val="22"/>
-              </w:rPr>
-              <w:t>25.</w:t>
-            </w:r>
-          </w:p>
-        </w:tc>
-        <w:tc>
-          <w:tcPr>
-            <w:tcW w:type="dxa" w:w="3324"/>
-          </w:tcPr>
-          <w:p>
-            <w:pPr>
-              <w:spacing w:before="20" w:after="20"/>
-            </w:pPr>
-            <w:r>
-              <w:rPr>
-                <w:rFonts w:ascii="Aptos" w:hAnsi="Aptos"/>
-                <w:b w:val="0"/>
-                <w:i w:val="0"/>
-                <w:sz w:val="22"/>
-              </w:rPr>
-              <w:t>3. Teksty specjalistyczne o tematyce związanej z informatyką, technologią.  Pogłębianie umiejętności czytania ze zrozumieniem tekstów bazujących na oryginalnych materiałach źródłowych.</w:t>
-            </w:r>
-          </w:p>
-        </w:tc>
-        <w:tc>
-          <w:tcPr>
-            <w:tcW w:type="dxa" w:w="3324"/>
-          </w:tcPr>
-          <w:p>
-            <w:pPr>
-              <w:spacing w:before="20" w:after="20"/>
-            </w:pPr>
-            <w:r>
-              <w:rPr>
-                <w:rFonts w:ascii="Aptos" w:hAnsi="Aptos"/>
-                <w:b w:val="0"/>
-                <w:i w:val="0"/>
-                <w:sz w:val="22"/>
-              </w:rPr>
-            </w:r>
-          </w:p>
-        </w:tc>
-      </w:tr>
-      <w:tr>
-        <w:tc>
-          <w:tcPr>
-            <w:tcW w:type="dxa" w:w="3324"/>
-          </w:tcPr>
-          <w:p>
-            <w:pPr>
-              <w:spacing w:before="20" w:after="20"/>
-            </w:pPr>
-            <w:r>
-              <w:rPr>
-                <w:rFonts w:ascii="Aptos" w:hAnsi="Aptos"/>
-                <w:b w:val="0"/>
-                <w:i w:val="0"/>
-                <w:sz w:val="22"/>
-              </w:rPr>
-              <w:t>26.</w:t>
-            </w:r>
-          </w:p>
-        </w:tc>
-        <w:tc>
-          <w:tcPr>
-            <w:tcW w:type="dxa" w:w="3324"/>
-          </w:tcPr>
-          <w:p>
-            <w:pPr>
-              <w:spacing w:before="20" w:after="20"/>
-            </w:pPr>
-            <w:r>
-              <w:rPr>
-                <w:rFonts w:ascii="Aptos" w:hAnsi="Aptos"/>
-                <w:b w:val="0"/>
-                <w:i w:val="0"/>
-                <w:sz w:val="22"/>
-              </w:rPr>
-              <w:t>4. Zagadnienia z zakresu informatyki (w zależności od poziomu zaawansowania grupy np).</w:t>
-            </w:r>
-          </w:p>
-        </w:tc>
-        <w:tc>
-          <w:tcPr>
-            <w:tcW w:type="dxa" w:w="3324"/>
-          </w:tcPr>
-          <w:p>
-            <w:pPr>
-              <w:spacing w:before="20" w:after="20"/>
-            </w:pPr>
-            <w:r>
-              <w:rPr>
-                <w:rFonts w:ascii="Aptos" w:hAnsi="Aptos"/>
-                <w:b w:val="0"/>
-                <w:i w:val="0"/>
-                <w:sz w:val="22"/>
-              </w:rPr>
-            </w:r>
-          </w:p>
-        </w:tc>
-      </w:tr>
-      <w:tr>
-        <w:tc>
-          <w:tcPr>
-            <w:tcW w:type="dxa" w:w="3324"/>
-          </w:tcPr>
-          <w:p>
-            <w:pPr>
-              <w:spacing w:before="20" w:after="20"/>
-            </w:pPr>
-            <w:r>
-              <w:rPr>
-                <w:rFonts w:ascii="Aptos" w:hAnsi="Aptos"/>
-                <w:b w:val="0"/>
-                <w:i w:val="0"/>
-                <w:sz w:val="22"/>
-              </w:rPr>
-              <w:t>27.</w:t>
-            </w:r>
-          </w:p>
-        </w:tc>
-        <w:tc>
-          <w:tcPr>
-            <w:tcW w:type="dxa" w:w="3324"/>
-          </w:tcPr>
-          <w:p>
-            <w:pPr>
-              <w:spacing w:before="20" w:after="20"/>
-            </w:pPr>
-            <w:r>
-              <w:rPr>
-                <w:rFonts w:ascii="Aptos" w:hAnsi="Aptos"/>
-                <w:b w:val="0"/>
-                <w:i w:val="0"/>
-                <w:sz w:val="22"/>
-              </w:rPr>
-              <w:t>zastosowanie komputerów w życiu codziennym,</w:t>
-            </w:r>
-          </w:p>
-        </w:tc>
-        <w:tc>
-          <w:tcPr>
-            <w:tcW w:type="dxa" w:w="3324"/>
-          </w:tcPr>
-          <w:p>
-            <w:pPr>
-              <w:spacing w:before="20" w:after="20"/>
-            </w:pPr>
-            <w:r>
-              <w:rPr>
-                <w:rFonts w:ascii="Aptos" w:hAnsi="Aptos"/>
-                <w:b w:val="0"/>
-                <w:i w:val="0"/>
-                <w:sz w:val="22"/>
-              </w:rPr>
-            </w:r>
-          </w:p>
-        </w:tc>
-      </w:tr>
-      <w:tr>
-        <w:tc>
-          <w:tcPr>
-            <w:tcW w:type="dxa" w:w="3324"/>
-          </w:tcPr>
-          <w:p>
-            <w:pPr>
-              <w:spacing w:before="20" w:after="20"/>
-            </w:pPr>
-            <w:r>
-              <w:rPr>
-                <w:rFonts w:ascii="Aptos" w:hAnsi="Aptos"/>
-                <w:b w:val="0"/>
-                <w:i w:val="0"/>
-                <w:sz w:val="22"/>
-              </w:rPr>
-              <w:t>28.</w:t>
-            </w:r>
-          </w:p>
-        </w:tc>
-        <w:tc>
-          <w:tcPr>
-            <w:tcW w:type="dxa" w:w="3324"/>
-          </w:tcPr>
-          <w:p>
-            <w:pPr>
-              <w:spacing w:before="20" w:after="20"/>
-            </w:pPr>
-            <w:r>
-              <w:rPr>
-                <w:rFonts w:ascii="Aptos" w:hAnsi="Aptos"/>
-                <w:b w:val="0"/>
-                <w:i w:val="0"/>
-                <w:sz w:val="22"/>
-              </w:rPr>
-              <w:t>systemy operacyjne,</w:t>
-            </w:r>
-          </w:p>
-        </w:tc>
-        <w:tc>
-          <w:tcPr>
-            <w:tcW w:type="dxa" w:w="3324"/>
-          </w:tcPr>
-          <w:p>
-            <w:pPr>
-              <w:spacing w:before="20" w:after="20"/>
-            </w:pPr>
-            <w:r>
-              <w:rPr>
-                <w:rFonts w:ascii="Aptos" w:hAnsi="Aptos"/>
-                <w:b w:val="0"/>
-                <w:i w:val="0"/>
-                <w:sz w:val="22"/>
-              </w:rPr>
-            </w:r>
-          </w:p>
-        </w:tc>
-      </w:tr>
-      <w:tr>
-        <w:tc>
-          <w:tcPr>
-            <w:tcW w:type="dxa" w:w="3324"/>
-          </w:tcPr>
-          <w:p>
-            <w:pPr>
-              <w:spacing w:before="20" w:after="20"/>
-            </w:pPr>
-            <w:r>
-              <w:rPr>
-                <w:rFonts w:ascii="Aptos" w:hAnsi="Aptos"/>
-                <w:b w:val="0"/>
-                <w:i w:val="0"/>
-                <w:sz w:val="22"/>
-              </w:rPr>
-              <w:t>29.</w:t>
-            </w:r>
-          </w:p>
-        </w:tc>
-        <w:tc>
-          <w:tcPr>
-            <w:tcW w:type="dxa" w:w="3324"/>
-          </w:tcPr>
-          <w:p>
-            <w:pPr>
-              <w:spacing w:before="20" w:after="20"/>
-            </w:pPr>
-            <w:r>
-              <w:rPr>
-                <w:rFonts w:ascii="Aptos" w:hAnsi="Aptos"/>
-                <w:b w:val="0"/>
-                <w:i w:val="0"/>
-                <w:sz w:val="22"/>
-              </w:rPr>
-              <w:t>mikroprocesory,</w:t>
-            </w:r>
-          </w:p>
-        </w:tc>
-        <w:tc>
-          <w:tcPr>
-            <w:tcW w:type="dxa" w:w="3324"/>
-          </w:tcPr>
-          <w:p>
-            <w:pPr>
-              <w:spacing w:before="20" w:after="20"/>
-            </w:pPr>
-            <w:r>
-              <w:rPr>
-                <w:rFonts w:ascii="Aptos" w:hAnsi="Aptos"/>
-                <w:b w:val="0"/>
-                <w:i w:val="0"/>
-                <w:sz w:val="22"/>
-              </w:rPr>
-            </w:r>
-          </w:p>
-        </w:tc>
-      </w:tr>
-      <w:tr>
-        <w:tc>
-          <w:tcPr>
-            <w:tcW w:type="dxa" w:w="3324"/>
-          </w:tcPr>
-          <w:p>
-            <w:pPr>
-              <w:spacing w:before="20" w:after="20"/>
-            </w:pPr>
-            <w:r>
-              <w:rPr>
-                <w:rFonts w:ascii="Aptos" w:hAnsi="Aptos"/>
-                <w:b w:val="0"/>
-                <w:i w:val="0"/>
-                <w:sz w:val="22"/>
-              </w:rPr>
-              <w:t>30.</w:t>
-            </w:r>
-          </w:p>
-        </w:tc>
-        <w:tc>
-          <w:tcPr>
-            <w:tcW w:type="dxa" w:w="3324"/>
-          </w:tcPr>
-          <w:p>
-            <w:pPr>
-              <w:spacing w:before="20" w:after="20"/>
-            </w:pPr>
-            <w:r>
-              <w:rPr>
-                <w:rFonts w:ascii="Aptos" w:hAnsi="Aptos"/>
-                <w:b w:val="0"/>
-                <w:i w:val="0"/>
-                <w:sz w:val="22"/>
-              </w:rPr>
-              <w:t>bazy danych,</w:t>
-            </w:r>
-          </w:p>
-        </w:tc>
-        <w:tc>
-          <w:tcPr>
-            <w:tcW w:type="dxa" w:w="3324"/>
-          </w:tcPr>
-          <w:p>
-            <w:pPr>
-              <w:spacing w:before="20" w:after="20"/>
-            </w:pPr>
-            <w:r>
-              <w:rPr>
-                <w:rFonts w:ascii="Aptos" w:hAnsi="Aptos"/>
-                <w:b w:val="0"/>
-                <w:i w:val="0"/>
-                <w:sz w:val="22"/>
-              </w:rPr>
-            </w:r>
-          </w:p>
-        </w:tc>
-      </w:tr>
-      <w:tr>
-        <w:tc>
-          <w:tcPr>
-            <w:tcW w:type="dxa" w:w="3324"/>
-          </w:tcPr>
-          <w:p>
-            <w:pPr>
-              <w:spacing w:before="20" w:after="20"/>
-            </w:pPr>
-            <w:r>
-              <w:rPr>
-                <w:rFonts w:ascii="Aptos" w:hAnsi="Aptos"/>
-                <w:b w:val="0"/>
-                <w:i w:val="0"/>
-                <w:sz w:val="22"/>
-              </w:rPr>
-              <w:t>31.</w:t>
-            </w:r>
-          </w:p>
-        </w:tc>
-        <w:tc>
-          <w:tcPr>
-            <w:tcW w:type="dxa" w:w="3324"/>
-          </w:tcPr>
-          <w:p>
-            <w:pPr>
-              <w:spacing w:before="20" w:after="20"/>
-            </w:pPr>
-            <w:r>
-              <w:rPr>
-                <w:rFonts w:ascii="Aptos" w:hAnsi="Aptos"/>
-                <w:b w:val="0"/>
-                <w:i w:val="0"/>
-                <w:sz w:val="22"/>
-              </w:rPr>
-              <w:t>Internet,</w:t>
-            </w:r>
-          </w:p>
-        </w:tc>
-        <w:tc>
-          <w:tcPr>
-            <w:tcW w:type="dxa" w:w="3324"/>
-          </w:tcPr>
-          <w:p>
-            <w:pPr>
-              <w:spacing w:before="20" w:after="20"/>
-            </w:pPr>
-            <w:r>
-              <w:rPr>
-                <w:rFonts w:ascii="Aptos" w:hAnsi="Aptos"/>
-                <w:b w:val="0"/>
-                <w:i w:val="0"/>
-                <w:sz w:val="22"/>
-              </w:rPr>
-            </w:r>
-          </w:p>
-        </w:tc>
-      </w:tr>
-      <w:tr>
-        <w:tc>
-          <w:tcPr>
-            <w:tcW w:type="dxa" w:w="3324"/>
-          </w:tcPr>
-          <w:p>
-            <w:pPr>
-              <w:spacing w:before="20" w:after="20"/>
-            </w:pPr>
-            <w:r>
-              <w:rPr>
-                <w:rFonts w:ascii="Aptos" w:hAnsi="Aptos"/>
-                <w:b w:val="0"/>
-                <w:i w:val="0"/>
-                <w:sz w:val="22"/>
-              </w:rPr>
-              <w:t>32.</w:t>
-            </w:r>
-          </w:p>
-        </w:tc>
-        <w:tc>
-          <w:tcPr>
-            <w:tcW w:type="dxa" w:w="3324"/>
-          </w:tcPr>
-          <w:p>
-            <w:pPr>
-              <w:spacing w:before="20" w:after="20"/>
-            </w:pPr>
-            <w:r>
-              <w:rPr>
-                <w:rFonts w:ascii="Aptos" w:hAnsi="Aptos"/>
-                <w:b w:val="0"/>
-                <w:i w:val="0"/>
-                <w:sz w:val="22"/>
-              </w:rPr>
-              <w:t>wirusy komputerowe,</w:t>
-            </w:r>
-          </w:p>
-        </w:tc>
-        <w:tc>
-          <w:tcPr>
-            <w:tcW w:type="dxa" w:w="3324"/>
-          </w:tcPr>
-          <w:p>
-            <w:pPr>
-              <w:spacing w:before="20" w:after="20"/>
-            </w:pPr>
-            <w:r>
-              <w:rPr>
-                <w:rFonts w:ascii="Aptos" w:hAnsi="Aptos"/>
-                <w:b w:val="0"/>
-                <w:i w:val="0"/>
-                <w:sz w:val="22"/>
-              </w:rPr>
-            </w:r>
-          </w:p>
-        </w:tc>
-      </w:tr>
-      <w:tr>
-        <w:tc>
-          <w:tcPr>
-            <w:tcW w:type="dxa" w:w="3324"/>
-          </w:tcPr>
-          <w:p>
-            <w:pPr>
-              <w:spacing w:before="20" w:after="20"/>
-            </w:pPr>
-            <w:r>
-              <w:rPr>
-                <w:rFonts w:ascii="Aptos" w:hAnsi="Aptos"/>
-                <w:b w:val="0"/>
-                <w:i w:val="0"/>
-                <w:sz w:val="22"/>
-              </w:rPr>
-              <w:t>33.</w:t>
-            </w:r>
-          </w:p>
-        </w:tc>
-        <w:tc>
-          <w:tcPr>
-            <w:tcW w:type="dxa" w:w="3324"/>
-          </w:tcPr>
-          <w:p>
-            <w:pPr>
-              <w:spacing w:before="20" w:after="20"/>
-            </w:pPr>
-            <w:r>
-              <w:rPr>
-                <w:rFonts w:ascii="Aptos" w:hAnsi="Aptos"/>
-                <w:b w:val="0"/>
-                <w:i w:val="0"/>
-                <w:sz w:val="22"/>
-              </w:rPr>
-              <w:t>gry komputerowe, sieci komputerowe,</w:t>
-            </w:r>
-          </w:p>
-        </w:tc>
-        <w:tc>
-          <w:tcPr>
-            <w:tcW w:type="dxa" w:w="3324"/>
-          </w:tcPr>
-          <w:p>
-            <w:pPr>
-              <w:spacing w:before="20" w:after="20"/>
-            </w:pPr>
-            <w:r>
-              <w:rPr>
-                <w:rFonts w:ascii="Aptos" w:hAnsi="Aptos"/>
-                <w:b w:val="0"/>
-                <w:i w:val="0"/>
-                <w:sz w:val="22"/>
-              </w:rPr>
-            </w:r>
-          </w:p>
-        </w:tc>
-      </w:tr>
-      <w:tr>
-        <w:tc>
-          <w:tcPr>
-            <w:tcW w:type="dxa" w:w="3324"/>
-          </w:tcPr>
-          <w:p>
-            <w:pPr>
-              <w:spacing w:before="20" w:after="20"/>
-            </w:pPr>
-            <w:r>
-              <w:rPr>
-                <w:rFonts w:ascii="Aptos" w:hAnsi="Aptos"/>
-                <w:b w:val="0"/>
-                <w:i w:val="0"/>
-                <w:sz w:val="22"/>
-              </w:rPr>
-              <w:t>34.</w:t>
-            </w:r>
-          </w:p>
-        </w:tc>
-        <w:tc>
-          <w:tcPr>
-            <w:tcW w:type="dxa" w:w="3324"/>
-          </w:tcPr>
-          <w:p>
-            <w:pPr>
-              <w:spacing w:before="20" w:after="20"/>
-            </w:pPr>
-            <w:r>
-              <w:rPr>
-                <w:rFonts w:ascii="Aptos" w:hAnsi="Aptos"/>
-                <w:b w:val="0"/>
-                <w:i w:val="0"/>
-                <w:sz w:val="22"/>
-              </w:rPr>
-              <w:t>nowe technologie,</w:t>
-            </w:r>
-          </w:p>
-        </w:tc>
-        <w:tc>
-          <w:tcPr>
-            <w:tcW w:type="dxa" w:w="3324"/>
-          </w:tcPr>
-          <w:p>
-            <w:pPr>
-              <w:spacing w:before="20" w:after="20"/>
-            </w:pPr>
-            <w:r>
-              <w:rPr>
-                <w:rFonts w:ascii="Aptos" w:hAnsi="Aptos"/>
-                <w:b w:val="0"/>
-                <w:i w:val="0"/>
-                <w:sz w:val="22"/>
-              </w:rPr>
-            </w:r>
-          </w:p>
-        </w:tc>
-      </w:tr>
-      <w:tr>
-        <w:tc>
-          <w:tcPr>
-            <w:tcW w:type="dxa" w:w="3324"/>
-          </w:tcPr>
-          <w:p>
-            <w:pPr>
-              <w:spacing w:before="20" w:after="20"/>
-            </w:pPr>
-            <w:r>
-              <w:rPr>
-                <w:rFonts w:ascii="Aptos" w:hAnsi="Aptos"/>
-                <w:b w:val="0"/>
-                <w:i w:val="0"/>
-                <w:sz w:val="22"/>
-              </w:rPr>
-              <w:t>35.</w:t>
-            </w:r>
-          </w:p>
-        </w:tc>
-        <w:tc>
-          <w:tcPr>
-            <w:tcW w:type="dxa" w:w="3324"/>
-          </w:tcPr>
-          <w:p>
-            <w:pPr>
-              <w:spacing w:before="20" w:after="20"/>
-            </w:pPr>
-            <w:r>
-              <w:rPr>
-                <w:rFonts w:ascii="Aptos" w:hAnsi="Aptos"/>
-                <w:b w:val="0"/>
-                <w:i w:val="0"/>
-                <w:sz w:val="22"/>
-              </w:rPr>
-              <w:t>języki programowania,</w:t>
-            </w:r>
-          </w:p>
-        </w:tc>
-        <w:tc>
-          <w:tcPr>
-            <w:tcW w:type="dxa" w:w="3324"/>
-          </w:tcPr>
-          <w:p>
-            <w:pPr>
-              <w:spacing w:before="20" w:after="20"/>
-            </w:pPr>
-            <w:r>
-              <w:rPr>
-                <w:rFonts w:ascii="Aptos" w:hAnsi="Aptos"/>
-                <w:b w:val="0"/>
-                <w:i w:val="0"/>
-                <w:sz w:val="22"/>
-              </w:rPr>
-            </w:r>
-          </w:p>
-        </w:tc>
-      </w:tr>
-      <w:tr>
-        <w:tc>
-          <w:tcPr>
-            <w:tcW w:type="dxa" w:w="3324"/>
-          </w:tcPr>
-          <w:p>
-            <w:pPr>
-              <w:spacing w:before="20" w:after="20"/>
-            </w:pPr>
-            <w:r>
-              <w:rPr>
-                <w:rFonts w:ascii="Aptos" w:hAnsi="Aptos"/>
-                <w:b w:val="0"/>
-                <w:i w:val="0"/>
-                <w:sz w:val="22"/>
-              </w:rPr>
-              <w:t>36.</w:t>
-            </w:r>
-          </w:p>
-        </w:tc>
-        <w:tc>
-          <w:tcPr>
-            <w:tcW w:type="dxa" w:w="3324"/>
-          </w:tcPr>
-          <w:p>
-            <w:pPr>
-              <w:spacing w:before="20" w:after="20"/>
-            </w:pPr>
-            <w:r>
-              <w:rPr>
-                <w:rFonts w:ascii="Aptos" w:hAnsi="Aptos"/>
-                <w:b w:val="0"/>
-                <w:i w:val="0"/>
-                <w:sz w:val="22"/>
-              </w:rPr>
-              <w:t>oprogramowanie komputerowe etc.)</w:t>
-            </w:r>
-          </w:p>
-        </w:tc>
-        <w:tc>
-          <w:tcPr>
-            <w:tcW w:type="dxa" w:w="3324"/>
-          </w:tcPr>
-          <w:p>
-            <w:pPr>
-              <w:spacing w:before="20" w:after="20"/>
-            </w:pPr>
-            <w:r>
-              <w:rPr>
-                <w:rFonts w:ascii="Aptos" w:hAnsi="Aptos"/>
-                <w:b w:val="0"/>
-                <w:i w:val="0"/>
-                <w:sz w:val="22"/>
-              </w:rPr>
-            </w:r>
-          </w:p>
-        </w:tc>
-      </w:tr>
-      <w:tr>
-        <w:tc>
-          <w:tcPr>
-            <w:tcW w:type="dxa" w:w="3324"/>
-          </w:tcPr>
-          <w:p>
-            <w:pPr>
-              <w:spacing w:before="20" w:after="20"/>
-            </w:pPr>
-            <w:r>
-              <w:rPr>
-                <w:rFonts w:ascii="Aptos" w:hAnsi="Aptos"/>
-                <w:b w:val="0"/>
-                <w:i w:val="0"/>
-                <w:sz w:val="22"/>
-              </w:rPr>
-              <w:t>37.</w:t>
-            </w:r>
-          </w:p>
-        </w:tc>
-        <w:tc>
-          <w:tcPr>
-            <w:tcW w:type="dxa" w:w="3324"/>
-          </w:tcPr>
-          <w:p>
-            <w:pPr>
-              <w:spacing w:before="20" w:after="20"/>
-            </w:pPr>
-            <w:r>
-              <w:rPr>
-                <w:rFonts w:ascii="Aptos" w:hAnsi="Aptos"/>
-                <w:b w:val="0"/>
-                <w:i w:val="0"/>
-                <w:sz w:val="22"/>
-              </w:rPr>
-              <w:t>5. Pogłębianie znajomości podstawowych oraz specjalistycznych wyrażeń i zwrotów z zakresu języka technicznego, akademickiego i świata pracy.</w:t>
-            </w:r>
-          </w:p>
-        </w:tc>
-        <w:tc>
-          <w:tcPr>
-            <w:tcW w:type="dxa" w:w="3324"/>
-          </w:tcPr>
-          <w:p>
-            <w:pPr>
-              <w:spacing w:before="20" w:after="20"/>
-            </w:pPr>
-            <w:r>
-              <w:rPr>
-                <w:rFonts w:ascii="Aptos" w:hAnsi="Aptos"/>
-                <w:b w:val="0"/>
-                <w:i w:val="0"/>
-                <w:sz w:val="22"/>
-              </w:rPr>
-            </w:r>
-          </w:p>
-        </w:tc>
-      </w:tr>
-      <w:tr>
-        <w:tc>
-          <w:tcPr>
-            <w:tcW w:type="dxa" w:w="3324"/>
-          </w:tcPr>
-          <w:p>
-            <w:pPr>
-              <w:spacing w:before="20" w:after="20"/>
-            </w:pPr>
-            <w:r>
-              <w:rPr>
-                <w:rFonts w:ascii="Aptos" w:hAnsi="Aptos"/>
-                <w:b w:val="0"/>
-                <w:i w:val="0"/>
-                <w:sz w:val="22"/>
-              </w:rPr>
-              <w:t>38.</w:t>
-            </w:r>
-          </w:p>
-        </w:tc>
-        <w:tc>
-          <w:tcPr>
-            <w:tcW w:type="dxa" w:w="3324"/>
-          </w:tcPr>
-          <w:p>
-            <w:pPr>
-              <w:spacing w:before="20" w:after="20"/>
-            </w:pPr>
-            <w:r>
-              <w:rPr>
-                <w:rFonts w:ascii="Aptos" w:hAnsi="Aptos"/>
-                <w:b w:val="0"/>
-                <w:i w:val="0"/>
-                <w:sz w:val="22"/>
-              </w:rPr>
-              <w:t>6.Ćwiczenie złożonych struktur leksykalnych, omówienie właściwości fizycznych materii, kształtów, wprowadzenie terminologii matematycznej, interpretacja rysunków, diagramów, opis procesu. Wprowadzenie słownictwa specjalistycznego z dziedziny informatyki.</w:t>
-            </w:r>
-          </w:p>
-        </w:tc>
-        <w:tc>
-          <w:tcPr>
-            <w:tcW w:type="dxa" w:w="3324"/>
-          </w:tcPr>
-          <w:p>
-            <w:pPr>
-              <w:spacing w:before="20" w:after="20"/>
-            </w:pPr>
-            <w:r>
-              <w:rPr>
-                <w:rFonts w:ascii="Aptos" w:hAnsi="Aptos"/>
-                <w:b w:val="0"/>
-                <w:i w:val="0"/>
-                <w:sz w:val="22"/>
-              </w:rPr>
-            </w:r>
-          </w:p>
-        </w:tc>
-      </w:tr>
-      <w:tr>
-        <w:tc>
-          <w:tcPr>
-            <w:tcW w:type="dxa" w:w="3324"/>
-          </w:tcPr>
-          <w:p>
-            <w:pPr>
-              <w:spacing w:before="20" w:after="20"/>
-            </w:pPr>
-            <w:r>
-              <w:rPr>
-                <w:rFonts w:ascii="Aptos" w:hAnsi="Aptos"/>
-                <w:b w:val="0"/>
-                <w:i w:val="0"/>
-                <w:sz w:val="22"/>
-              </w:rPr>
-              <w:t>39.</w:t>
-            </w:r>
-          </w:p>
-        </w:tc>
-        <w:tc>
-          <w:tcPr>
-            <w:tcW w:type="dxa" w:w="3324"/>
-          </w:tcPr>
-          <w:p>
-            <w:pPr>
-              <w:spacing w:before="20" w:after="20"/>
-            </w:pPr>
-            <w:r>
-              <w:rPr>
-                <w:rFonts w:ascii="Aptos" w:hAnsi="Aptos"/>
-                <w:b w:val="0"/>
-                <w:i w:val="0"/>
-                <w:sz w:val="22"/>
-              </w:rPr>
-              <w:t>7.Realizowanie gramatyki w zakresie wymaganym dla danego poziomu znajomości języka. Nauczanie struktur niezbędnych do komunikacji werbalnej i pisemnej w środowisku akademickim i świata pracy.</w:t>
-            </w:r>
-          </w:p>
-        </w:tc>
-        <w:tc>
-          <w:tcPr>
-            <w:tcW w:type="dxa" w:w="3324"/>
-          </w:tcPr>
-          <w:p>
-            <w:pPr>
-              <w:spacing w:before="20" w:after="20"/>
-            </w:pPr>
-            <w:r>
-              <w:rPr>
-                <w:rFonts w:ascii="Aptos" w:hAnsi="Aptos"/>
-                <w:b w:val="0"/>
-                <w:i w:val="0"/>
-                <w:sz w:val="22"/>
-              </w:rPr>
-            </w:r>
-          </w:p>
-        </w:tc>
-      </w:tr>
-      <w:tr>
-        <w:tc>
-          <w:tcPr>
-            <w:tcW w:type="dxa" w:w="3324"/>
-          </w:tcPr>
-          <w:p>
-            <w:pPr>
-              <w:spacing w:before="20" w:after="20"/>
-            </w:pPr>
-            <w:r>
-              <w:rPr>
-                <w:rFonts w:ascii="Aptos" w:hAnsi="Aptos"/>
-                <w:b w:val="0"/>
-                <w:i w:val="0"/>
-                <w:sz w:val="22"/>
-              </w:rPr>
-              <w:t>40.</w:t>
-            </w:r>
-          </w:p>
-        </w:tc>
-        <w:tc>
-          <w:tcPr>
-            <w:tcW w:type="dxa" w:w="3324"/>
-          </w:tcPr>
-          <w:p>
-            <w:pPr>
-              <w:spacing w:before="20" w:after="20"/>
-            </w:pPr>
-            <w:r>
-              <w:rPr>
-                <w:rFonts w:ascii="Aptos" w:hAnsi="Aptos"/>
-                <w:b w:val="0"/>
-                <w:i w:val="0"/>
-                <w:sz w:val="22"/>
-              </w:rPr>
-              <w:t>8.Pisanie różnorodnych tekstów, niezbędnych w pracy i na uczelni, np.: raportu, życiorysu zawodowego, wiadomości email, streszczenia, notatki, abstraktu, instrukcji, objaśnienia procesu.</w:t>
-            </w:r>
-          </w:p>
-        </w:tc>
-        <w:tc>
-          <w:tcPr>
-            <w:tcW w:type="dxa" w:w="3324"/>
-          </w:tcPr>
-          <w:p>
-            <w:pPr>
-              <w:spacing w:before="20" w:after="20"/>
-            </w:pPr>
-            <w:r>
-              <w:rPr>
-                <w:rFonts w:ascii="Aptos" w:hAnsi="Aptos"/>
-                <w:b w:val="0"/>
-                <w:i w:val="0"/>
-                <w:sz w:val="22"/>
-              </w:rPr>
-            </w:r>
-          </w:p>
-        </w:tc>
-      </w:tr>
-      <w:tr>
-        <w:tc>
-          <w:tcPr>
-            <w:tcW w:type="dxa" w:w="3324"/>
-          </w:tcPr>
-          <w:p>
-            <w:pPr>
-              <w:spacing w:before="20" w:after="20"/>
-            </w:pPr>
-            <w:r>
-              <w:rPr>
-                <w:rFonts w:ascii="Aptos" w:hAnsi="Aptos"/>
-                <w:b w:val="0"/>
-                <w:i w:val="0"/>
-                <w:sz w:val="22"/>
-              </w:rPr>
-              <w:t>41.</w:t>
-            </w:r>
-          </w:p>
-        </w:tc>
-        <w:tc>
-          <w:tcPr>
-            <w:tcW w:type="dxa" w:w="3324"/>
-          </w:tcPr>
-          <w:p>
-            <w:pPr>
-              <w:spacing w:before="20" w:after="20"/>
-            </w:pPr>
-            <w:r>
-              <w:rPr>
-                <w:rFonts w:ascii="Aptos" w:hAnsi="Aptos"/>
-                <w:b w:val="0"/>
-                <w:i w:val="0"/>
-                <w:sz w:val="22"/>
-              </w:rPr>
-              <w:t>9. Słuchanie w oparciu o materiały przedstawiające sytuacje związane ze</w:t>
-            </w:r>
-          </w:p>
-        </w:tc>
-        <w:tc>
-          <w:tcPr>
-            <w:tcW w:type="dxa" w:w="3324"/>
-          </w:tcPr>
-          <w:p>
-            <w:pPr>
-              <w:spacing w:before="20" w:after="20"/>
-            </w:pPr>
-            <w:r>
-              <w:rPr>
-                <w:rFonts w:ascii="Aptos" w:hAnsi="Aptos"/>
-                <w:b w:val="0"/>
-                <w:i w:val="0"/>
-                <w:sz w:val="22"/>
-              </w:rPr>
-            </w:r>
-          </w:p>
-        </w:tc>
-      </w:tr>
-      <w:tr>
-        <w:tc>
-          <w:tcPr>
-            <w:tcW w:type="dxa" w:w="3324"/>
-          </w:tcPr>
-          <w:p>
-            <w:pPr>
-              <w:spacing w:before="20" w:after="20"/>
-            </w:pPr>
-            <w:r>
-              <w:rPr>
-                <w:rFonts w:ascii="Aptos" w:hAnsi="Aptos"/>
-                <w:b w:val="0"/>
-                <w:i w:val="0"/>
-                <w:sz w:val="22"/>
-              </w:rPr>
-              <w:t>42.</w:t>
-            </w:r>
-          </w:p>
-        </w:tc>
-        <w:tc>
-          <w:tcPr>
-            <w:tcW w:type="dxa" w:w="3324"/>
-          </w:tcPr>
-          <w:p>
-            <w:pPr>
-              <w:spacing w:before="20" w:after="20"/>
-            </w:pPr>
-            <w:r>
-              <w:rPr>
-                <w:rFonts w:ascii="Aptos" w:hAnsi="Aptos"/>
-                <w:b w:val="0"/>
-                <w:i w:val="0"/>
-                <w:sz w:val="22"/>
-              </w:rPr>
-              <w:t>środowiskiem pracy, akademickim i życiem codziennym, np.: rozmowy telefoniczne, wywiady, sytuacje związane z obsługą klienta, wykłady oraz prezentacje.</w:t>
-            </w:r>
-          </w:p>
-        </w:tc>
-        <w:tc>
-          <w:tcPr>
-            <w:tcW w:type="dxa" w:w="3324"/>
-          </w:tcPr>
-          <w:p>
-            <w:pPr>
-              <w:spacing w:before="20" w:after="20"/>
-            </w:pPr>
-            <w:r>
-              <w:rPr>
-                <w:rFonts w:ascii="Aptos" w:hAnsi="Aptos"/>
-                <w:b w:val="0"/>
-                <w:i w:val="0"/>
-                <w:sz w:val="22"/>
-              </w:rPr>
-            </w:r>
-          </w:p>
-        </w:tc>
-      </w:tr>
-      <w:tr>
-        <w:tc>
-          <w:tcPr>
-            <w:tcW w:type="dxa" w:w="3324"/>
-          </w:tcPr>
-          <w:p>
-            <w:pPr>
-              <w:spacing w:before="20" w:after="20"/>
-            </w:pPr>
-            <w:r>
-              <w:rPr>
-                <w:rFonts w:ascii="Aptos" w:hAnsi="Aptos"/>
-                <w:b w:val="0"/>
-                <w:i w:val="0"/>
-                <w:sz w:val="22"/>
-              </w:rPr>
-              <w:t>43.</w:t>
-            </w:r>
-          </w:p>
-        </w:tc>
-        <w:tc>
-          <w:tcPr>
-            <w:tcW w:type="dxa" w:w="3324"/>
-          </w:tcPr>
-          <w:p>
-            <w:pPr>
-              <w:spacing w:before="20" w:after="20"/>
-            </w:pPr>
-            <w:r>
-              <w:rPr>
-                <w:rFonts w:ascii="Aptos" w:hAnsi="Aptos"/>
-                <w:b w:val="0"/>
-                <w:i w:val="0"/>
-                <w:sz w:val="22"/>
-              </w:rPr>
-              <w:t>10. Komunikacja w świecie pracy i społeczności akademickiej, np: prezentacje, rozmowa kwalifikacyjna, rozmowy formalne i nieformalne, negocjacje, przedstawianie argumentów, rozwiązywanie problemów, case studies, prowadzenie spotkań formalnych, itp. Ćwiczenie wymowy i prawidłowego akcentowania wyrazów.</w:t>
-            </w:r>
-          </w:p>
-        </w:tc>
-        <w:tc>
-          <w:tcPr>
-            <w:tcW w:type="dxa" w:w="3324"/>
-          </w:tcPr>
-          <w:p>
-            <w:pPr>
-              <w:spacing w:before="20" w:after="20"/>
-            </w:pPr>
-            <w:r>
-              <w:rPr>
-                <w:rFonts w:ascii="Aptos" w:hAnsi="Aptos"/>
-                <w:b w:val="0"/>
-                <w:i w:val="0"/>
-                <w:sz w:val="22"/>
-              </w:rPr>
-            </w:r>
-          </w:p>
-        </w:tc>
-      </w:tr>
-      <w:tr>
-        <w:tc>
-          <w:tcPr>
-            <w:tcW w:type="dxa" w:w="3324"/>
-          </w:tcPr>
-          <w:p>
-            <w:pPr>
-              <w:spacing w:before="20" w:after="20"/>
-            </w:pPr>
-            <w:r>
-              <w:rPr>
-                <w:rFonts w:ascii="Aptos" w:hAnsi="Aptos"/>
-                <w:b w:val="0"/>
-                <w:i w:val="0"/>
-                <w:sz w:val="22"/>
-              </w:rPr>
-              <w:t>44.</w:t>
-            </w:r>
-          </w:p>
-        </w:tc>
-        <w:tc>
-          <w:tcPr>
-            <w:tcW w:type="dxa" w:w="3324"/>
-          </w:tcPr>
-          <w:p>
-            <w:pPr>
-              <w:spacing w:before="20" w:after="20"/>
-            </w:pPr>
-            <w:r>
-              <w:rPr>
-                <w:rFonts w:ascii="Aptos" w:hAnsi="Aptos"/>
-                <w:b w:val="0"/>
-                <w:i w:val="0"/>
-                <w:sz w:val="22"/>
-              </w:rPr>
-              <w:t>11. Analiza i rozumienie języka specjalistycznego oraz tłumaczenie krótkich tekstów technicznych. K_U01</w:t>
-            </w:r>
-          </w:p>
-        </w:tc>
-        <w:tc>
-          <w:tcPr>
-            <w:tcW w:type="dxa" w:w="3324"/>
-          </w:tcPr>
-          <w:p>
-            <w:pPr>
-              <w:spacing w:before="20" w:after="20"/>
-            </w:pPr>
-            <w:r>
-              <w:rPr>
-                <w:rFonts w:ascii="Aptos" w:hAnsi="Aptos"/>
-                <w:b w:val="0"/>
-                <w:i w:val="0"/>
-                <w:sz w:val="22"/>
-              </w:rPr>
-            </w:r>
-          </w:p>
-        </w:tc>
-      </w:tr>
-      <w:tr>
-        <w:tc>
-          <w:tcPr>
-            <w:tcW w:type="dxa" w:w="3324"/>
-          </w:tcPr>
-          <w:p>
-            <w:pPr>
-              <w:spacing w:before="20" w:after="20"/>
-            </w:pPr>
-            <w:r>
-              <w:rPr>
-                <w:rFonts w:ascii="Aptos" w:hAnsi="Aptos"/>
-                <w:b w:val="0"/>
-                <w:i w:val="0"/>
-                <w:sz w:val="22"/>
-              </w:rPr>
-              <w:t>45.</w:t>
-            </w:r>
-          </w:p>
-        </w:tc>
-        <w:tc>
-          <w:tcPr>
-            <w:tcW w:type="dxa" w:w="3324"/>
-          </w:tcPr>
-          <w:p>
-            <w:pPr>
-              <w:spacing w:before="20" w:after="20"/>
-            </w:pPr>
-            <w:r>
-              <w:rPr>
-                <w:rFonts w:ascii="Aptos" w:hAnsi="Aptos"/>
-                <w:b w:val="0"/>
-                <w:i w:val="0"/>
-                <w:sz w:val="22"/>
-              </w:rPr>
-              <w:t>12. Nauka prezentowania w języku angielskim, w tym używania adekwatnych konstrukcji językowych i odpowiedniego słownictwa, analiza technik prezentowania, zapoznanie się z prawidłową strukturą prezentacji i odpowiednim włączaniem materiałów wizualnych, przygotowanie kilkuminutowej prezentacji o tematyce związanej z kierunkiem studiów, wybraną specjalizacją i zainteresowaniami.(</w:t>
-            </w:r>
-          </w:p>
-        </w:tc>
-        <w:tc>
-          <w:tcPr>
-            <w:tcW w:type="dxa" w:w="3324"/>
-          </w:tcPr>
-          <w:p>
-            <w:pPr>
-              <w:spacing w:before="20" w:after="20"/>
-            </w:pPr>
-            <w:r>
-              <w:rPr>
-                <w:rFonts w:ascii="Aptos" w:hAnsi="Aptos"/>
-                <w:b w:val="0"/>
-                <w:i w:val="0"/>
-                <w:sz w:val="22"/>
-              </w:rPr>
-            </w:r>
-          </w:p>
-        </w:tc>
-      </w:tr>
-      <w:tr>
-        <w:tc>
-          <w:tcPr>
-            <w:tcW w:type="dxa" w:w="3324"/>
-          </w:tcPr>
-          <w:p>
-            <w:pPr>
-              <w:spacing w:before="20" w:after="20"/>
-            </w:pPr>
-            <w:r>
-              <w:rPr>
-                <w:rFonts w:ascii="Aptos" w:hAnsi="Aptos"/>
-                <w:b w:val="0"/>
-                <w:i w:val="0"/>
-                <w:sz w:val="22"/>
-              </w:rPr>
-              <w:t>46.</w:t>
-            </w:r>
-          </w:p>
-        </w:tc>
-        <w:tc>
-          <w:tcPr>
-            <w:tcW w:type="dxa" w:w="3324"/>
-          </w:tcPr>
-          <w:p>
-            <w:pPr>
-              <w:spacing w:before="20" w:after="20"/>
-            </w:pPr>
-            <w:r>
-              <w:rPr>
-                <w:rFonts w:ascii="Aptos" w:hAnsi="Aptos"/>
-                <w:b w:val="0"/>
-                <w:i w:val="0"/>
-                <w:sz w:val="22"/>
-              </w:rPr>
-              <w:t>13. Ćwiczenie umiejętności językowych (mówienie, słuchania, pisania i czytania oraz wzbogacanie słownictwa i gramatyki pod kątem przygotowania studentów do egzaminów międzynarodowych Cambridge ESOL (BEC, FCE, CAE, CPE, IELTS) oraz TOEIC Reading&amp;Listening.</w:t>
-            </w:r>
-          </w:p>
-        </w:tc>
-        <w:tc>
-          <w:tcPr>
-            <w:tcW w:type="dxa" w:w="3324"/>
-          </w:tcPr>
-          <w:p>
-            <w:pPr>
-              <w:spacing w:before="20" w:after="20"/>
-            </w:pPr>
-            <w:r>
-              <w:rPr>
-                <w:rFonts w:ascii="Aptos" w:hAnsi="Aptos"/>
-                <w:b w:val="0"/>
-                <w:i w:val="0"/>
-                <w:sz w:val="22"/>
-              </w:rPr>
-            </w:r>
-          </w:p>
-        </w:tc>
-      </w:tr>
-      <w:tr>
-        <w:tc>
-          <w:tcPr>
-            <w:tcW w:type="dxa" w:w="3324"/>
-          </w:tcPr>
-          <w:p>
-            <w:pPr>
-              <w:spacing w:before="20" w:after="20"/>
-            </w:pPr>
-            <w:r>
-              <w:rPr>
-                <w:rFonts w:ascii="Aptos" w:hAnsi="Aptos"/>
-                <w:b w:val="0"/>
-                <w:i w:val="0"/>
-                <w:sz w:val="22"/>
-              </w:rPr>
-              <w:t>47.</w:t>
-            </w:r>
-          </w:p>
-        </w:tc>
-        <w:tc>
-          <w:tcPr>
-            <w:tcW w:type="dxa" w:w="3324"/>
-          </w:tcPr>
-          <w:p>
-            <w:pPr>
-              <w:spacing w:before="20" w:after="20"/>
-            </w:pPr>
-            <w:r>
-              <w:rPr>
-                <w:rFonts w:ascii="Aptos" w:hAnsi="Aptos"/>
-                <w:b w:val="0"/>
-                <w:i w:val="0"/>
-                <w:sz w:val="22"/>
-              </w:rPr>
-              <w:t>14. Wypowiedzi ustne studentów (prezentacje multimedialne, artykuły prasowe,  prezentacje projektów etc.)</w:t>
-            </w:r>
-          </w:p>
-        </w:tc>
-        <w:tc>
-          <w:tcPr>
-            <w:tcW w:type="dxa" w:w="3324"/>
-          </w:tcPr>
-          <w:p>
-            <w:pPr>
-              <w:spacing w:before="20" w:after="20"/>
-            </w:pPr>
-            <w:r>
-              <w:rPr>
-                <w:rFonts w:ascii="Aptos" w:hAnsi="Aptos"/>
-                <w:b w:val="0"/>
-                <w:i w:val="0"/>
-                <w:sz w:val="22"/>
-              </w:rPr>
-            </w:r>
-          </w:p>
-        </w:tc>
-      </w:tr>
-      <w:tr>
-        <w:tc>
-          <w:tcPr>
-            <w:tcW w:type="dxa" w:w="3324"/>
-          </w:tcPr>
-          <w:p>
-            <w:pPr>
-              <w:spacing w:before="20" w:after="20"/>
-            </w:pPr>
-            <w:r>
-              <w:rPr>
-                <w:rFonts w:ascii="Aptos" w:hAnsi="Aptos"/>
-                <w:b w:val="0"/>
-                <w:i w:val="0"/>
-                <w:sz w:val="22"/>
-              </w:rPr>
-              <w:t>48.</w:t>
-            </w:r>
-          </w:p>
-        </w:tc>
-        <w:tc>
-          <w:tcPr>
-            <w:tcW w:type="dxa" w:w="3324"/>
-          </w:tcPr>
-          <w:p>
-            <w:pPr>
-              <w:spacing w:before="20" w:after="20"/>
-            </w:pPr>
-            <w:r>
-              <w:rPr>
-                <w:rFonts w:ascii="Aptos" w:hAnsi="Aptos"/>
-                <w:b w:val="0"/>
-                <w:i w:val="0"/>
-                <w:sz w:val="22"/>
-              </w:rPr>
-              <w:t>15. Colloquium / Podsumowanie semestru.</w:t>
-            </w:r>
-          </w:p>
-        </w:tc>
-        <w:tc>
-          <w:tcPr>
-            <w:tcW w:type="dxa" w:w="3324"/>
-          </w:tcPr>
-          <w:p>
-            <w:pPr>
-              <w:spacing w:before="20" w:after="20"/>
-            </w:pPr>
-            <w:r>
-              <w:rPr>
-                <w:rFonts w:ascii="Aptos" w:hAnsi="Aptos"/>
-                <w:b w:val="0"/>
-                <w:i w:val="0"/>
-                <w:sz w:val="22"/>
-              </w:rPr>
-            </w:r>
-          </w:p>
-        </w:tc>
-      </w:tr>
-    </w:tbl>
-    <w:tbl>
-      <w:tblPr>
-        <w:tblW w:type="auto" w:w="0"/>
-        <w:tblLook w:firstColumn="1" w:firstRow="1" w:lastColumn="0" w:lastRow="0" w:noHBand="0" w:noVBand="1" w:val="04A0"/>
-        <w:tblBorders>
-          <w:top w:val="single" w:sz="4" w:space="0" w:color="000000"/>
-          <w:left w:val="single" w:sz="4" w:space="0" w:color="000000"/>
-          <w:bottom w:val="single" w:sz="4" w:space="0" w:color="000000"/>
-          <w:right w:val="single" w:sz="4" w:space="0" w:color="000000"/>
-          <w:insideH w:val="single" w:sz="4" w:space="0" w:color="000000"/>
-          <w:insideV w:val="single" w:sz="4" w:space="0" w:color="000000"/>
-        </w:tblBorders>
-        <w:tblW w:w="5000" w:type="pct"/>
-      </w:tblPr>
-      <w:tblGrid>
-        <w:gridCol w:w="9972"/>
-      </w:tblGrid>
-      <w:tr>
-        <w:tc>
-          <w:tcPr>
-            <w:tcW w:type="dxa" w:w="9972"/>
-            <w:shd w:val="clear" w:color="auto" w:fill="D9D9D9"/>
-          </w:tcPr>
-          <w:p>
-            <w:pPr>
-              <w:spacing w:before="20" w:after="20"/>
-            </w:pPr>
-            <w:r>
-              <w:rPr>
-                <w:rFonts w:ascii="Aptos" w:hAnsi="Aptos"/>
-                <w:b/>
-                <w:i w:val="0"/>
-                <w:sz w:val="22"/>
-              </w:rPr>
-              <w:t>16.  Elektroniczne materiały dydaktyczne</w:t>
-            </w:r>
-          </w:p>
-        </w:tc>
-      </w:tr>
-      <w:tr>
-        <w:tc>
-          <w:tcPr>
-            <w:tcW w:type="dxa" w:w="9972"/>
-          </w:tcPr>
-          <w:p>
-            <w:pPr>
-              <w:spacing w:before="20" w:after="20"/>
-            </w:pPr>
-            <w:r>
-              <w:rPr>
-                <w:rFonts w:ascii="Aptos" w:hAnsi="Aptos"/>
-                <w:b w:val="0"/>
-                <w:i w:val="0"/>
-                <w:sz w:val="22"/>
-              </w:rPr>
-            </w:r>
-          </w:p>
-        </w:tc>
-      </w:tr>
-    </w:tbl>
-    <w:tbl>
-      <w:tblPr>
-        <w:tblW w:type="auto" w:w="0"/>
-        <w:tblLook w:firstColumn="1" w:firstRow="1" w:lastColumn="0" w:lastRow="0" w:noHBand="0" w:noVBand="1" w:val="04A0"/>
-        <w:tblBorders>
-          <w:top w:val="single" w:sz="4" w:space="0" w:color="000000"/>
-          <w:left w:val="single" w:sz="4" w:space="0" w:color="000000"/>
-          <w:bottom w:val="single" w:sz="4" w:space="0" w:color="000000"/>
-          <w:right w:val="single" w:sz="4" w:space="0" w:color="000000"/>
-          <w:insideH w:val="single" w:sz="4" w:space="0" w:color="000000"/>
-          <w:insideV w:val="single" w:sz="4" w:space="0" w:color="000000"/>
-        </w:tblBorders>
-        <w:tblW w:w="5000" w:type="pct"/>
-      </w:tblPr>
-      <w:tblGrid>
-        <w:gridCol w:w="9972"/>
-      </w:tblGrid>
-      <w:tr>
-        <w:tc>
-          <w:tcPr>
-            <w:tcW w:type="dxa" w:w="9972"/>
-            <w:shd w:val="clear" w:color="auto" w:fill="D9D9D9"/>
-          </w:tcPr>
-          <w:p>
-            <w:pPr>
-              <w:spacing w:before="20" w:after="20"/>
-            </w:pPr>
-            <w:r>
-              <w:rPr>
-                <w:rFonts w:ascii="Aptos" w:hAnsi="Aptos"/>
-                <w:b/>
-                <w:i w:val="0"/>
-                <w:sz w:val="22"/>
-              </w:rPr>
-              <w:t>17.  Wykaz literatury</w:t>
-            </w:r>
-          </w:p>
-        </w:tc>
-      </w:tr>
-      <w:tr>
-        <w:tc>
-          <w:tcPr>
-            <w:tcW w:type="dxa" w:w="9972"/>
-            <w:shd w:val="clear" w:color="auto" w:fill="D9D9D9"/>
-          </w:tcPr>
-          <w:p>
-            <w:pPr>
-              <w:spacing w:before="20" w:after="20"/>
-            </w:pPr>
-            <w:r>
-              <w:rPr>
-                <w:rFonts w:ascii="Aptos" w:hAnsi="Aptos"/>
-                <w:b w:val="0"/>
-                <w:i w:val="0"/>
-                <w:sz w:val="16"/>
-              </w:rPr>
-              <w:t>Literatura wymagana do ostatecznego zaliczenia zajęć, wykorzystywana podczas zajęć oraz studiowana samodzielnie przez studenta:</w:t>
-            </w:r>
-          </w:p>
-        </w:tc>
-      </w:tr>
-      <w:tr>
-        <w:tc>
-          <w:tcPr>
-            <w:tcW w:type="dxa" w:w="9972"/>
-          </w:tcPr>
-          <w:p>
-            <w:pPr>
-              <w:spacing w:before="20" w:after="20"/>
-            </w:pPr>
-            <w:r>
-              <w:rPr>
-                <w:rFonts w:ascii="Aptos" w:hAnsi="Aptos"/>
-                <w:sz w:val="22"/>
-              </w:rPr>
-              <w:t>1. 1.Margaret O’Keeffee, Iwonna Dubicka, Bob Dignem, Mike Hogan, Business Partner A2+-C1; Wydawnictwo PEARSON, 2018</w:t>
-            </w:r>
-          </w:p>
-          <w:p>
-            <w:pPr>
-              <w:spacing w:before="20" w:after="20"/>
-            </w:pPr>
-            <w:r>
-              <w:rPr>
-                <w:rFonts w:ascii="Aptos" w:hAnsi="Aptos"/>
-                <w:sz w:val="22"/>
-              </w:rPr>
-              <w:t>2. Cotton D, Falvey D, Kent S, Rogers J, Market Leader 3rd edition (pre-intermediate/ intermediate/ upper-intermediate / advanced), PEARSON 2015.</w:t>
-            </w:r>
-          </w:p>
-          <w:p>
-            <w:pPr>
-              <w:spacing w:before="20" w:after="20"/>
-            </w:pPr>
-            <w:r>
-              <w:rPr>
-                <w:rFonts w:ascii="Aptos" w:hAnsi="Aptos"/>
-                <w:sz w:val="22"/>
-              </w:rPr>
-              <w:t>3. 2. Maksymowicz Roman, Język angielski dla elektroników i informatyków. Wydawnictwo Oświatowe FOSZE.</w:t>
-            </w:r>
-          </w:p>
-          <w:p>
-            <w:pPr>
-              <w:spacing w:before="20" w:after="20"/>
-            </w:pPr>
-            <w:r>
-              <w:rPr>
-                <w:rFonts w:ascii="Aptos" w:hAnsi="Aptos"/>
-                <w:sz w:val="22"/>
-              </w:rPr>
-              <w:t>4. 3. Błaszczyk Beata, English 4 IT. Praktyczny kurs języka angielskiego dla specjalistów i nie tylko. Helion, 2017.</w:t>
-            </w:r>
-          </w:p>
-          <w:p>
-            <w:pPr>
-              <w:spacing w:before="20" w:after="20"/>
-            </w:pPr>
-            <w:r>
-              <w:rPr>
-                <w:rFonts w:ascii="Aptos" w:hAnsi="Aptos"/>
-                <w:sz w:val="22"/>
-              </w:rPr>
-              <w:t>5. 4. Maciejewska J, Kucharska-Raczunas A, Information Technology for students of technical studies. Wydawnictwo Politechniki Gdańskiej.</w:t>
-            </w:r>
-          </w:p>
-          <w:p>
-            <w:pPr>
-              <w:spacing w:before="20" w:after="20"/>
-            </w:pPr>
-            <w:r>
-              <w:rPr>
-                <w:rFonts w:ascii="Aptos" w:hAnsi="Aptos"/>
-                <w:sz w:val="22"/>
-              </w:rPr>
-              <w:t>6. 5. Esteras, S.R. i Fabre, E. M. Professional English in Use, ICT. Cambridge, 2007.</w:t>
-            </w:r>
-          </w:p>
-          <w:p>
-            <w:pPr>
-              <w:spacing w:before="20" w:after="20"/>
-            </w:pPr>
-            <w:r>
-              <w:rPr>
-                <w:rFonts w:ascii="Aptos" w:hAnsi="Aptos"/>
-                <w:sz w:val="22"/>
-              </w:rPr>
-              <w:t>7. 6. Esteras, S. R. Infotech,  English for computer users. Cambridge, 2008.</w:t>
-            </w:r>
-          </w:p>
-          <w:p>
-            <w:pPr>
-              <w:spacing w:before="20" w:after="20"/>
-            </w:pPr>
-            <w:r>
-              <w:rPr>
-                <w:rFonts w:ascii="Aptos" w:hAnsi="Aptos"/>
-                <w:sz w:val="22"/>
-              </w:rPr>
-              <w:t>8. 7. Maciejewska, J, Kucharska-Raczunas A, English for Information Technology, Wydawnictwo Politechniki Gdańskiej, 2012.</w:t>
-            </w:r>
-          </w:p>
-          <w:p>
-            <w:pPr>
-              <w:spacing w:before="20" w:after="20"/>
-            </w:pPr>
-            <w:r>
-              <w:rPr>
-                <w:rFonts w:ascii="Aptos" w:hAnsi="Aptos"/>
-                <w:sz w:val="22"/>
-              </w:rPr>
-              <w:t>9. 8. Mascull Bill, Business Vocabulary in Use, Cambridge University Press, 2004.</w:t>
-            </w:r>
-          </w:p>
-          <w:p>
-            <w:pPr>
-              <w:spacing w:before="20" w:after="20"/>
-            </w:pPr>
-            <w:r>
-              <w:rPr>
-                <w:rFonts w:ascii="Aptos" w:hAnsi="Aptos"/>
-                <w:sz w:val="22"/>
-              </w:rPr>
-              <w:t>10. 9. Glendinning Eric H, Oxford English for Information Technology 2nd ed, Oxford Univeristy Press, 2006.</w:t>
-            </w:r>
-          </w:p>
-        </w:tc>
-      </w:tr>
-      <w:tr>
-        <w:tc>
-          <w:tcPr>
-            <w:tcW w:type="dxa" w:w="9972"/>
-            <w:shd w:val="clear" w:color="auto" w:fill="D9D9D9"/>
-          </w:tcPr>
-          <w:p>
-            <w:pPr>
-              <w:spacing w:before="20" w:after="20"/>
-            </w:pPr>
-            <w:r>
-              <w:rPr>
-                <w:rFonts w:ascii="Aptos" w:hAnsi="Aptos"/>
-                <w:b w:val="0"/>
-                <w:i w:val="0"/>
-                <w:sz w:val="16"/>
-              </w:rPr>
-              <w:t>Literatura uzupełniająca:</w:t>
-            </w:r>
-          </w:p>
-        </w:tc>
-      </w:tr>
-      <w:tr>
-        <w:tc>
-          <w:tcPr>
-            <w:tcW w:type="dxa" w:w="9972"/>
-          </w:tcPr>
-          <w:p>
-            <w:pPr>
-              <w:spacing w:before="20" w:after="20"/>
-            </w:pPr>
-            <w:r>
-              <w:rPr>
-                <w:rFonts w:ascii="Aptos" w:hAnsi="Aptos"/>
-                <w:sz w:val="22"/>
-              </w:rPr>
-              <w:t>1. 1. R. Murphy, English Grammar in Use, Cambridge University Press, Cambridge 2011.</w:t>
-            </w:r>
-          </w:p>
-          <w:p>
-            <w:pPr>
-              <w:spacing w:before="20" w:after="20"/>
-            </w:pPr>
-            <w:r>
-              <w:rPr>
-                <w:rFonts w:ascii="Aptos" w:hAnsi="Aptos"/>
-                <w:sz w:val="22"/>
-              </w:rPr>
-              <w:t>2. 2. G. Gójska, Technical English Grammar, Wydawnictwo Politechniki Gdańskiej, Gdańsk 2000.</w:t>
-            </w:r>
-          </w:p>
-          <w:p>
-            <w:pPr>
-              <w:spacing w:before="20" w:after="20"/>
-            </w:pPr>
-            <w:r>
-              <w:rPr>
-                <w:rFonts w:ascii="Aptos" w:hAnsi="Aptos"/>
-                <w:sz w:val="22"/>
-              </w:rPr>
-              <w:t>3. 3. I. Mokwa - Tarnowska, Technical Writing in English, Wydawnictwo Politechniki Gdańskiej, Gdańsk 2006.</w:t>
-            </w:r>
-          </w:p>
-          <w:p>
-            <w:pPr>
-              <w:spacing w:before="20" w:after="20"/>
-            </w:pPr>
-            <w:r>
-              <w:rPr>
-                <w:rFonts w:ascii="Aptos" w:hAnsi="Aptos"/>
-                <w:sz w:val="22"/>
-              </w:rPr>
-              <w:t>4. 4. Badger, I. ed. English for Work, Everyday Technical English. Pearson Longman: Harlow, 2003.</w:t>
-            </w:r>
-          </w:p>
-          <w:p>
-            <w:pPr>
-              <w:spacing w:before="20" w:after="20"/>
-            </w:pPr>
-            <w:r>
-              <w:rPr>
-                <w:rFonts w:ascii="Aptos" w:hAnsi="Aptos"/>
-                <w:sz w:val="22"/>
-              </w:rPr>
-              <w:t>5. 5. Bonamy, D. Technical English. Pearson Longman: Harlow, 2011.</w:t>
-            </w:r>
-          </w:p>
-          <w:p>
-            <w:pPr>
-              <w:spacing w:before="20" w:after="20"/>
-            </w:pPr>
-            <w:r>
-              <w:rPr>
-                <w:rFonts w:ascii="Aptos" w:hAnsi="Aptos"/>
-                <w:sz w:val="22"/>
-              </w:rPr>
-              <w:t>6. 6. Brieger, N. i Pohl, A. Technical English Vocabulary and Grammar, Summertown Publishing: Oxford, 2007.</w:t>
-            </w:r>
-          </w:p>
-          <w:p>
-            <w:pPr>
-              <w:spacing w:before="20" w:after="20"/>
-            </w:pPr>
-            <w:r>
-              <w:rPr>
-                <w:rFonts w:ascii="Aptos" w:hAnsi="Aptos"/>
-                <w:sz w:val="22"/>
-              </w:rPr>
-              <w:t>7. 7.Fitzgerald P, McCullagh M, Tabor C, English for ICT Studies in Higher Education Studies, Garnet Education, 2011.</w:t>
-            </w:r>
-          </w:p>
-          <w:p>
-            <w:pPr>
-              <w:spacing w:before="20" w:after="20"/>
-            </w:pPr>
-            <w:r>
-              <w:rPr>
-                <w:rFonts w:ascii="Aptos" w:hAnsi="Aptos"/>
-                <w:sz w:val="22"/>
-              </w:rPr>
-              <w:t>8. 8. Comfort J, Effective Presentations, Oxford University Press - kurs video na poziomie średnim plus.</w:t>
-            </w:r>
-          </w:p>
-          <w:p>
-            <w:pPr>
-              <w:spacing w:before="20" w:after="20"/>
-            </w:pPr>
-            <w:r>
-              <w:rPr>
-                <w:rFonts w:ascii="Aptos" w:hAnsi="Aptos"/>
-                <w:sz w:val="22"/>
-              </w:rPr>
-              <w:t>9. 9. Skrypty, artykuły popularnonaukowe i naukowe</w:t>
-            </w:r>
-          </w:p>
-        </w:tc>
-      </w:tr>
-      <w:tr>
-        <w:tc>
-          <w:tcPr>
-            <w:tcW w:type="dxa" w:w="9972"/>
-            <w:shd w:val="clear" w:color="auto" w:fill="D9D9D9"/>
-          </w:tcPr>
-          <w:p>
-            <w:pPr>
-              <w:spacing w:before="20" w:after="20"/>
-            </w:pPr>
-            <w:r>
-              <w:rPr>
-                <w:rFonts w:ascii="Aptos" w:hAnsi="Aptos"/>
-                <w:b w:val="0"/>
-                <w:i w:val="0"/>
-                <w:sz w:val="16"/>
-              </w:rPr>
-              <w:t>Dokumentacja internetowa:</w:t>
-            </w:r>
-          </w:p>
-        </w:tc>
-      </w:tr>
-      <w:tr>
-        <w:tc>
-          <w:tcPr>
-            <w:tcW w:type="dxa" w:w="9972"/>
-          </w:tcPr>
-          <w:p>
-            <w:pPr>
-              <w:spacing w:before="20" w:after="20"/>
-            </w:pPr>
-            <w:r>
-              <w:rPr>
-                <w:rFonts w:ascii="Aptos" w:hAnsi="Aptos"/>
-                <w:sz w:val="22"/>
-              </w:rPr>
-              <w:t>• 10. http://shebang.pl/</w:t>
+              <w:t>analiza tekstów z dyskusją; rozwiązywanie zadań; burza mózgów; mind map; praca grupowa nad projektem z wykorzystaniem nowoczesnych technik informatycznych; warsztaty; Kryteria oceny; obecność na zajęciach- max. 4  nieusprawiedliwione nieobecności w czasie semestru (zwolnienia lekarskie przedstawiane na bieżąco); prace pisemne- min. jedna praca na semestr-w zależności od poziomu i tempa pracy grupy; formal/ informal letter/ e-mail; covering letter; CV; report; memo; discursive essay; postcard; note; portfolio; kolokwia/ test/ kartkówki na podstawie opracowanego materiału - min. 2 na semestr; wypowiedź ustna- (o rodzaju decyduje lektor); news report; newspaper article presentation; multimedia presentation; group projects; przygotowywanie prac domowych; aktywne uczestnictwo w zajęciach; bieżąca obserwacja pracy studenta; Kryteria zaliczenia:; uzyskanie przynajmniej 51% możliwych punktów za prace pisemne/ testy; pozytywna (min. 3.0) ocena łączna za pozostałe formy</w:t>
             </w:r>
           </w:p>
         </w:tc>
@@ -5794,7 +6085,7 @@
                 <w:i w:val="0"/>
                 <w:sz w:val="22"/>
               </w:rPr>
-              <w:t>18.  Wiedza nabywana / dostarczana uczestnikom w trakcie realizacji przedmiotu</w:t>
+              <w:t>19.  Umiejętności nabywane podczas realizacji przedmiotu</w:t>
             </w:r>
           </w:p>
         </w:tc>
@@ -5895,6 +6186,7 @@
                 <w:i w:val="0"/>
                 <w:sz w:val="22"/>
               </w:rPr>
+              <w:t>Student potrafi pozyskiwać informacje z różnych źródeł bez naruszania praw autorskich.</w:t>
             </w:r>
           </w:p>
         </w:tc>
@@ -5913,6 +6205,7 @@
                 <w:i w:val="0"/>
                 <w:sz w:val="22"/>
               </w:rPr>
+              <w:t>analiza tekstów z dyskusją; rozwiązywanie zadań; burza mózgów; mind map; praca grupowa nad projektem z wykorzystaniem nowoczesnych technik informatycznych; warsztaty; Kryteria oceny; obecność na zajęciach- max. 4  nieusprawiedliwione nieobecności w czasie semestru (zwolnienia lekarskie przedstawiane na bieżąco); prace pisemne- min. jedna praca na semestr-w zależności od poziomu i tempa pracy grupy; formal/ informal letter/ e-mail; covering letter; CV; report; memo; discursive essay; postcard; note; portfolio; kolokwia/ test/ kartkówki na podstawie opracowanego materiału - min. 2 na semestr; wypowiedź ustna- (o rodzaju decyduje lektor); news report; newspaper article presentation; multimedia presentation; group projects; przygotowywanie prac domowych; aktywne uczestnictwo w zajęciach; bieżąca obserwacja pracy studenta; Kryteria zaliczenia:; uzyskanie przynajmniej 51% możliwych punktów za prace pisemne/ testy; pozytywna (min. 3.0) ocena łączna za pozostałe formy</w:t>
             </w:r>
           </w:p>
         </w:tc>
@@ -5951,6 +6244,7 @@
                 <w:i w:val="0"/>
                 <w:sz w:val="22"/>
               </w:rPr>
+              <w:t>Student potrafi zrozumieć, przeanalizować i tłumaczyć teksty techniczne w języku angielskim.</w:t>
             </w:r>
           </w:p>
         </w:tc>
@@ -5969,6 +6263,7 @@
                 <w:i w:val="0"/>
                 <w:sz w:val="22"/>
               </w:rPr>
+              <w:t>analiza tekstów z dyskusją; rozwiązywanie zadań; burza mózgów; mind map; praca grupowa nad projektem z wykorzystaniem nowoczesnych technik informatycznych; warsztaty; Kryteria oceny; obecność na zajęciach- max. 4  nieusprawiedliwione nieobecności w czasie semestru (zwolnienia lekarskie przedstawiane na bieżąco); prace pisemne- min. jedna praca na semestr-w zależności od poziomu i tempa pracy grupy; formal/ informal letter/ e-mail; covering letter; CV; report; memo; discursive essay; postcard; note; portfolio; kolokwia/ test/ kartkówki na podstawie opracowanego materiału - min. 2 na semestr; wypowiedź ustna- (o rodzaju decyduje lektor); news report; newspaper article presentation; multimedia presentation; group projects; przygotowywanie prac domowych; aktywne uczestnictwo w zajęciach; bieżąca obserwacja pracy studenta; Kryteria zaliczenia:; uzyskanie przynajmniej 51% możliwych punktów za prace pisemne/ testy; pozytywna (min. 3.0) ocena łączna za pozostałe formy</w:t>
             </w:r>
           </w:p>
         </w:tc>
@@ -6007,6 +6302,7 @@
                 <w:i w:val="0"/>
                 <w:sz w:val="22"/>
               </w:rPr>
+              <w:t>Student potrafi posługiwać się językiem formalnym.</w:t>
             </w:r>
           </w:p>
         </w:tc>
@@ -6025,6 +6321,239 @@
                 <w:i w:val="0"/>
                 <w:sz w:val="22"/>
               </w:rPr>
+              <w:t>analiza tekstów z dyskusją; rozwiązywanie zadań; burza mózgów; mind map; praca grupowa nad projektem z wykorzystaniem nowoczesnych technik informatycznych; warsztaty; Kryteria oceny; obecność na zajęciach- max. 4  nieusprawiedliwione nieobecności w czasie semestru (zwolnienia lekarskie przedstawiane na bieżąco); prace pisemne- min. jedna praca na semestr-w zależności od poziomu i tempa pracy grupy; formal/ informal letter/ e-mail; covering letter; CV; report; memo; discursive essay; postcard; note; portfolio; kolokwia/ test/ kartkówki na podstawie opracowanego materiału - min. 2 na semestr; wypowiedź ustna- (o rodzaju decyduje lektor); news report; newspaper article presentation; multimedia presentation; group projects; przygotowywanie prac domowych; aktywne uczestnictwo w zajęciach; bieżąca obserwacja pracy studenta; Kryteria zaliczenia:; uzyskanie przynajmniej 51% możliwych punktów za prace pisemne/ testy; pozytywna (min. 3.0) ocena łączna za pozostałe formy</w:t>
+            </w:r>
+          </w:p>
+        </w:tc>
+      </w:tr>
+      <w:tr>
+        <w:tc>
+          <w:tcPr>
+            <w:tcW w:type="dxa" w:w="3324"/>
+          </w:tcPr>
+          <w:p>
+            <w:pPr>
+              <w:spacing w:before="20" w:after="20"/>
+            </w:pPr>
+            <w:r>
+              <w:rPr>
+                <w:rFonts w:ascii="Aptos" w:hAnsi="Aptos"/>
+                <w:b w:val="0"/>
+                <w:i w:val="0"/>
+                <w:sz w:val="22"/>
+              </w:rPr>
+            </w:r>
+          </w:p>
+        </w:tc>
+        <w:tc>
+          <w:tcPr>
+            <w:tcW w:type="dxa" w:w="3324"/>
+          </w:tcPr>
+          <w:p>
+            <w:pPr>
+              <w:spacing w:before="20" w:after="20"/>
+            </w:pPr>
+            <w:r>
+              <w:rPr>
+                <w:rFonts w:ascii="Aptos" w:hAnsi="Aptos"/>
+                <w:b w:val="0"/>
+                <w:i w:val="0"/>
+                <w:sz w:val="22"/>
+              </w:rPr>
+              <w:t>Student potrafi poprawnie komunikować się w języku angielskim w środowisku akademickim i zawodowym używając fachowego słownictwa korzystając z narzędzi telekomunikacyjnych i prezentacji multimedialnych.</w:t>
+            </w:r>
+          </w:p>
+        </w:tc>
+        <w:tc>
+          <w:tcPr>
+            <w:tcW w:type="dxa" w:w="3324"/>
+          </w:tcPr>
+          <w:p>
+            <w:pPr>
+              <w:spacing w:before="20" w:after="20"/>
+            </w:pPr>
+            <w:r>
+              <w:rPr>
+                <w:rFonts w:ascii="Aptos" w:hAnsi="Aptos"/>
+                <w:b w:val="0"/>
+                <w:i w:val="0"/>
+                <w:sz w:val="22"/>
+              </w:rPr>
+              <w:t>analiza tekstów z dyskusją; rozwiązywanie zadań; burza mózgów; mind map; praca grupowa nad projektem z wykorzystaniem nowoczesnych technik informatycznych; warsztaty; Kryteria oceny; obecność na zajęciach- max. 4  nieusprawiedliwione nieobecności w czasie semestru (zwolnienia lekarskie przedstawiane na bieżąco); prace pisemne- min. jedna praca na semestr-w zależności od poziomu i tempa pracy grupy; formal/ informal letter/ e-mail; covering letter; CV; report; memo; discursive essay; postcard; note; portfolio; kolokwia/ test/ kartkówki na podstawie opracowanego materiału - min. 2 na semestr; wypowiedź ustna- (o rodzaju decyduje lektor); news report; newspaper article presentation; multimedia presentation; group projects; przygotowywanie prac domowych; aktywne uczestnictwo w zajęciach; bieżąca obserwacja pracy studenta; Kryteria zaliczenia:; uzyskanie przynajmniej 51% możliwych punktów za prace pisemne/ testy; pozytywna (min. 3.0) ocena łączna za pozostałe formy</w:t>
+            </w:r>
+          </w:p>
+        </w:tc>
+      </w:tr>
+      <w:tr>
+        <w:tc>
+          <w:tcPr>
+            <w:tcW w:type="dxa" w:w="3324"/>
+          </w:tcPr>
+          <w:p>
+            <w:pPr>
+              <w:spacing w:before="20" w:after="20"/>
+            </w:pPr>
+            <w:r>
+              <w:rPr>
+                <w:rFonts w:ascii="Aptos" w:hAnsi="Aptos"/>
+                <w:b w:val="0"/>
+                <w:i w:val="0"/>
+                <w:sz w:val="22"/>
+              </w:rPr>
+            </w:r>
+          </w:p>
+        </w:tc>
+        <w:tc>
+          <w:tcPr>
+            <w:tcW w:type="dxa" w:w="3324"/>
+          </w:tcPr>
+          <w:p>
+            <w:pPr>
+              <w:spacing w:before="20" w:after="20"/>
+            </w:pPr>
+            <w:r>
+              <w:rPr>
+                <w:rFonts w:ascii="Aptos" w:hAnsi="Aptos"/>
+                <w:b w:val="0"/>
+                <w:i w:val="0"/>
+                <w:sz w:val="22"/>
+              </w:rPr>
+              <w:t>Student potrafi komunikować się w języku angielskim w życiu codziennym.</w:t>
+            </w:r>
+          </w:p>
+        </w:tc>
+        <w:tc>
+          <w:tcPr>
+            <w:tcW w:type="dxa" w:w="3324"/>
+          </w:tcPr>
+          <w:p>
+            <w:pPr>
+              <w:spacing w:before="20" w:after="20"/>
+            </w:pPr>
+            <w:r>
+              <w:rPr>
+                <w:rFonts w:ascii="Aptos" w:hAnsi="Aptos"/>
+                <w:b w:val="0"/>
+                <w:i w:val="0"/>
+                <w:sz w:val="22"/>
+              </w:rPr>
+              <w:t>analiza tekstów z dyskusją; rozwiązywanie zadań; burza mózgów; mind map; praca grupowa nad projektem z wykorzystaniem nowoczesnych technik informatycznych; warsztaty; Kryteria oceny; obecność na zajęciach- max. 4  nieusprawiedliwione nieobecności w czasie semestru (zwolnienia lekarskie przedstawiane na bieżąco); prace pisemne- min. jedna praca na semestr-w zależności od poziomu i tempa pracy grupy; formal/ informal letter/ e-mail; covering letter; CV; report; memo; discursive essay; postcard; note; portfolio; kolokwia/ test/ kartkówki na podstawie opracowanego materiału - min. 2 na semestr; wypowiedź ustna- (o rodzaju decyduje lektor); news report; newspaper article presentation; multimedia presentation; group projects; przygotowywanie prac domowych; aktywne uczestnictwo w zajęciach; bieżąca obserwacja pracy studenta; Kryteria zaliczenia:; uzyskanie przynajmniej 51% możliwych punktów za prace pisemne/ testy; pozytywna (min. 3.0) ocena łączna za pozostałe formy</w:t>
+            </w:r>
+          </w:p>
+        </w:tc>
+      </w:tr>
+      <w:tr>
+        <w:tc>
+          <w:tcPr>
+            <w:tcW w:type="dxa" w:w="3324"/>
+          </w:tcPr>
+          <w:p>
+            <w:pPr>
+              <w:spacing w:before="20" w:after="20"/>
+            </w:pPr>
+            <w:r>
+              <w:rPr>
+                <w:rFonts w:ascii="Aptos" w:hAnsi="Aptos"/>
+                <w:b w:val="0"/>
+                <w:i w:val="0"/>
+                <w:sz w:val="22"/>
+              </w:rPr>
+            </w:r>
+          </w:p>
+        </w:tc>
+        <w:tc>
+          <w:tcPr>
+            <w:tcW w:type="dxa" w:w="3324"/>
+          </w:tcPr>
+          <w:p>
+            <w:pPr>
+              <w:spacing w:before="20" w:after="20"/>
+            </w:pPr>
+            <w:r>
+              <w:rPr>
+                <w:rFonts w:ascii="Aptos" w:hAnsi="Aptos"/>
+                <w:b w:val="0"/>
+                <w:i w:val="0"/>
+                <w:sz w:val="22"/>
+              </w:rPr>
+              <w:t>Student potrafi pisać abstrakt, streszczenie, pisać wykres, diagram, list motywacyjny i CV wykorzystując słownictwo i struktury gramatyczne w odpowiednim kontekście.</w:t>
+            </w:r>
+          </w:p>
+        </w:tc>
+        <w:tc>
+          <w:tcPr>
+            <w:tcW w:type="dxa" w:w="3324"/>
+          </w:tcPr>
+          <w:p>
+            <w:pPr>
+              <w:spacing w:before="20" w:after="20"/>
+            </w:pPr>
+            <w:r>
+              <w:rPr>
+                <w:rFonts w:ascii="Aptos" w:hAnsi="Aptos"/>
+                <w:b w:val="0"/>
+                <w:i w:val="0"/>
+                <w:sz w:val="22"/>
+              </w:rPr>
+              <w:t>analiza tekstów z dyskusją; rozwiązywanie zadań; burza mózgów; mind map; praca grupowa nad projektem z wykorzystaniem nowoczesnych technik informatycznych; warsztaty; Kryteria oceny; obecność na zajęciach- max. 4  nieusprawiedliwione nieobecności w czasie semestru (zwolnienia lekarskie przedstawiane na bieżąco); prace pisemne- min. jedna praca na semestr-w zależności od poziomu i tempa pracy grupy; formal/ informal letter/ e-mail; covering letter; CV; report; memo; discursive essay; postcard; note; portfolio; kolokwia/ test/ kartkówki na podstawie opracowanego materiału - min. 2 na semestr; wypowiedź ustna- (o rodzaju decyduje lektor); news report; newspaper article presentation; multimedia presentation; group projects; przygotowywanie prac domowych; aktywne uczestnictwo w zajęciach; bieżąca obserwacja pracy studenta; Kryteria zaliczenia:; uzyskanie przynajmniej 51% możliwych punktów za prace pisemne/ testy; pozytywna (min. 3.0) ocena łączna za pozostałe formy</w:t>
+            </w:r>
+          </w:p>
+        </w:tc>
+      </w:tr>
+      <w:tr>
+        <w:tc>
+          <w:tcPr>
+            <w:tcW w:type="dxa" w:w="3324"/>
+          </w:tcPr>
+          <w:p>
+            <w:pPr>
+              <w:spacing w:before="20" w:after="20"/>
+            </w:pPr>
+            <w:r>
+              <w:rPr>
+                <w:rFonts w:ascii="Aptos" w:hAnsi="Aptos"/>
+                <w:b w:val="0"/>
+                <w:i w:val="0"/>
+                <w:sz w:val="22"/>
+              </w:rPr>
+            </w:r>
+          </w:p>
+        </w:tc>
+        <w:tc>
+          <w:tcPr>
+            <w:tcW w:type="dxa" w:w="3324"/>
+          </w:tcPr>
+          <w:p>
+            <w:pPr>
+              <w:spacing w:before="20" w:after="20"/>
+            </w:pPr>
+            <w:r>
+              <w:rPr>
+                <w:rFonts w:ascii="Aptos" w:hAnsi="Aptos"/>
+                <w:b w:val="0"/>
+                <w:i w:val="0"/>
+                <w:sz w:val="22"/>
+              </w:rPr>
+              <w:t>Student potrafi konstruować wypowiedź ustną i pisemną poprawną pod względem logicznym i merytorycznym wdrażając słownictwo specjalistyczne i biznesowe.</w:t>
+            </w:r>
+          </w:p>
+        </w:tc>
+        <w:tc>
+          <w:tcPr>
+            <w:tcW w:type="dxa" w:w="3324"/>
+          </w:tcPr>
+          <w:p>
+            <w:pPr>
+              <w:spacing w:before="20" w:after="20"/>
+            </w:pPr>
+            <w:r>
+              <w:rPr>
+                <w:rFonts w:ascii="Aptos" w:hAnsi="Aptos"/>
+                <w:b w:val="0"/>
+                <w:i w:val="0"/>
+                <w:sz w:val="22"/>
+              </w:rPr>
+              <w:t>analiza tekstów z dyskusją; rozwiązywanie zadań; burza mózgów; mind map; praca grupowa nad projektem z wykorzystaniem nowoczesnych technik informatycznych; warsztaty; Kryteria oceny; obecność na zajęciach- max. 4  nieusprawiedliwione nieobecności w czasie semestru (zwolnienia lekarskie przedstawiane na bieżąco); prace pisemne- min. jedna praca na semestr-w zależności od poziomu i tempa pracy grupy; formal/ informal letter/ e-mail; covering letter; CV; report; memo; discursive essay; postcard; note; portfolio; kolokwia/ test/ kartkówki na podstawie opracowanego materiału - min. 2 na semestr; wypowiedź ustna- (o rodzaju decyduje lektor); news report; newspaper article presentation; multimedia presentation; group projects; przygotowywanie prac domowych; aktywne uczestnictwo w zajęciach; bieżąca obserwacja pracy studenta; Kryteria zaliczenia:; uzyskanie przynajmniej 51% możliwych punktów za prace pisemne/ testy; pozytywna (min. 3.0) ocena łączna za pozostałe formy</w:t>
             </w:r>
           </w:p>
         </w:tc>
@@ -6067,7 +6596,7 @@
                 <w:i w:val="0"/>
                 <w:sz w:val="22"/>
               </w:rPr>
-              <w:t>19.  Umiejętności nabywane podczas realizacji przedmiotu</w:t>
+              <w:t>20.  Kompetencje społeczne (postawy) kształtowane podczas realizacji przedmiotu</w:t>
             </w:r>
           </w:p>
         </w:tc>
@@ -6168,7 +6697,7 @@
                 <w:i w:val="0"/>
                 <w:sz w:val="22"/>
               </w:rPr>
-              <w:t>Student potrafi pozyskiwać informacje z różnych źródeł bez naruszania praw autorskich.</w:t>
+              <w:t>Student jest gotów do permanentnego doskonalenia kompetencji językowych w celach zawodowych.</w:t>
             </w:r>
           </w:p>
         </w:tc>
@@ -6187,6 +6716,7 @@
                 <w:i w:val="0"/>
                 <w:sz w:val="22"/>
               </w:rPr>
+              <w:t>analiza tekstów z dyskusją; rozwiązywanie zadań; burza mózgów; mind map; praca grupowa nad projektem z wykorzystaniem nowoczesnych technik informatycznych; warsztaty; Kryteria oceny; obecność na zajęciach- max. 4  nieusprawiedliwione nieobecności w czasie semestru (zwolnienia lekarskie przedstawiane na bieżąco); prace pisemne- min. jedna praca na semestr-w zależności od poziomu i tempa pracy grupy; formal/ informal letter/ e-mail; covering letter; CV; report; memo; discursive essay; postcard; note; portfolio; kolokwia/ test/ kartkówki na podstawie opracowanego materiału - min. 2 na semestr; wypowiedź ustna- (o rodzaju decyduje lektor); news report; newspaper article presentation; multimedia presentation; group projects; przygotowywanie prac domowych; aktywne uczestnictwo w zajęciach; bieżąca obserwacja pracy studenta; Kryteria zaliczenia:; uzyskanie przynajmniej 51% możliwych punktów za prace pisemne/ testy; pozytywna (min. 3.0) ocena łączna za pozostałe formy</w:t>
             </w:r>
           </w:p>
         </w:tc>
@@ -6225,7 +6755,7 @@
                 <w:i w:val="0"/>
                 <w:sz w:val="22"/>
               </w:rPr>
-              <w:t>Student potrafi zrozumieć, przeanalizować i tłumaczyć teksty techniczne w języku angielskim.</w:t>
+              <w:t>Student jest gotów do ciągłego samokształcenia własnych kompetencji językowych oraz dostrzega potrzebę podejmowania inicjatyw w dziedzinach biznesowych.</w:t>
             </w:r>
           </w:p>
         </w:tc>
@@ -6244,291 +6774,7 @@
                 <w:i w:val="0"/>
                 <w:sz w:val="22"/>
               </w:rPr>
-            </w:r>
-          </w:p>
-        </w:tc>
-      </w:tr>
-      <w:tr>
-        <w:tc>
-          <w:tcPr>
-            <w:tcW w:type="dxa" w:w="3324"/>
-          </w:tcPr>
-          <w:p>
-            <w:pPr>
-              <w:spacing w:before="20" w:after="20"/>
-            </w:pPr>
-            <w:r>
-              <w:rPr>
-                <w:rFonts w:ascii="Aptos" w:hAnsi="Aptos"/>
-                <w:b w:val="0"/>
-                <w:i w:val="0"/>
-                <w:sz w:val="22"/>
-              </w:rPr>
-            </w:r>
-          </w:p>
-        </w:tc>
-        <w:tc>
-          <w:tcPr>
-            <w:tcW w:type="dxa" w:w="3324"/>
-          </w:tcPr>
-          <w:p>
-            <w:pPr>
-              <w:spacing w:before="20" w:after="20"/>
-            </w:pPr>
-            <w:r>
-              <w:rPr>
-                <w:rFonts w:ascii="Aptos" w:hAnsi="Aptos"/>
-                <w:b w:val="0"/>
-                <w:i w:val="0"/>
-                <w:sz w:val="22"/>
-              </w:rPr>
-              <w:t>Student potrafi posługiwać się językiem formalnym.</w:t>
-            </w:r>
-          </w:p>
-        </w:tc>
-        <w:tc>
-          <w:tcPr>
-            <w:tcW w:type="dxa" w:w="3324"/>
-          </w:tcPr>
-          <w:p>
-            <w:pPr>
-              <w:spacing w:before="20" w:after="20"/>
-            </w:pPr>
-            <w:r>
-              <w:rPr>
-                <w:rFonts w:ascii="Aptos" w:hAnsi="Aptos"/>
-                <w:b w:val="0"/>
-                <w:i w:val="0"/>
-                <w:sz w:val="22"/>
-              </w:rPr>
-            </w:r>
-          </w:p>
-        </w:tc>
-      </w:tr>
-      <w:tr>
-        <w:tc>
-          <w:tcPr>
-            <w:tcW w:type="dxa" w:w="3324"/>
-          </w:tcPr>
-          <w:p>
-            <w:pPr>
-              <w:spacing w:before="20" w:after="20"/>
-            </w:pPr>
-            <w:r>
-              <w:rPr>
-                <w:rFonts w:ascii="Aptos" w:hAnsi="Aptos"/>
-                <w:b w:val="0"/>
-                <w:i w:val="0"/>
-                <w:sz w:val="22"/>
-              </w:rPr>
-            </w:r>
-          </w:p>
-        </w:tc>
-        <w:tc>
-          <w:tcPr>
-            <w:tcW w:type="dxa" w:w="3324"/>
-          </w:tcPr>
-          <w:p>
-            <w:pPr>
-              <w:spacing w:before="20" w:after="20"/>
-            </w:pPr>
-            <w:r>
-              <w:rPr>
-                <w:rFonts w:ascii="Aptos" w:hAnsi="Aptos"/>
-                <w:b w:val="0"/>
-                <w:i w:val="0"/>
-                <w:sz w:val="22"/>
-              </w:rPr>
-              <w:t>Student potrafi poprawnie komunikować się w języku angielskim w środowisku akademickim i zawodowym używając fachowego słownictwa korzystając z narzędzi telekomunikacyjnych i prezentacji multimedialnych.</w:t>
-            </w:r>
-          </w:p>
-        </w:tc>
-        <w:tc>
-          <w:tcPr>
-            <w:tcW w:type="dxa" w:w="3324"/>
-          </w:tcPr>
-          <w:p>
-            <w:pPr>
-              <w:spacing w:before="20" w:after="20"/>
-            </w:pPr>
-            <w:r>
-              <w:rPr>
-                <w:rFonts w:ascii="Aptos" w:hAnsi="Aptos"/>
-                <w:b w:val="0"/>
-                <w:i w:val="0"/>
-                <w:sz w:val="22"/>
-              </w:rPr>
-            </w:r>
-          </w:p>
-        </w:tc>
-      </w:tr>
-      <w:tr>
-        <w:tc>
-          <w:tcPr>
-            <w:tcW w:type="dxa" w:w="3324"/>
-          </w:tcPr>
-          <w:p>
-            <w:pPr>
-              <w:spacing w:before="20" w:after="20"/>
-            </w:pPr>
-            <w:r>
-              <w:rPr>
-                <w:rFonts w:ascii="Aptos" w:hAnsi="Aptos"/>
-                <w:b w:val="0"/>
-                <w:i w:val="0"/>
-                <w:sz w:val="22"/>
-              </w:rPr>
-            </w:r>
-          </w:p>
-        </w:tc>
-        <w:tc>
-          <w:tcPr>
-            <w:tcW w:type="dxa" w:w="3324"/>
-          </w:tcPr>
-          <w:p>
-            <w:pPr>
-              <w:spacing w:before="20" w:after="20"/>
-            </w:pPr>
-            <w:r>
-              <w:rPr>
-                <w:rFonts w:ascii="Aptos" w:hAnsi="Aptos"/>
-                <w:b w:val="0"/>
-                <w:i w:val="0"/>
-                <w:sz w:val="22"/>
-              </w:rPr>
-              <w:t>Student potrafi komunikować się w języku angielskim w życiu codziennym.</w:t>
-            </w:r>
-          </w:p>
-        </w:tc>
-        <w:tc>
-          <w:tcPr>
-            <w:tcW w:type="dxa" w:w="3324"/>
-          </w:tcPr>
-          <w:p>
-            <w:pPr>
-              <w:spacing w:before="20" w:after="20"/>
-            </w:pPr>
-            <w:r>
-              <w:rPr>
-                <w:rFonts w:ascii="Aptos" w:hAnsi="Aptos"/>
-                <w:b w:val="0"/>
-                <w:i w:val="0"/>
-                <w:sz w:val="22"/>
-              </w:rPr>
-            </w:r>
-          </w:p>
-        </w:tc>
-      </w:tr>
-      <w:tr>
-        <w:tc>
-          <w:tcPr>
-            <w:tcW w:type="dxa" w:w="3324"/>
-          </w:tcPr>
-          <w:p>
-            <w:pPr>
-              <w:spacing w:before="20" w:after="20"/>
-            </w:pPr>
-            <w:r>
-              <w:rPr>
-                <w:rFonts w:ascii="Aptos" w:hAnsi="Aptos"/>
-                <w:b w:val="0"/>
-                <w:i w:val="0"/>
-                <w:sz w:val="22"/>
-              </w:rPr>
-            </w:r>
-          </w:p>
-        </w:tc>
-        <w:tc>
-          <w:tcPr>
-            <w:tcW w:type="dxa" w:w="3324"/>
-          </w:tcPr>
-          <w:p>
-            <w:pPr>
-              <w:spacing w:before="20" w:after="20"/>
-            </w:pPr>
-            <w:r>
-              <w:rPr>
-                <w:rFonts w:ascii="Aptos" w:hAnsi="Aptos"/>
-                <w:b w:val="0"/>
-                <w:i w:val="0"/>
-                <w:sz w:val="22"/>
-              </w:rPr>
-              <w:t>Student potrafi pisać abstrakt, streszczenie, pisać wykres, diagram, list motywacyjny i CV wykorzystując słownictwo i struktury gramatyczne w odpowiednim kontekście.</w:t>
-            </w:r>
-          </w:p>
-        </w:tc>
-        <w:tc>
-          <w:tcPr>
-            <w:tcW w:type="dxa" w:w="3324"/>
-          </w:tcPr>
-          <w:p>
-            <w:pPr>
-              <w:spacing w:before="20" w:after="20"/>
-            </w:pPr>
-            <w:r>
-              <w:rPr>
-                <w:rFonts w:ascii="Aptos" w:hAnsi="Aptos"/>
-                <w:b w:val="0"/>
-                <w:i w:val="0"/>
-                <w:sz w:val="22"/>
-              </w:rPr>
-            </w:r>
-          </w:p>
-        </w:tc>
-      </w:tr>
-      <w:tr>
-        <w:tc>
-          <w:tcPr>
-            <w:tcW w:type="dxa" w:w="3324"/>
-          </w:tcPr>
-          <w:p>
-            <w:pPr>
-              <w:spacing w:before="20" w:after="20"/>
-            </w:pPr>
-            <w:r>
-              <w:rPr>
-                <w:rFonts w:ascii="Aptos" w:hAnsi="Aptos"/>
-                <w:b w:val="0"/>
-                <w:i w:val="0"/>
-                <w:sz w:val="22"/>
-              </w:rPr>
-            </w:r>
-          </w:p>
-        </w:tc>
-        <w:tc>
-          <w:tcPr>
-            <w:tcW w:type="dxa" w:w="3324"/>
-          </w:tcPr>
-          <w:p>
-            <w:pPr>
-              <w:spacing w:before="20" w:after="20"/>
-            </w:pPr>
-            <w:r>
-              <w:rPr>
-                <w:rFonts w:ascii="Aptos" w:hAnsi="Aptos"/>
-                <w:b w:val="0"/>
-                <w:i w:val="0"/>
-                <w:sz w:val="22"/>
-              </w:rPr>
-              <w:t>Student potrafi konstruować wypowiedź ustną i pisemną poprawną pod względem logicznym i merytorycznym wdrażając słownictwo specjalistyczne i biznesowe.</w:t>
-            </w:r>
-          </w:p>
-        </w:tc>
-        <w:tc>
-          <w:tcPr>
-            <w:tcW w:type="dxa" w:w="3324"/>
-          </w:tcPr>
-          <w:p>
-            <w:pPr>
-              <w:spacing w:before="20" w:after="20"/>
-            </w:pPr>
-            <w:r>
-              <w:rPr>
-                <w:rFonts w:ascii="Aptos" w:hAnsi="Aptos"/>
-                <w:b w:val="0"/>
-                <w:i w:val="0"/>
-                <w:sz w:val="22"/>
-              </w:rPr>
+              <w:t>analiza tekstów z dyskusją; rozwiązywanie zadań; burza mózgów; mind map; praca grupowa nad projektem z wykorzystaniem nowoczesnych technik informatycznych; warsztaty; Kryteria oceny; obecność na zajęciach- max. 4  nieusprawiedliwione nieobecności w czasie semestru (zwolnienia lekarskie przedstawiane na bieżąco); prace pisemne- min. jedna praca na semestr-w zależności od poziomu i tempa pracy grupy; formal/ informal letter/ e-mail; covering letter; CV; report; memo; discursive essay; postcard; note; portfolio; kolokwia/ test/ kartkówki na podstawie opracowanego materiału - min. 2 na semestr; wypowiedź ustna- (o rodzaju decyduje lektor); news report; newspaper article presentation; multimedia presentation; group projects; przygotowywanie prac domowych; aktywne uczestnictwo w zajęciach; bieżąca obserwacja pracy studenta; Kryteria zaliczenia:; uzyskanie przynajmniej 51% możliwych punktów za prace pisemne/ testy; pozytywna (min. 3.0) ocena łączna za pozostałe formy</w:t>
             </w:r>
           </w:p>
         </w:tc>
@@ -6571,7 +6817,7 @@
                 <w:i w:val="0"/>
                 <w:sz w:val="22"/>
               </w:rPr>
-              <w:t>20.  Kompetencje społeczne (postawy) kształtowane podczas realizacji przedmiotu</w:t>
+              <w:t>21.  Wymagania dotyczące laboratorium, w którym odbywają się zajęcia z niniejszego przedmiotu</w:t>
             </w:r>
           </w:p>
         </w:tc>
@@ -6591,9 +6837,9 @@
                 <w:rFonts w:ascii="Aptos" w:hAnsi="Aptos"/>
                 <w:b/>
                 <w:i w:val="0"/>
-                <w:sz w:val="18"/>
-              </w:rPr>
-              <w:t>Kierunkowe efekty uczenia się (kody)</w:t>
+                <w:sz w:val="16"/>
+              </w:rPr>
+              <w:t>Parametry dla stanowisk komputerowych</w:t>
             </w:r>
           </w:p>
         </w:tc>
@@ -6611,9 +6857,9 @@
                 <w:rFonts w:ascii="Aptos" w:hAnsi="Aptos"/>
                 <w:b/>
                 <w:i w:val="0"/>
-                <w:sz w:val="18"/>
-              </w:rPr>
-              <w:t>Przedmiotowy efekt uczenia się</w:t>
+                <w:sz w:val="16"/>
+              </w:rPr>
+              <w:t>Oprogramowanie konieczne do realizacji przedmiotu</w:t>
             </w:r>
           </w:p>
         </w:tc>
@@ -6631,284 +6877,9 @@
                 <w:rFonts w:ascii="Aptos" w:hAnsi="Aptos"/>
                 <w:b/>
                 <w:i w:val="0"/>
-                <w:sz w:val="18"/>
-              </w:rPr>
-              <w:t>Metody weryfikacji osiągnięcia efektu uczenia się</w:t>
-            </w:r>
-          </w:p>
-        </w:tc>
-      </w:tr>
-      <w:tr>
-        <w:tc>
-          <w:tcPr>
-            <w:tcW w:type="dxa" w:w="3324"/>
-          </w:tcPr>
-          <w:p>
-            <w:pPr>
-              <w:spacing w:before="20" w:after="20"/>
-            </w:pPr>
-            <w:r>
-              <w:rPr>
-                <w:rFonts w:ascii="Aptos" w:hAnsi="Aptos"/>
-                <w:b w:val="0"/>
-                <w:i w:val="0"/>
-                <w:sz w:val="22"/>
-              </w:rPr>
-            </w:r>
-          </w:p>
-        </w:tc>
-        <w:tc>
-          <w:tcPr>
-            <w:tcW w:type="dxa" w:w="3324"/>
-          </w:tcPr>
-          <w:p>
-            <w:pPr>
-              <w:spacing w:before="20" w:after="20"/>
-            </w:pPr>
-            <w:r>
-              <w:rPr>
-                <w:rFonts w:ascii="Aptos" w:hAnsi="Aptos"/>
-                <w:b w:val="0"/>
-                <w:i w:val="0"/>
-                <w:sz w:val="22"/>
-              </w:rPr>
-              <w:t>Student jest gotów do permanentnego doskonalenia kompetencji językowych w celach zawodowych.</w:t>
-            </w:r>
-          </w:p>
-        </w:tc>
-        <w:tc>
-          <w:tcPr>
-            <w:tcW w:type="dxa" w:w="3324"/>
-          </w:tcPr>
-          <w:p>
-            <w:pPr>
-              <w:spacing w:before="20" w:after="20"/>
-            </w:pPr>
-            <w:r>
-              <w:rPr>
-                <w:rFonts w:ascii="Aptos" w:hAnsi="Aptos"/>
-                <w:b w:val="0"/>
-                <w:i w:val="0"/>
-                <w:sz w:val="22"/>
-              </w:rPr>
-            </w:r>
-          </w:p>
-        </w:tc>
-      </w:tr>
-      <w:tr>
-        <w:tc>
-          <w:tcPr>
-            <w:tcW w:type="dxa" w:w="3324"/>
-          </w:tcPr>
-          <w:p>
-            <w:pPr>
-              <w:spacing w:before="20" w:after="20"/>
-            </w:pPr>
-            <w:r>
-              <w:rPr>
-                <w:rFonts w:ascii="Aptos" w:hAnsi="Aptos"/>
-                <w:b w:val="0"/>
-                <w:i w:val="0"/>
-                <w:sz w:val="22"/>
-              </w:rPr>
-            </w:r>
-          </w:p>
-        </w:tc>
-        <w:tc>
-          <w:tcPr>
-            <w:tcW w:type="dxa" w:w="3324"/>
-          </w:tcPr>
-          <w:p>
-            <w:pPr>
-              <w:spacing w:before="20" w:after="20"/>
-            </w:pPr>
-            <w:r>
-              <w:rPr>
-                <w:rFonts w:ascii="Aptos" w:hAnsi="Aptos"/>
-                <w:b w:val="0"/>
-                <w:i w:val="0"/>
-                <w:sz w:val="22"/>
-              </w:rPr>
-              <w:t>Student jest gotów do ciągłego samokształcenia własnych kompetencji językowych oraz dostrzega potrzebę podejmowania inicjatyw w dziedzinach biznesowych.</w:t>
-            </w:r>
-          </w:p>
-        </w:tc>
-        <w:tc>
-          <w:tcPr>
-            <w:tcW w:type="dxa" w:w="3324"/>
-          </w:tcPr>
-          <w:p>
-            <w:pPr>
-              <w:spacing w:before="20" w:after="20"/>
-            </w:pPr>
-            <w:r>
-              <w:rPr>
-                <w:rFonts w:ascii="Aptos" w:hAnsi="Aptos"/>
-                <w:b w:val="0"/>
-                <w:i w:val="0"/>
-                <w:sz w:val="22"/>
-              </w:rPr>
-            </w:r>
-          </w:p>
-        </w:tc>
-      </w:tr>
-    </w:tbl>
-    <w:tbl>
-      <w:tblPr>
-        <w:tblW w:type="auto" w:w="0"/>
-        <w:tblLook w:firstColumn="1" w:firstRow="1" w:lastColumn="0" w:lastRow="0" w:noHBand="0" w:noVBand="1" w:val="04A0"/>
-        <w:tblBorders>
-          <w:top w:val="single" w:sz="4" w:space="0" w:color="000000"/>
-          <w:left w:val="single" w:sz="4" w:space="0" w:color="000000"/>
-          <w:bottom w:val="single" w:sz="4" w:space="0" w:color="000000"/>
-          <w:right w:val="single" w:sz="4" w:space="0" w:color="000000"/>
-          <w:insideH w:val="single" w:sz="4" w:space="0" w:color="000000"/>
-          <w:insideV w:val="single" w:sz="4" w:space="0" w:color="000000"/>
-        </w:tblBorders>
-        <w:tblW w:w="5000" w:type="pct"/>
-      </w:tblPr>
-      <w:tblGrid>
-        <w:gridCol w:w="3324"/>
-        <w:gridCol w:w="3324"/>
-        <w:gridCol w:w="3324"/>
-      </w:tblGrid>
-      <w:tr>
-        <w:tc>
-          <w:tcPr>
-            <w:tcW w:type="dxa" w:w="9972"/>
-            <w:gridSpan w:val="3"/>
-            <w:shd w:val="clear" w:color="auto" w:fill="D9D9D9"/>
-          </w:tcPr>
-          <w:p>
-            <w:pPr>
-              <w:spacing w:before="20" w:after="20"/>
-            </w:pPr>
-            <w:r>
-              <w:rPr>
-                <w:rFonts w:ascii="Aptos" w:hAnsi="Aptos"/>
-                <w:b/>
-                <w:i w:val="0"/>
-                <w:sz w:val="22"/>
-              </w:rPr>
-              <w:t>21.  Wymagania dotyczące laboratorium, w którym odbywają się zajęcia z niniejszego przedmiotu</w:t>
-            </w:r>
-          </w:p>
-        </w:tc>
-      </w:tr>
-      <w:tr>
-        <w:tc>
-          <w:tcPr>
-            <w:tcW w:type="dxa" w:w="3324"/>
-            <w:shd w:val="clear" w:color="auto" w:fill="D9D9D9"/>
-          </w:tcPr>
-          <w:p>
-            <w:pPr>
-              <w:spacing w:before="20" w:after="20"/>
-            </w:pPr>
-            <w:r>
-              <w:rPr>
-                <w:rFonts w:ascii="Aptos" w:hAnsi="Aptos"/>
-                <w:b/>
-                <w:i w:val="0"/>
                 <w:sz w:val="16"/>
               </w:rPr>
-              <w:t>Parametry dla stanowisk komputerowych</w:t>
-            </w:r>
-          </w:p>
-        </w:tc>
-        <w:tc>
-          <w:tcPr>
-            <w:tcW w:type="dxa" w:w="3324"/>
-            <w:shd w:val="clear" w:color="auto" w:fill="D9D9D9"/>
-          </w:tcPr>
-          <w:p>
-            <w:pPr>
-              <w:spacing w:before="20" w:after="20"/>
-            </w:pPr>
-            <w:r>
-              <w:rPr>
-                <w:rFonts w:ascii="Aptos" w:hAnsi="Aptos"/>
-                <w:b/>
-                <w:i w:val="0"/>
-                <w:sz w:val="16"/>
-              </w:rPr>
-              <w:t>Oprogramowanie konieczne do realizacji przedmiotu</w:t>
-            </w:r>
-          </w:p>
-        </w:tc>
-        <w:tc>
-          <w:tcPr>
-            <w:tcW w:type="dxa" w:w="3324"/>
-            <w:shd w:val="clear" w:color="auto" w:fill="D9D9D9"/>
-          </w:tcPr>
-          <w:p>
-            <w:pPr>
-              <w:spacing w:before="20" w:after="20"/>
-            </w:pPr>
-            <w:r>
-              <w:rPr>
-                <w:rFonts w:ascii="Aptos" w:hAnsi="Aptos"/>
-                <w:b/>
-                <w:i w:val="0"/>
-                <w:sz w:val="16"/>
-              </w:rPr>
               <w:t>Wyposażenie specjalistyczne konieczne do realizacji przedmiotu</w:t>
-            </w:r>
-          </w:p>
-        </w:tc>
-      </w:tr>
-      <w:tr>
-        <w:tc>
-          <w:tcPr>
-            <w:tcW w:type="dxa" w:w="3324"/>
-          </w:tcPr>
-          <w:p>
-            <w:pPr>
-              <w:spacing w:before="20" w:after="20"/>
-            </w:pPr>
-            <w:r>
-              <w:rPr>
-                <w:rFonts w:ascii="Aptos" w:hAnsi="Aptos"/>
-                <w:b w:val="0"/>
-                <w:i w:val="0"/>
-                <w:sz w:val="22"/>
-              </w:rPr>
-            </w:r>
-          </w:p>
-        </w:tc>
-        <w:tc>
-          <w:tcPr>
-            <w:tcW w:type="dxa" w:w="3324"/>
-          </w:tcPr>
-          <w:p>
-            <w:pPr>
-              <w:spacing w:before="20" w:after="20"/>
-            </w:pPr>
-            <w:r>
-              <w:rPr>
-                <w:rFonts w:ascii="Aptos" w:hAnsi="Aptos"/>
-                <w:b w:val="0"/>
-                <w:i w:val="0"/>
-                <w:sz w:val="22"/>
-              </w:rPr>
-            </w:r>
-          </w:p>
-        </w:tc>
-        <w:tc>
-          <w:tcPr>
-            <w:tcW w:type="dxa" w:w="3324"/>
-          </w:tcPr>
-          <w:p>
-            <w:pPr>
-              <w:spacing w:before="20" w:after="20"/>
-            </w:pPr>
-            <w:r>
-              <w:rPr>
-                <w:rFonts w:ascii="Aptos" w:hAnsi="Aptos"/>
-                <w:b w:val="0"/>
-                <w:i w:val="0"/>
-                <w:sz w:val="22"/>
-              </w:rPr>
             </w:r>
           </w:p>
         </w:tc>

--- a/public/assets/files/niestacjonarne/ANG1-3.docx
+++ b/public/assets/files/niestacjonarne/ANG1-3.docx
@@ -1154,6 +1154,7 @@
                 <w:i w:val="0"/>
                 <w:sz w:val="22"/>
               </w:rPr>
+              <w:t>Przygotowywanie prac pisemnych (listy formalne/nieformalne, eseje, raporty); nauka słownictwa i gramatyki; przygotowanie do kolokwiów i testów; samodzielne ćwiczenia z wymową i konwersacją.</w:t>
             </w:r>
           </w:p>
         </w:tc>
@@ -1264,7 +1265,97 @@
           <w:tcPr>
             <w:tcW w:type="dxa" w:w="9972"/>
           </w:tcPr>
-          <w:p/>
+          <w:p>
+            <w:pPr>
+              <w:spacing w:before="20" w:after="20"/>
+            </w:pPr>
+            <w:r>
+              <w:rPr>
+                <w:rFonts w:ascii="Aptos" w:hAnsi="Aptos"/>
+                <w:b/>
+                <w:sz w:val="22"/>
+              </w:rPr>
+              <w:t>Ćwiczenia / Laboratorium:</w:t>
+            </w:r>
+          </w:p>
+          <w:p>
+            <w:pPr>
+              <w:spacing w:before="20" w:after="20"/>
+            </w:pPr>
+            <w:r>
+              <w:rPr>
+                <w:rFonts w:ascii="Aptos" w:hAnsi="Aptos"/>
+                <w:b w:val="0"/>
+                <w:sz w:val="22"/>
+              </w:rPr>
+              <w:t>• analiza tekstów z dyskusją</w:t>
+            </w:r>
+          </w:p>
+          <w:p>
+            <w:pPr>
+              <w:spacing w:before="20" w:after="20"/>
+            </w:pPr>
+            <w:r>
+              <w:rPr>
+                <w:rFonts w:ascii="Aptos" w:hAnsi="Aptos"/>
+                <w:b w:val="0"/>
+                <w:sz w:val="22"/>
+              </w:rPr>
+              <w:t>• rozwiązywanie zadań</w:t>
+            </w:r>
+          </w:p>
+          <w:p>
+            <w:pPr>
+              <w:spacing w:before="20" w:after="20"/>
+            </w:pPr>
+            <w:r>
+              <w:rPr>
+                <w:rFonts w:ascii="Aptos" w:hAnsi="Aptos"/>
+                <w:b w:val="0"/>
+                <w:sz w:val="22"/>
+              </w:rPr>
+              <w:t>• burza mózgów</w:t>
+            </w:r>
+          </w:p>
+          <w:p>
+            <w:pPr>
+              <w:spacing w:before="20" w:after="20"/>
+            </w:pPr>
+            <w:r>
+              <w:rPr>
+                <w:rFonts w:ascii="Aptos" w:hAnsi="Aptos"/>
+                <w:b w:val="0"/>
+                <w:sz w:val="22"/>
+              </w:rPr>
+              <w:t>• mind map</w:t>
+            </w:r>
+          </w:p>
+          <w:p>
+            <w:pPr>
+              <w:spacing w:before="20" w:after="20"/>
+            </w:pPr>
+            <w:r>
+              <w:rPr>
+                <w:rFonts w:ascii="Aptos" w:hAnsi="Aptos"/>
+                <w:b w:val="0"/>
+                <w:sz w:val="22"/>
+              </w:rPr>
+              <w:t>• praca grupowa nad projektem z wykorzystaniem nowoczesnych technik informatycznych</w:t>
+            </w:r>
+          </w:p>
+          <w:p>
+            <w:pPr>
+              <w:spacing w:before="20" w:after="20"/>
+            </w:pPr>
+            <w:r>
+              <w:rPr>
+                <w:rFonts w:ascii="Aptos" w:hAnsi="Aptos"/>
+                <w:b w:val="0"/>
+                <w:sz w:val="22"/>
+              </w:rPr>
+              <w:t>• warsztaty</w:t>
+            </w:r>
+          </w:p>
         </w:tc>
       </w:tr>
     </w:tbl>
@@ -1513,357 +1604,10 @@
             <w:r>
               <w:rPr>
                 <w:rFonts w:ascii="Aptos" w:hAnsi="Aptos"/>
+                <w:b w:val="0"/>
+                <w:i w:val="0"/>
                 <w:sz w:val="22"/>
               </w:rPr>
-              <w:t>1. analiza tekstów z dyskusją</w:t>
-            </w:r>
-          </w:p>
-          <w:p>
-            <w:pPr>
-              <w:spacing w:before="20" w:after="20"/>
-            </w:pPr>
-            <w:r>
-              <w:rPr>
-                <w:rFonts w:ascii="Aptos" w:hAnsi="Aptos"/>
-                <w:sz w:val="22"/>
-              </w:rPr>
-              <w:t>2. rozwiązywanie zadań</w:t>
-            </w:r>
-          </w:p>
-          <w:p>
-            <w:pPr>
-              <w:spacing w:before="20" w:after="20"/>
-            </w:pPr>
-            <w:r>
-              <w:rPr>
-                <w:rFonts w:ascii="Aptos" w:hAnsi="Aptos"/>
-                <w:sz w:val="22"/>
-              </w:rPr>
-              <w:t>3. burza mózgów</w:t>
-            </w:r>
-          </w:p>
-          <w:p>
-            <w:pPr>
-              <w:spacing w:before="20" w:after="20"/>
-            </w:pPr>
-            <w:r>
-              <w:rPr>
-                <w:rFonts w:ascii="Aptos" w:hAnsi="Aptos"/>
-                <w:sz w:val="22"/>
-              </w:rPr>
-              <w:t>4. mind map</w:t>
-            </w:r>
-          </w:p>
-          <w:p>
-            <w:pPr>
-              <w:spacing w:before="20" w:after="20"/>
-            </w:pPr>
-            <w:r>
-              <w:rPr>
-                <w:rFonts w:ascii="Aptos" w:hAnsi="Aptos"/>
-                <w:sz w:val="22"/>
-              </w:rPr>
-              <w:t>5. praca grupowa nad projektem z wykorzystaniem nowoczesnych technik informatycznych</w:t>
-            </w:r>
-          </w:p>
-          <w:p>
-            <w:pPr>
-              <w:spacing w:before="20" w:after="20"/>
-            </w:pPr>
-            <w:r>
-              <w:rPr>
-                <w:rFonts w:ascii="Aptos" w:hAnsi="Aptos"/>
-                <w:sz w:val="22"/>
-              </w:rPr>
-              <w:t>6. warsztaty</w:t>
-            </w:r>
-          </w:p>
-          <w:p>
-            <w:pPr>
-              <w:spacing w:before="20" w:after="20"/>
-            </w:pPr>
-            <w:r>
-              <w:rPr>
-                <w:rFonts w:ascii="Aptos" w:hAnsi="Aptos"/>
-                <w:sz w:val="22"/>
-              </w:rPr>
-              <w:t>7. Kryteria oceny</w:t>
-            </w:r>
-          </w:p>
-          <w:p>
-            <w:pPr>
-              <w:spacing w:before="20" w:after="20"/>
-            </w:pPr>
-            <w:r>
-              <w:rPr>
-                <w:rFonts w:ascii="Aptos" w:hAnsi="Aptos"/>
-                <w:sz w:val="22"/>
-              </w:rPr>
-              <w:t>8. obecność na zajęciach- max. 4  nieusprawiedliwione nieobecności w czasie semestru (zwolnienia lekarskie przedstawiane na bieżąco)</w:t>
-            </w:r>
-          </w:p>
-          <w:p>
-            <w:pPr>
-              <w:spacing w:before="20" w:after="20"/>
-            </w:pPr>
-            <w:r>
-              <w:rPr>
-                <w:rFonts w:ascii="Aptos" w:hAnsi="Aptos"/>
-                <w:sz w:val="22"/>
-              </w:rPr>
-              <w:t>9. prace pisemne- min. jedna praca na semestr-w zależności od poziomu i tempa pracy grupy</w:t>
-            </w:r>
-          </w:p>
-          <w:p>
-            <w:pPr>
-              <w:spacing w:before="20" w:after="20"/>
-            </w:pPr>
-            <w:r>
-              <w:rPr>
-                <w:rFonts w:ascii="Aptos" w:hAnsi="Aptos"/>
-                <w:sz w:val="22"/>
-              </w:rPr>
-              <w:t>10. formal/ informal letter/ e-mail</w:t>
-            </w:r>
-          </w:p>
-          <w:p>
-            <w:pPr>
-              <w:spacing w:before="20" w:after="20"/>
-            </w:pPr>
-            <w:r>
-              <w:rPr>
-                <w:rFonts w:ascii="Aptos" w:hAnsi="Aptos"/>
-                <w:sz w:val="22"/>
-              </w:rPr>
-              <w:t>11. covering letter</w:t>
-            </w:r>
-          </w:p>
-          <w:p>
-            <w:pPr>
-              <w:spacing w:before="20" w:after="20"/>
-            </w:pPr>
-            <w:r>
-              <w:rPr>
-                <w:rFonts w:ascii="Aptos" w:hAnsi="Aptos"/>
-                <w:sz w:val="22"/>
-              </w:rPr>
-              <w:t>12. CV</w:t>
-            </w:r>
-          </w:p>
-          <w:p>
-            <w:pPr>
-              <w:spacing w:before="20" w:after="20"/>
-            </w:pPr>
-            <w:r>
-              <w:rPr>
-                <w:rFonts w:ascii="Aptos" w:hAnsi="Aptos"/>
-                <w:sz w:val="22"/>
-              </w:rPr>
-              <w:t>13. report</w:t>
-            </w:r>
-          </w:p>
-          <w:p>
-            <w:pPr>
-              <w:spacing w:before="20" w:after="20"/>
-            </w:pPr>
-            <w:r>
-              <w:rPr>
-                <w:rFonts w:ascii="Aptos" w:hAnsi="Aptos"/>
-                <w:sz w:val="22"/>
-              </w:rPr>
-              <w:t>14. memo</w:t>
-            </w:r>
-          </w:p>
-          <w:p>
-            <w:pPr>
-              <w:spacing w:before="20" w:after="20"/>
-            </w:pPr>
-            <w:r>
-              <w:rPr>
-                <w:rFonts w:ascii="Aptos" w:hAnsi="Aptos"/>
-                <w:sz w:val="22"/>
-              </w:rPr>
-              <w:t>15. discursive essay</w:t>
-            </w:r>
-          </w:p>
-          <w:p>
-            <w:pPr>
-              <w:spacing w:before="20" w:after="20"/>
-            </w:pPr>
-            <w:r>
-              <w:rPr>
-                <w:rFonts w:ascii="Aptos" w:hAnsi="Aptos"/>
-                <w:sz w:val="22"/>
-              </w:rPr>
-              <w:t>16. postcard</w:t>
-            </w:r>
-          </w:p>
-          <w:p>
-            <w:pPr>
-              <w:spacing w:before="20" w:after="20"/>
-            </w:pPr>
-            <w:r>
-              <w:rPr>
-                <w:rFonts w:ascii="Aptos" w:hAnsi="Aptos"/>
-                <w:sz w:val="22"/>
-              </w:rPr>
-              <w:t>17. note</w:t>
-            </w:r>
-          </w:p>
-          <w:p>
-            <w:pPr>
-              <w:spacing w:before="20" w:after="20"/>
-            </w:pPr>
-            <w:r>
-              <w:rPr>
-                <w:rFonts w:ascii="Aptos" w:hAnsi="Aptos"/>
-                <w:sz w:val="22"/>
-              </w:rPr>
-              <w:t>18. portfolio</w:t>
-            </w:r>
-          </w:p>
-          <w:p>
-            <w:pPr>
-              <w:spacing w:before="20" w:after="20"/>
-            </w:pPr>
-            <w:r>
-              <w:rPr>
-                <w:rFonts w:ascii="Aptos" w:hAnsi="Aptos"/>
-                <w:sz w:val="22"/>
-              </w:rPr>
-              <w:t>19. kolokwia/ test/ kartkówki na podstawie opracowanego materiału - min. 2 na semestr</w:t>
-            </w:r>
-          </w:p>
-          <w:p>
-            <w:pPr>
-              <w:spacing w:before="20" w:after="20"/>
-            </w:pPr>
-            <w:r>
-              <w:rPr>
-                <w:rFonts w:ascii="Aptos" w:hAnsi="Aptos"/>
-                <w:sz w:val="22"/>
-              </w:rPr>
-              <w:t>20. wypowiedź ustna- (o rodzaju decyduje lektor)</w:t>
-            </w:r>
-          </w:p>
-          <w:p>
-            <w:pPr>
-              <w:spacing w:before="20" w:after="20"/>
-            </w:pPr>
-            <w:r>
-              <w:rPr>
-                <w:rFonts w:ascii="Aptos" w:hAnsi="Aptos"/>
-                <w:sz w:val="22"/>
-              </w:rPr>
-              <w:t>21. news report</w:t>
-            </w:r>
-          </w:p>
-          <w:p>
-            <w:pPr>
-              <w:spacing w:before="20" w:after="20"/>
-            </w:pPr>
-            <w:r>
-              <w:rPr>
-                <w:rFonts w:ascii="Aptos" w:hAnsi="Aptos"/>
-                <w:sz w:val="22"/>
-              </w:rPr>
-              <w:t>22. newspaper article presentation</w:t>
-            </w:r>
-          </w:p>
-          <w:p>
-            <w:pPr>
-              <w:spacing w:before="20" w:after="20"/>
-            </w:pPr>
-            <w:r>
-              <w:rPr>
-                <w:rFonts w:ascii="Aptos" w:hAnsi="Aptos"/>
-                <w:sz w:val="22"/>
-              </w:rPr>
-              <w:t>23. multimedia presentation</w:t>
-            </w:r>
-          </w:p>
-          <w:p>
-            <w:pPr>
-              <w:spacing w:before="20" w:after="20"/>
-            </w:pPr>
-            <w:r>
-              <w:rPr>
-                <w:rFonts w:ascii="Aptos" w:hAnsi="Aptos"/>
-                <w:sz w:val="22"/>
-              </w:rPr>
-              <w:t>24. group projects</w:t>
-            </w:r>
-          </w:p>
-          <w:p>
-            <w:pPr>
-              <w:spacing w:before="20" w:after="20"/>
-            </w:pPr>
-            <w:r>
-              <w:rPr>
-                <w:rFonts w:ascii="Aptos" w:hAnsi="Aptos"/>
-                <w:sz w:val="22"/>
-              </w:rPr>
-              <w:t>25. przygotowywanie prac domowych</w:t>
-            </w:r>
-          </w:p>
-          <w:p>
-            <w:pPr>
-              <w:spacing w:before="20" w:after="20"/>
-            </w:pPr>
-            <w:r>
-              <w:rPr>
-                <w:rFonts w:ascii="Aptos" w:hAnsi="Aptos"/>
-                <w:sz w:val="22"/>
-              </w:rPr>
-              <w:t>26. aktywne uczestnictwo w zajęciach</w:t>
-            </w:r>
-          </w:p>
-          <w:p>
-            <w:pPr>
-              <w:spacing w:before="20" w:after="20"/>
-            </w:pPr>
-            <w:r>
-              <w:rPr>
-                <w:rFonts w:ascii="Aptos" w:hAnsi="Aptos"/>
-                <w:sz w:val="22"/>
-              </w:rPr>
-              <w:t>27. bieżąca obserwacja pracy studenta</w:t>
-            </w:r>
-          </w:p>
-          <w:p>
-            <w:pPr>
-              <w:spacing w:before="20" w:after="20"/>
-            </w:pPr>
-            <w:r>
-              <w:rPr>
-                <w:rFonts w:ascii="Aptos" w:hAnsi="Aptos"/>
-                <w:sz w:val="22"/>
-              </w:rPr>
-              <w:t>28. Kryteria zaliczenia:</w:t>
-            </w:r>
-          </w:p>
-          <w:p>
-            <w:pPr>
-              <w:spacing w:before="20" w:after="20"/>
-            </w:pPr>
-            <w:r>
-              <w:rPr>
-                <w:rFonts w:ascii="Aptos" w:hAnsi="Aptos"/>
-                <w:sz w:val="22"/>
-              </w:rPr>
-              <w:t>29. uzyskanie przynajmniej 51% możliwych punktów za prace pisemne/ testy</w:t>
-            </w:r>
-          </w:p>
-          <w:p>
-            <w:pPr>
-              <w:spacing w:before="20" w:after="20"/>
-            </w:pPr>
-            <w:r>
-              <w:rPr>
-                <w:rFonts w:ascii="Aptos" w:hAnsi="Aptos"/>
-                <w:sz w:val="22"/>
-              </w:rPr>
-              <w:t>30. pozytywna (min. 3.0) ocena łączna za pozostałe formy</w:t>
             </w:r>
           </w:p>
         </w:tc>
@@ -1880,7 +1624,7 @@
                 <w:rFonts w:ascii="Aptos" w:hAnsi="Aptos"/>
                 <w:sz w:val="22"/>
               </w:rPr>
-              <w:t>1. analiza tekstów z dyskusją</w:t>
+              <w:t>1. kolokwium</w:t>
             </w:r>
           </w:p>
           <w:p>
@@ -1892,7 +1636,7 @@
                 <w:rFonts w:ascii="Aptos" w:hAnsi="Aptos"/>
                 <w:sz w:val="22"/>
               </w:rPr>
-              <w:t>2. rozwiązywanie zadań</w:t>
+              <w:t>2. egzamin ustny</w:t>
             </w:r>
           </w:p>
           <w:p>
@@ -1904,331 +1648,7 @@
                 <w:rFonts w:ascii="Aptos" w:hAnsi="Aptos"/>
                 <w:sz w:val="22"/>
               </w:rPr>
-              <w:t>3. burza mózgów</w:t>
-            </w:r>
-          </w:p>
-          <w:p>
-            <w:pPr>
-              <w:spacing w:before="20" w:after="20"/>
-            </w:pPr>
-            <w:r>
-              <w:rPr>
-                <w:rFonts w:ascii="Aptos" w:hAnsi="Aptos"/>
-                <w:sz w:val="22"/>
-              </w:rPr>
-              <w:t>4. mind map</w:t>
-            </w:r>
-          </w:p>
-          <w:p>
-            <w:pPr>
-              <w:spacing w:before="20" w:after="20"/>
-            </w:pPr>
-            <w:r>
-              <w:rPr>
-                <w:rFonts w:ascii="Aptos" w:hAnsi="Aptos"/>
-                <w:sz w:val="22"/>
-              </w:rPr>
-              <w:t>5. praca grupowa nad projektem z wykorzystaniem nowoczesnych technik informatycznych</w:t>
-            </w:r>
-          </w:p>
-          <w:p>
-            <w:pPr>
-              <w:spacing w:before="20" w:after="20"/>
-            </w:pPr>
-            <w:r>
-              <w:rPr>
-                <w:rFonts w:ascii="Aptos" w:hAnsi="Aptos"/>
-                <w:sz w:val="22"/>
-              </w:rPr>
-              <w:t>6. warsztaty</w:t>
-            </w:r>
-          </w:p>
-          <w:p>
-            <w:pPr>
-              <w:spacing w:before="20" w:after="20"/>
-            </w:pPr>
-            <w:r>
-              <w:rPr>
-                <w:rFonts w:ascii="Aptos" w:hAnsi="Aptos"/>
-                <w:sz w:val="22"/>
-              </w:rPr>
-              <w:t>7. Kryteria oceny</w:t>
-            </w:r>
-          </w:p>
-          <w:p>
-            <w:pPr>
-              <w:spacing w:before="20" w:after="20"/>
-            </w:pPr>
-            <w:r>
-              <w:rPr>
-                <w:rFonts w:ascii="Aptos" w:hAnsi="Aptos"/>
-                <w:sz w:val="22"/>
-              </w:rPr>
-              <w:t>8. obecność na zajęciach- max. 4  nieusprawiedliwione nieobecności w czasie semestru (zwolnienia lekarskie przedstawiane na bieżąco)</w:t>
-            </w:r>
-          </w:p>
-          <w:p>
-            <w:pPr>
-              <w:spacing w:before="20" w:after="20"/>
-            </w:pPr>
-            <w:r>
-              <w:rPr>
-                <w:rFonts w:ascii="Aptos" w:hAnsi="Aptos"/>
-                <w:sz w:val="22"/>
-              </w:rPr>
-              <w:t>9. prace pisemne- min. jedna praca na semestr-w zależności od poziomu i tempa pracy grupy</w:t>
-            </w:r>
-          </w:p>
-          <w:p>
-            <w:pPr>
-              <w:spacing w:before="20" w:after="20"/>
-            </w:pPr>
-            <w:r>
-              <w:rPr>
-                <w:rFonts w:ascii="Aptos" w:hAnsi="Aptos"/>
-                <w:sz w:val="22"/>
-              </w:rPr>
-              <w:t>10. formal/ informal letter/ e-mail</w:t>
-            </w:r>
-          </w:p>
-          <w:p>
-            <w:pPr>
-              <w:spacing w:before="20" w:after="20"/>
-            </w:pPr>
-            <w:r>
-              <w:rPr>
-                <w:rFonts w:ascii="Aptos" w:hAnsi="Aptos"/>
-                <w:sz w:val="22"/>
-              </w:rPr>
-              <w:t>11. covering letter</w:t>
-            </w:r>
-          </w:p>
-          <w:p>
-            <w:pPr>
-              <w:spacing w:before="20" w:after="20"/>
-            </w:pPr>
-            <w:r>
-              <w:rPr>
-                <w:rFonts w:ascii="Aptos" w:hAnsi="Aptos"/>
-                <w:sz w:val="22"/>
-              </w:rPr>
-              <w:t>12. CV</w:t>
-            </w:r>
-          </w:p>
-          <w:p>
-            <w:pPr>
-              <w:spacing w:before="20" w:after="20"/>
-            </w:pPr>
-            <w:r>
-              <w:rPr>
-                <w:rFonts w:ascii="Aptos" w:hAnsi="Aptos"/>
-                <w:sz w:val="22"/>
-              </w:rPr>
-              <w:t>13. report</w:t>
-            </w:r>
-          </w:p>
-          <w:p>
-            <w:pPr>
-              <w:spacing w:before="20" w:after="20"/>
-            </w:pPr>
-            <w:r>
-              <w:rPr>
-                <w:rFonts w:ascii="Aptos" w:hAnsi="Aptos"/>
-                <w:sz w:val="22"/>
-              </w:rPr>
-              <w:t>14. memo</w:t>
-            </w:r>
-          </w:p>
-          <w:p>
-            <w:pPr>
-              <w:spacing w:before="20" w:after="20"/>
-            </w:pPr>
-            <w:r>
-              <w:rPr>
-                <w:rFonts w:ascii="Aptos" w:hAnsi="Aptos"/>
-                <w:sz w:val="22"/>
-              </w:rPr>
-              <w:t>15. discursive essay</w:t>
-            </w:r>
-          </w:p>
-          <w:p>
-            <w:pPr>
-              <w:spacing w:before="20" w:after="20"/>
-            </w:pPr>
-            <w:r>
-              <w:rPr>
-                <w:rFonts w:ascii="Aptos" w:hAnsi="Aptos"/>
-                <w:sz w:val="22"/>
-              </w:rPr>
-              <w:t>16. postcard</w:t>
-            </w:r>
-          </w:p>
-          <w:p>
-            <w:pPr>
-              <w:spacing w:before="20" w:after="20"/>
-            </w:pPr>
-            <w:r>
-              <w:rPr>
-                <w:rFonts w:ascii="Aptos" w:hAnsi="Aptos"/>
-                <w:sz w:val="22"/>
-              </w:rPr>
-              <w:t>17. note</w:t>
-            </w:r>
-          </w:p>
-          <w:p>
-            <w:pPr>
-              <w:spacing w:before="20" w:after="20"/>
-            </w:pPr>
-            <w:r>
-              <w:rPr>
-                <w:rFonts w:ascii="Aptos" w:hAnsi="Aptos"/>
-                <w:sz w:val="22"/>
-              </w:rPr>
-              <w:t>18. portfolio</w:t>
-            </w:r>
-          </w:p>
-          <w:p>
-            <w:pPr>
-              <w:spacing w:before="20" w:after="20"/>
-            </w:pPr>
-            <w:r>
-              <w:rPr>
-                <w:rFonts w:ascii="Aptos" w:hAnsi="Aptos"/>
-                <w:sz w:val="22"/>
-              </w:rPr>
-              <w:t>19. kolokwia/ test/ kartkówki na podstawie opracowanego materiału - min. 2 na semestr</w:t>
-            </w:r>
-          </w:p>
-          <w:p>
-            <w:pPr>
-              <w:spacing w:before="20" w:after="20"/>
-            </w:pPr>
-            <w:r>
-              <w:rPr>
-                <w:rFonts w:ascii="Aptos" w:hAnsi="Aptos"/>
-                <w:sz w:val="22"/>
-              </w:rPr>
-              <w:t>20. wypowiedź ustna- (o rodzaju decyduje lektor)</w:t>
-            </w:r>
-          </w:p>
-          <w:p>
-            <w:pPr>
-              <w:spacing w:before="20" w:after="20"/>
-            </w:pPr>
-            <w:r>
-              <w:rPr>
-                <w:rFonts w:ascii="Aptos" w:hAnsi="Aptos"/>
-                <w:sz w:val="22"/>
-              </w:rPr>
-              <w:t>21. news report</w:t>
-            </w:r>
-          </w:p>
-          <w:p>
-            <w:pPr>
-              <w:spacing w:before="20" w:after="20"/>
-            </w:pPr>
-            <w:r>
-              <w:rPr>
-                <w:rFonts w:ascii="Aptos" w:hAnsi="Aptos"/>
-                <w:sz w:val="22"/>
-              </w:rPr>
-              <w:t>22. newspaper article presentation</w:t>
-            </w:r>
-          </w:p>
-          <w:p>
-            <w:pPr>
-              <w:spacing w:before="20" w:after="20"/>
-            </w:pPr>
-            <w:r>
-              <w:rPr>
-                <w:rFonts w:ascii="Aptos" w:hAnsi="Aptos"/>
-                <w:sz w:val="22"/>
-              </w:rPr>
-              <w:t>23. multimedia presentation</w:t>
-            </w:r>
-          </w:p>
-          <w:p>
-            <w:pPr>
-              <w:spacing w:before="20" w:after="20"/>
-            </w:pPr>
-            <w:r>
-              <w:rPr>
-                <w:rFonts w:ascii="Aptos" w:hAnsi="Aptos"/>
-                <w:sz w:val="22"/>
-              </w:rPr>
-              <w:t>24. group projects</w:t>
-            </w:r>
-          </w:p>
-          <w:p>
-            <w:pPr>
-              <w:spacing w:before="20" w:after="20"/>
-            </w:pPr>
-            <w:r>
-              <w:rPr>
-                <w:rFonts w:ascii="Aptos" w:hAnsi="Aptos"/>
-                <w:sz w:val="22"/>
-              </w:rPr>
-              <w:t>25. przygotowywanie prac domowych</w:t>
-            </w:r>
-          </w:p>
-          <w:p>
-            <w:pPr>
-              <w:spacing w:before="20" w:after="20"/>
-            </w:pPr>
-            <w:r>
-              <w:rPr>
-                <w:rFonts w:ascii="Aptos" w:hAnsi="Aptos"/>
-                <w:sz w:val="22"/>
-              </w:rPr>
-              <w:t>26. aktywne uczestnictwo w zajęciach</w:t>
-            </w:r>
-          </w:p>
-          <w:p>
-            <w:pPr>
-              <w:spacing w:before="20" w:after="20"/>
-            </w:pPr>
-            <w:r>
-              <w:rPr>
-                <w:rFonts w:ascii="Aptos" w:hAnsi="Aptos"/>
-                <w:sz w:val="22"/>
-              </w:rPr>
-              <w:t>27. bieżąca obserwacja pracy studenta</w:t>
-            </w:r>
-          </w:p>
-          <w:p>
-            <w:pPr>
-              <w:spacing w:before="20" w:after="20"/>
-            </w:pPr>
-            <w:r>
-              <w:rPr>
-                <w:rFonts w:ascii="Aptos" w:hAnsi="Aptos"/>
-                <w:sz w:val="22"/>
-              </w:rPr>
-              <w:t>28. Kryteria zaliczenia:</w:t>
-            </w:r>
-          </w:p>
-          <w:p>
-            <w:pPr>
-              <w:spacing w:before="20" w:after="20"/>
-            </w:pPr>
-            <w:r>
-              <w:rPr>
-                <w:rFonts w:ascii="Aptos" w:hAnsi="Aptos"/>
-                <w:sz w:val="22"/>
-              </w:rPr>
-              <w:t>29. uzyskanie przynajmniej 51% możliwych punktów za prace pisemne/ testy</w:t>
-            </w:r>
-          </w:p>
-          <w:p>
-            <w:pPr>
-              <w:spacing w:before="20" w:after="20"/>
-            </w:pPr>
-            <w:r>
-              <w:rPr>
-                <w:rFonts w:ascii="Aptos" w:hAnsi="Aptos"/>
-                <w:sz w:val="22"/>
-              </w:rPr>
-              <w:t>30. pozytywna (min. 3.0) ocena łączna za pozostałe formy</w:t>
+              <w:t>3. ocena sporządzonego dokumentu</w:t>
             </w:r>
           </w:p>
         </w:tc>
@@ -5928,7 +5348,7 @@
                 <w:i w:val="0"/>
                 <w:sz w:val="22"/>
               </w:rPr>
-              <w:t>analiza tekstów z dyskusją; rozwiązywanie zadań; burza mózgów; mind map; praca grupowa nad projektem z wykorzystaniem nowoczesnych technik informatycznych; warsztaty; Kryteria oceny; obecność na zajęciach- max. 4  nieusprawiedliwione nieobecności w czasie semestru (zwolnienia lekarskie przedstawiane na bieżąco); prace pisemne- min. jedna praca na semestr-w zależności od poziomu i tempa pracy grupy; formal/ informal letter/ e-mail; covering letter; CV; report; memo; discursive essay; postcard; note; portfolio; kolokwia/ test/ kartkówki na podstawie opracowanego materiału - min. 2 na semestr; wypowiedź ustna- (o rodzaju decyduje lektor); news report; newspaper article presentation; multimedia presentation; group projects; przygotowywanie prac domowych; aktywne uczestnictwo w zajęciach; bieżąca obserwacja pracy studenta; Kryteria zaliczenia:; uzyskanie przynajmniej 51% możliwych punktów za prace pisemne/ testy; pozytywna (min. 3.0) ocena łączna za pozostałe formy</w:t>
+              <w:t>kolokwium; egzamin ustny; ocena sporządzonego dokumentu</w:t>
             </w:r>
           </w:p>
         </w:tc>
@@ -5985,7 +5405,7 @@
                 <w:i w:val="0"/>
                 <w:sz w:val="22"/>
               </w:rPr>
-              <w:t>analiza tekstów z dyskusją; rozwiązywanie zadań; burza mózgów; mind map; praca grupowa nad projektem z wykorzystaniem nowoczesnych technik informatycznych; warsztaty; Kryteria oceny; obecność na zajęciach- max. 4  nieusprawiedliwione nieobecności w czasie semestru (zwolnienia lekarskie przedstawiane na bieżąco); prace pisemne- min. jedna praca na semestr-w zależności od poziomu i tempa pracy grupy; formal/ informal letter/ e-mail; covering letter; CV; report; memo; discursive essay; postcard; note; portfolio; kolokwia/ test/ kartkówki na podstawie opracowanego materiału - min. 2 na semestr; wypowiedź ustna- (o rodzaju decyduje lektor); news report; newspaper article presentation; multimedia presentation; group projects; przygotowywanie prac domowych; aktywne uczestnictwo w zajęciach; bieżąca obserwacja pracy studenta; Kryteria zaliczenia:; uzyskanie przynajmniej 51% możliwych punktów za prace pisemne/ testy; pozytywna (min. 3.0) ocena łączna za pozostałe formy</w:t>
+              <w:t>kolokwium; egzamin ustny; ocena sporządzonego dokumentu</w:t>
             </w:r>
           </w:p>
         </w:tc>
@@ -6042,7 +5462,7 @@
                 <w:i w:val="0"/>
                 <w:sz w:val="22"/>
               </w:rPr>
-              <w:t>analiza tekstów z dyskusją; rozwiązywanie zadań; burza mózgów; mind map; praca grupowa nad projektem z wykorzystaniem nowoczesnych technik informatycznych; warsztaty; Kryteria oceny; obecność na zajęciach- max. 4  nieusprawiedliwione nieobecności w czasie semestru (zwolnienia lekarskie przedstawiane na bieżąco); prace pisemne- min. jedna praca na semestr-w zależności od poziomu i tempa pracy grupy; formal/ informal letter/ e-mail; covering letter; CV; report; memo; discursive essay; postcard; note; portfolio; kolokwia/ test/ kartkówki na podstawie opracowanego materiału - min. 2 na semestr; wypowiedź ustna- (o rodzaju decyduje lektor); news report; newspaper article presentation; multimedia presentation; group projects; przygotowywanie prac domowych; aktywne uczestnictwo w zajęciach; bieżąca obserwacja pracy studenta; Kryteria zaliczenia:; uzyskanie przynajmniej 51% możliwych punktów za prace pisemne/ testy; pozytywna (min. 3.0) ocena łączna za pozostałe formy</w:t>
+              <w:t>kolokwium; egzamin ustny; ocena sporządzonego dokumentu</w:t>
             </w:r>
           </w:p>
         </w:tc>
@@ -6205,7 +5625,7 @@
                 <w:i w:val="0"/>
                 <w:sz w:val="22"/>
               </w:rPr>
-              <w:t>analiza tekstów z dyskusją; rozwiązywanie zadań; burza mózgów; mind map; praca grupowa nad projektem z wykorzystaniem nowoczesnych technik informatycznych; warsztaty; Kryteria oceny; obecność na zajęciach- max. 4  nieusprawiedliwione nieobecności w czasie semestru (zwolnienia lekarskie przedstawiane na bieżąco); prace pisemne- min. jedna praca na semestr-w zależności od poziomu i tempa pracy grupy; formal/ informal letter/ e-mail; covering letter; CV; report; memo; discursive essay; postcard; note; portfolio; kolokwia/ test/ kartkówki na podstawie opracowanego materiału - min. 2 na semestr; wypowiedź ustna- (o rodzaju decyduje lektor); news report; newspaper article presentation; multimedia presentation; group projects; przygotowywanie prac domowych; aktywne uczestnictwo w zajęciach; bieżąca obserwacja pracy studenta; Kryteria zaliczenia:; uzyskanie przynajmniej 51% możliwych punktów za prace pisemne/ testy; pozytywna (min. 3.0) ocena łączna za pozostałe formy</w:t>
+              <w:t>kolokwium; egzamin ustny; ocena sporządzonego dokumentu</w:t>
             </w:r>
           </w:p>
         </w:tc>
@@ -6263,7 +5683,7 @@
                 <w:i w:val="0"/>
                 <w:sz w:val="22"/>
               </w:rPr>
-              <w:t>analiza tekstów z dyskusją; rozwiązywanie zadań; burza mózgów; mind map; praca grupowa nad projektem z wykorzystaniem nowoczesnych technik informatycznych; warsztaty; Kryteria oceny; obecność na zajęciach- max. 4  nieusprawiedliwione nieobecności w czasie semestru (zwolnienia lekarskie przedstawiane na bieżąco); prace pisemne- min. jedna praca na semestr-w zależności od poziomu i tempa pracy grupy; formal/ informal letter/ e-mail; covering letter; CV; report; memo; discursive essay; postcard; note; portfolio; kolokwia/ test/ kartkówki na podstawie opracowanego materiału - min. 2 na semestr; wypowiedź ustna- (o rodzaju decyduje lektor); news report; newspaper article presentation; multimedia presentation; group projects; przygotowywanie prac domowych; aktywne uczestnictwo w zajęciach; bieżąca obserwacja pracy studenta; Kryteria zaliczenia:; uzyskanie przynajmniej 51% możliwych punktów za prace pisemne/ testy; pozytywna (min. 3.0) ocena łączna za pozostałe formy</w:t>
+              <w:t>kolokwium; egzamin ustny; ocena sporządzonego dokumentu</w:t>
             </w:r>
           </w:p>
         </w:tc>
@@ -6321,7 +5741,7 @@
                 <w:i w:val="0"/>
                 <w:sz w:val="22"/>
               </w:rPr>
-              <w:t>analiza tekstów z dyskusją; rozwiązywanie zadań; burza mózgów; mind map; praca grupowa nad projektem z wykorzystaniem nowoczesnych technik informatycznych; warsztaty; Kryteria oceny; obecność na zajęciach- max. 4  nieusprawiedliwione nieobecności w czasie semestru (zwolnienia lekarskie przedstawiane na bieżąco); prace pisemne- min. jedna praca na semestr-w zależności od poziomu i tempa pracy grupy; formal/ informal letter/ e-mail; covering letter; CV; report; memo; discursive essay; postcard; note; portfolio; kolokwia/ test/ kartkówki na podstawie opracowanego materiału - min. 2 na semestr; wypowiedź ustna- (o rodzaju decyduje lektor); news report; newspaper article presentation; multimedia presentation; group projects; przygotowywanie prac domowych; aktywne uczestnictwo w zajęciach; bieżąca obserwacja pracy studenta; Kryteria zaliczenia:; uzyskanie przynajmniej 51% możliwych punktów za prace pisemne/ testy; pozytywna (min. 3.0) ocena łączna za pozostałe formy</w:t>
+              <w:t>kolokwium; egzamin ustny; ocena sporządzonego dokumentu</w:t>
             </w:r>
           </w:p>
         </w:tc>
@@ -6379,7 +5799,7 @@
                 <w:i w:val="0"/>
                 <w:sz w:val="22"/>
               </w:rPr>
-              <w:t>analiza tekstów z dyskusją; rozwiązywanie zadań; burza mózgów; mind map; praca grupowa nad projektem z wykorzystaniem nowoczesnych technik informatycznych; warsztaty; Kryteria oceny; obecność na zajęciach- max. 4  nieusprawiedliwione nieobecności w czasie semestru (zwolnienia lekarskie przedstawiane na bieżąco); prace pisemne- min. jedna praca na semestr-w zależności od poziomu i tempa pracy grupy; formal/ informal letter/ e-mail; covering letter; CV; report; memo; discursive essay; postcard; note; portfolio; kolokwia/ test/ kartkówki na podstawie opracowanego materiału - min. 2 na semestr; wypowiedź ustna- (o rodzaju decyduje lektor); news report; newspaper article presentation; multimedia presentation; group projects; przygotowywanie prac domowych; aktywne uczestnictwo w zajęciach; bieżąca obserwacja pracy studenta; Kryteria zaliczenia:; uzyskanie przynajmniej 51% możliwych punktów za prace pisemne/ testy; pozytywna (min. 3.0) ocena łączna za pozostałe formy</w:t>
+              <w:t>kolokwium; egzamin ustny; ocena sporządzonego dokumentu</w:t>
             </w:r>
           </w:p>
         </w:tc>
@@ -6437,7 +5857,7 @@
                 <w:i w:val="0"/>
                 <w:sz w:val="22"/>
               </w:rPr>
-              <w:t>analiza tekstów z dyskusją; rozwiązywanie zadań; burza mózgów; mind map; praca grupowa nad projektem z wykorzystaniem nowoczesnych technik informatycznych; warsztaty; Kryteria oceny; obecność na zajęciach- max. 4  nieusprawiedliwione nieobecności w czasie semestru (zwolnienia lekarskie przedstawiane na bieżąco); prace pisemne- min. jedna praca na semestr-w zależności od poziomu i tempa pracy grupy; formal/ informal letter/ e-mail; covering letter; CV; report; memo; discursive essay; postcard; note; portfolio; kolokwia/ test/ kartkówki na podstawie opracowanego materiału - min. 2 na semestr; wypowiedź ustna- (o rodzaju decyduje lektor); news report; newspaper article presentation; multimedia presentation; group projects; przygotowywanie prac domowych; aktywne uczestnictwo w zajęciach; bieżąca obserwacja pracy studenta; Kryteria zaliczenia:; uzyskanie przynajmniej 51% możliwych punktów za prace pisemne/ testy; pozytywna (min. 3.0) ocena łączna za pozostałe formy</w:t>
+              <w:t>kolokwium; egzamin ustny; ocena sporządzonego dokumentu</w:t>
             </w:r>
           </w:p>
         </w:tc>
@@ -6495,7 +5915,7 @@
                 <w:i w:val="0"/>
                 <w:sz w:val="22"/>
               </w:rPr>
-              <w:t>analiza tekstów z dyskusją; rozwiązywanie zadań; burza mózgów; mind map; praca grupowa nad projektem z wykorzystaniem nowoczesnych technik informatycznych; warsztaty; Kryteria oceny; obecność na zajęciach- max. 4  nieusprawiedliwione nieobecności w czasie semestru (zwolnienia lekarskie przedstawiane na bieżąco); prace pisemne- min. jedna praca na semestr-w zależności od poziomu i tempa pracy grupy; formal/ informal letter/ e-mail; covering letter; CV; report; memo; discursive essay; postcard; note; portfolio; kolokwia/ test/ kartkówki na podstawie opracowanego materiału - min. 2 na semestr; wypowiedź ustna- (o rodzaju decyduje lektor); news report; newspaper article presentation; multimedia presentation; group projects; przygotowywanie prac domowych; aktywne uczestnictwo w zajęciach; bieżąca obserwacja pracy studenta; Kryteria zaliczenia:; uzyskanie przynajmniej 51% możliwych punktów za prace pisemne/ testy; pozytywna (min. 3.0) ocena łączna za pozostałe formy</w:t>
+              <w:t>kolokwium; egzamin ustny; ocena sporządzonego dokumentu</w:t>
             </w:r>
           </w:p>
         </w:tc>
@@ -6553,7 +5973,7 @@
                 <w:i w:val="0"/>
                 <w:sz w:val="22"/>
               </w:rPr>
-              <w:t>analiza tekstów z dyskusją; rozwiązywanie zadań; burza mózgów; mind map; praca grupowa nad projektem z wykorzystaniem nowoczesnych technik informatycznych; warsztaty; Kryteria oceny; obecność na zajęciach- max. 4  nieusprawiedliwione nieobecności w czasie semestru (zwolnienia lekarskie przedstawiane na bieżąco); prace pisemne- min. jedna praca na semestr-w zależności od poziomu i tempa pracy grupy; formal/ informal letter/ e-mail; covering letter; CV; report; memo; discursive essay; postcard; note; portfolio; kolokwia/ test/ kartkówki na podstawie opracowanego materiału - min. 2 na semestr; wypowiedź ustna- (o rodzaju decyduje lektor); news report; newspaper article presentation; multimedia presentation; group projects; przygotowywanie prac domowych; aktywne uczestnictwo w zajęciach; bieżąca obserwacja pracy studenta; Kryteria zaliczenia:; uzyskanie przynajmniej 51% możliwych punktów za prace pisemne/ testy; pozytywna (min. 3.0) ocena łączna za pozostałe formy</w:t>
+              <w:t>kolokwium; egzamin ustny; ocena sporządzonego dokumentu</w:t>
             </w:r>
           </w:p>
         </w:tc>
@@ -6716,7 +6136,7 @@
                 <w:i w:val="0"/>
                 <w:sz w:val="22"/>
               </w:rPr>
-              <w:t>analiza tekstów z dyskusją; rozwiązywanie zadań; burza mózgów; mind map; praca grupowa nad projektem z wykorzystaniem nowoczesnych technik informatycznych; warsztaty; Kryteria oceny; obecność na zajęciach- max. 4  nieusprawiedliwione nieobecności w czasie semestru (zwolnienia lekarskie przedstawiane na bieżąco); prace pisemne- min. jedna praca na semestr-w zależności od poziomu i tempa pracy grupy; formal/ informal letter/ e-mail; covering letter; CV; report; memo; discursive essay; postcard; note; portfolio; kolokwia/ test/ kartkówki na podstawie opracowanego materiału - min. 2 na semestr; wypowiedź ustna- (o rodzaju decyduje lektor); news report; newspaper article presentation; multimedia presentation; group projects; przygotowywanie prac domowych; aktywne uczestnictwo w zajęciach; bieżąca obserwacja pracy studenta; Kryteria zaliczenia:; uzyskanie przynajmniej 51% możliwych punktów za prace pisemne/ testy; pozytywna (min. 3.0) ocena łączna za pozostałe formy</w:t>
+              <w:t>kolokwium; egzamin ustny; ocena sporządzonego dokumentu</w:t>
             </w:r>
           </w:p>
         </w:tc>
@@ -6774,7 +6194,7 @@
                 <w:i w:val="0"/>
                 <w:sz w:val="22"/>
               </w:rPr>
-              <w:t>analiza tekstów z dyskusją; rozwiązywanie zadań; burza mózgów; mind map; praca grupowa nad projektem z wykorzystaniem nowoczesnych technik informatycznych; warsztaty; Kryteria oceny; obecność na zajęciach- max. 4  nieusprawiedliwione nieobecności w czasie semestru (zwolnienia lekarskie przedstawiane na bieżąco); prace pisemne- min. jedna praca na semestr-w zależności od poziomu i tempa pracy grupy; formal/ informal letter/ e-mail; covering letter; CV; report; memo; discursive essay; postcard; note; portfolio; kolokwia/ test/ kartkówki na podstawie opracowanego materiału - min. 2 na semestr; wypowiedź ustna- (o rodzaju decyduje lektor); news report; newspaper article presentation; multimedia presentation; group projects; przygotowywanie prac domowych; aktywne uczestnictwo w zajęciach; bieżąca obserwacja pracy studenta; Kryteria zaliczenia:; uzyskanie przynajmniej 51% możliwych punktów za prace pisemne/ testy; pozytywna (min. 3.0) ocena łączna za pozostałe formy</w:t>
+              <w:t>kolokwium; egzamin ustny; ocena sporządzonego dokumentu</w:t>
             </w:r>
           </w:p>
         </w:tc>

--- a/public/assets/files/niestacjonarne/ANG1-3.docx
+++ b/public/assets/files/niestacjonarne/ANG1-3.docx
@@ -5348,121 +5348,6 @@
                 <w:i w:val="0"/>
                 <w:sz w:val="22"/>
               </w:rPr>
-              <w:t>kolokwium; egzamin ustny; ocena sporządzonego dokumentu</w:t>
-            </w:r>
-          </w:p>
-        </w:tc>
-      </w:tr>
-      <w:tr>
-        <w:tc>
-          <w:tcPr>
-            <w:tcW w:type="dxa" w:w="3324"/>
-          </w:tcPr>
-          <w:p>
-            <w:pPr>
-              <w:spacing w:before="20" w:after="20"/>
-            </w:pPr>
-            <w:r>
-              <w:rPr>
-                <w:rFonts w:ascii="Aptos" w:hAnsi="Aptos"/>
-                <w:b w:val="0"/>
-                <w:i w:val="0"/>
-                <w:sz w:val="22"/>
-              </w:rPr>
-            </w:r>
-          </w:p>
-        </w:tc>
-        <w:tc>
-          <w:tcPr>
-            <w:tcW w:type="dxa" w:w="3324"/>
-          </w:tcPr>
-          <w:p>
-            <w:pPr>
-              <w:spacing w:before="20" w:after="20"/>
-            </w:pPr>
-            <w:r>
-              <w:rPr>
-                <w:rFonts w:ascii="Aptos" w:hAnsi="Aptos"/>
-                <w:b w:val="0"/>
-                <w:i w:val="0"/>
-                <w:sz w:val="22"/>
-              </w:rPr>
-            </w:r>
-          </w:p>
-        </w:tc>
-        <w:tc>
-          <w:tcPr>
-            <w:tcW w:type="dxa" w:w="3324"/>
-          </w:tcPr>
-          <w:p>
-            <w:pPr>
-              <w:spacing w:before="20" w:after="20"/>
-            </w:pPr>
-            <w:r>
-              <w:rPr>
-                <w:rFonts w:ascii="Aptos" w:hAnsi="Aptos"/>
-                <w:b w:val="0"/>
-                <w:i w:val="0"/>
-                <w:sz w:val="22"/>
-              </w:rPr>
-              <w:t>kolokwium; egzamin ustny; ocena sporządzonego dokumentu</w:t>
-            </w:r>
-          </w:p>
-        </w:tc>
-      </w:tr>
-      <w:tr>
-        <w:tc>
-          <w:tcPr>
-            <w:tcW w:type="dxa" w:w="3324"/>
-          </w:tcPr>
-          <w:p>
-            <w:pPr>
-              <w:spacing w:before="20" w:after="20"/>
-            </w:pPr>
-            <w:r>
-              <w:rPr>
-                <w:rFonts w:ascii="Aptos" w:hAnsi="Aptos"/>
-                <w:b w:val="0"/>
-                <w:i w:val="0"/>
-                <w:sz w:val="22"/>
-              </w:rPr>
-            </w:r>
-          </w:p>
-        </w:tc>
-        <w:tc>
-          <w:tcPr>
-            <w:tcW w:type="dxa" w:w="3324"/>
-          </w:tcPr>
-          <w:p>
-            <w:pPr>
-              <w:spacing w:before="20" w:after="20"/>
-            </w:pPr>
-            <w:r>
-              <w:rPr>
-                <w:rFonts w:ascii="Aptos" w:hAnsi="Aptos"/>
-                <w:b w:val="0"/>
-                <w:i w:val="0"/>
-                <w:sz w:val="22"/>
-              </w:rPr>
-            </w:r>
-          </w:p>
-        </w:tc>
-        <w:tc>
-          <w:tcPr>
-            <w:tcW w:type="dxa" w:w="3324"/>
-          </w:tcPr>
-          <w:p>
-            <w:pPr>
-              <w:spacing w:before="20" w:after="20"/>
-            </w:pPr>
-            <w:r>
-              <w:rPr>
-                <w:rFonts w:ascii="Aptos" w:hAnsi="Aptos"/>
-                <w:b w:val="0"/>
-                <w:i w:val="0"/>
-                <w:sz w:val="22"/>
-              </w:rPr>
-              <w:t>kolokwium; egzamin ustny; ocena sporządzonego dokumentu</w:t>
             </w:r>
           </w:p>
         </w:tc>
@@ -5625,7 +5510,7 @@
                 <w:i w:val="0"/>
                 <w:sz w:val="22"/>
               </w:rPr>
-              <w:t>kolokwium; egzamin ustny; ocena sporządzonego dokumentu</w:t>
+              <w:t>kolokwium, egzamin ustny, ocena sporządzonego dokumentu</w:t>
             </w:r>
           </w:p>
         </w:tc>
@@ -5683,7 +5568,7 @@
                 <w:i w:val="0"/>
                 <w:sz w:val="22"/>
               </w:rPr>
-              <w:t>kolokwium; egzamin ustny; ocena sporządzonego dokumentu</w:t>
+              <w:t>kolokwium, egzamin ustny, ocena sporządzonego dokumentu</w:t>
             </w:r>
           </w:p>
         </w:tc>
@@ -5741,7 +5626,7 @@
                 <w:i w:val="0"/>
                 <w:sz w:val="22"/>
               </w:rPr>
-              <w:t>kolokwium; egzamin ustny; ocena sporządzonego dokumentu</w:t>
+              <w:t>kolokwium, egzamin ustny, ocena sporządzonego dokumentu</w:t>
             </w:r>
           </w:p>
         </w:tc>
@@ -5799,7 +5684,7 @@
                 <w:i w:val="0"/>
                 <w:sz w:val="22"/>
               </w:rPr>
-              <w:t>kolokwium; egzamin ustny; ocena sporządzonego dokumentu</w:t>
+              <w:t>kolokwium, egzamin ustny, ocena sporządzonego dokumentu</w:t>
             </w:r>
           </w:p>
         </w:tc>
@@ -5857,7 +5742,7 @@
                 <w:i w:val="0"/>
                 <w:sz w:val="22"/>
               </w:rPr>
-              <w:t>kolokwium; egzamin ustny; ocena sporządzonego dokumentu</w:t>
+              <w:t>kolokwium, egzamin ustny, ocena sporządzonego dokumentu</w:t>
             </w:r>
           </w:p>
         </w:tc>
@@ -5915,7 +5800,7 @@
                 <w:i w:val="0"/>
                 <w:sz w:val="22"/>
               </w:rPr>
-              <w:t>kolokwium; egzamin ustny; ocena sporządzonego dokumentu</w:t>
+              <w:t>kolokwium, egzamin ustny, ocena sporządzonego dokumentu</w:t>
             </w:r>
           </w:p>
         </w:tc>
@@ -5973,7 +5858,7 @@
                 <w:i w:val="0"/>
                 <w:sz w:val="22"/>
               </w:rPr>
-              <w:t>kolokwium; egzamin ustny; ocena sporządzonego dokumentu</w:t>
+              <w:t>kolokwium, egzamin ustny, ocena sporządzonego dokumentu</w:t>
             </w:r>
           </w:p>
         </w:tc>
@@ -6136,7 +6021,7 @@
                 <w:i w:val="0"/>
                 <w:sz w:val="22"/>
               </w:rPr>
-              <w:t>kolokwium; egzamin ustny; ocena sporządzonego dokumentu</w:t>
+              <w:t>kolokwium, egzamin ustny, ocena sporządzonego dokumentu</w:t>
             </w:r>
           </w:p>
         </w:tc>
@@ -6194,7 +6079,7 @@
                 <w:i w:val="0"/>
                 <w:sz w:val="22"/>
               </w:rPr>
-              <w:t>kolokwium; egzamin ustny; ocena sporządzonego dokumentu</w:t>
+              <w:t>kolokwium, egzamin ustny, ocena sporządzonego dokumentu</w:t>
             </w:r>
           </w:p>
         </w:tc>

--- a/public/assets/files/niestacjonarne/ANG1-3.docx
+++ b/public/assets/files/niestacjonarne/ANG1-3.docx
@@ -314,7 +314,7 @@
                 <w:i w:val="0"/>
                 <w:sz w:val="22"/>
               </w:rPr>
-              <w:t>3</w:t>
+              <w:t>2.5</w:t>
             </w:r>
           </w:p>
         </w:tc>
@@ -1091,7 +1091,7 @@
                 <w:i w:val="0"/>
                 <w:sz w:val="22"/>
               </w:rPr>
-              <w:t>59</w:t>
+              <w:t>47</w:t>
             </w:r>
           </w:p>
         </w:tc>
@@ -1111,7 +1111,7 @@
                 <w:i w:val="0"/>
                 <w:sz w:val="22"/>
               </w:rPr>
-              <w:t>2.4</w:t>
+              <w:t>1.9</w:t>
             </w:r>
           </w:p>
         </w:tc>

--- a/public/assets/files/niestacjonarne/ANG1-3.docx
+++ b/public/assets/files/niestacjonarne/ANG1-3.docx
@@ -1892,14 +1892,13 @@
       </w:tblPr>
       <w:tblGrid>
         <w:gridCol w:w="680"/>
-        <w:gridCol w:w="4536"/>
-        <w:gridCol w:w="4252"/>
+        <w:gridCol w:w="8788"/>
       </w:tblGrid>
       <w:tr>
         <w:tc>
           <w:tcPr>
             <w:tcW w:type="dxa" w:w="9468"/>
-            <w:gridSpan w:val="3"/>
+            <w:gridSpan w:val="2"/>
             <w:shd w:val="clear" w:color="auto" w:fill="D9D9D9"/>
           </w:tcPr>
           <w:p>
@@ -1941,7 +1940,7 @@
         </w:tc>
         <w:tc>
           <w:tcPr>
-            <w:tcW w:type="dxa" w:w="4536"/>
+            <w:tcW w:type="dxa" w:w="8788"/>
             <w:shd w:val="clear" w:color="auto" w:fill="D9D9D9"/>
           </w:tcPr>
           <w:p>
@@ -1955,27 +1954,7 @@
                 <w:i w:val="0"/>
                 <w:sz w:val="16"/>
               </w:rPr>
-              <w:t>Wykład</w:t>
-            </w:r>
-          </w:p>
-        </w:tc>
-        <w:tc>
-          <w:tcPr>
-            <w:tcW w:type="dxa" w:w="4252"/>
-            <w:shd w:val="clear" w:color="auto" w:fill="D9D9D9"/>
-          </w:tcPr>
-          <w:p>
-            <w:pPr>
-              <w:spacing w:before="20" w:after="20"/>
-            </w:pPr>
-            <w:r>
-              <w:rPr>
-                <w:rFonts w:ascii="Aptos" w:hAnsi="Aptos"/>
-                <w:b/>
-                <w:i w:val="0"/>
-                <w:sz w:val="16"/>
-              </w:rPr>
-              <w:t>Ćwiczenia / Laboratorium / Pracownia</w:t>
+              <w:t>Treści programowe</w:t>
             </w:r>
           </w:p>
         </w:tc>
@@ -2002,7 +1981,7 @@
         </w:tc>
         <w:tc>
           <w:tcPr>
-            <w:tcW w:type="dxa" w:w="4536"/>
+            <w:tcW w:type="dxa" w:w="8788"/>
           </w:tcPr>
           <w:p>
             <w:pPr>
@@ -2016,24 +1995,6 @@
                 <w:sz w:val="22"/>
               </w:rPr>
               <w:t>1. Zagadnienia z matematyki np.</w:t>
-            </w:r>
-          </w:p>
-        </w:tc>
-        <w:tc>
-          <w:tcPr>
-            <w:tcW w:type="dxa" w:w="4252"/>
-          </w:tcPr>
-          <w:p>
-            <w:pPr>
-              <w:spacing w:before="20" w:after="20"/>
-            </w:pPr>
-            <w:r>
-              <w:rPr>
-                <w:rFonts w:ascii="Aptos" w:hAnsi="Aptos"/>
-                <w:b w:val="0"/>
-                <w:i w:val="0"/>
-                <w:sz w:val="22"/>
-              </w:rPr>
             </w:r>
           </w:p>
         </w:tc>
@@ -2060,7 +2021,7 @@
         </w:tc>
         <w:tc>
           <w:tcPr>
-            <w:tcW w:type="dxa" w:w="4536"/>
+            <w:tcW w:type="dxa" w:w="8788"/>
           </w:tcPr>
           <w:p>
             <w:pPr>
@@ -2074,24 +2035,6 @@
                 <w:sz w:val="22"/>
               </w:rPr>
               <w:t>algebra,</w:t>
-            </w:r>
-          </w:p>
-        </w:tc>
-        <w:tc>
-          <w:tcPr>
-            <w:tcW w:type="dxa" w:w="4252"/>
-          </w:tcPr>
-          <w:p>
-            <w:pPr>
-              <w:spacing w:before="20" w:after="20"/>
-            </w:pPr>
-            <w:r>
-              <w:rPr>
-                <w:rFonts w:ascii="Aptos" w:hAnsi="Aptos"/>
-                <w:b w:val="0"/>
-                <w:i w:val="0"/>
-                <w:sz w:val="22"/>
-              </w:rPr>
             </w:r>
           </w:p>
         </w:tc>
@@ -2118,7 +2061,7 @@
         </w:tc>
         <w:tc>
           <w:tcPr>
-            <w:tcW w:type="dxa" w:w="4536"/>
+            <w:tcW w:type="dxa" w:w="8788"/>
           </w:tcPr>
           <w:p>
             <w:pPr>
@@ -2132,24 +2075,6 @@
                 <w:sz w:val="22"/>
               </w:rPr>
               <w:t>liczby naturalne,</w:t>
-            </w:r>
-          </w:p>
-        </w:tc>
-        <w:tc>
-          <w:tcPr>
-            <w:tcW w:type="dxa" w:w="4252"/>
-          </w:tcPr>
-          <w:p>
-            <w:pPr>
-              <w:spacing w:before="20" w:after="20"/>
-            </w:pPr>
-            <w:r>
-              <w:rPr>
-                <w:rFonts w:ascii="Aptos" w:hAnsi="Aptos"/>
-                <w:b w:val="0"/>
-                <w:i w:val="0"/>
-                <w:sz w:val="22"/>
-              </w:rPr>
             </w:r>
           </w:p>
         </w:tc>
@@ -2176,7 +2101,7 @@
         </w:tc>
         <w:tc>
           <w:tcPr>
-            <w:tcW w:type="dxa" w:w="4536"/>
+            <w:tcW w:type="dxa" w:w="8788"/>
           </w:tcPr>
           <w:p>
             <w:pPr>
@@ -2190,24 +2115,6 @@
                 <w:sz w:val="22"/>
               </w:rPr>
               <w:t>liczby rzeczywiste,</w:t>
-            </w:r>
-          </w:p>
-        </w:tc>
-        <w:tc>
-          <w:tcPr>
-            <w:tcW w:type="dxa" w:w="4252"/>
-          </w:tcPr>
-          <w:p>
-            <w:pPr>
-              <w:spacing w:before="20" w:after="20"/>
-            </w:pPr>
-            <w:r>
-              <w:rPr>
-                <w:rFonts w:ascii="Aptos" w:hAnsi="Aptos"/>
-                <w:b w:val="0"/>
-                <w:i w:val="0"/>
-                <w:sz w:val="22"/>
-              </w:rPr>
             </w:r>
           </w:p>
         </w:tc>
@@ -2234,7 +2141,7 @@
         </w:tc>
         <w:tc>
           <w:tcPr>
-            <w:tcW w:type="dxa" w:w="4536"/>
+            <w:tcW w:type="dxa" w:w="8788"/>
           </w:tcPr>
           <w:p>
             <w:pPr>
@@ -2248,24 +2155,6 @@
                 <w:sz w:val="22"/>
               </w:rPr>
               <w:t>liczby całkowite,</w:t>
-            </w:r>
-          </w:p>
-        </w:tc>
-        <w:tc>
-          <w:tcPr>
-            <w:tcW w:type="dxa" w:w="4252"/>
-          </w:tcPr>
-          <w:p>
-            <w:pPr>
-              <w:spacing w:before="20" w:after="20"/>
-            </w:pPr>
-            <w:r>
-              <w:rPr>
-                <w:rFonts w:ascii="Aptos" w:hAnsi="Aptos"/>
-                <w:b w:val="0"/>
-                <w:i w:val="0"/>
-                <w:sz w:val="22"/>
-              </w:rPr>
             </w:r>
           </w:p>
         </w:tc>
@@ -2292,7 +2181,7 @@
         </w:tc>
         <w:tc>
           <w:tcPr>
-            <w:tcW w:type="dxa" w:w="4536"/>
+            <w:tcW w:type="dxa" w:w="8788"/>
           </w:tcPr>
           <w:p>
             <w:pPr>
@@ -2306,24 +2195,6 @@
                 <w:sz w:val="22"/>
               </w:rPr>
               <w:t>liczby wymierne,</w:t>
-            </w:r>
-          </w:p>
-        </w:tc>
-        <w:tc>
-          <w:tcPr>
-            <w:tcW w:type="dxa" w:w="4252"/>
-          </w:tcPr>
-          <w:p>
-            <w:pPr>
-              <w:spacing w:before="20" w:after="20"/>
-            </w:pPr>
-            <w:r>
-              <w:rPr>
-                <w:rFonts w:ascii="Aptos" w:hAnsi="Aptos"/>
-                <w:b w:val="0"/>
-                <w:i w:val="0"/>
-                <w:sz w:val="22"/>
-              </w:rPr>
             </w:r>
           </w:p>
         </w:tc>
@@ -2350,7 +2221,7 @@
         </w:tc>
         <w:tc>
           <w:tcPr>
-            <w:tcW w:type="dxa" w:w="4536"/>
+            <w:tcW w:type="dxa" w:w="8788"/>
           </w:tcPr>
           <w:p>
             <w:pPr>
@@ -2364,24 +2235,6 @@
                 <w:sz w:val="22"/>
               </w:rPr>
               <w:t>działania wykonywane na liczbach,</w:t>
-            </w:r>
-          </w:p>
-        </w:tc>
-        <w:tc>
-          <w:tcPr>
-            <w:tcW w:type="dxa" w:w="4252"/>
-          </w:tcPr>
-          <w:p>
-            <w:pPr>
-              <w:spacing w:before="20" w:after="20"/>
-            </w:pPr>
-            <w:r>
-              <w:rPr>
-                <w:rFonts w:ascii="Aptos" w:hAnsi="Aptos"/>
-                <w:b w:val="0"/>
-                <w:i w:val="0"/>
-                <w:sz w:val="22"/>
-              </w:rPr>
             </w:r>
           </w:p>
         </w:tc>
@@ -2408,7 +2261,7 @@
         </w:tc>
         <w:tc>
           <w:tcPr>
-            <w:tcW w:type="dxa" w:w="4536"/>
+            <w:tcW w:type="dxa" w:w="8788"/>
           </w:tcPr>
           <w:p>
             <w:pPr>
@@ -2422,24 +2275,6 @@
                 <w:sz w:val="22"/>
               </w:rPr>
               <w:t>notacja pozycyjna,</w:t>
-            </w:r>
-          </w:p>
-        </w:tc>
-        <w:tc>
-          <w:tcPr>
-            <w:tcW w:type="dxa" w:w="4252"/>
-          </w:tcPr>
-          <w:p>
-            <w:pPr>
-              <w:spacing w:before="20" w:after="20"/>
-            </w:pPr>
-            <w:r>
-              <w:rPr>
-                <w:rFonts w:ascii="Aptos" w:hAnsi="Aptos"/>
-                <w:b w:val="0"/>
-                <w:i w:val="0"/>
-                <w:sz w:val="22"/>
-              </w:rPr>
             </w:r>
           </w:p>
         </w:tc>
@@ -2466,7 +2301,7 @@
         </w:tc>
         <w:tc>
           <w:tcPr>
-            <w:tcW w:type="dxa" w:w="4536"/>
+            <w:tcW w:type="dxa" w:w="8788"/>
           </w:tcPr>
           <w:p>
             <w:pPr>
@@ -2480,24 +2315,6 @@
                 <w:sz w:val="22"/>
               </w:rPr>
               <w:t>figury geometryczne,</w:t>
-            </w:r>
-          </w:p>
-        </w:tc>
-        <w:tc>
-          <w:tcPr>
-            <w:tcW w:type="dxa" w:w="4252"/>
-          </w:tcPr>
-          <w:p>
-            <w:pPr>
-              <w:spacing w:before="20" w:after="20"/>
-            </w:pPr>
-            <w:r>
-              <w:rPr>
-                <w:rFonts w:ascii="Aptos" w:hAnsi="Aptos"/>
-                <w:b w:val="0"/>
-                <w:i w:val="0"/>
-                <w:sz w:val="22"/>
-              </w:rPr>
             </w:r>
           </w:p>
         </w:tc>
@@ -2524,7 +2341,7 @@
         </w:tc>
         <w:tc>
           <w:tcPr>
-            <w:tcW w:type="dxa" w:w="4536"/>
+            <w:tcW w:type="dxa" w:w="8788"/>
           </w:tcPr>
           <w:p>
             <w:pPr>
@@ -2538,24 +2355,6 @@
                 <w:sz w:val="22"/>
               </w:rPr>
               <w:t>macierze,</w:t>
-            </w:r>
-          </w:p>
-        </w:tc>
-        <w:tc>
-          <w:tcPr>
-            <w:tcW w:type="dxa" w:w="4252"/>
-          </w:tcPr>
-          <w:p>
-            <w:pPr>
-              <w:spacing w:before="20" w:after="20"/>
-            </w:pPr>
-            <w:r>
-              <w:rPr>
-                <w:rFonts w:ascii="Aptos" w:hAnsi="Aptos"/>
-                <w:b w:val="0"/>
-                <w:i w:val="0"/>
-                <w:sz w:val="22"/>
-              </w:rPr>
             </w:r>
           </w:p>
         </w:tc>
@@ -2582,7 +2381,7 @@
         </w:tc>
         <w:tc>
           <w:tcPr>
-            <w:tcW w:type="dxa" w:w="4536"/>
+            <w:tcW w:type="dxa" w:w="8788"/>
           </w:tcPr>
           <w:p>
             <w:pPr>
@@ -2596,24 +2395,6 @@
                 <w:sz w:val="22"/>
               </w:rPr>
               <w:t>typy danych,</w:t>
-            </w:r>
-          </w:p>
-        </w:tc>
-        <w:tc>
-          <w:tcPr>
-            <w:tcW w:type="dxa" w:w="4252"/>
-          </w:tcPr>
-          <w:p>
-            <w:pPr>
-              <w:spacing w:before="20" w:after="20"/>
-            </w:pPr>
-            <w:r>
-              <w:rPr>
-                <w:rFonts w:ascii="Aptos" w:hAnsi="Aptos"/>
-                <w:b w:val="0"/>
-                <w:i w:val="0"/>
-                <w:sz w:val="22"/>
-              </w:rPr>
             </w:r>
           </w:p>
         </w:tc>
@@ -2640,7 +2421,7 @@
         </w:tc>
         <w:tc>
           <w:tcPr>
-            <w:tcW w:type="dxa" w:w="4536"/>
+            <w:tcW w:type="dxa" w:w="8788"/>
           </w:tcPr>
           <w:p>
             <w:pPr>
@@ -2654,24 +2435,6 @@
                 <w:sz w:val="22"/>
               </w:rPr>
               <w:t>tryb całkowitoliczbowy,</w:t>
-            </w:r>
-          </w:p>
-        </w:tc>
-        <w:tc>
-          <w:tcPr>
-            <w:tcW w:type="dxa" w:w="4252"/>
-          </w:tcPr>
-          <w:p>
-            <w:pPr>
-              <w:spacing w:before="20" w:after="20"/>
-            </w:pPr>
-            <w:r>
-              <w:rPr>
-                <w:rFonts w:ascii="Aptos" w:hAnsi="Aptos"/>
-                <w:b w:val="0"/>
-                <w:i w:val="0"/>
-                <w:sz w:val="22"/>
-              </w:rPr>
             </w:r>
           </w:p>
         </w:tc>
@@ -2698,7 +2461,7 @@
         </w:tc>
         <w:tc>
           <w:tcPr>
-            <w:tcW w:type="dxa" w:w="4536"/>
+            <w:tcW w:type="dxa" w:w="8788"/>
           </w:tcPr>
           <w:p>
             <w:pPr>
@@ -2712,24 +2475,6 @@
                 <w:sz w:val="22"/>
               </w:rPr>
               <w:t>tryb zmiennoprzecinkowy,</w:t>
-            </w:r>
-          </w:p>
-        </w:tc>
-        <w:tc>
-          <w:tcPr>
-            <w:tcW w:type="dxa" w:w="4252"/>
-          </w:tcPr>
-          <w:p>
-            <w:pPr>
-              <w:spacing w:before="20" w:after="20"/>
-            </w:pPr>
-            <w:r>
-              <w:rPr>
-                <w:rFonts w:ascii="Aptos" w:hAnsi="Aptos"/>
-                <w:b w:val="0"/>
-                <w:i w:val="0"/>
-                <w:sz w:val="22"/>
-              </w:rPr>
             </w:r>
           </w:p>
         </w:tc>
@@ -2756,7 +2501,7 @@
         </w:tc>
         <w:tc>
           <w:tcPr>
-            <w:tcW w:type="dxa" w:w="4536"/>
+            <w:tcW w:type="dxa" w:w="8788"/>
           </w:tcPr>
           <w:p>
             <w:pPr>
@@ -2770,24 +2515,6 @@
                 <w:sz w:val="22"/>
               </w:rPr>
               <w:t>tekstowe typy danych etc.</w:t>
-            </w:r>
-          </w:p>
-        </w:tc>
-        <w:tc>
-          <w:tcPr>
-            <w:tcW w:type="dxa" w:w="4252"/>
-          </w:tcPr>
-          <w:p>
-            <w:pPr>
-              <w:spacing w:before="20" w:after="20"/>
-            </w:pPr>
-            <w:r>
-              <w:rPr>
-                <w:rFonts w:ascii="Aptos" w:hAnsi="Aptos"/>
-                <w:b w:val="0"/>
-                <w:i w:val="0"/>
-                <w:sz w:val="22"/>
-              </w:rPr>
             </w:r>
           </w:p>
         </w:tc>
@@ -2814,7 +2541,7 @@
         </w:tc>
         <w:tc>
           <w:tcPr>
-            <w:tcW w:type="dxa" w:w="4536"/>
+            <w:tcW w:type="dxa" w:w="8788"/>
           </w:tcPr>
           <w:p>
             <w:pPr>
@@ -2828,24 +2555,6 @@
                 <w:sz w:val="22"/>
               </w:rPr>
               <w:t>2.Zagadnienia biznesowe (w zależności od poziomu zaawansowania grupy) np.</w:t>
-            </w:r>
-          </w:p>
-        </w:tc>
-        <w:tc>
-          <w:tcPr>
-            <w:tcW w:type="dxa" w:w="4252"/>
-          </w:tcPr>
-          <w:p>
-            <w:pPr>
-              <w:spacing w:before="20" w:after="20"/>
-            </w:pPr>
-            <w:r>
-              <w:rPr>
-                <w:rFonts w:ascii="Aptos" w:hAnsi="Aptos"/>
-                <w:b w:val="0"/>
-                <w:i w:val="0"/>
-                <w:sz w:val="22"/>
-              </w:rPr>
             </w:r>
           </w:p>
         </w:tc>
@@ -2872,7 +2581,7 @@
         </w:tc>
         <w:tc>
           <w:tcPr>
-            <w:tcW w:type="dxa" w:w="4536"/>
+            <w:tcW w:type="dxa" w:w="8788"/>
           </w:tcPr>
           <w:p>
             <w:pPr>
@@ -2886,24 +2595,6 @@
                 <w:sz w:val="22"/>
               </w:rPr>
               <w:t>debatowanie,</w:t>
-            </w:r>
-          </w:p>
-        </w:tc>
-        <w:tc>
-          <w:tcPr>
-            <w:tcW w:type="dxa" w:w="4252"/>
-          </w:tcPr>
-          <w:p>
-            <w:pPr>
-              <w:spacing w:before="20" w:after="20"/>
-            </w:pPr>
-            <w:r>
-              <w:rPr>
-                <w:rFonts w:ascii="Aptos" w:hAnsi="Aptos"/>
-                <w:b w:val="0"/>
-                <w:i w:val="0"/>
-                <w:sz w:val="22"/>
-              </w:rPr>
             </w:r>
           </w:p>
         </w:tc>
@@ -2930,7 +2621,7 @@
         </w:tc>
         <w:tc>
           <w:tcPr>
-            <w:tcW w:type="dxa" w:w="4536"/>
+            <w:tcW w:type="dxa" w:w="8788"/>
           </w:tcPr>
           <w:p>
             <w:pPr>
@@ -2944,24 +2635,6 @@
                 <w:sz w:val="22"/>
               </w:rPr>
               <w:t>wywieranie wpływu,</w:t>
-            </w:r>
-          </w:p>
-        </w:tc>
-        <w:tc>
-          <w:tcPr>
-            <w:tcW w:type="dxa" w:w="4252"/>
-          </w:tcPr>
-          <w:p>
-            <w:pPr>
-              <w:spacing w:before="20" w:after="20"/>
-            </w:pPr>
-            <w:r>
-              <w:rPr>
-                <w:rFonts w:ascii="Aptos" w:hAnsi="Aptos"/>
-                <w:b w:val="0"/>
-                <w:i w:val="0"/>
-                <w:sz w:val="22"/>
-              </w:rPr>
             </w:r>
           </w:p>
         </w:tc>
@@ -2988,7 +2661,7 @@
         </w:tc>
         <w:tc>
           <w:tcPr>
-            <w:tcW w:type="dxa" w:w="4536"/>
+            <w:tcW w:type="dxa" w:w="8788"/>
           </w:tcPr>
           <w:p>
             <w:pPr>
@@ -3002,24 +2675,6 @@
                 <w:sz w:val="22"/>
               </w:rPr>
               <w:t>podejmowanie decyzji,</w:t>
-            </w:r>
-          </w:p>
-        </w:tc>
-        <w:tc>
-          <w:tcPr>
-            <w:tcW w:type="dxa" w:w="4252"/>
-          </w:tcPr>
-          <w:p>
-            <w:pPr>
-              <w:spacing w:before="20" w:after="20"/>
-            </w:pPr>
-            <w:r>
-              <w:rPr>
-                <w:rFonts w:ascii="Aptos" w:hAnsi="Aptos"/>
-                <w:b w:val="0"/>
-                <w:i w:val="0"/>
-                <w:sz w:val="22"/>
-              </w:rPr>
             </w:r>
           </w:p>
         </w:tc>
@@ -3046,7 +2701,7 @@
         </w:tc>
         <w:tc>
           <w:tcPr>
-            <w:tcW w:type="dxa" w:w="4536"/>
+            <w:tcW w:type="dxa" w:w="8788"/>
           </w:tcPr>
           <w:p>
             <w:pPr>
@@ -3060,24 +2715,6 @@
                 <w:sz w:val="22"/>
               </w:rPr>
               <w:t>komunikacja w biznesie,</w:t>
-            </w:r>
-          </w:p>
-        </w:tc>
-        <w:tc>
-          <w:tcPr>
-            <w:tcW w:type="dxa" w:w="4252"/>
-          </w:tcPr>
-          <w:p>
-            <w:pPr>
-              <w:spacing w:before="20" w:after="20"/>
-            </w:pPr>
-            <w:r>
-              <w:rPr>
-                <w:rFonts w:ascii="Aptos" w:hAnsi="Aptos"/>
-                <w:b w:val="0"/>
-                <w:i w:val="0"/>
-                <w:sz w:val="22"/>
-              </w:rPr>
             </w:r>
           </w:p>
         </w:tc>
@@ -3104,7 +2741,7 @@
         </w:tc>
         <w:tc>
           <w:tcPr>
-            <w:tcW w:type="dxa" w:w="4536"/>
+            <w:tcW w:type="dxa" w:w="8788"/>
           </w:tcPr>
           <w:p>
             <w:pPr>
@@ -3118,24 +2755,6 @@
                 <w:sz w:val="22"/>
               </w:rPr>
               <w:t>marki,</w:t>
-            </w:r>
-          </w:p>
-        </w:tc>
-        <w:tc>
-          <w:tcPr>
-            <w:tcW w:type="dxa" w:w="4252"/>
-          </w:tcPr>
-          <w:p>
-            <w:pPr>
-              <w:spacing w:before="20" w:after="20"/>
-            </w:pPr>
-            <w:r>
-              <w:rPr>
-                <w:rFonts w:ascii="Aptos" w:hAnsi="Aptos"/>
-                <w:b w:val="0"/>
-                <w:i w:val="0"/>
-                <w:sz w:val="22"/>
-              </w:rPr>
             </w:r>
           </w:p>
         </w:tc>
@@ -3162,7 +2781,7 @@
         </w:tc>
         <w:tc>
           <w:tcPr>
-            <w:tcW w:type="dxa" w:w="4536"/>
+            <w:tcW w:type="dxa" w:w="8788"/>
           </w:tcPr>
           <w:p>
             <w:pPr>
@@ -3176,24 +2795,6 @@
                 <w:sz w:val="22"/>
               </w:rPr>
               <w:t>zatrudnienie,</w:t>
-            </w:r>
-          </w:p>
-        </w:tc>
-        <w:tc>
-          <w:tcPr>
-            <w:tcW w:type="dxa" w:w="4252"/>
-          </w:tcPr>
-          <w:p>
-            <w:pPr>
-              <w:spacing w:before="20" w:after="20"/>
-            </w:pPr>
-            <w:r>
-              <w:rPr>
-                <w:rFonts w:ascii="Aptos" w:hAnsi="Aptos"/>
-                <w:b w:val="0"/>
-                <w:i w:val="0"/>
-                <w:sz w:val="22"/>
-              </w:rPr>
             </w:r>
           </w:p>
         </w:tc>
@@ -3220,7 +2821,7 @@
         </w:tc>
         <w:tc>
           <w:tcPr>
-            <w:tcW w:type="dxa" w:w="4536"/>
+            <w:tcW w:type="dxa" w:w="8788"/>
           </w:tcPr>
           <w:p>
             <w:pPr>
@@ -3234,24 +2835,6 @@
                 <w:sz w:val="22"/>
               </w:rPr>
               <w:t>etyka zawodowa,</w:t>
-            </w:r>
-          </w:p>
-        </w:tc>
-        <w:tc>
-          <w:tcPr>
-            <w:tcW w:type="dxa" w:w="4252"/>
-          </w:tcPr>
-          <w:p>
-            <w:pPr>
-              <w:spacing w:before="20" w:after="20"/>
-            </w:pPr>
-            <w:r>
-              <w:rPr>
-                <w:rFonts w:ascii="Aptos" w:hAnsi="Aptos"/>
-                <w:b w:val="0"/>
-                <w:i w:val="0"/>
-                <w:sz w:val="22"/>
-              </w:rPr>
             </w:r>
           </w:p>
         </w:tc>
@@ -3278,7 +2861,7 @@
         </w:tc>
         <w:tc>
           <w:tcPr>
-            <w:tcW w:type="dxa" w:w="4536"/>
+            <w:tcW w:type="dxa" w:w="8788"/>
           </w:tcPr>
           <w:p>
             <w:pPr>
@@ -3292,24 +2875,6 @@
                 <w:sz w:val="22"/>
               </w:rPr>
               <w:t>team building,</w:t>
-            </w:r>
-          </w:p>
-        </w:tc>
-        <w:tc>
-          <w:tcPr>
-            <w:tcW w:type="dxa" w:w="4252"/>
-          </w:tcPr>
-          <w:p>
-            <w:pPr>
-              <w:spacing w:before="20" w:after="20"/>
-            </w:pPr>
-            <w:r>
-              <w:rPr>
-                <w:rFonts w:ascii="Aptos" w:hAnsi="Aptos"/>
-                <w:b w:val="0"/>
-                <w:i w:val="0"/>
-                <w:sz w:val="22"/>
-              </w:rPr>
             </w:r>
           </w:p>
         </w:tc>
@@ -3336,7 +2901,7 @@
         </w:tc>
         <w:tc>
           <w:tcPr>
-            <w:tcW w:type="dxa" w:w="4536"/>
+            <w:tcW w:type="dxa" w:w="8788"/>
           </w:tcPr>
           <w:p>
             <w:pPr>
@@ -3350,24 +2915,6 @@
                 <w:sz w:val="22"/>
               </w:rPr>
               <w:t>style zarządzania,  rynki międzynarodowe etc.</w:t>
-            </w:r>
-          </w:p>
-        </w:tc>
-        <w:tc>
-          <w:tcPr>
-            <w:tcW w:type="dxa" w:w="4252"/>
-          </w:tcPr>
-          <w:p>
-            <w:pPr>
-              <w:spacing w:before="20" w:after="20"/>
-            </w:pPr>
-            <w:r>
-              <w:rPr>
-                <w:rFonts w:ascii="Aptos" w:hAnsi="Aptos"/>
-                <w:b w:val="0"/>
-                <w:i w:val="0"/>
-                <w:sz w:val="22"/>
-              </w:rPr>
             </w:r>
           </w:p>
         </w:tc>
@@ -3394,7 +2941,7 @@
         </w:tc>
         <w:tc>
           <w:tcPr>
-            <w:tcW w:type="dxa" w:w="4536"/>
+            <w:tcW w:type="dxa" w:w="8788"/>
           </w:tcPr>
           <w:p>
             <w:pPr>
@@ -3408,24 +2955,6 @@
                 <w:sz w:val="22"/>
               </w:rPr>
               <w:t>3. Teksty specjalistyczne o tematyce związanej z informatyką, technologią.  Pogłębianie umiejętności czytania ze zrozumieniem tekstów bazujących na oryginalnych materiałach źródłowych.</w:t>
-            </w:r>
-          </w:p>
-        </w:tc>
-        <w:tc>
-          <w:tcPr>
-            <w:tcW w:type="dxa" w:w="4252"/>
-          </w:tcPr>
-          <w:p>
-            <w:pPr>
-              <w:spacing w:before="20" w:after="20"/>
-            </w:pPr>
-            <w:r>
-              <w:rPr>
-                <w:rFonts w:ascii="Aptos" w:hAnsi="Aptos"/>
-                <w:b w:val="0"/>
-                <w:i w:val="0"/>
-                <w:sz w:val="22"/>
-              </w:rPr>
             </w:r>
           </w:p>
         </w:tc>
@@ -3452,7 +2981,7 @@
         </w:tc>
         <w:tc>
           <w:tcPr>
-            <w:tcW w:type="dxa" w:w="4536"/>
+            <w:tcW w:type="dxa" w:w="8788"/>
           </w:tcPr>
           <w:p>
             <w:pPr>
@@ -3466,24 +2995,6 @@
                 <w:sz w:val="22"/>
               </w:rPr>
               <w:t>4. Zagadnienia z zakresu informatyki (w zależności od poziomu zaawansowania grupy np).</w:t>
-            </w:r>
-          </w:p>
-        </w:tc>
-        <w:tc>
-          <w:tcPr>
-            <w:tcW w:type="dxa" w:w="4252"/>
-          </w:tcPr>
-          <w:p>
-            <w:pPr>
-              <w:spacing w:before="20" w:after="20"/>
-            </w:pPr>
-            <w:r>
-              <w:rPr>
-                <w:rFonts w:ascii="Aptos" w:hAnsi="Aptos"/>
-                <w:b w:val="0"/>
-                <w:i w:val="0"/>
-                <w:sz w:val="22"/>
-              </w:rPr>
             </w:r>
           </w:p>
         </w:tc>
@@ -3510,7 +3021,7 @@
         </w:tc>
         <w:tc>
           <w:tcPr>
-            <w:tcW w:type="dxa" w:w="4536"/>
+            <w:tcW w:type="dxa" w:w="8788"/>
           </w:tcPr>
           <w:p>
             <w:pPr>
@@ -3524,24 +3035,6 @@
                 <w:sz w:val="22"/>
               </w:rPr>
               <w:t>zastosowanie komputerów w życiu codziennym,</w:t>
-            </w:r>
-          </w:p>
-        </w:tc>
-        <w:tc>
-          <w:tcPr>
-            <w:tcW w:type="dxa" w:w="4252"/>
-          </w:tcPr>
-          <w:p>
-            <w:pPr>
-              <w:spacing w:before="20" w:after="20"/>
-            </w:pPr>
-            <w:r>
-              <w:rPr>
-                <w:rFonts w:ascii="Aptos" w:hAnsi="Aptos"/>
-                <w:b w:val="0"/>
-                <w:i w:val="0"/>
-                <w:sz w:val="22"/>
-              </w:rPr>
             </w:r>
           </w:p>
         </w:tc>
@@ -3568,7 +3061,7 @@
         </w:tc>
         <w:tc>
           <w:tcPr>
-            <w:tcW w:type="dxa" w:w="4536"/>
+            <w:tcW w:type="dxa" w:w="8788"/>
           </w:tcPr>
           <w:p>
             <w:pPr>
@@ -3582,24 +3075,6 @@
                 <w:sz w:val="22"/>
               </w:rPr>
               <w:t>systemy operacyjne,</w:t>
-            </w:r>
-          </w:p>
-        </w:tc>
-        <w:tc>
-          <w:tcPr>
-            <w:tcW w:type="dxa" w:w="4252"/>
-          </w:tcPr>
-          <w:p>
-            <w:pPr>
-              <w:spacing w:before="20" w:after="20"/>
-            </w:pPr>
-            <w:r>
-              <w:rPr>
-                <w:rFonts w:ascii="Aptos" w:hAnsi="Aptos"/>
-                <w:b w:val="0"/>
-                <w:i w:val="0"/>
-                <w:sz w:val="22"/>
-              </w:rPr>
             </w:r>
           </w:p>
         </w:tc>
@@ -3626,7 +3101,7 @@
         </w:tc>
         <w:tc>
           <w:tcPr>
-            <w:tcW w:type="dxa" w:w="4536"/>
+            <w:tcW w:type="dxa" w:w="8788"/>
           </w:tcPr>
           <w:p>
             <w:pPr>
@@ -3640,24 +3115,6 @@
                 <w:sz w:val="22"/>
               </w:rPr>
               <w:t>mikroprocesory,</w:t>
-            </w:r>
-          </w:p>
-        </w:tc>
-        <w:tc>
-          <w:tcPr>
-            <w:tcW w:type="dxa" w:w="4252"/>
-          </w:tcPr>
-          <w:p>
-            <w:pPr>
-              <w:spacing w:before="20" w:after="20"/>
-            </w:pPr>
-            <w:r>
-              <w:rPr>
-                <w:rFonts w:ascii="Aptos" w:hAnsi="Aptos"/>
-                <w:b w:val="0"/>
-                <w:i w:val="0"/>
-                <w:sz w:val="22"/>
-              </w:rPr>
             </w:r>
           </w:p>
         </w:tc>
@@ -3684,7 +3141,7 @@
         </w:tc>
         <w:tc>
           <w:tcPr>
-            <w:tcW w:type="dxa" w:w="4536"/>
+            <w:tcW w:type="dxa" w:w="8788"/>
           </w:tcPr>
           <w:p>
             <w:pPr>
@@ -3698,24 +3155,6 @@
                 <w:sz w:val="22"/>
               </w:rPr>
               <w:t>bazy danych,</w:t>
-            </w:r>
-          </w:p>
-        </w:tc>
-        <w:tc>
-          <w:tcPr>
-            <w:tcW w:type="dxa" w:w="4252"/>
-          </w:tcPr>
-          <w:p>
-            <w:pPr>
-              <w:spacing w:before="20" w:after="20"/>
-            </w:pPr>
-            <w:r>
-              <w:rPr>
-                <w:rFonts w:ascii="Aptos" w:hAnsi="Aptos"/>
-                <w:b w:val="0"/>
-                <w:i w:val="0"/>
-                <w:sz w:val="22"/>
-              </w:rPr>
             </w:r>
           </w:p>
         </w:tc>
@@ -3742,7 +3181,7 @@
         </w:tc>
         <w:tc>
           <w:tcPr>
-            <w:tcW w:type="dxa" w:w="4536"/>
+            <w:tcW w:type="dxa" w:w="8788"/>
           </w:tcPr>
           <w:p>
             <w:pPr>
@@ -3756,24 +3195,6 @@
                 <w:sz w:val="22"/>
               </w:rPr>
               <w:t>Internet,</w:t>
-            </w:r>
-          </w:p>
-        </w:tc>
-        <w:tc>
-          <w:tcPr>
-            <w:tcW w:type="dxa" w:w="4252"/>
-          </w:tcPr>
-          <w:p>
-            <w:pPr>
-              <w:spacing w:before="20" w:after="20"/>
-            </w:pPr>
-            <w:r>
-              <w:rPr>
-                <w:rFonts w:ascii="Aptos" w:hAnsi="Aptos"/>
-                <w:b w:val="0"/>
-                <w:i w:val="0"/>
-                <w:sz w:val="22"/>
-              </w:rPr>
             </w:r>
           </w:p>
         </w:tc>
@@ -3800,7 +3221,7 @@
         </w:tc>
         <w:tc>
           <w:tcPr>
-            <w:tcW w:type="dxa" w:w="4536"/>
+            <w:tcW w:type="dxa" w:w="8788"/>
           </w:tcPr>
           <w:p>
             <w:pPr>
@@ -3814,24 +3235,6 @@
                 <w:sz w:val="22"/>
               </w:rPr>
               <w:t>wirusy komputerowe,</w:t>
-            </w:r>
-          </w:p>
-        </w:tc>
-        <w:tc>
-          <w:tcPr>
-            <w:tcW w:type="dxa" w:w="4252"/>
-          </w:tcPr>
-          <w:p>
-            <w:pPr>
-              <w:spacing w:before="20" w:after="20"/>
-            </w:pPr>
-            <w:r>
-              <w:rPr>
-                <w:rFonts w:ascii="Aptos" w:hAnsi="Aptos"/>
-                <w:b w:val="0"/>
-                <w:i w:val="0"/>
-                <w:sz w:val="22"/>
-              </w:rPr>
             </w:r>
           </w:p>
         </w:tc>
@@ -3858,7 +3261,7 @@
         </w:tc>
         <w:tc>
           <w:tcPr>
-            <w:tcW w:type="dxa" w:w="4536"/>
+            <w:tcW w:type="dxa" w:w="8788"/>
           </w:tcPr>
           <w:p>
             <w:pPr>
@@ -3872,24 +3275,6 @@
                 <w:sz w:val="22"/>
               </w:rPr>
               <w:t>gry komputerowe, sieci komputerowe,</w:t>
-            </w:r>
-          </w:p>
-        </w:tc>
-        <w:tc>
-          <w:tcPr>
-            <w:tcW w:type="dxa" w:w="4252"/>
-          </w:tcPr>
-          <w:p>
-            <w:pPr>
-              <w:spacing w:before="20" w:after="20"/>
-            </w:pPr>
-            <w:r>
-              <w:rPr>
-                <w:rFonts w:ascii="Aptos" w:hAnsi="Aptos"/>
-                <w:b w:val="0"/>
-                <w:i w:val="0"/>
-                <w:sz w:val="22"/>
-              </w:rPr>
             </w:r>
           </w:p>
         </w:tc>
@@ -3916,7 +3301,7 @@
         </w:tc>
         <w:tc>
           <w:tcPr>
-            <w:tcW w:type="dxa" w:w="4536"/>
+            <w:tcW w:type="dxa" w:w="8788"/>
           </w:tcPr>
           <w:p>
             <w:pPr>
@@ -3930,24 +3315,6 @@
                 <w:sz w:val="22"/>
               </w:rPr>
               <w:t>nowe technologie,</w:t>
-            </w:r>
-          </w:p>
-        </w:tc>
-        <w:tc>
-          <w:tcPr>
-            <w:tcW w:type="dxa" w:w="4252"/>
-          </w:tcPr>
-          <w:p>
-            <w:pPr>
-              <w:spacing w:before="20" w:after="20"/>
-            </w:pPr>
-            <w:r>
-              <w:rPr>
-                <w:rFonts w:ascii="Aptos" w:hAnsi="Aptos"/>
-                <w:b w:val="0"/>
-                <w:i w:val="0"/>
-                <w:sz w:val="22"/>
-              </w:rPr>
             </w:r>
           </w:p>
         </w:tc>
@@ -3974,7 +3341,7 @@
         </w:tc>
         <w:tc>
           <w:tcPr>
-            <w:tcW w:type="dxa" w:w="4536"/>
+            <w:tcW w:type="dxa" w:w="8788"/>
           </w:tcPr>
           <w:p>
             <w:pPr>
@@ -3988,24 +3355,6 @@
                 <w:sz w:val="22"/>
               </w:rPr>
               <w:t>języki programowania,</w:t>
-            </w:r>
-          </w:p>
-        </w:tc>
-        <w:tc>
-          <w:tcPr>
-            <w:tcW w:type="dxa" w:w="4252"/>
-          </w:tcPr>
-          <w:p>
-            <w:pPr>
-              <w:spacing w:before="20" w:after="20"/>
-            </w:pPr>
-            <w:r>
-              <w:rPr>
-                <w:rFonts w:ascii="Aptos" w:hAnsi="Aptos"/>
-                <w:b w:val="0"/>
-                <w:i w:val="0"/>
-                <w:sz w:val="22"/>
-              </w:rPr>
             </w:r>
           </w:p>
         </w:tc>
@@ -4032,7 +3381,7 @@
         </w:tc>
         <w:tc>
           <w:tcPr>
-            <w:tcW w:type="dxa" w:w="4536"/>
+            <w:tcW w:type="dxa" w:w="8788"/>
           </w:tcPr>
           <w:p>
             <w:pPr>
@@ -4046,24 +3395,6 @@
                 <w:sz w:val="22"/>
               </w:rPr>
               <w:t>oprogramowanie komputerowe etc.)</w:t>
-            </w:r>
-          </w:p>
-        </w:tc>
-        <w:tc>
-          <w:tcPr>
-            <w:tcW w:type="dxa" w:w="4252"/>
-          </w:tcPr>
-          <w:p>
-            <w:pPr>
-              <w:spacing w:before="20" w:after="20"/>
-            </w:pPr>
-            <w:r>
-              <w:rPr>
-                <w:rFonts w:ascii="Aptos" w:hAnsi="Aptos"/>
-                <w:b w:val="0"/>
-                <w:i w:val="0"/>
-                <w:sz w:val="22"/>
-              </w:rPr>
             </w:r>
           </w:p>
         </w:tc>
@@ -4090,7 +3421,7 @@
         </w:tc>
         <w:tc>
           <w:tcPr>
-            <w:tcW w:type="dxa" w:w="4536"/>
+            <w:tcW w:type="dxa" w:w="8788"/>
           </w:tcPr>
           <w:p>
             <w:pPr>
@@ -4104,24 +3435,6 @@
                 <w:sz w:val="22"/>
               </w:rPr>
               <w:t>5. Pogłębianie znajomości podstawowych oraz specjalistycznych wyrażeń i zwrotów z zakresu języka technicznego, akademickiego i świata pracy.</w:t>
-            </w:r>
-          </w:p>
-        </w:tc>
-        <w:tc>
-          <w:tcPr>
-            <w:tcW w:type="dxa" w:w="4252"/>
-          </w:tcPr>
-          <w:p>
-            <w:pPr>
-              <w:spacing w:before="20" w:after="20"/>
-            </w:pPr>
-            <w:r>
-              <w:rPr>
-                <w:rFonts w:ascii="Aptos" w:hAnsi="Aptos"/>
-                <w:b w:val="0"/>
-                <w:i w:val="0"/>
-                <w:sz w:val="22"/>
-              </w:rPr>
             </w:r>
           </w:p>
         </w:tc>
@@ -4148,7 +3461,7 @@
         </w:tc>
         <w:tc>
           <w:tcPr>
-            <w:tcW w:type="dxa" w:w="4536"/>
+            <w:tcW w:type="dxa" w:w="8788"/>
           </w:tcPr>
           <w:p>
             <w:pPr>
@@ -4162,24 +3475,6 @@
                 <w:sz w:val="22"/>
               </w:rPr>
               <w:t>6.Ćwiczenie złożonych struktur leksykalnych, omówienie właściwości fizycznych materii, kształtów, wprowadzenie terminologii matematycznej, interpretacja rysunków, diagramów, opis procesu. Wprowadzenie słownictwa specjalistycznego z dziedziny informatyki.</w:t>
-            </w:r>
-          </w:p>
-        </w:tc>
-        <w:tc>
-          <w:tcPr>
-            <w:tcW w:type="dxa" w:w="4252"/>
-          </w:tcPr>
-          <w:p>
-            <w:pPr>
-              <w:spacing w:before="20" w:after="20"/>
-            </w:pPr>
-            <w:r>
-              <w:rPr>
-                <w:rFonts w:ascii="Aptos" w:hAnsi="Aptos"/>
-                <w:b w:val="0"/>
-                <w:i w:val="0"/>
-                <w:sz w:val="22"/>
-              </w:rPr>
             </w:r>
           </w:p>
         </w:tc>
@@ -4206,7 +3501,7 @@
         </w:tc>
         <w:tc>
           <w:tcPr>
-            <w:tcW w:type="dxa" w:w="4536"/>
+            <w:tcW w:type="dxa" w:w="8788"/>
           </w:tcPr>
           <w:p>
             <w:pPr>
@@ -4220,24 +3515,6 @@
                 <w:sz w:val="22"/>
               </w:rPr>
               <w:t>7.Realizowanie gramatyki w zakresie wymaganym dla danego poziomu znajomości języka. Nauczanie struktur niezbędnych do komunikacji werbalnej i pisemnej w środowisku akademickim i świata pracy.</w:t>
-            </w:r>
-          </w:p>
-        </w:tc>
-        <w:tc>
-          <w:tcPr>
-            <w:tcW w:type="dxa" w:w="4252"/>
-          </w:tcPr>
-          <w:p>
-            <w:pPr>
-              <w:spacing w:before="20" w:after="20"/>
-            </w:pPr>
-            <w:r>
-              <w:rPr>
-                <w:rFonts w:ascii="Aptos" w:hAnsi="Aptos"/>
-                <w:b w:val="0"/>
-                <w:i w:val="0"/>
-                <w:sz w:val="22"/>
-              </w:rPr>
             </w:r>
           </w:p>
         </w:tc>
@@ -4264,7 +3541,7 @@
         </w:tc>
         <w:tc>
           <w:tcPr>
-            <w:tcW w:type="dxa" w:w="4536"/>
+            <w:tcW w:type="dxa" w:w="8788"/>
           </w:tcPr>
           <w:p>
             <w:pPr>
@@ -4278,24 +3555,6 @@
                 <w:sz w:val="22"/>
               </w:rPr>
               <w:t>8.Pisanie różnorodnych tekstów, niezbędnych w pracy i na uczelni, np.: raportu, życiorysu zawodowego, wiadomości email, streszczenia, notatki, abstraktu, instrukcji, objaśnienia procesu.</w:t>
-            </w:r>
-          </w:p>
-        </w:tc>
-        <w:tc>
-          <w:tcPr>
-            <w:tcW w:type="dxa" w:w="4252"/>
-          </w:tcPr>
-          <w:p>
-            <w:pPr>
-              <w:spacing w:before="20" w:after="20"/>
-            </w:pPr>
-            <w:r>
-              <w:rPr>
-                <w:rFonts w:ascii="Aptos" w:hAnsi="Aptos"/>
-                <w:b w:val="0"/>
-                <w:i w:val="0"/>
-                <w:sz w:val="22"/>
-              </w:rPr>
             </w:r>
           </w:p>
         </w:tc>
@@ -4322,7 +3581,7 @@
         </w:tc>
         <w:tc>
           <w:tcPr>
-            <w:tcW w:type="dxa" w:w="4536"/>
+            <w:tcW w:type="dxa" w:w="8788"/>
           </w:tcPr>
           <w:p>
             <w:pPr>
@@ -4336,24 +3595,6 @@
                 <w:sz w:val="22"/>
               </w:rPr>
               <w:t>9. Słuchanie w oparciu o materiały przedstawiające sytuacje związane ze</w:t>
-            </w:r>
-          </w:p>
-        </w:tc>
-        <w:tc>
-          <w:tcPr>
-            <w:tcW w:type="dxa" w:w="4252"/>
-          </w:tcPr>
-          <w:p>
-            <w:pPr>
-              <w:spacing w:before="20" w:after="20"/>
-            </w:pPr>
-            <w:r>
-              <w:rPr>
-                <w:rFonts w:ascii="Aptos" w:hAnsi="Aptos"/>
-                <w:b w:val="0"/>
-                <w:i w:val="0"/>
-                <w:sz w:val="22"/>
-              </w:rPr>
             </w:r>
           </w:p>
         </w:tc>
@@ -4380,7 +3621,7 @@
         </w:tc>
         <w:tc>
           <w:tcPr>
-            <w:tcW w:type="dxa" w:w="4536"/>
+            <w:tcW w:type="dxa" w:w="8788"/>
           </w:tcPr>
           <w:p>
             <w:pPr>
@@ -4394,24 +3635,6 @@
                 <w:sz w:val="22"/>
               </w:rPr>
               <w:t>środowiskiem pracy, akademickim i życiem codziennym, np.: rozmowy telefoniczne, wywiady, sytuacje związane z obsługą klienta, wykłady oraz prezentacje.</w:t>
-            </w:r>
-          </w:p>
-        </w:tc>
-        <w:tc>
-          <w:tcPr>
-            <w:tcW w:type="dxa" w:w="4252"/>
-          </w:tcPr>
-          <w:p>
-            <w:pPr>
-              <w:spacing w:before="20" w:after="20"/>
-            </w:pPr>
-            <w:r>
-              <w:rPr>
-                <w:rFonts w:ascii="Aptos" w:hAnsi="Aptos"/>
-                <w:b w:val="0"/>
-                <w:i w:val="0"/>
-                <w:sz w:val="22"/>
-              </w:rPr>
             </w:r>
           </w:p>
         </w:tc>
@@ -4438,7 +3661,7 @@
         </w:tc>
         <w:tc>
           <w:tcPr>
-            <w:tcW w:type="dxa" w:w="4536"/>
+            <w:tcW w:type="dxa" w:w="8788"/>
           </w:tcPr>
           <w:p>
             <w:pPr>
@@ -4452,24 +3675,6 @@
                 <w:sz w:val="22"/>
               </w:rPr>
               <w:t>10. Komunikacja w świecie pracy i społeczności akademickiej, np: prezentacje, rozmowa kwalifikacyjna, rozmowy formalne i nieformalne, negocjacje, przedstawianie argumentów, rozwiązywanie problemów, case studies, prowadzenie spotkań formalnych, itp. Ćwiczenie wymowy i prawidłowego akcentowania wyrazów.</w:t>
-            </w:r>
-          </w:p>
-        </w:tc>
-        <w:tc>
-          <w:tcPr>
-            <w:tcW w:type="dxa" w:w="4252"/>
-          </w:tcPr>
-          <w:p>
-            <w:pPr>
-              <w:spacing w:before="20" w:after="20"/>
-            </w:pPr>
-            <w:r>
-              <w:rPr>
-                <w:rFonts w:ascii="Aptos" w:hAnsi="Aptos"/>
-                <w:b w:val="0"/>
-                <w:i w:val="0"/>
-                <w:sz w:val="22"/>
-              </w:rPr>
             </w:r>
           </w:p>
         </w:tc>
@@ -4496,7 +3701,7 @@
         </w:tc>
         <w:tc>
           <w:tcPr>
-            <w:tcW w:type="dxa" w:w="4536"/>
+            <w:tcW w:type="dxa" w:w="8788"/>
           </w:tcPr>
           <w:p>
             <w:pPr>
@@ -4510,24 +3715,6 @@
                 <w:sz w:val="22"/>
               </w:rPr>
               <w:t>11. Analiza i rozumienie języka specjalistycznego oraz tłumaczenie krótkich tekstów technicznych. K_U01</w:t>
-            </w:r>
-          </w:p>
-        </w:tc>
-        <w:tc>
-          <w:tcPr>
-            <w:tcW w:type="dxa" w:w="4252"/>
-          </w:tcPr>
-          <w:p>
-            <w:pPr>
-              <w:spacing w:before="20" w:after="20"/>
-            </w:pPr>
-            <w:r>
-              <w:rPr>
-                <w:rFonts w:ascii="Aptos" w:hAnsi="Aptos"/>
-                <w:b w:val="0"/>
-                <w:i w:val="0"/>
-                <w:sz w:val="22"/>
-              </w:rPr>
             </w:r>
           </w:p>
         </w:tc>
@@ -4554,7 +3741,7 @@
         </w:tc>
         <w:tc>
           <w:tcPr>
-            <w:tcW w:type="dxa" w:w="4536"/>
+            <w:tcW w:type="dxa" w:w="8788"/>
           </w:tcPr>
           <w:p>
             <w:pPr>
@@ -4568,24 +3755,6 @@
                 <w:sz w:val="22"/>
               </w:rPr>
               <w:t>12. Nauka prezentowania w języku angielskim, w tym używania adekwatnych konstrukcji językowych i odpowiedniego słownictwa, analiza technik prezentowania, zapoznanie się z prawidłową strukturą prezentacji i odpowiednim włączaniem materiałów wizualnych, przygotowanie kilkuminutowej prezentacji o tematyce związanej z kierunkiem studiów, wybraną specjalizacją i zainteresowaniami.(</w:t>
-            </w:r>
-          </w:p>
-        </w:tc>
-        <w:tc>
-          <w:tcPr>
-            <w:tcW w:type="dxa" w:w="4252"/>
-          </w:tcPr>
-          <w:p>
-            <w:pPr>
-              <w:spacing w:before="20" w:after="20"/>
-            </w:pPr>
-            <w:r>
-              <w:rPr>
-                <w:rFonts w:ascii="Aptos" w:hAnsi="Aptos"/>
-                <w:b w:val="0"/>
-                <w:i w:val="0"/>
-                <w:sz w:val="22"/>
-              </w:rPr>
             </w:r>
           </w:p>
         </w:tc>
@@ -4612,7 +3781,7 @@
         </w:tc>
         <w:tc>
           <w:tcPr>
-            <w:tcW w:type="dxa" w:w="4536"/>
+            <w:tcW w:type="dxa" w:w="8788"/>
           </w:tcPr>
           <w:p>
             <w:pPr>
@@ -4626,24 +3795,6 @@
                 <w:sz w:val="22"/>
               </w:rPr>
               <w:t>13. Ćwiczenie umiejętności językowych (mówienie, słuchania, pisania i czytania oraz wzbogacanie słownictwa i gramatyki pod kątem przygotowania studentów do egzaminów międzynarodowych Cambridge ESOL (BEC, FCE, CAE, CPE, IELTS) oraz TOEIC Reading&amp;Listening.</w:t>
-            </w:r>
-          </w:p>
-        </w:tc>
-        <w:tc>
-          <w:tcPr>
-            <w:tcW w:type="dxa" w:w="4252"/>
-          </w:tcPr>
-          <w:p>
-            <w:pPr>
-              <w:spacing w:before="20" w:after="20"/>
-            </w:pPr>
-            <w:r>
-              <w:rPr>
-                <w:rFonts w:ascii="Aptos" w:hAnsi="Aptos"/>
-                <w:b w:val="0"/>
-                <w:i w:val="0"/>
-                <w:sz w:val="22"/>
-              </w:rPr>
             </w:r>
           </w:p>
         </w:tc>
@@ -4670,7 +3821,7 @@
         </w:tc>
         <w:tc>
           <w:tcPr>
-            <w:tcW w:type="dxa" w:w="4536"/>
+            <w:tcW w:type="dxa" w:w="8788"/>
           </w:tcPr>
           <w:p>
             <w:pPr>
@@ -4684,24 +3835,6 @@
                 <w:sz w:val="22"/>
               </w:rPr>
               <w:t>14. Wypowiedzi ustne studentów (prezentacje multimedialne, artykuły prasowe,  prezentacje projektów etc.)</w:t>
-            </w:r>
-          </w:p>
-        </w:tc>
-        <w:tc>
-          <w:tcPr>
-            <w:tcW w:type="dxa" w:w="4252"/>
-          </w:tcPr>
-          <w:p>
-            <w:pPr>
-              <w:spacing w:before="20" w:after="20"/>
-            </w:pPr>
-            <w:r>
-              <w:rPr>
-                <w:rFonts w:ascii="Aptos" w:hAnsi="Aptos"/>
-                <w:b w:val="0"/>
-                <w:i w:val="0"/>
-                <w:sz w:val="22"/>
-              </w:rPr>
             </w:r>
           </w:p>
         </w:tc>
@@ -4728,7 +3861,7 @@
         </w:tc>
         <w:tc>
           <w:tcPr>
-            <w:tcW w:type="dxa" w:w="4536"/>
+            <w:tcW w:type="dxa" w:w="8788"/>
           </w:tcPr>
           <w:p>
             <w:pPr>
@@ -4742,24 +3875,6 @@
                 <w:sz w:val="22"/>
               </w:rPr>
               <w:t>15. Colloquium / Podsumowanie semestru.</w:t>
-            </w:r>
-          </w:p>
-        </w:tc>
-        <w:tc>
-          <w:tcPr>
-            <w:tcW w:type="dxa" w:w="4252"/>
-          </w:tcPr>
-          <w:p>
-            <w:pPr>
-              <w:spacing w:before="20" w:after="20"/>
-            </w:pPr>
-            <w:r>
-              <w:rPr>
-                <w:rFonts w:ascii="Aptos" w:hAnsi="Aptos"/>
-                <w:b w:val="0"/>
-                <w:i w:val="0"/>
-                <w:sz w:val="22"/>
-              </w:rPr>
             </w:r>
           </w:p>
         </w:tc>

--- a/public/assets/files/niestacjonarne/ANG1-3.docx
+++ b/public/assets/files/niestacjonarne/ANG1-3.docx
@@ -229,6 +229,7 @@
                 <w:i w:val="0"/>
                 <w:sz w:val="22"/>
               </w:rPr>
+              <w:t>ANG4</w:t>
             </w:r>
           </w:p>
         </w:tc>
@@ -314,7 +315,7 @@
                 <w:i w:val="0"/>
                 <w:sz w:val="22"/>
               </w:rPr>
-              <w:t>2.5</w:t>
+              <w:t>2</w:t>
             </w:r>
           </w:p>
         </w:tc>
@@ -1091,7 +1092,7 @@
                 <w:i w:val="0"/>
                 <w:sz w:val="22"/>
               </w:rPr>
-              <w:t>47</w:t>
+              <w:t>34</w:t>
             </w:r>
           </w:p>
         </w:tc>
@@ -1111,7 +1112,7 @@
                 <w:i w:val="0"/>
                 <w:sz w:val="22"/>
               </w:rPr>
-              <w:t>1.9</w:t>
+              <w:t>1.4</w:t>
             </w:r>
           </w:p>
         </w:tc>
